--- a/OrbitBrief_PM_Field_Guide.docx
+++ b/OrbitBrief_PM_Field_Guide.docx
@@ -4,7 +4,7 @@
   <w:body>
     <w:p>
       <w:pPr>
-        <w:spacing w:before="1600"/>
+        <w:spacing w:before="1800"/>
       </w:pPr>
       <w:r>
         <w:t xml:space="preserve"/>
@@ -12,7 +12,7 @@
     </w:p>
     <w:p>
       <w:pPr>
-        <w:spacing w:after="240"/>
+        <w:spacing w:after="280"/>
         <w:jc w:val="center"/>
       </w:pPr>
       <w:r>
@@ -21,78 +21,11 @@
           <w:b/>
           <w:bCs/>
           <w:color w:val="B8722C"/>
-          <w:spacing w:val="60"/>
+          <w:spacing w:val="80"/>
           <w:sz w:val="22"/>
           <w:szCs w:val="22"/>
         </w:rPr>
         <w:t xml:space="preserve">PURPULSE · ORBITBRIEF</w:t>
-      </w:r>
-    </w:p>
-    <w:p>
-      <w:pPr>
-        <w:spacing w:after="200"/>
-        <w:jc w:val="center"/>
-      </w:pPr>
-      <w:r>
-        <w:rPr>
-          <w:rFonts w:ascii="Fraunces" w:cs="Fraunces" w:eastAsia="Fraunces" w:hAnsi="Fraunces"/>
-          <w:b/>
-          <w:bCs/>
-          <w:color w:val="1A1815"/>
-          <w:sz w:val="84"/>
-          <w:szCs w:val="84"/>
-        </w:rPr>
-        <w:t xml:space="preserve">The PM Field Guide</w:t>
-      </w:r>
-    </w:p>
-    <w:p>
-      <w:pPr>
-        <w:spacing w:after="60"/>
-        <w:jc w:val="center"/>
-      </w:pPr>
-      <w:r>
-        <w:rPr>
-          <w:rFonts w:ascii="Inter" w:cs="Inter" w:eastAsia="Inter" w:hAnsi="Inter"/>
-          <w:i/>
-          <w:iCs/>
-          <w:color w:val="5C5648"/>
-          <w:sz w:val="26"/>
-          <w:szCs w:val="26"/>
-        </w:rPr>
-        <w:t xml:space="preserve">How to read a parsed deal, work the OrbitBrief, and ship a clean SOW —</w:t>
-      </w:r>
-    </w:p>
-    <w:p>
-      <w:pPr>
-        <w:spacing w:after="600"/>
-        <w:jc w:val="center"/>
-      </w:pPr>
-      <w:r>
-        <w:rPr>
-          <w:rFonts w:ascii="Inter" w:cs="Inter" w:eastAsia="Inter" w:hAnsi="Inter"/>
-          <w:i/>
-          <w:iCs/>
-          <w:color w:val="5C5648"/>
-          <w:sz w:val="26"/>
-          <w:szCs w:val="26"/>
-        </w:rPr>
-        <w:t xml:space="preserve">with every screen explained.</w:t>
-      </w:r>
-    </w:p>
-    <w:p>
-      <w:pPr>
-        <w:spacing w:after="60"/>
-        <w:jc w:val="center"/>
-      </w:pPr>
-      <w:r>
-        <w:rPr>
-          <w:rFonts w:ascii="JetBrains Mono" w:cs="JetBrains Mono" w:eastAsia="JetBrains Mono" w:hAnsi="JetBrains Mono"/>
-          <w:color w:val="9B9384"/>
-          <w:spacing w:val="60"/>
-          <w:sz w:val="16"/>
-          <w:szCs w:val="16"/>
-        </w:rPr>
-        <w:t xml:space="preserve">WALKTHROUGH DEAL</w:t>
       </w:r>
     </w:p>
     <w:p>
@@ -105,17 +38,83 @@
           <w:rFonts w:ascii="Fraunces" w:cs="Fraunces" w:eastAsia="Fraunces" w:hAnsi="Fraunces"/>
           <w:b/>
           <w:bCs/>
+          <w:color w:val="1A1815"/>
+          <w:sz w:val="96"/>
+          <w:szCs w:val="96"/>
+        </w:rPr>
+        <w:t xml:space="preserve">The PM Field Guide</w:t>
+      </w:r>
+    </w:p>
+    <w:p>
+      <w:pPr>
+        <w:spacing w:after="60"/>
+        <w:jc w:val="center"/>
+      </w:pPr>
+      <w:r>
+        <w:rPr>
+          <w:rFonts w:ascii="Fraunces" w:cs="Fraunces" w:eastAsia="Fraunces" w:hAnsi="Fraunces"/>
+          <w:i/>
+          <w:iCs/>
+          <w:color w:val="6B6557"/>
+          <w:sz w:val="28"/>
+          <w:szCs w:val="28"/>
+        </w:rPr>
+        <w:t xml:space="preserve">How to read a parsed deal, work the OrbitBrief,</w:t>
+      </w:r>
+    </w:p>
+    <w:p>
+      <w:pPr>
+        <w:spacing w:after="500"/>
+        <w:jc w:val="center"/>
+      </w:pPr>
+      <w:r>
+        <w:rPr>
+          <w:rFonts w:ascii="Fraunces" w:cs="Fraunces" w:eastAsia="Fraunces" w:hAnsi="Fraunces"/>
+          <w:i/>
+          <w:iCs/>
+          <w:color w:val="6B6557"/>
+          <w:sz w:val="28"/>
+          <w:szCs w:val="28"/>
+        </w:rPr>
+        <w:t xml:space="preserve">and ship a clean SOW.</w:t>
+      </w:r>
+    </w:p>
+    <w:p>
+      <w:pPr>
+        <w:spacing w:after="80"/>
+        <w:jc w:val="center"/>
+      </w:pPr>
+      <w:r>
+        <w:rPr>
+          <w:rFonts w:ascii="JetBrains Mono" w:cs="JetBrains Mono" w:eastAsia="JetBrains Mono" w:hAnsi="JetBrains Mono"/>
+          <w:color w:val="9B9384"/>
+          <w:spacing w:val="80"/>
+          <w:sz w:val="18"/>
+          <w:szCs w:val="18"/>
+        </w:rPr>
+        <w:t xml:space="preserve">WALKTHROUGH DEAL</w:t>
+      </w:r>
+    </w:p>
+    <w:p>
+      <w:pPr>
+        <w:spacing w:after="280"/>
+        <w:jc w:val="center"/>
+      </w:pPr>
+      <w:r>
+        <w:rPr>
+          <w:rFonts w:ascii="Fraunces" w:cs="Fraunces" w:eastAsia="Fraunces" w:hAnsi="Fraunces"/>
+          <w:b/>
+          <w:bCs/>
           <w:color w:val="B8722C"/>
-          <w:sz w:val="36"/>
-          <w:szCs w:val="36"/>
+          <w:sz w:val="40"/>
+          <w:szCs w:val="40"/>
         </w:rPr>
-        <w:t xml:space="preserve">OPTBOT · Atlanta Office Refresh</w:t>
+        <w:t xml:space="preserve">OPTBOT  ·  Atlanta Office Refresh</w:t>
       </w:r>
     </w:p>
     <w:tbl>
       <w:tblPr>
         <w:tblW w:type="dxa" w:w="9360"/>
-        <w:jc w:val="center"/>
         <w:tblBorders>
           <w:top w:val="single" w:color="auto" w:sz="4"/>
           <w:left w:val="single" w:color="auto" w:sz="4"/>
@@ -126,26 +125,29 @@
         </w:tblBorders>
       </w:tblPr>
       <w:tblGrid>
-        <w:gridCol w:w="2340"/>
-        <w:gridCol w:w="2340"/>
-        <w:gridCol w:w="2340"/>
-        <w:gridCol w:w="2340"/>
+        <w:gridCol w:w="1337"/>
+        <w:gridCol w:w="1337"/>
+        <w:gridCol w:w="1337"/>
+        <w:gridCol w:w="1337"/>
+        <w:gridCol w:w="1337"/>
+        <w:gridCol w:w="1337"/>
+        <w:gridCol w:w="1337"/>
       </w:tblGrid>
       <w:tr>
         <w:tc>
           <w:tcPr>
-            <w:tcW w:type="dxa" w:w="3120"/>
-            <w:tcBorders>
-              <w:top w:val="single" w:color="E8E2D5" w:sz="4"/>
-              <w:left w:val="single" w:color="E8E2D5" w:sz="4"/>
-              <w:bottom w:val="single" w:color="E8E2D5" w:sz="4"/>
-              <w:right w:val="single" w:color="E8E2D5" w:sz="4"/>
-            </w:tcBorders>
-            <w:shd w:fill="FFFFFF" w:val="clear"/>
-            <w:tcMar>
-              <w:top w:type="dxa" w:w="160"/>
+            <w:tcW w:type="dxa" w:w="1337"/>
+            <w:tcBorders>
+              <w:top w:val="single" w:color="E8E2D5" w:sz="4"/>
+              <w:left w:val="single" w:color="E8E2D5" w:sz="4"/>
+              <w:bottom w:val="single" w:color="E8E2D5" w:sz="4"/>
+              <w:right w:val="single" w:color="E8E2D5" w:sz="4"/>
+            </w:tcBorders>
+            <w:shd w:fill="FFFFFF" w:val="clear"/>
+            <w:tcMar>
+              <w:top w:type="dxa" w:w="180"/>
               <w:left w:type="dxa" w:w="200"/>
-              <w:bottom w:type="dxa" w:w="160"/>
+              <w:bottom w:type="dxa" w:w="200"/>
               <w:right w:type="dxa" w:w="200"/>
             </w:tcMar>
           </w:tcPr>
@@ -159,7 +161,7 @@
                 <w:b/>
                 <w:bCs/>
                 <w:color w:val="9B9384"/>
-                <w:spacing w:val="30"/>
+                <w:spacing w:val="40"/>
                 <w:sz w:val="16"/>
                 <w:szCs w:val="16"/>
               </w:rPr>
@@ -176,8 +178,8 @@
                 <w:b/>
                 <w:bCs/>
                 <w:color w:val="1A1815"/>
-                <w:sz w:val="44"/>
-                <w:szCs w:val="44"/>
+                <w:sz w:val="48"/>
+                <w:szCs w:val="48"/>
               </w:rPr>
               <w:t xml:space="preserve">9</w:t>
             </w:r>
@@ -196,18 +198,18 @@
         </w:tc>
         <w:tc>
           <w:tcPr>
-            <w:tcW w:type="dxa" w:w="3120"/>
-            <w:tcBorders>
-              <w:top w:val="single" w:color="E8E2D5" w:sz="4"/>
-              <w:left w:val="single" w:color="E8E2D5" w:sz="4"/>
-              <w:bottom w:val="single" w:color="E8E2D5" w:sz="4"/>
-              <w:right w:val="single" w:color="E8E2D5" w:sz="4"/>
-            </w:tcBorders>
-            <w:shd w:fill="FFFFFF" w:val="clear"/>
-            <w:tcMar>
-              <w:top w:type="dxa" w:w="160"/>
+            <w:tcW w:type="dxa" w:w="1337"/>
+            <w:tcBorders>
+              <w:top w:val="single" w:color="E8E2D5" w:sz="4"/>
+              <w:left w:val="single" w:color="E8E2D5" w:sz="4"/>
+              <w:bottom w:val="single" w:color="E8E2D5" w:sz="4"/>
+              <w:right w:val="single" w:color="E8E2D5" w:sz="4"/>
+            </w:tcBorders>
+            <w:shd w:fill="FFFFFF" w:val="clear"/>
+            <w:tcMar>
+              <w:top w:type="dxa" w:w="180"/>
               <w:left w:type="dxa" w:w="200"/>
-              <w:bottom w:type="dxa" w:w="160"/>
+              <w:bottom w:type="dxa" w:w="200"/>
               <w:right w:type="dxa" w:w="200"/>
             </w:tcMar>
           </w:tcPr>
@@ -221,11 +223,11 @@
                 <w:b/>
                 <w:bCs/>
                 <w:color w:val="9B9384"/>
-                <w:spacing w:val="30"/>
+                <w:spacing w:val="40"/>
                 <w:sz w:val="16"/>
                 <w:szCs w:val="16"/>
               </w:rPr>
-              <w:t xml:space="preserve">ATOMS</w:t>
+              <w:t xml:space="preserve">PAGES</w:t>
             </w:r>
           </w:p>
           <w:p>
@@ -237,11 +239,11 @@
                 <w:rFonts w:ascii="Fraunces" w:cs="Fraunces" w:eastAsia="Fraunces" w:hAnsi="Fraunces"/>
                 <w:b/>
                 <w:bCs/>
-                <w:color w:val="2E7D5C"/>
-                <w:sz w:val="44"/>
-                <w:szCs w:val="44"/>
-              </w:rPr>
-              <w:t xml:space="preserve">433</w:t>
+                <w:color w:val="1A1815"/>
+                <w:sz w:val="48"/>
+                <w:szCs w:val="48"/>
+              </w:rPr>
+              <w:t xml:space="preserve">23</w:t>
             </w:r>
           </w:p>
           <w:p>
@@ -252,24 +254,24 @@
                 <w:sz w:val="16"/>
                 <w:szCs w:val="16"/>
               </w:rPr>
-              <w:t xml:space="preserve">241 typed · 192 prose</w:t>
-            </w:r>
-          </w:p>
-        </w:tc>
-        <w:tc>
-          <w:tcPr>
-            <w:tcW w:type="dxa" w:w="3120"/>
-            <w:tcBorders>
-              <w:top w:val="single" w:color="E8E2D5" w:sz="4"/>
-              <w:left w:val="single" w:color="E8E2D5" w:sz="4"/>
-              <w:bottom w:val="single" w:color="E8E2D5" w:sz="4"/>
-              <w:right w:val="single" w:color="E8E2D5" w:sz="4"/>
-            </w:tcBorders>
-            <w:shd w:fill="FFFFFF" w:val="clear"/>
-            <w:tcMar>
-              <w:top w:type="dxa" w:w="160"/>
+              <w:t xml:space="preserve">total pages</w:t>
+            </w:r>
+          </w:p>
+        </w:tc>
+        <w:tc>
+          <w:tcPr>
+            <w:tcW w:type="dxa" w:w="1337"/>
+            <w:tcBorders>
+              <w:top w:val="single" w:color="E8E2D5" w:sz="4"/>
+              <w:left w:val="single" w:color="E8E2D5" w:sz="4"/>
+              <w:bottom w:val="single" w:color="E8E2D5" w:sz="4"/>
+              <w:right w:val="single" w:color="E8E2D5" w:sz="4"/>
+            </w:tcBorders>
+            <w:shd w:fill="FFFFFF" w:val="clear"/>
+            <w:tcMar>
+              <w:top w:type="dxa" w:w="180"/>
               <w:left w:type="dxa" w:w="200"/>
-              <w:bottom w:type="dxa" w:w="160"/>
+              <w:bottom w:type="dxa" w:w="200"/>
               <w:right w:type="dxa" w:w="200"/>
             </w:tcMar>
           </w:tcPr>
@@ -283,11 +285,11 @@
                 <w:b/>
                 <w:bCs/>
                 <w:color w:val="9B9384"/>
-                <w:spacing w:val="30"/>
+                <w:spacing w:val="40"/>
                 <w:sz w:val="16"/>
                 <w:szCs w:val="16"/>
               </w:rPr>
-              <w:t xml:space="preserve">ENTITIES</w:t>
+              <w:t xml:space="preserve">ATOMS</w:t>
             </w:r>
           </w:p>
           <w:p>
@@ -299,11 +301,11 @@
                 <w:rFonts w:ascii="Fraunces" w:cs="Fraunces" w:eastAsia="Fraunces" w:hAnsi="Fraunces"/>
                 <w:b/>
                 <w:bCs/>
-                <w:color w:val="1A1815"/>
-                <w:sz w:val="44"/>
-                <w:szCs w:val="44"/>
-              </w:rPr>
-              <w:t xml:space="preserve">155</w:t>
+                <w:color w:val="2E7D5C"/>
+                <w:sz w:val="48"/>
+                <w:szCs w:val="48"/>
+              </w:rPr>
+              <w:t xml:space="preserve">433</w:t>
             </w:r>
           </w:p>
           <w:p>
@@ -314,24 +316,24 @@
                 <w:sz w:val="16"/>
                 <w:szCs w:val="16"/>
               </w:rPr>
-              <w:t xml:space="preserve">26 device · 18 money</w:t>
-            </w:r>
-          </w:p>
-        </w:tc>
-        <w:tc>
-          <w:tcPr>
-            <w:tcW w:type="dxa" w:w="3120"/>
-            <w:tcBorders>
-              <w:top w:val="single" w:color="E8E2D5" w:sz="4"/>
-              <w:left w:val="single" w:color="E8E2D5" w:sz="4"/>
-              <w:bottom w:val="single" w:color="E8E2D5" w:sz="4"/>
-              <w:right w:val="single" w:color="E8E2D5" w:sz="4"/>
-            </w:tcBorders>
-            <w:shd w:fill="FFFFFF" w:val="clear"/>
-            <w:tcMar>
-              <w:top w:type="dxa" w:w="160"/>
+              <w:t xml:space="preserve">241 typed · 192 prose</w:t>
+            </w:r>
+          </w:p>
+        </w:tc>
+        <w:tc>
+          <w:tcPr>
+            <w:tcW w:type="dxa" w:w="1337"/>
+            <w:tcBorders>
+              <w:top w:val="single" w:color="E8E2D5" w:sz="4"/>
+              <w:left w:val="single" w:color="E8E2D5" w:sz="4"/>
+              <w:bottom w:val="single" w:color="E8E2D5" w:sz="4"/>
+              <w:right w:val="single" w:color="E8E2D5" w:sz="4"/>
+            </w:tcBorders>
+            <w:shd w:fill="FFFFFF" w:val="clear"/>
+            <w:tcMar>
+              <w:top w:type="dxa" w:w="180"/>
               <w:left w:type="dxa" w:w="200"/>
-              <w:bottom w:type="dxa" w:w="160"/>
+              <w:bottom w:type="dxa" w:w="200"/>
               <w:right w:type="dxa" w:w="200"/>
             </w:tcMar>
           </w:tcPr>
@@ -345,11 +347,11 @@
                 <w:b/>
                 <w:bCs/>
                 <w:color w:val="9B9384"/>
-                <w:spacing w:val="30"/>
+                <w:spacing w:val="40"/>
                 <w:sz w:val="16"/>
                 <w:szCs w:val="16"/>
               </w:rPr>
-              <w:t xml:space="preserve">SITES</w:t>
+              <w:t xml:space="preserve">ENTITIES</w:t>
             </w:r>
           </w:p>
           <w:p>
@@ -362,10 +364,10 @@
                 <w:b/>
                 <w:bCs/>
                 <w:color w:val="1A1815"/>
-                <w:sz w:val="44"/>
-                <w:szCs w:val="44"/>
-              </w:rPr>
-              <w:t xml:space="preserve">5</w:t>
+                <w:sz w:val="48"/>
+                <w:szCs w:val="48"/>
+              </w:rPr>
+              <w:t xml:space="preserve">155</w:t>
             </w:r>
           </w:p>
           <w:p>
@@ -376,7 +378,193 @@
                 <w:sz w:val="16"/>
                 <w:szCs w:val="16"/>
               </w:rPr>
-              <w:t xml:space="preserve">canonical</w:t>
+              <w:t xml:space="preserve">device · money · stake.</w:t>
+            </w:r>
+          </w:p>
+        </w:tc>
+        <w:tc>
+          <w:tcPr>
+            <w:tcW w:type="dxa" w:w="1337"/>
+            <w:tcBorders>
+              <w:top w:val="single" w:color="E8E2D5" w:sz="4"/>
+              <w:left w:val="single" w:color="E8E2D5" w:sz="4"/>
+              <w:bottom w:val="single" w:color="E8E2D5" w:sz="4"/>
+              <w:right w:val="single" w:color="E8E2D5" w:sz="4"/>
+            </w:tcBorders>
+            <w:shd w:fill="FFFFFF" w:val="clear"/>
+            <w:tcMar>
+              <w:top w:type="dxa" w:w="180"/>
+              <w:left w:type="dxa" w:w="200"/>
+              <w:bottom w:type="dxa" w:w="200"/>
+              <w:right w:type="dxa" w:w="200"/>
+            </w:tcMar>
+          </w:tcPr>
+          <w:p>
+            <w:pPr>
+              <w:spacing w:after="40"/>
+            </w:pPr>
+            <w:r>
+              <w:rPr>
+                <w:rFonts w:ascii="JetBrains Mono" w:cs="JetBrains Mono" w:eastAsia="JetBrains Mono" w:hAnsi="JetBrains Mono"/>
+                <w:b/>
+                <w:bCs/>
+                <w:color w:val="9B9384"/>
+                <w:spacing w:val="40"/>
+                <w:sz w:val="16"/>
+                <w:szCs w:val="16"/>
+              </w:rPr>
+              <w:t xml:space="preserve">EDGES</w:t>
+            </w:r>
+          </w:p>
+          <w:p>
+            <w:pPr>
+              <w:spacing w:after="40"/>
+            </w:pPr>
+            <w:r>
+              <w:rPr>
+                <w:rFonts w:ascii="Fraunces" w:cs="Fraunces" w:eastAsia="Fraunces" w:hAnsi="Fraunces"/>
+                <w:b/>
+                <w:bCs/>
+                <w:color w:val="1A1815"/>
+                <w:sz w:val="48"/>
+                <w:szCs w:val="48"/>
+              </w:rPr>
+              <w:t xml:space="preserve">182</w:t>
+            </w:r>
+          </w:p>
+          <w:p>
+            <w:r>
+              <w:rPr>
+                <w:rFonts w:ascii="Inter" w:cs="Inter" w:eastAsia="Inter" w:hAnsi="Inter"/>
+                <w:color w:val="9B9384"/>
+                <w:sz w:val="16"/>
+                <w:szCs w:val="16"/>
+              </w:rPr>
+              <w:t xml:space="preserve">127 cross-file</w:t>
+            </w:r>
+          </w:p>
+        </w:tc>
+        <w:tc>
+          <w:tcPr>
+            <w:tcW w:type="dxa" w:w="1337"/>
+            <w:tcBorders>
+              <w:top w:val="single" w:color="E8E2D5" w:sz="4"/>
+              <w:left w:val="single" w:color="E8E2D5" w:sz="4"/>
+              <w:bottom w:val="single" w:color="E8E2D5" w:sz="4"/>
+              <w:right w:val="single" w:color="E8E2D5" w:sz="4"/>
+            </w:tcBorders>
+            <w:shd w:fill="FFFFFF" w:val="clear"/>
+            <w:tcMar>
+              <w:top w:type="dxa" w:w="180"/>
+              <w:left w:type="dxa" w:w="200"/>
+              <w:bottom w:type="dxa" w:w="200"/>
+              <w:right w:type="dxa" w:w="200"/>
+            </w:tcMar>
+          </w:tcPr>
+          <w:p>
+            <w:pPr>
+              <w:spacing w:after="40"/>
+            </w:pPr>
+            <w:r>
+              <w:rPr>
+                <w:rFonts w:ascii="JetBrains Mono" w:cs="JetBrains Mono" w:eastAsia="JetBrains Mono" w:hAnsi="JetBrains Mono"/>
+                <w:b/>
+                <w:bCs/>
+                <w:color w:val="9B9384"/>
+                <w:spacing w:val="40"/>
+                <w:sz w:val="16"/>
+                <w:szCs w:val="16"/>
+              </w:rPr>
+              <w:t xml:space="preserve">PACKETS</w:t>
+            </w:r>
+          </w:p>
+          <w:p>
+            <w:pPr>
+              <w:spacing w:after="40"/>
+            </w:pPr>
+            <w:r>
+              <w:rPr>
+                <w:rFonts w:ascii="Fraunces" w:cs="Fraunces" w:eastAsia="Fraunces" w:hAnsi="Fraunces"/>
+                <w:b/>
+                <w:bCs/>
+                <w:color w:val="1A1815"/>
+                <w:sz w:val="48"/>
+                <w:szCs w:val="48"/>
+              </w:rPr>
+              <w:t xml:space="preserve">31</w:t>
+            </w:r>
+          </w:p>
+          <w:p>
+            <w:r>
+              <w:rPr>
+                <w:rFonts w:ascii="Inter" w:cs="Inter" w:eastAsia="Inter" w:hAnsi="Inter"/>
+                <w:color w:val="9B9384"/>
+                <w:sz w:val="16"/>
+                <w:szCs w:val="16"/>
+              </w:rPr>
+              <w:t xml:space="preserve">scope bundles</w:t>
+            </w:r>
+          </w:p>
+        </w:tc>
+        <w:tc>
+          <w:tcPr>
+            <w:tcW w:type="dxa" w:w="1337"/>
+            <w:tcBorders>
+              <w:top w:val="single" w:color="E8E2D5" w:sz="4"/>
+              <w:left w:val="single" w:color="E8E2D5" w:sz="4"/>
+              <w:bottom w:val="single" w:color="E8E2D5" w:sz="4"/>
+              <w:right w:val="single" w:color="E8E2D5" w:sz="4"/>
+            </w:tcBorders>
+            <w:shd w:fill="FFFFFF" w:val="clear"/>
+            <w:tcMar>
+              <w:top w:type="dxa" w:w="180"/>
+              <w:left w:type="dxa" w:w="200"/>
+              <w:bottom w:type="dxa" w:w="200"/>
+              <w:right w:type="dxa" w:w="200"/>
+            </w:tcMar>
+          </w:tcPr>
+          <w:p>
+            <w:pPr>
+              <w:spacing w:after="40"/>
+            </w:pPr>
+            <w:r>
+              <w:rPr>
+                <w:rFonts w:ascii="JetBrains Mono" w:cs="JetBrains Mono" w:eastAsia="JetBrains Mono" w:hAnsi="JetBrains Mono"/>
+                <w:b/>
+                <w:bCs/>
+                <w:color w:val="9B9384"/>
+                <w:spacing w:val="40"/>
+                <w:sz w:val="16"/>
+                <w:szCs w:val="16"/>
+              </w:rPr>
+              <w:t xml:space="preserve">PARSE</w:t>
+            </w:r>
+          </w:p>
+          <w:p>
+            <w:pPr>
+              <w:spacing w:after="40"/>
+            </w:pPr>
+            <w:r>
+              <w:rPr>
+                <w:rFonts w:ascii="Fraunces" w:cs="Fraunces" w:eastAsia="Fraunces" w:hAnsi="Fraunces"/>
+                <w:b/>
+                <w:bCs/>
+                <w:color w:val="2E7D5C"/>
+                <w:sz w:val="48"/>
+                <w:szCs w:val="48"/>
+              </w:rPr>
+              <w:t xml:space="preserve">OK</w:t>
+            </w:r>
+          </w:p>
+          <w:p>
+            <w:r>
+              <w:rPr>
+                <w:rFonts w:ascii="Inter" w:cs="Inter" w:eastAsia="Inter" w:hAnsi="Inter"/>
+                <w:color w:val="9B9384"/>
+                <w:sz w:val="16"/>
+                <w:szCs w:val="16"/>
+              </w:rPr>
+              <w:t xml:space="preserve">no degraded</w:t>
             </w:r>
           </w:p>
         </w:tc>
@@ -394,7 +582,7 @@
           <w:sz w:val="16"/>
           <w:szCs w:val="16"/>
         </w:rPr>
-        <w:t xml:space="preserve">v57.11 · current as of June 1, 2026</w:t>
+        <w:t xml:space="preserve">v57.13  ·  current as of 1 June 2026</w:t>
       </w:r>
     </w:p>
     <w:p>
@@ -405,38 +593,35 @@
     <w:p>
       <w:pPr>
         <w:pStyle w:val="Heading1"/>
-        <w:spacing w:after="200" w:before="360"/>
+        <w:spacing w:after="240" w:before="400"/>
       </w:pPr>
       <w:r>
         <w:rPr>
-          <w:rFonts w:ascii="Inter" w:cs="Inter" w:eastAsia="Inter" w:hAnsi="Inter"/>
+          <w:rFonts w:ascii="Fraunces" w:cs="Fraunces" w:eastAsia="Fraunces" w:hAnsi="Fraunces"/>
           <w:b/>
           <w:bCs/>
           <w:color w:val="1A1815"/>
-          <w:sz w:val="40"/>
-          <w:szCs w:val="40"/>
+          <w:sz w:val="52"/>
+          <w:szCs w:val="52"/>
         </w:rPr>
         <w:t xml:space="preserve">What's in this guide</w:t>
       </w:r>
     </w:p>
     <w:p>
       <w:pPr>
-        <w:spacing w:after="120"/>
+        <w:spacing w:after="200"/>
       </w:pPr>
       <w:r>
         <w:rPr>
           <w:rFonts w:ascii="Inter" w:cs="Inter" w:eastAsia="Inter" w:hAnsi="Inter"/>
-          <w:color w:val="1A1815"/>
-          <w:sz w:val="22"/>
-          <w:szCs w:val="22"/>
+          <w:i w:val="false"/>
+          <w:iCs w:val="false"/>
+          <w:color w:val="6B6557"/>
+          <w:sz w:val="24"/>
+          <w:szCs w:val="24"/>
         </w:rPr>
-        <w:t xml:space="preserve">Six sections. Skim, or read end-to-end in 12 minutes. Every screen the PM will see — explained, with the OPTBOT deal as the running example.</w:t>
+        <w:t xml:space="preserve">Six sections. Skim, or read end-to-end in 12 minutes. Every screen the PM will see, explained, with OPTBOT as the running example.</w:t>
       </w:r>
-    </w:p>
-    <w:p>
-      <w:pPr>
-        <w:spacing w:after="80"/>
-      </w:pPr>
     </w:p>
     <w:tbl>
       <w:tblPr>
@@ -467,9 +652,9 @@
             </w:tcBorders>
             <w:shd w:fill="B8722C" w:val="clear"/>
             <w:tcMar>
-              <w:top w:type="dxa" w:w="160"/>
-              <w:left w:type="dxa" w:w="160"/>
-              <w:bottom w:type="dxa" w:w="160"/>
+              <w:top w:type="dxa" w:w="180"/>
+              <w:left w:type="dxa" w:w="160"/>
+              <w:bottom w:type="dxa" w:w="180"/>
               <w:right w:type="dxa" w:w="160"/>
             </w:tcMar>
           </w:tcPr>
@@ -483,8 +668,8 @@
                 <w:b/>
                 <w:bCs/>
                 <w:color w:val="FFFFFF"/>
-                <w:sz w:val="28"/>
-                <w:szCs w:val="28"/>
+                <w:sz w:val="30"/>
+                <w:szCs w:val="30"/>
               </w:rPr>
               <w:t xml:space="preserve">1</w:t>
             </w:r>
@@ -554,7 +739,7 @@
                 <w:sz w:val="20"/>
                 <w:szCs w:val="20"/>
               </w:rPr>
-              <w:t xml:space="preserve">The quoting list, filters, jumping into a deal page</w:t>
+              <w:t xml:space="preserve">The quoting list · filters · jumping into a deal</w:t>
             </w:r>
           </w:p>
         </w:tc>
@@ -571,9 +756,9 @@
             </w:tcBorders>
             <w:shd w:fill="B8722C" w:val="clear"/>
             <w:tcMar>
-              <w:top w:type="dxa" w:w="160"/>
-              <w:left w:type="dxa" w:w="160"/>
-              <w:bottom w:type="dxa" w:w="160"/>
+              <w:top w:type="dxa" w:w="180"/>
+              <w:left w:type="dxa" w:w="160"/>
+              <w:bottom w:type="dxa" w:w="180"/>
               <w:right w:type="dxa" w:w="160"/>
             </w:tcMar>
           </w:tcPr>
@@ -587,8 +772,8 @@
                 <w:b/>
                 <w:bCs/>
                 <w:color w:val="FFFFFF"/>
-                <w:sz w:val="28"/>
-                <w:szCs w:val="28"/>
+                <w:sz w:val="30"/>
+                <w:szCs w:val="30"/>
               </w:rPr>
               <w:t xml:space="preserve">2</w:t>
             </w:r>
@@ -658,7 +843,7 @@
                 <w:sz w:val="20"/>
                 <w:szCs w:val="20"/>
               </w:rPr>
-              <w:t xml:space="preserve">7-step workflow strip + 6 content tabs</w:t>
+              <w:t xml:space="preserve">Header bar · 7-step workflow strip · 6 content tabs</w:t>
             </w:r>
           </w:p>
         </w:tc>
@@ -675,9 +860,9 @@
             </w:tcBorders>
             <w:shd w:fill="B8722C" w:val="clear"/>
             <w:tcMar>
-              <w:top w:type="dxa" w:w="160"/>
-              <w:left w:type="dxa" w:w="160"/>
-              <w:bottom w:type="dxa" w:w="160"/>
+              <w:top w:type="dxa" w:w="180"/>
+              <w:left w:type="dxa" w:w="160"/>
+              <w:bottom w:type="dxa" w:w="180"/>
               <w:right w:type="dxa" w:w="160"/>
             </w:tcMar>
           </w:tcPr>
@@ -691,8 +876,8 @@
                 <w:b/>
                 <w:bCs/>
                 <w:color w:val="FFFFFF"/>
-                <w:sz w:val="28"/>
-                <w:szCs w:val="28"/>
+                <w:sz w:val="30"/>
+                <w:szCs w:val="30"/>
               </w:rPr>
               <w:t xml:space="preserve">3</w:t>
             </w:r>
@@ -779,9 +964,9 @@
             </w:tcBorders>
             <w:shd w:fill="B8722C" w:val="clear"/>
             <w:tcMar>
-              <w:top w:type="dxa" w:w="160"/>
-              <w:left w:type="dxa" w:w="160"/>
-              <w:bottom w:type="dxa" w:w="160"/>
+              <w:top w:type="dxa" w:w="180"/>
+              <w:left w:type="dxa" w:w="160"/>
+              <w:bottom w:type="dxa" w:w="180"/>
               <w:right w:type="dxa" w:w="160"/>
             </w:tcMar>
           </w:tcPr>
@@ -795,8 +980,8 @@
                 <w:b/>
                 <w:bCs/>
                 <w:color w:val="FFFFFF"/>
-                <w:sz w:val="28"/>
-                <w:szCs w:val="28"/>
+                <w:sz w:val="30"/>
+                <w:szCs w:val="30"/>
               </w:rPr>
               <w:t xml:space="preserve">4</w:t>
             </w:r>
@@ -866,7 +1051,7 @@
                 <w:sz w:val="20"/>
                 <w:szCs w:val="20"/>
               </w:rPr>
-              <w:t xml:space="preserve">What the LLM does with those atoms (PM handoff, customer questions, gaps)</w:t>
+              <w:t xml:space="preserve">What the LLM makes of those atoms</w:t>
             </w:r>
           </w:p>
         </w:tc>
@@ -883,9 +1068,9 @@
             </w:tcBorders>
             <w:shd w:fill="B8722C" w:val="clear"/>
             <w:tcMar>
-              <w:top w:type="dxa" w:w="160"/>
-              <w:left w:type="dxa" w:w="160"/>
-              <w:bottom w:type="dxa" w:w="160"/>
+              <w:top w:type="dxa" w:w="180"/>
+              <w:left w:type="dxa" w:w="160"/>
+              <w:bottom w:type="dxa" w:w="180"/>
               <w:right w:type="dxa" w:w="160"/>
             </w:tcMar>
           </w:tcPr>
@@ -899,8 +1084,8 @@
                 <w:b/>
                 <w:bCs/>
                 <w:color w:val="FFFFFF"/>
-                <w:sz w:val="28"/>
-                <w:szCs w:val="28"/>
+                <w:sz w:val="30"/>
+                <w:szCs w:val="30"/>
               </w:rPr>
               <w:t xml:space="preserve">5</w:t>
             </w:r>
@@ -970,7 +1155,7 @@
                 <w:sz w:val="20"/>
                 <w:szCs w:val="20"/>
               </w:rPr>
-              <w:t xml:space="preserve">Render the final Word doc and track revisions</w:t>
+              <w:t xml:space="preserve">Render the final Word doc, track revisions</w:t>
             </w:r>
           </w:p>
         </w:tc>
@@ -987,9 +1172,9 @@
             </w:tcBorders>
             <w:shd w:fill="B8722C" w:val="clear"/>
             <w:tcMar>
-              <w:top w:type="dxa" w:w="160"/>
-              <w:left w:type="dxa" w:w="160"/>
-              <w:bottom w:type="dxa" w:w="160"/>
+              <w:top w:type="dxa" w:w="180"/>
+              <w:left w:type="dxa" w:w="160"/>
+              <w:bottom w:type="dxa" w:w="180"/>
               <w:right w:type="dxa" w:w="160"/>
             </w:tcMar>
           </w:tcPr>
@@ -1003,8 +1188,8 @@
                 <w:b/>
                 <w:bCs/>
                 <w:color w:val="FFFFFF"/>
-                <w:sz w:val="28"/>
-                <w:szCs w:val="28"/>
+                <w:sz w:val="30"/>
+                <w:szCs w:val="30"/>
               </w:rPr>
               <w:t xml:space="preserve">6</w:t>
             </w:r>
@@ -1074,7 +1259,7 @@
                 <w:sz w:val="20"/>
                 <w:szCs w:val="20"/>
               </w:rPr>
-              <w:t xml:space="preserve">What to include so the dev team can fix it the same day</w:t>
+              <w:t xml:space="preserve">Template, severity ladder, and what's not actually a bug</w:t>
             </w:r>
           </w:p>
         </w:tc>
@@ -1086,23 +1271,13 @@
       </w:r>
     </w:p>
     <w:p>
-      <w:bookmarkStart w:name="sec1" w:id="1"/>
-      <w:r>
-        <w:t xml:space="preserve"/>
-      </w:r>
-      <w:bookmarkEnd w:id="1"/>
-    </w:p>
-    <w:p>
-      <w:pPr>
-        <w:spacing w:after="0" w:before="0"/>
-      </w:pPr>
       <w:r>
         <w:rPr>
           <w:rFonts w:ascii="JetBrains Mono" w:cs="JetBrains Mono" w:eastAsia="JetBrains Mono" w:hAnsi="JetBrains Mono"/>
           <w:b/>
           <w:bCs/>
           <w:color w:val="B8722C"/>
-          <w:spacing w:val="60"/>
+          <w:spacing w:val="80"/>
           <w:sz w:val="18"/>
           <w:szCs w:val="18"/>
         </w:rPr>
@@ -1112,7 +1287,40 @@
     <w:p>
       <w:pPr>
         <w:pStyle w:val="Heading1"/>
-        <w:spacing w:after="200" w:before="360"/>
+        <w:spacing w:after="240" w:before="400"/>
+      </w:pPr>
+      <w:r>
+        <w:rPr>
+          <w:rFonts w:ascii="Fraunces" w:cs="Fraunces" w:eastAsia="Fraunces" w:hAnsi="Fraunces"/>
+          <w:b/>
+          <w:bCs/>
+          <w:color w:val="1A1815"/>
+          <w:sz w:val="52"/>
+          <w:szCs w:val="52"/>
+        </w:rPr>
+        <w:t xml:space="preserve">Finding deals</w:t>
+      </w:r>
+    </w:p>
+    <w:p>
+      <w:pPr>
+        <w:spacing w:after="200"/>
+      </w:pPr>
+      <w:r>
+        <w:rPr>
+          <w:rFonts w:ascii="Inter" w:cs="Inter" w:eastAsia="Inter" w:hAnsi="Inter"/>
+          <w:i w:val="false"/>
+          <w:iCs w:val="false"/>
+          <w:color w:val="6B6557"/>
+          <w:sz w:val="24"/>
+          <w:szCs w:val="24"/>
+        </w:rPr>
+        <w:t xml:space="preserve">Every deal lives under the Quoting tab in the top nav. The list is filterable by stage, owner, SA assignment, account, and pipeline.</w:t>
+      </w:r>
+    </w:p>
+    <w:p>
+      <w:pPr>
+        <w:pStyle w:val="Heading3"/>
+        <w:spacing w:after="120" w:before="280"/>
       </w:pPr>
       <w:r>
         <w:rPr>
@@ -1120,39 +1328,8 @@
           <w:b/>
           <w:bCs/>
           <w:color w:val="1A1815"/>
-          <w:sz w:val="40"/>
-          <w:szCs w:val="40"/>
-        </w:rPr>
-        <w:t xml:space="preserve">Finding deals</w:t>
-      </w:r>
-    </w:p>
-    <w:p>
-      <w:pPr>
-        <w:spacing w:after="120"/>
-      </w:pPr>
-      <w:r>
-        <w:rPr>
-          <w:rFonts w:ascii="Inter" w:cs="Inter" w:eastAsia="Inter" w:hAnsi="Inter"/>
-          <w:color w:val="1A1815"/>
-          <w:sz w:val="22"/>
-          <w:szCs w:val="22"/>
-        </w:rPr>
-        <w:t xml:space="preserve">Every deal lives under the Quoting tab in the top nav. The list is filterable by stage, owner, SA assignment, account, and pipeline.</w:t>
-      </w:r>
-    </w:p>
-    <w:p>
-      <w:pPr>
-        <w:pStyle w:val="Heading3"/>
-        <w:spacing w:after="120" w:before="240"/>
-      </w:pPr>
-      <w:r>
-        <w:rPr>
-          <w:rFonts w:ascii="Inter" w:cs="Inter" w:eastAsia="Inter" w:hAnsi="Inter"/>
-          <w:b/>
-          <w:bCs/>
-          <w:color w:val="1A1815"/>
-          <w:sz w:val="24"/>
-          <w:szCs w:val="24"/>
+          <w:sz w:val="26"/>
+          <w:szCs w:val="26"/>
         </w:rPr>
         <w:t xml:space="preserve">Top nav (always visible)</w:t>
       </w:r>
@@ -1184,10 +1361,10 @@
             </w:tcBorders>
             <w:shd w:fill="1A1815" w:val="clear"/>
             <w:tcMar>
-              <w:top w:type="dxa" w:w="200"/>
-              <w:left w:type="dxa" w:w="240"/>
-              <w:bottom w:type="dxa" w:w="200"/>
-              <w:right w:type="dxa" w:w="240"/>
+              <w:top w:type="dxa" w:w="220"/>
+              <w:left w:type="dxa" w:w="280"/>
+              <w:bottom w:type="dxa" w:w="220"/>
+              <w:right w:type="dxa" w:w="280"/>
             </w:tcMar>
           </w:tcPr>
           <w:p>
@@ -1200,10 +1377,10 @@
                 <w:b/>
                 <w:bCs/>
                 <w:color w:val="FFFFFF"/>
-                <w:sz w:val="24"/>
-                <w:szCs w:val="24"/>
-              </w:rPr>
-              <w:t xml:space="preserve">PurPulse  </w:t>
+                <w:sz w:val="26"/>
+                <w:szCs w:val="26"/>
+              </w:rPr>
+              <w:t xml:space="preserve">PurPulse   </w:t>
             </w:r>
             <w:r>
               <w:rPr>
@@ -1212,7 +1389,7 @@
                 <w:sz w:val="22"/>
                 <w:szCs w:val="22"/>
               </w:rPr>
-              <w:t xml:space="preserve"> │  Dashboard  │  Accounts  │  </w:t>
+              <w:t xml:space="preserve">│   Dashboard   │   Accounts   │   </w:t>
             </w:r>
             <w:r>
               <w:rPr>
@@ -1232,7 +1409,7 @@
                 <w:sz w:val="22"/>
                 <w:szCs w:val="22"/>
               </w:rPr>
-              <w:t xml:space="preserve">  │  Projects  │  Planning  │  Execution  │  Closeout</w:t>
+              <w:t xml:space="preserve">   │   Projects   │   Planning   │   Execution   │   Closeout</w:t>
             </w:r>
           </w:p>
         </w:tc>
@@ -1240,7 +1417,8 @@
     </w:tbl>
     <w:p>
       <w:pPr>
-        <w:spacing w:after="160"/>
+        <w:spacing w:after="200"/>
+        <w:jc w:val="center"/>
       </w:pPr>
       <w:r>
         <w:rPr>
@@ -1251,13 +1429,13 @@
           <w:sz w:val="18"/>
           <w:szCs w:val="18"/>
         </w:rPr>
-        <w:t xml:space="preserve">Click Quoting → you land on the full deal list. ⌘K opens the global search to jump to any deal by name or HubSpot number.</w:t>
+        <w:t xml:space="preserve">Click Quoting → land on the full deal list. ⌘K opens global search to jump by name or HubSpot number.</w:t>
       </w:r>
     </w:p>
     <w:p>
       <w:pPr>
         <w:pStyle w:val="Heading3"/>
-        <w:spacing w:after="120" w:before="240"/>
+        <w:spacing w:after="120" w:before="280"/>
       </w:pPr>
       <w:r>
         <w:rPr>
@@ -1265,15 +1443,15 @@
           <w:b/>
           <w:bCs/>
           <w:color w:val="1A1815"/>
-          <w:sz w:val="24"/>
-          <w:szCs w:val="24"/>
+          <w:sz w:val="26"/>
+          <w:szCs w:val="26"/>
         </w:rPr>
         <w:t xml:space="preserve">The quoting list</w:t>
       </w:r>
     </w:p>
     <w:p>
       <w:pPr>
-        <w:spacing w:after="120"/>
+        <w:spacing w:after="100" w:before="0"/>
       </w:pPr>
       <w:r>
         <w:rPr>
@@ -1282,7 +1460,7 @@
           <w:sz w:val="22"/>
           <w:szCs w:val="22"/>
         </w:rPr>
-        <w:t xml:space="preserve">Each deal card on the board shows the HubSpot stage, days open, amount, and a colored bar indicating SA assignment status (orange = unassigned, neutral = assigned).</w:t>
+        <w:t xml:space="preserve">Each card shows the HubSpot stage, days open, amount, and a colored bar indicating SA assignment status — orange means unassigned, neutral means assigned.</w:t>
       </w:r>
     </w:p>
     <w:p>
@@ -1339,7 +1517,7 @@
           <w:sz w:val="22"/>
           <w:szCs w:val="22"/>
         </w:rPr>
-        <w:t xml:space="preserve">Filter by SA to see deals awaiting SA pickup.</w:t>
+        <w:t xml:space="preserve">Filter by SA to see deals waiting on SA pickup.</w:t>
       </w:r>
     </w:p>
     <w:p>
@@ -1400,22 +1578,22 @@
           <w:tcPr>
             <w:tcW w:type="dxa" w:w="9360"/>
             <w:tcBorders>
-              <w:top w:val="single" w:color="B8722C" w:sz="24"/>
+              <w:top w:val="single" w:color="B8722C" w:sz="28"/>
               <w:left w:val="single" w:color="B8722C" w:sz="6"/>
               <w:bottom w:val="single" w:color="B8722C" w:sz="6"/>
               <w:right w:val="single" w:color="B8722C" w:sz="6"/>
             </w:tcBorders>
-            <w:shd w:fill="FFFBF2" w:val="clear"/>
-            <w:tcMar>
-              <w:top w:type="dxa" w:w="200"/>
-              <w:left w:type="dxa" w:w="240"/>
-              <w:bottom w:type="dxa" w:w="200"/>
-              <w:right w:type="dxa" w:w="240"/>
-            </w:tcMar>
-          </w:tcPr>
-          <w:p>
-            <w:pPr>
-              <w:spacing w:after="100"/>
+            <w:shd w:fill="F0E0CC" w:val="clear"/>
+            <w:tcMar>
+              <w:top w:type="dxa" w:w="220"/>
+              <w:left w:type="dxa" w:w="260"/>
+              <w:bottom w:type="dxa" w:w="220"/>
+              <w:right w:type="dxa" w:w="260"/>
+            </w:tcMar>
+          </w:tcPr>
+          <w:p>
+            <w:pPr>
+              <w:spacing w:after="120"/>
             </w:pPr>
             <w:r>
               <w:rPr>
@@ -1423,33 +1601,33 @@
                 <w:b/>
                 <w:bCs/>
                 <w:color w:val="B8722C"/>
+                <w:sz w:val="24"/>
+                <w:szCs w:val="24"/>
+              </w:rPr>
+              <w:t xml:space="preserve">Pro tip — the URL is the source of truth</w:t>
+            </w:r>
+          </w:p>
+          <w:p>
+            <w:r>
+              <w:rPr>
+                <w:rFonts w:ascii="Inter" w:cs="Inter" w:eastAsia="Inter" w:hAnsi="Inter"/>
+                <w:color w:val="1A1815"/>
                 <w:sz w:val="22"/>
                 <w:szCs w:val="22"/>
               </w:rPr>
-              <w:t xml:space="preserve">Pro tip — the URL is the source of truth</w:t>
-            </w:r>
-          </w:p>
-          <w:p>
-            <w:r>
-              <w:rPr>
-                <w:rFonts w:ascii="Inter" w:cs="Inter" w:eastAsia="Inter" w:hAnsi="Inter"/>
-                <w:color w:val="1A1815"/>
+              <w:t xml:space="preserve">Every tab change updates the URL. Bookmark a tab, share a link, hit browser-back — all of it works.</w:t>
+            </w:r>
+          </w:p>
+          <w:p>
+            <w:pPr>
+              <w:spacing w:before="120"/>
+            </w:pPr>
+            <w:r>
+              <w:rPr>
+                <w:rFonts w:ascii="JetBrains Mono" w:cs="JetBrains Mono" w:eastAsia="JetBrains Mono" w:hAnsi="JetBrains Mono"/>
+                <w:color w:val="B8722C"/>
                 <w:sz w:val="20"/>
                 <w:szCs w:val="20"/>
-              </w:rPr>
-              <w:t xml:space="preserve">Every tab change updates the URL. So bookmark a tab, share a link, hit browser-back — all of it works. Example for OPTBOT:</w:t>
-            </w:r>
-          </w:p>
-          <w:p>
-            <w:pPr>
-              <w:spacing w:before="80"/>
-            </w:pPr>
-            <w:r>
-              <w:rPr>
-                <w:rFonts w:ascii="JetBrains Mono" w:cs="JetBrains Mono" w:eastAsia="JetBrains Mono" w:hAnsi="JetBrains Mono"/>
-                <w:color w:val="B8722C"/>
-                <w:sz w:val="18"/>
-                <w:szCs w:val="18"/>
               </w:rPr>
               <w:t xml:space="preserve">  …/pm/quoting/841ea7e0-…/?step=artifacts</w:t>
             </w:r>
@@ -1463,23 +1641,13 @@
       </w:r>
     </w:p>
     <w:p>
-      <w:bookmarkStart w:name="sec2" w:id="1"/>
-      <w:r>
-        <w:t xml:space="preserve"/>
-      </w:r>
-      <w:bookmarkEnd w:id="1"/>
-    </w:p>
-    <w:p>
-      <w:pPr>
-        <w:spacing w:after="0" w:before="0"/>
-      </w:pPr>
       <w:r>
         <w:rPr>
           <w:rFonts w:ascii="JetBrains Mono" w:cs="JetBrains Mono" w:eastAsia="JetBrains Mono" w:hAnsi="JetBrains Mono"/>
           <w:b/>
           <w:bCs/>
           <w:color w:val="B8722C"/>
-          <w:spacing w:val="60"/>
+          <w:spacing w:val="80"/>
           <w:sz w:val="18"/>
           <w:szCs w:val="18"/>
         </w:rPr>
@@ -1489,7 +1657,40 @@
     <w:p>
       <w:pPr>
         <w:pStyle w:val="Heading1"/>
-        <w:spacing w:after="200" w:before="360"/>
+        <w:spacing w:after="240" w:before="400"/>
+      </w:pPr>
+      <w:r>
+        <w:rPr>
+          <w:rFonts w:ascii="Fraunces" w:cs="Fraunces" w:eastAsia="Fraunces" w:hAnsi="Fraunces"/>
+          <w:b/>
+          <w:bCs/>
+          <w:color w:val="1A1815"/>
+          <w:sz w:val="52"/>
+          <w:szCs w:val="52"/>
+        </w:rPr>
+        <w:t xml:space="preserve">The deal page layout</w:t>
+      </w:r>
+    </w:p>
+    <w:p>
+      <w:pPr>
+        <w:spacing w:after="200"/>
+      </w:pPr>
+      <w:r>
+        <w:rPr>
+          <w:rFonts w:ascii="Inter" w:cs="Inter" w:eastAsia="Inter" w:hAnsi="Inter"/>
+          <w:i w:val="false"/>
+          <w:iCs w:val="false"/>
+          <w:color w:val="6B6557"/>
+          <w:sz w:val="24"/>
+          <w:szCs w:val="24"/>
+        </w:rPr>
+        <w:t xml:space="preserve">Three persistent rails — header bar, workflow strip, content tabs. Everything else swaps based on which tab you're in.</w:t>
+      </w:r>
+    </w:p>
+    <w:p>
+      <w:pPr>
+        <w:pStyle w:val="Heading3"/>
+        <w:spacing w:after="120" w:before="280"/>
       </w:pPr>
       <w:r>
         <w:rPr>
@@ -1497,41 +1698,10 @@
           <w:b/>
           <w:bCs/>
           <w:color w:val="1A1815"/>
-          <w:sz w:val="40"/>
-          <w:szCs w:val="40"/>
+          <w:sz w:val="26"/>
+          <w:szCs w:val="26"/>
         </w:rPr>
-        <w:t xml:space="preserve">The deal page layout</w:t>
-      </w:r>
-    </w:p>
-    <w:p>
-      <w:pPr>
-        <w:spacing w:after="120"/>
-      </w:pPr>
-      <w:r>
-        <w:rPr>
-          <w:rFonts w:ascii="Inter" w:cs="Inter" w:eastAsia="Inter" w:hAnsi="Inter"/>
-          <w:color w:val="1A1815"/>
-          <w:sz w:val="22"/>
-          <w:szCs w:val="22"/>
-        </w:rPr>
-        <w:t xml:space="preserve">Once you're on a deal, the screen has three persistent rails — top header, workflow strip, content tabs. Everything else swaps based on which tab you're in.</w:t>
-      </w:r>
-    </w:p>
-    <w:p>
-      <w:pPr>
-        <w:pStyle w:val="Heading3"/>
-        <w:spacing w:after="120" w:before="240"/>
-      </w:pPr>
-      <w:r>
-        <w:rPr>
-          <w:rFonts w:ascii="Inter" w:cs="Inter" w:eastAsia="Inter" w:hAnsi="Inter"/>
-          <w:b/>
-          <w:bCs/>
-          <w:color w:val="1A1815"/>
-          <w:sz w:val="24"/>
-          <w:szCs w:val="24"/>
-        </w:rPr>
-        <w:t xml:space="preserve">1 │ Header bar (top)</w:t>
+        <w:t xml:space="preserve">1 │ Header bar</w:t>
       </w:r>
     </w:p>
     <w:tbl>
@@ -1563,24 +1733,12 @@
             </w:tcBorders>
             <w:shd w:fill="FAF6EE" w:val="clear"/>
             <w:tcMar>
-              <w:top w:type="dxa" w:w="100"/>
-              <w:left w:type="dxa" w:w="160"/>
-              <w:bottom w:type="dxa" w:w="100"/>
-              <w:right w:type="dxa" w:w="160"/>
-            </w:tcMar>
-          </w:tcPr>
-          <w:p>
-            <w:r>
-              <w:rPr>
-                <w:rFonts w:ascii="JetBrains Mono" w:cs="JetBrains Mono" w:eastAsia="JetBrains Mono" w:hAnsi="JetBrains Mono"/>
-                <w:color w:val="9B9384"/>
-                <w:spacing w:val="30"/>
-                <w:sz w:val="18"/>
-                <w:szCs w:val="18"/>
-              </w:rPr>
-              <w:t xml:space="preserve">OPTBOT</w:t>
-            </w:r>
-          </w:p>
+              <w:top w:type="dxa" w:w="160"/>
+              <w:left w:type="dxa" w:w="160"/>
+              <w:bottom w:type="dxa" w:w="160"/>
+              <w:right w:type="dxa" w:w="160"/>
+            </w:tcMar>
+          </w:tcPr>
           <w:p>
             <w:r>
               <w:rPr>
@@ -1589,10 +1747,13 @@
                 <w:sz w:val="18"/>
                 <w:szCs w:val="18"/>
               </w:rPr>
-              <w:t xml:space="preserve">#000087</w:t>
-            </w:r>
-          </w:p>
-          <w:p>
+              <w:t xml:space="preserve">OPTBOT  ·  #000087</w:t>
+            </w:r>
+          </w:p>
+          <w:p>
+            <w:pPr>
+              <w:spacing w:before="40"/>
+            </w:pPr>
             <w:r>
               <w:rPr>
                 <w:rFonts w:ascii="Fraunces" w:cs="Fraunces" w:eastAsia="Fraunces" w:hAnsi="Fraunces"/>
@@ -1617,13 +1778,16 @@
             </w:tcBorders>
             <w:shd w:fill="FAF6EE" w:val="clear"/>
             <w:tcMar>
-              <w:top w:type="dxa" w:w="100"/>
-              <w:left w:type="dxa" w:w="160"/>
-              <w:bottom w:type="dxa" w:w="100"/>
-              <w:right w:type="dxa" w:w="160"/>
-            </w:tcMar>
-          </w:tcPr>
-          <w:p>
+              <w:top w:type="dxa" w:w="160"/>
+              <w:left w:type="dxa" w:w="160"/>
+              <w:bottom w:type="dxa" w:w="160"/>
+              <w:right w:type="dxa" w:w="160"/>
+            </w:tcMar>
+          </w:tcPr>
+          <w:p>
+            <w:pPr>
+              <w:jc w:val="center"/>
+            </w:pPr>
             <w:r>
               <w:rPr>
                 <w:rFonts w:ascii="JetBrains Mono" w:cs="JetBrains Mono" w:eastAsia="JetBrains Mono" w:hAnsi="JetBrains Mono"/>
@@ -1632,11 +1796,16 @@
                 <w:color w:val="B8722C"/>
                 <w:sz w:val="16"/>
                 <w:szCs w:val="16"/>
-              </w:rPr>
-              <w:t xml:space="preserve"> OPEN – AWAITING SCOPE </w:t>
-            </w:r>
-          </w:p>
-          <w:p>
+                <w:shd w:fill="F0E0CC" w:val="clear"/>
+              </w:rPr>
+              <w:t xml:space="preserve"> OPEN — AWAITING SCOPE </w:t>
+            </w:r>
+          </w:p>
+          <w:p>
+            <w:pPr>
+              <w:spacing w:before="80"/>
+              <w:jc w:val="center"/>
+            </w:pPr>
             <w:r>
               <w:rPr>
                 <w:rFonts w:ascii="JetBrains Mono" w:cs="JetBrains Mono" w:eastAsia="JetBrains Mono" w:hAnsi="JetBrains Mono"/>
@@ -1645,6 +1814,7 @@
                 <w:color w:val="B8722C"/>
                 <w:sz w:val="16"/>
                 <w:szCs w:val="16"/>
+                <w:shd w:fill="F0E0CC" w:val="clear"/>
               </w:rPr>
               <w:t xml:space="preserve"> SA UNASSIGNED </w:t>
             </w:r>
@@ -1661,24 +1831,31 @@
             </w:tcBorders>
             <w:shd w:fill="FAF6EE" w:val="clear"/>
             <w:tcMar>
-              <w:top w:type="dxa" w:w="100"/>
-              <w:left w:type="dxa" w:w="160"/>
-              <w:bottom w:type="dxa" w:w="100"/>
-              <w:right w:type="dxa" w:w="160"/>
-            </w:tcMar>
-          </w:tcPr>
-          <w:p>
-            <w:r>
-              <w:rPr>
-                <w:rFonts w:ascii="Inter" w:cs="Inter" w:eastAsia="Inter" w:hAnsi="Inter"/>
-                <w:color w:val="1A1815"/>
-                <w:sz w:val="18"/>
-                <w:szCs w:val="18"/>
-              </w:rPr>
-              <w:t xml:space="preserve">Owner Max Friedberger</w:t>
-            </w:r>
-          </w:p>
-          <w:p>
+              <w:top w:type="dxa" w:w="160"/>
+              <w:left w:type="dxa" w:w="160"/>
+              <w:bottom w:type="dxa" w:w="160"/>
+              <w:right w:type="dxa" w:w="160"/>
+            </w:tcMar>
+          </w:tcPr>
+          <w:p>
+            <w:pPr>
+              <w:jc w:val="right"/>
+            </w:pPr>
+            <w:r>
+              <w:rPr>
+                <w:rFonts w:ascii="Inter" w:cs="Inter" w:eastAsia="Inter" w:hAnsi="Inter"/>
+                <w:color w:val="1A1815"/>
+                <w:sz w:val="20"/>
+                <w:szCs w:val="20"/>
+              </w:rPr>
+              <w:t xml:space="preserve">Owner  Max Friedberger</w:t>
+            </w:r>
+          </w:p>
+          <w:p>
+            <w:pPr>
+              <w:spacing w:before="40"/>
+              <w:jc w:val="right"/>
+            </w:pPr>
             <w:r>
               <w:rPr>
                 <w:rFonts w:ascii="Inter" w:cs="Inter" w:eastAsia="Inter" w:hAnsi="Inter"/>
@@ -1686,20 +1863,25 @@
                 <w:sz w:val="18"/>
                 <w:szCs w:val="18"/>
               </w:rPr>
-              <w:t xml:space="preserve">Close May 31</w:t>
-            </w:r>
-          </w:p>
-          <w:p>
+              <w:t xml:space="preserve">Close  May 31</w:t>
+            </w:r>
+          </w:p>
+          <w:p>
+            <w:pPr>
+              <w:spacing w:before="80"/>
+              <w:jc w:val="right"/>
+            </w:pPr>
             <w:r>
               <w:rPr>
                 <w:rFonts w:ascii="JetBrains Mono" w:cs="JetBrains Mono" w:eastAsia="JetBrains Mono" w:hAnsi="JetBrains Mono"/>
                 <w:b/>
                 <w:bCs/>
-                <w:color w:val="B8722C"/>
-                <w:sz w:val="16"/>
-                <w:szCs w:val="16"/>
-              </w:rPr>
-              <w:t xml:space="preserve">[ SAVE QUOTE ]</w:t>
+                <w:color w:val="FFFFFF"/>
+                <w:sz w:val="18"/>
+                <w:szCs w:val="18"/>
+                <w:shd w:fill="1A1815" w:val="clear"/>
+              </w:rPr>
+              <w:t xml:space="preserve"> SAVE QUOTE </w:t>
             </w:r>
           </w:p>
         </w:tc>
@@ -1707,7 +1889,8 @@
     </w:tbl>
     <w:p>
       <w:pPr>
-        <w:spacing w:after="160"/>
+        <w:spacing w:after="200"/>
+        <w:jc w:val="center"/>
       </w:pPr>
       <w:r>
         <w:rPr>
@@ -1718,13 +1901,13 @@
           <w:sz w:val="18"/>
           <w:szCs w:val="18"/>
         </w:rPr>
-        <w:t xml:space="preserve">Account · HubSpot # · Deal name on the left. Stage + SA status pills in the middle. Owner + close date + save action on the right.</w:t>
+        <w:t xml:space="preserve">Deal name on the left · stage + SA pills in the middle · owner + close + SAVE on the right.</w:t>
       </w:r>
     </w:p>
     <w:p>
       <w:pPr>
         <w:pStyle w:val="Heading3"/>
-        <w:spacing w:after="120" w:before="240"/>
+        <w:spacing w:after="120" w:before="280"/>
       </w:pPr>
       <w:r>
         <w:rPr>
@@ -1732,8 +1915,8 @@
           <w:b/>
           <w:bCs/>
           <w:color w:val="1A1815"/>
-          <w:sz w:val="24"/>
-          <w:szCs w:val="24"/>
+          <w:sz w:val="26"/>
+          <w:szCs w:val="26"/>
         </w:rPr>
         <w:t xml:space="preserve">2 │ Workflow strip (7 steps)</w:t>
       </w:r>
@@ -1769,7 +1952,7 @@
               <w:bottom w:val="single" w:color="E8E2D5" w:sz="4"/>
               <w:right w:val="single" w:color="E8E2D5" w:sz="4"/>
             </w:tcBorders>
-            <w:shd w:fill="EBE3D0" w:val="clear"/>
+            <w:shd w:fill="FFFFFF" w:val="clear"/>
             <w:tcMar>
               <w:top w:type="dxa" w:w="140"/>
               <w:left w:type="dxa" w:w="160"/>
@@ -1783,15 +1966,28 @@
             </w:pPr>
             <w:r>
               <w:rPr>
-                <w:rFonts w:ascii="JetBrains Mono" w:cs="JetBrains Mono" w:eastAsia="JetBrains Mono" w:hAnsi="JetBrains Mono"/>
-                <w:b w:val="false"/>
-                <w:bCs w:val="false"/>
-                <w:color w:val="1A1815"/>
+                <w:rFonts w:ascii="Fraunces" w:cs="Fraunces" w:eastAsia="Fraunces" w:hAnsi="Fraunces"/>
+                <w:b/>
+                <w:bCs/>
+                <w:color w:val="9B9384"/>
+                <w:sz w:val="30"/>
+                <w:szCs w:val="30"/>
+              </w:rPr>
+              <w:t xml:space="preserve">1</w:t>
+            </w:r>
+          </w:p>
+          <w:p>
+            <w:pPr>
+              <w:jc w:val="center"/>
+            </w:pPr>
+            <w:r>
+              <w:rPr>
+                <w:rFonts w:ascii="Inter" w:cs="Inter" w:eastAsia="Inter" w:hAnsi="Inter"/>
+                <w:color w:val="9B9384"/>
                 <w:sz w:val="16"/>
                 <w:szCs w:val="16"/>
               </w:rPr>
-              <w:t xml:space="preserve">1
-Overview</w:t>
+              <w:t xml:space="preserve">Overview</w:t>
             </w:r>
           </w:p>
         </w:tc>
@@ -1818,15 +2014,30 @@
             </w:pPr>
             <w:r>
               <w:rPr>
-                <w:rFonts w:ascii="JetBrains Mono" w:cs="JetBrains Mono" w:eastAsia="JetBrains Mono" w:hAnsi="JetBrains Mono"/>
+                <w:rFonts w:ascii="Fraunces" w:cs="Fraunces" w:eastAsia="Fraunces" w:hAnsi="Fraunces"/>
+                <w:b/>
+                <w:bCs/>
+                <w:color w:val="FFFFFF"/>
+                <w:sz w:val="30"/>
+                <w:szCs w:val="30"/>
+              </w:rPr>
+              <w:t xml:space="preserve">2</w:t>
+            </w:r>
+          </w:p>
+          <w:p>
+            <w:pPr>
+              <w:jc w:val="center"/>
+            </w:pPr>
+            <w:r>
+              <w:rPr>
+                <w:rFonts w:ascii="Inter" w:cs="Inter" w:eastAsia="Inter" w:hAnsi="Inter"/>
                 <w:b/>
                 <w:bCs/>
                 <w:color w:val="FFFFFF"/>
                 <w:sz w:val="16"/>
                 <w:szCs w:val="16"/>
               </w:rPr>
-              <w:t xml:space="preserve">2
-Scope sources</w:t>
+              <w:t xml:space="preserve">Scope sources</w:t>
             </w:r>
           </w:p>
         </w:tc>
@@ -1839,7 +2050,7 @@
               <w:bottom w:val="single" w:color="E8E2D5" w:sz="4"/>
               <w:right w:val="single" w:color="E8E2D5" w:sz="4"/>
             </w:tcBorders>
-            <w:shd w:fill="FAF6EE" w:val="clear"/>
+            <w:shd w:fill="FFFFFF" w:val="clear"/>
             <w:tcMar>
               <w:top w:type="dxa" w:w="140"/>
               <w:left w:type="dxa" w:w="160"/>
@@ -1853,15 +2064,26 @@
             </w:pPr>
             <w:r>
               <w:rPr>
-                <w:rFonts w:ascii="JetBrains Mono" w:cs="JetBrains Mono" w:eastAsia="JetBrains Mono" w:hAnsi="JetBrains Mono"/>
-                <w:b w:val="false"/>
-                <w:bCs w:val="false"/>
+                <w:rFonts w:ascii="Fraunces" w:cs="Fraunces" w:eastAsia="Fraunces" w:hAnsi="Fraunces"/>
+                <w:color w:val="9B9384"/>
+                <w:sz w:val="30"/>
+                <w:szCs w:val="30"/>
+              </w:rPr>
+              <w:t xml:space="preserve">3</w:t>
+            </w:r>
+          </w:p>
+          <w:p>
+            <w:pPr>
+              <w:jc w:val="center"/>
+            </w:pPr>
+            <w:r>
+              <w:rPr>
+                <w:rFonts w:ascii="Inter" w:cs="Inter" w:eastAsia="Inter" w:hAnsi="Inter"/>
                 <w:color w:val="9B9384"/>
                 <w:sz w:val="16"/>
                 <w:szCs w:val="16"/>
               </w:rPr>
-              <w:t xml:space="preserve">3
-Project Needs</w:t>
+              <w:t xml:space="preserve">Project Needs</w:t>
             </w:r>
           </w:p>
         </w:tc>
@@ -1874,7 +2096,7 @@
               <w:bottom w:val="single" w:color="E8E2D5" w:sz="4"/>
               <w:right w:val="single" w:color="E8E2D5" w:sz="4"/>
             </w:tcBorders>
-            <w:shd w:fill="FAF6EE" w:val="clear"/>
+            <w:shd w:fill="FFFFFF" w:val="clear"/>
             <w:tcMar>
               <w:top w:type="dxa" w:w="140"/>
               <w:left w:type="dxa" w:w="160"/>
@@ -1888,15 +2110,26 @@
             </w:pPr>
             <w:r>
               <w:rPr>
-                <w:rFonts w:ascii="JetBrains Mono" w:cs="JetBrains Mono" w:eastAsia="JetBrains Mono" w:hAnsi="JetBrains Mono"/>
-                <w:b w:val="false"/>
-                <w:bCs w:val="false"/>
+                <w:rFonts w:ascii="Fraunces" w:cs="Fraunces" w:eastAsia="Fraunces" w:hAnsi="Fraunces"/>
+                <w:color w:val="9B9384"/>
+                <w:sz w:val="30"/>
+                <w:szCs w:val="30"/>
+              </w:rPr>
+              <w:t xml:space="preserve">4</w:t>
+            </w:r>
+          </w:p>
+          <w:p>
+            <w:pPr>
+              <w:jc w:val="center"/>
+            </w:pPr>
+            <w:r>
+              <w:rPr>
+                <w:rFonts w:ascii="Inter" w:cs="Inter" w:eastAsia="Inter" w:hAnsi="Inter"/>
                 <w:color w:val="9B9384"/>
                 <w:sz w:val="16"/>
                 <w:szCs w:val="16"/>
               </w:rPr>
-              <w:t xml:space="preserve">4
-Sites &amp; Ingest</w:t>
+              <w:t xml:space="preserve">Sites &amp; Ingest</w:t>
             </w:r>
           </w:p>
         </w:tc>
@@ -1909,7 +2142,7 @@
               <w:bottom w:val="single" w:color="E8E2D5" w:sz="4"/>
               <w:right w:val="single" w:color="E8E2D5" w:sz="4"/>
             </w:tcBorders>
-            <w:shd w:fill="FAF6EE" w:val="clear"/>
+            <w:shd w:fill="FFFFFF" w:val="clear"/>
             <w:tcMar>
               <w:top w:type="dxa" w:w="140"/>
               <w:left w:type="dxa" w:w="160"/>
@@ -1923,15 +2156,26 @@
             </w:pPr>
             <w:r>
               <w:rPr>
-                <w:rFonts w:ascii="JetBrains Mono" w:cs="JetBrains Mono" w:eastAsia="JetBrains Mono" w:hAnsi="JetBrains Mono"/>
-                <w:b w:val="false"/>
-                <w:bCs w:val="false"/>
+                <w:rFonts w:ascii="Fraunces" w:cs="Fraunces" w:eastAsia="Fraunces" w:hAnsi="Fraunces"/>
+                <w:color w:val="9B9384"/>
+                <w:sz w:val="30"/>
+                <w:szCs w:val="30"/>
+              </w:rPr>
+              <w:t xml:space="preserve">5</w:t>
+            </w:r>
+          </w:p>
+          <w:p>
+            <w:pPr>
+              <w:jc w:val="center"/>
+            </w:pPr>
+            <w:r>
+              <w:rPr>
+                <w:rFonts w:ascii="Inter" w:cs="Inter" w:eastAsia="Inter" w:hAnsi="Inter"/>
                 <w:color w:val="9B9384"/>
                 <w:sz w:val="16"/>
                 <w:szCs w:val="16"/>
               </w:rPr>
-              <w:t xml:space="preserve">5
-Scope Review</w:t>
+              <w:t xml:space="preserve">Scope Review</w:t>
             </w:r>
           </w:p>
         </w:tc>
@@ -1944,7 +2188,7 @@
               <w:bottom w:val="single" w:color="E8E2D5" w:sz="4"/>
               <w:right w:val="single" w:color="E8E2D5" w:sz="4"/>
             </w:tcBorders>
-            <w:shd w:fill="FAF6EE" w:val="clear"/>
+            <w:shd w:fill="FFFFFF" w:val="clear"/>
             <w:tcMar>
               <w:top w:type="dxa" w:w="140"/>
               <w:left w:type="dxa" w:w="160"/>
@@ -1958,15 +2202,26 @@
             </w:pPr>
             <w:r>
               <w:rPr>
-                <w:rFonts w:ascii="JetBrains Mono" w:cs="JetBrains Mono" w:eastAsia="JetBrains Mono" w:hAnsi="JetBrains Mono"/>
-                <w:b w:val="false"/>
-                <w:bCs w:val="false"/>
+                <w:rFonts w:ascii="Fraunces" w:cs="Fraunces" w:eastAsia="Fraunces" w:hAnsi="Fraunces"/>
+                <w:color w:val="9B9384"/>
+                <w:sz w:val="30"/>
+                <w:szCs w:val="30"/>
+              </w:rPr>
+              <w:t xml:space="preserve">6</w:t>
+            </w:r>
+          </w:p>
+          <w:p>
+            <w:pPr>
+              <w:jc w:val="center"/>
+            </w:pPr>
+            <w:r>
+              <w:rPr>
+                <w:rFonts w:ascii="Inter" w:cs="Inter" w:eastAsia="Inter" w:hAnsi="Inter"/>
                 <w:color w:val="9B9384"/>
                 <w:sz w:val="16"/>
                 <w:szCs w:val="16"/>
               </w:rPr>
-              <w:t xml:space="preserve">6
-Deal Kit</w:t>
+              <w:t xml:space="preserve">Deal Kit</w:t>
             </w:r>
           </w:p>
         </w:tc>
@@ -1979,7 +2234,7 @@
               <w:bottom w:val="single" w:color="E8E2D5" w:sz="4"/>
               <w:right w:val="single" w:color="E8E2D5" w:sz="4"/>
             </w:tcBorders>
-            <w:shd w:fill="FAF6EE" w:val="clear"/>
+            <w:shd w:fill="FFFFFF" w:val="clear"/>
             <w:tcMar>
               <w:top w:type="dxa" w:w="140"/>
               <w:left w:type="dxa" w:w="160"/>
@@ -1993,15 +2248,26 @@
             </w:pPr>
             <w:r>
               <w:rPr>
-                <w:rFonts w:ascii="JetBrains Mono" w:cs="JetBrains Mono" w:eastAsia="JetBrains Mono" w:hAnsi="JetBrains Mono"/>
-                <w:b w:val="false"/>
-                <w:bCs w:val="false"/>
+                <w:rFonts w:ascii="Fraunces" w:cs="Fraunces" w:eastAsia="Fraunces" w:hAnsi="Fraunces"/>
+                <w:color w:val="9B9384"/>
+                <w:sz w:val="30"/>
+                <w:szCs w:val="30"/>
+              </w:rPr>
+              <w:t xml:space="preserve">7</w:t>
+            </w:r>
+          </w:p>
+          <w:p>
+            <w:pPr>
+              <w:jc w:val="center"/>
+            </w:pPr>
+            <w:r>
+              <w:rPr>
+                <w:rFonts w:ascii="Inter" w:cs="Inter" w:eastAsia="Inter" w:hAnsi="Inter"/>
                 <w:color w:val="9B9384"/>
                 <w:sz w:val="16"/>
                 <w:szCs w:val="16"/>
               </w:rPr>
-              <w:t xml:space="preserve">7
-SOW Ready</w:t>
+              <w:t xml:space="preserve">SOW Ready</w:t>
             </w:r>
           </w:p>
         </w:tc>
@@ -2009,7 +2275,8 @@
     </w:tbl>
     <w:p>
       <w:pPr>
-        <w:spacing w:after="160"/>
+        <w:spacing w:after="200"/>
+        <w:jc w:val="center"/>
       </w:pPr>
       <w:r>
         <w:rPr>
@@ -2020,13 +2287,13 @@
           <w:sz w:val="18"/>
           <w:szCs w:val="18"/>
         </w:rPr>
-        <w:t xml:space="preserve">Active step is highlighted in burnt-orange. Future steps are dimmed. You can jump forwards/back freely — the URL updates with ?step=…</w:t>
+        <w:t xml:space="preserve">Active step is highlighted in burnt-orange. You can jump anywhere — the URL updates with ?step=…</w:t>
       </w:r>
     </w:p>
     <w:p>
       <w:pPr>
         <w:pStyle w:val="Heading3"/>
-        <w:spacing w:after="120" w:before="240"/>
+        <w:spacing w:after="120" w:before="280"/>
       </w:pPr>
       <w:r>
         <w:rPr>
@@ -2034,10 +2301,10 @@
           <w:b/>
           <w:bCs/>
           <w:color w:val="1A1815"/>
-          <w:sz w:val="24"/>
-          <w:szCs w:val="24"/>
+          <w:sz w:val="26"/>
+          <w:szCs w:val="26"/>
         </w:rPr>
-        <w:t xml:space="preserve">3 │ Content tabs (the actual panels)</w:t>
+        <w:t xml:space="preserve">3 │ Content tabs</w:t>
       </w:r>
     </w:p>
     <w:tbl>
@@ -2121,7 +2388,7 @@
                 <w:sz w:val="20"/>
                 <w:szCs w:val="20"/>
               </w:rPr>
-              <w:t xml:space="preserve">HubSpot deal metadata · stage timing · owner &amp; SA · contacts · checklists. Read-only mirror of the HubSpot card.</w:t>
+              <w:t xml:space="preserve">HubSpot deal metadata · stage timing · owner · SA · contacts · checklists</w:t>
             </w:r>
           </w:p>
         </w:tc>
@@ -2191,7 +2458,7 @@
                 <w:sz w:val="20"/>
                 <w:szCs w:val="20"/>
               </w:rPr>
-              <w:t xml:space="preserve">★ Where the parser output lives. Files → 433 atoms → 155 entities → 5 canonical sites. THIS IS THE STAR OF THE SHOW.</w:t>
+              <w:t xml:space="preserve">★ Where the parser output lives. Files → 433 atoms → 155 entities → 5 sites</w:t>
             </w:r>
           </w:p>
         </w:tc>
@@ -2261,7 +2528,7 @@
                 <w:sz w:val="20"/>
                 <w:szCs w:val="20"/>
               </w:rPr>
-              <w:t xml:space="preserve">The LLM's brief: PM handoff, gaps, customer questions, sa focus. Built from the atoms in Deal Artifacts.</w:t>
+              <w:t xml:space="preserve">The LLM's brief: PM handoff, gaps, customer questions, SA focus</w:t>
             </w:r>
           </w:p>
         </w:tc>
@@ -2331,7 +2598,7 @@
                 <w:sz w:val="20"/>
                 <w:szCs w:val="20"/>
               </w:rPr>
-              <w:t xml:space="preserve">BOM, pricing, margins, scenarios. Built from the atoms + your inputs.</w:t>
+              <w:t xml:space="preserve">BOM, pricing, margins, scenarios</w:t>
             </w:r>
           </w:p>
         </w:tc>
@@ -2401,7 +2668,7 @@
                 <w:sz w:val="20"/>
                 <w:szCs w:val="20"/>
               </w:rPr>
-              <w:t xml:space="preserve">Render the final SOW Word doc from the envelope.</w:t>
+              <w:t xml:space="preserve">Render the final SOW Word doc from the envelope</w:t>
             </w:r>
           </w:p>
         </w:tc>
@@ -2471,7 +2738,7 @@
                 <w:sz w:val="20"/>
                 <w:szCs w:val="20"/>
               </w:rPr>
-              <w:t xml:space="preserve">Compare and promote SOW drafts.</w:t>
+              <w:t xml:space="preserve">Compare and promote SOW drafts</w:t>
             </w:r>
           </w:p>
         </w:tc>
@@ -2483,23 +2750,13 @@
       </w:r>
     </w:p>
     <w:p>
-      <w:bookmarkStart w:name="sec3" w:id="1"/>
-      <w:r>
-        <w:t xml:space="preserve"/>
-      </w:r>
-      <w:bookmarkEnd w:id="1"/>
-    </w:p>
-    <w:p>
-      <w:pPr>
-        <w:spacing w:after="0" w:before="0"/>
-      </w:pPr>
       <w:r>
         <w:rPr>
           <w:rFonts w:ascii="JetBrains Mono" w:cs="JetBrains Mono" w:eastAsia="JetBrains Mono" w:hAnsi="JetBrains Mono"/>
           <w:b/>
           <w:bCs/>
           <w:color w:val="B8722C"/>
-          <w:spacing w:val="60"/>
+          <w:spacing w:val="80"/>
           <w:sz w:val="18"/>
           <w:szCs w:val="18"/>
         </w:rPr>
@@ -2509,7 +2766,40 @@
     <w:p>
       <w:pPr>
         <w:pStyle w:val="Heading1"/>
-        <w:spacing w:after="200" w:before="360"/>
+        <w:spacing w:after="240" w:before="400"/>
+      </w:pPr>
+      <w:r>
+        <w:rPr>
+          <w:rFonts w:ascii="Fraunces" w:cs="Fraunces" w:eastAsia="Fraunces" w:hAnsi="Fraunces"/>
+          <w:b/>
+          <w:bCs/>
+          <w:color w:val="1A1815"/>
+          <w:sz w:val="52"/>
+          <w:szCs w:val="52"/>
+        </w:rPr>
+        <w:t xml:space="preserve">Deal Artifacts — the parser</w:t>
+      </w:r>
+    </w:p>
+    <w:p>
+      <w:pPr>
+        <w:spacing w:after="200"/>
+      </w:pPr>
+      <w:r>
+        <w:rPr>
+          <w:rFonts w:ascii="Inter" w:cs="Inter" w:eastAsia="Inter" w:hAnsi="Inter"/>
+          <w:i w:val="false"/>
+          <w:iCs w:val="false"/>
+          <w:color w:val="6B6557"/>
+          <w:sz w:val="24"/>
+          <w:szCs w:val="24"/>
+        </w:rPr>
+        <w:t xml:space="preserve">Drop files in, click Re-parse, get structured atoms back. Everything downstream reads from here.</w:t>
+      </w:r>
+    </w:p>
+    <w:p>
+      <w:pPr>
+        <w:pStyle w:val="Heading3"/>
+        <w:spacing w:after="120" w:before="280"/>
       </w:pPr>
       <w:r>
         <w:rPr>
@@ -2517,1117 +2807,10 @@
           <w:b/>
           <w:bCs/>
           <w:color w:val="1A1815"/>
-          <w:sz w:val="40"/>
-          <w:szCs w:val="40"/>
-        </w:rPr>
-        <w:t xml:space="preserve">Deal Artifacts — the parser</w:t>
-      </w:r>
-    </w:p>
-    <w:p>
-      <w:pPr>
-        <w:spacing w:after="120"/>
-      </w:pPr>
-      <w:r>
-        <w:rPr>
-          <w:rFonts w:ascii="Inter" w:cs="Inter" w:eastAsia="Inter" w:hAnsi="Inter"/>
-          <w:color w:val="1A1815"/>
-          <w:sz w:val="22"/>
-          <w:szCs w:val="22"/>
-        </w:rPr>
-        <w:t xml:space="preserve">This is the workhorse tab. Drop files in, hit Re-parse, get structured atoms back. Everything downstream (OrbitBrief, Deal Kit, SOW) reads from here.</w:t>
-      </w:r>
-    </w:p>
-    <w:p>
-      <w:pPr>
-        <w:pStyle w:val="Heading2"/>
-        <w:spacing w:after="160" w:before="320"/>
-      </w:pPr>
-      <w:r>
-        <w:rPr>
-          <w:rFonts w:ascii="Inter" w:cs="Inter" w:eastAsia="Inter" w:hAnsi="Inter"/>
-          <w:b/>
-          <w:bCs/>
-          <w:color w:val="1A1815"/>
-          <w:sz w:val="30"/>
-          <w:szCs w:val="30"/>
+          <w:sz w:val="26"/>
+          <w:szCs w:val="26"/>
         </w:rPr>
         <w:t xml:space="preserve">OPTBOT at a glance</w:t>
-      </w:r>
-    </w:p>
-    <w:tbl>
-      <w:tblPr>
-        <w:tblW w:type="dxa" w:w="9360"/>
-        <w:tblBorders>
-          <w:top w:val="single" w:color="auto" w:sz="4"/>
-          <w:left w:val="single" w:color="auto" w:sz="4"/>
-          <w:bottom w:val="single" w:color="auto" w:sz="4"/>
-          <w:right w:val="single" w:color="auto" w:sz="4"/>
-          <w:insideH w:val="single" w:color="auto" w:sz="4"/>
-          <w:insideV w:val="single" w:color="auto" w:sz="4"/>
-        </w:tblBorders>
-      </w:tblPr>
-      <w:tblGrid>
-        <w:gridCol w:w="2340"/>
-        <w:gridCol w:w="2340"/>
-        <w:gridCol w:w="2340"/>
-        <w:gridCol w:w="2340"/>
-      </w:tblGrid>
-      <w:tr>
-        <w:tc>
-          <w:tcPr>
-            <w:tcW w:type="dxa" w:w="3120"/>
-            <w:tcBorders>
-              <w:top w:val="single" w:color="E8E2D5" w:sz="4"/>
-              <w:left w:val="single" w:color="E8E2D5" w:sz="4"/>
-              <w:bottom w:val="single" w:color="E8E2D5" w:sz="4"/>
-              <w:right w:val="single" w:color="E8E2D5" w:sz="4"/>
-            </w:tcBorders>
-            <w:shd w:fill="FFFFFF" w:val="clear"/>
-            <w:tcMar>
-              <w:top w:type="dxa" w:w="160"/>
-              <w:left w:type="dxa" w:w="200"/>
-              <w:bottom w:type="dxa" w:w="160"/>
-              <w:right w:type="dxa" w:w="200"/>
-            </w:tcMar>
-          </w:tcPr>
-          <w:p>
-            <w:pPr>
-              <w:spacing w:after="40"/>
-            </w:pPr>
-            <w:r>
-              <w:rPr>
-                <w:rFonts w:ascii="JetBrains Mono" w:cs="JetBrains Mono" w:eastAsia="JetBrains Mono" w:hAnsi="JetBrains Mono"/>
-                <w:b/>
-                <w:bCs/>
-                <w:color w:val="9B9384"/>
-                <w:spacing w:val="30"/>
-                <w:sz w:val="16"/>
-                <w:szCs w:val="16"/>
-              </w:rPr>
-              <w:t xml:space="preserve">FILES</w:t>
-            </w:r>
-          </w:p>
-          <w:p>
-            <w:pPr>
-              <w:spacing w:after="40"/>
-            </w:pPr>
-            <w:r>
-              <w:rPr>
-                <w:rFonts w:ascii="Fraunces" w:cs="Fraunces" w:eastAsia="Fraunces" w:hAnsi="Fraunces"/>
-                <w:b/>
-                <w:bCs/>
-                <w:color w:val="1A1815"/>
-                <w:sz w:val="44"/>
-                <w:szCs w:val="44"/>
-              </w:rPr>
-              <w:t xml:space="preserve">9</w:t>
-            </w:r>
-          </w:p>
-          <w:p>
-            <w:r>
-              <w:rPr>
-                <w:rFonts w:ascii="Inter" w:cs="Inter" w:eastAsia="Inter" w:hAnsi="Inter"/>
-                <w:color w:val="9B9384"/>
-                <w:sz w:val="16"/>
-                <w:szCs w:val="16"/>
-              </w:rPr>
-              <w:t xml:space="preserve">5 pdf · 2 docx · 2 xlsx</w:t>
-            </w:r>
-          </w:p>
-        </w:tc>
-        <w:tc>
-          <w:tcPr>
-            <w:tcW w:type="dxa" w:w="3120"/>
-            <w:tcBorders>
-              <w:top w:val="single" w:color="E8E2D5" w:sz="4"/>
-              <w:left w:val="single" w:color="E8E2D5" w:sz="4"/>
-              <w:bottom w:val="single" w:color="E8E2D5" w:sz="4"/>
-              <w:right w:val="single" w:color="E8E2D5" w:sz="4"/>
-            </w:tcBorders>
-            <w:shd w:fill="FFFFFF" w:val="clear"/>
-            <w:tcMar>
-              <w:top w:type="dxa" w:w="160"/>
-              <w:left w:type="dxa" w:w="200"/>
-              <w:bottom w:type="dxa" w:w="160"/>
-              <w:right w:type="dxa" w:w="200"/>
-            </w:tcMar>
-          </w:tcPr>
-          <w:p>
-            <w:pPr>
-              <w:spacing w:after="40"/>
-            </w:pPr>
-            <w:r>
-              <w:rPr>
-                <w:rFonts w:ascii="JetBrains Mono" w:cs="JetBrains Mono" w:eastAsia="JetBrains Mono" w:hAnsi="JetBrains Mono"/>
-                <w:b/>
-                <w:bCs/>
-                <w:color w:val="9B9384"/>
-                <w:spacing w:val="30"/>
-                <w:sz w:val="16"/>
-                <w:szCs w:val="16"/>
-              </w:rPr>
-              <w:t xml:space="preserve">PAGES</w:t>
-            </w:r>
-          </w:p>
-          <w:p>
-            <w:pPr>
-              <w:spacing w:after="40"/>
-            </w:pPr>
-            <w:r>
-              <w:rPr>
-                <w:rFonts w:ascii="Fraunces" w:cs="Fraunces" w:eastAsia="Fraunces" w:hAnsi="Fraunces"/>
-                <w:b/>
-                <w:bCs/>
-                <w:color w:val="1A1815"/>
-                <w:sz w:val="44"/>
-                <w:szCs w:val="44"/>
-              </w:rPr>
-              <w:t xml:space="preserve">23</w:t>
-            </w:r>
-          </w:p>
-          <w:p>
-            <w:r>
-              <w:rPr>
-                <w:rFonts w:ascii="Inter" w:cs="Inter" w:eastAsia="Inter" w:hAnsi="Inter"/>
-                <w:color w:val="9B9384"/>
-                <w:sz w:val="16"/>
-                <w:szCs w:val="16"/>
-              </w:rPr>
-              <w:t xml:space="preserve">total pages</w:t>
-            </w:r>
-          </w:p>
-        </w:tc>
-        <w:tc>
-          <w:tcPr>
-            <w:tcW w:type="dxa" w:w="3120"/>
-            <w:tcBorders>
-              <w:top w:val="single" w:color="E8E2D5" w:sz="4"/>
-              <w:left w:val="single" w:color="E8E2D5" w:sz="4"/>
-              <w:bottom w:val="single" w:color="E8E2D5" w:sz="4"/>
-              <w:right w:val="single" w:color="E8E2D5" w:sz="4"/>
-            </w:tcBorders>
-            <w:shd w:fill="FFFFFF" w:val="clear"/>
-            <w:tcMar>
-              <w:top w:type="dxa" w:w="160"/>
-              <w:left w:type="dxa" w:w="200"/>
-              <w:bottom w:type="dxa" w:w="160"/>
-              <w:right w:type="dxa" w:w="200"/>
-            </w:tcMar>
-          </w:tcPr>
-          <w:p>
-            <w:pPr>
-              <w:spacing w:after="40"/>
-            </w:pPr>
-            <w:r>
-              <w:rPr>
-                <w:rFonts w:ascii="JetBrains Mono" w:cs="JetBrains Mono" w:eastAsia="JetBrains Mono" w:hAnsi="JetBrains Mono"/>
-                <w:b/>
-                <w:bCs/>
-                <w:color w:val="9B9384"/>
-                <w:spacing w:val="30"/>
-                <w:sz w:val="16"/>
-                <w:szCs w:val="16"/>
-              </w:rPr>
-              <w:t xml:space="preserve">ATOMS</w:t>
-            </w:r>
-          </w:p>
-          <w:p>
-            <w:pPr>
-              <w:spacing w:after="40"/>
-            </w:pPr>
-            <w:r>
-              <w:rPr>
-                <w:rFonts w:ascii="Fraunces" w:cs="Fraunces" w:eastAsia="Fraunces" w:hAnsi="Fraunces"/>
-                <w:b/>
-                <w:bCs/>
-                <w:color w:val="2E7D5C"/>
-                <w:sz w:val="44"/>
-                <w:szCs w:val="44"/>
-              </w:rPr>
-              <w:t xml:space="preserve">433</w:t>
-            </w:r>
-          </w:p>
-          <w:p>
-            <w:r>
-              <w:rPr>
-                <w:rFonts w:ascii="Inter" w:cs="Inter" w:eastAsia="Inter" w:hAnsi="Inter"/>
-                <w:color w:val="9B9384"/>
-                <w:sz w:val="16"/>
-                <w:szCs w:val="16"/>
-              </w:rPr>
-              <w:t xml:space="preserve">241 typed · 192 prose</w:t>
-            </w:r>
-          </w:p>
-        </w:tc>
-        <w:tc>
-          <w:tcPr>
-            <w:tcW w:type="dxa" w:w="3120"/>
-            <w:tcBorders>
-              <w:top w:val="single" w:color="E8E2D5" w:sz="4"/>
-              <w:left w:val="single" w:color="E8E2D5" w:sz="4"/>
-              <w:bottom w:val="single" w:color="E8E2D5" w:sz="4"/>
-              <w:right w:val="single" w:color="E8E2D5" w:sz="4"/>
-            </w:tcBorders>
-            <w:shd w:fill="FFFFFF" w:val="clear"/>
-            <w:tcMar>
-              <w:top w:type="dxa" w:w="160"/>
-              <w:left w:type="dxa" w:w="200"/>
-              <w:bottom w:type="dxa" w:w="160"/>
-              <w:right w:type="dxa" w:w="200"/>
-            </w:tcMar>
-          </w:tcPr>
-          <w:p>
-            <w:pPr>
-              <w:spacing w:after="40"/>
-            </w:pPr>
-            <w:r>
-              <w:rPr>
-                <w:rFonts w:ascii="JetBrains Mono" w:cs="JetBrains Mono" w:eastAsia="JetBrains Mono" w:hAnsi="JetBrains Mono"/>
-                <w:b/>
-                <w:bCs/>
-                <w:color w:val="9B9384"/>
-                <w:spacing w:val="30"/>
-                <w:sz w:val="16"/>
-                <w:szCs w:val="16"/>
-              </w:rPr>
-              <w:t xml:space="preserve">PARSE</w:t>
-            </w:r>
-          </w:p>
-          <w:p>
-            <w:pPr>
-              <w:spacing w:after="40"/>
-            </w:pPr>
-            <w:r>
-              <w:rPr>
-                <w:rFonts w:ascii="Fraunces" w:cs="Fraunces" w:eastAsia="Fraunces" w:hAnsi="Fraunces"/>
-                <w:b/>
-                <w:bCs/>
-                <w:color w:val="2E7D5C"/>
-                <w:sz w:val="44"/>
-                <w:szCs w:val="44"/>
-              </w:rPr>
-              <w:t xml:space="preserve">OK</w:t>
-            </w:r>
-          </w:p>
-          <w:p>
-            <w:r>
-              <w:rPr>
-                <w:rFonts w:ascii="Inter" w:cs="Inter" w:eastAsia="Inter" w:hAnsi="Inter"/>
-                <w:color w:val="9B9384"/>
-                <w:sz w:val="16"/>
-                <w:szCs w:val="16"/>
-              </w:rPr>
-              <w:t xml:space="preserve">no degraded files</w:t>
-            </w:r>
-          </w:p>
-        </w:tc>
-      </w:tr>
-    </w:tbl>
-    <w:p>
-      <w:pPr>
-        <w:spacing w:after="40"/>
-      </w:pPr>
-    </w:p>
-    <w:tbl>
-      <w:tblPr>
-        <w:tblW w:type="dxa" w:w="9360"/>
-        <w:tblBorders>
-          <w:top w:val="single" w:color="auto" w:sz="4"/>
-          <w:left w:val="single" w:color="auto" w:sz="4"/>
-          <w:bottom w:val="single" w:color="auto" w:sz="4"/>
-          <w:right w:val="single" w:color="auto" w:sz="4"/>
-          <w:insideH w:val="single" w:color="auto" w:sz="4"/>
-          <w:insideV w:val="single" w:color="auto" w:sz="4"/>
-        </w:tblBorders>
-      </w:tblPr>
-      <w:tblGrid>
-        <w:gridCol w:w="2340"/>
-        <w:gridCol w:w="2340"/>
-        <w:gridCol w:w="2340"/>
-        <w:gridCol w:w="2340"/>
-      </w:tblGrid>
-      <w:tr>
-        <w:tc>
-          <w:tcPr>
-            <w:tcW w:type="dxa" w:w="3120"/>
-            <w:tcBorders>
-              <w:top w:val="single" w:color="E8E2D5" w:sz="4"/>
-              <w:left w:val="single" w:color="E8E2D5" w:sz="4"/>
-              <w:bottom w:val="single" w:color="E8E2D5" w:sz="4"/>
-              <w:right w:val="single" w:color="E8E2D5" w:sz="4"/>
-            </w:tcBorders>
-            <w:shd w:fill="FFFFFF" w:val="clear"/>
-            <w:tcMar>
-              <w:top w:type="dxa" w:w="160"/>
-              <w:left w:type="dxa" w:w="200"/>
-              <w:bottom w:type="dxa" w:w="160"/>
-              <w:right w:type="dxa" w:w="200"/>
-            </w:tcMar>
-          </w:tcPr>
-          <w:p>
-            <w:pPr>
-              <w:spacing w:after="40"/>
-            </w:pPr>
-            <w:r>
-              <w:rPr>
-                <w:rFonts w:ascii="JetBrains Mono" w:cs="JetBrains Mono" w:eastAsia="JetBrains Mono" w:hAnsi="JetBrains Mono"/>
-                <w:b/>
-                <w:bCs/>
-                <w:color w:val="9B9384"/>
-                <w:spacing w:val="30"/>
-                <w:sz w:val="16"/>
-                <w:szCs w:val="16"/>
-              </w:rPr>
-              <w:t xml:space="preserve">ENTITIES</w:t>
-            </w:r>
-          </w:p>
-          <w:p>
-            <w:pPr>
-              <w:spacing w:after="40"/>
-            </w:pPr>
-            <w:r>
-              <w:rPr>
-                <w:rFonts w:ascii="Fraunces" w:cs="Fraunces" w:eastAsia="Fraunces" w:hAnsi="Fraunces"/>
-                <w:b/>
-                <w:bCs/>
-                <w:color w:val="1A1815"/>
-                <w:sz w:val="44"/>
-                <w:szCs w:val="44"/>
-              </w:rPr>
-              <w:t xml:space="preserve">155</w:t>
-            </w:r>
-          </w:p>
-          <w:p>
-            <w:r>
-              <w:rPr>
-                <w:rFonts w:ascii="Inter" w:cs="Inter" w:eastAsia="Inter" w:hAnsi="Inter"/>
-                <w:color w:val="9B9384"/>
-                <w:sz w:val="16"/>
-                <w:szCs w:val="16"/>
-              </w:rPr>
-              <w:t xml:space="preserve">device · date · money · stakeholder</w:t>
-            </w:r>
-          </w:p>
-        </w:tc>
-        <w:tc>
-          <w:tcPr>
-            <w:tcW w:type="dxa" w:w="3120"/>
-            <w:tcBorders>
-              <w:top w:val="single" w:color="E8E2D5" w:sz="4"/>
-              <w:left w:val="single" w:color="E8E2D5" w:sz="4"/>
-              <w:bottom w:val="single" w:color="E8E2D5" w:sz="4"/>
-              <w:right w:val="single" w:color="E8E2D5" w:sz="4"/>
-            </w:tcBorders>
-            <w:shd w:fill="FFFFFF" w:val="clear"/>
-            <w:tcMar>
-              <w:top w:type="dxa" w:w="160"/>
-              <w:left w:type="dxa" w:w="200"/>
-              <w:bottom w:type="dxa" w:w="160"/>
-              <w:right w:type="dxa" w:w="200"/>
-            </w:tcMar>
-          </w:tcPr>
-          <w:p>
-            <w:pPr>
-              <w:spacing w:after="40"/>
-            </w:pPr>
-            <w:r>
-              <w:rPr>
-                <w:rFonts w:ascii="JetBrains Mono" w:cs="JetBrains Mono" w:eastAsia="JetBrains Mono" w:hAnsi="JetBrains Mono"/>
-                <w:b/>
-                <w:bCs/>
-                <w:color w:val="9B9384"/>
-                <w:spacing w:val="30"/>
-                <w:sz w:val="16"/>
-                <w:szCs w:val="16"/>
-              </w:rPr>
-              <w:t xml:space="preserve">EDGES</w:t>
-            </w:r>
-          </w:p>
-          <w:p>
-            <w:pPr>
-              <w:spacing w:after="40"/>
-            </w:pPr>
-            <w:r>
-              <w:rPr>
-                <w:rFonts w:ascii="Fraunces" w:cs="Fraunces" w:eastAsia="Fraunces" w:hAnsi="Fraunces"/>
-                <w:b/>
-                <w:bCs/>
-                <w:color w:val="1A1815"/>
-                <w:sz w:val="44"/>
-                <w:szCs w:val="44"/>
-              </w:rPr>
-              <w:t xml:space="preserve">182</w:t>
-            </w:r>
-          </w:p>
-          <w:p>
-            <w:r>
-              <w:rPr>
-                <w:rFonts w:ascii="Inter" w:cs="Inter" w:eastAsia="Inter" w:hAnsi="Inter"/>
-                <w:color w:val="9B9384"/>
-                <w:sz w:val="16"/>
-                <w:szCs w:val="16"/>
-              </w:rPr>
-              <w:t xml:space="preserve">127 cross-file</w:t>
-            </w:r>
-          </w:p>
-        </w:tc>
-        <w:tc>
-          <w:tcPr>
-            <w:tcW w:type="dxa" w:w="3120"/>
-            <w:tcBorders>
-              <w:top w:val="single" w:color="E8E2D5" w:sz="4"/>
-              <w:left w:val="single" w:color="E8E2D5" w:sz="4"/>
-              <w:bottom w:val="single" w:color="E8E2D5" w:sz="4"/>
-              <w:right w:val="single" w:color="E8E2D5" w:sz="4"/>
-            </w:tcBorders>
-            <w:shd w:fill="FFFFFF" w:val="clear"/>
-            <w:tcMar>
-              <w:top w:type="dxa" w:w="160"/>
-              <w:left w:type="dxa" w:w="200"/>
-              <w:bottom w:type="dxa" w:w="160"/>
-              <w:right w:type="dxa" w:w="200"/>
-            </w:tcMar>
-          </w:tcPr>
-          <w:p>
-            <w:pPr>
-              <w:spacing w:after="40"/>
-            </w:pPr>
-            <w:r>
-              <w:rPr>
-                <w:rFonts w:ascii="JetBrains Mono" w:cs="JetBrains Mono" w:eastAsia="JetBrains Mono" w:hAnsi="JetBrains Mono"/>
-                <w:b/>
-                <w:bCs/>
-                <w:color w:val="9B9384"/>
-                <w:spacing w:val="30"/>
-                <w:sz w:val="16"/>
-                <w:szCs w:val="16"/>
-              </w:rPr>
-              <w:t xml:space="preserve">PACKETS</w:t>
-            </w:r>
-          </w:p>
-          <w:p>
-            <w:pPr>
-              <w:spacing w:after="40"/>
-            </w:pPr>
-            <w:r>
-              <w:rPr>
-                <w:rFonts w:ascii="Fraunces" w:cs="Fraunces" w:eastAsia="Fraunces" w:hAnsi="Fraunces"/>
-                <w:b/>
-                <w:bCs/>
-                <w:color w:val="1A1815"/>
-                <w:sz w:val="44"/>
-                <w:szCs w:val="44"/>
-              </w:rPr>
-              <w:t xml:space="preserve">31</w:t>
-            </w:r>
-          </w:p>
-          <w:p>
-            <w:r>
-              <w:rPr>
-                <w:rFonts w:ascii="Inter" w:cs="Inter" w:eastAsia="Inter" w:hAnsi="Inter"/>
-                <w:color w:val="9B9384"/>
-                <w:sz w:val="16"/>
-                <w:szCs w:val="16"/>
-              </w:rPr>
-              <w:t xml:space="preserve">bundled scope units</w:t>
-            </w:r>
-          </w:p>
-        </w:tc>
-        <w:tc>
-          <w:tcPr>
-            <w:tcW w:type="dxa" w:w="3120"/>
-            <w:tcBorders>
-              <w:top w:val="single" w:color="E8E2D5" w:sz="4"/>
-              <w:left w:val="single" w:color="E8E2D5" w:sz="4"/>
-              <w:bottom w:val="single" w:color="E8E2D5" w:sz="4"/>
-              <w:right w:val="single" w:color="E8E2D5" w:sz="4"/>
-            </w:tcBorders>
-            <w:shd w:fill="FFFFFF" w:val="clear"/>
-            <w:tcMar>
-              <w:top w:type="dxa" w:w="160"/>
-              <w:left w:type="dxa" w:w="200"/>
-              <w:bottom w:type="dxa" w:w="160"/>
-              <w:right w:type="dxa" w:w="200"/>
-            </w:tcMar>
-          </w:tcPr>
-          <w:p>
-            <w:pPr>
-              <w:spacing w:after="40"/>
-            </w:pPr>
-            <w:r>
-              <w:rPr>
-                <w:rFonts w:ascii="JetBrains Mono" w:cs="JetBrains Mono" w:eastAsia="JetBrains Mono" w:hAnsi="JetBrains Mono"/>
-                <w:b/>
-                <w:bCs/>
-                <w:color w:val="9B9384"/>
-                <w:spacing w:val="30"/>
-                <w:sz w:val="16"/>
-                <w:szCs w:val="16"/>
-              </w:rPr>
-              <w:t xml:space="preserve">SITES</w:t>
-            </w:r>
-          </w:p>
-          <w:p>
-            <w:pPr>
-              <w:spacing w:after="40"/>
-            </w:pPr>
-            <w:r>
-              <w:rPr>
-                <w:rFonts w:ascii="Fraunces" w:cs="Fraunces" w:eastAsia="Fraunces" w:hAnsi="Fraunces"/>
-                <w:b/>
-                <w:bCs/>
-                <w:color w:val="1A1815"/>
-                <w:sz w:val="44"/>
-                <w:szCs w:val="44"/>
-              </w:rPr>
-              <w:t xml:space="preserve">5</w:t>
-            </w:r>
-          </w:p>
-          <w:p>
-            <w:r>
-              <w:rPr>
-                <w:rFonts w:ascii="Inter" w:cs="Inter" w:eastAsia="Inter" w:hAnsi="Inter"/>
-                <w:color w:val="9B9384"/>
-                <w:sz w:val="16"/>
-                <w:szCs w:val="16"/>
-              </w:rPr>
-              <w:t xml:space="preserve">ATL-* canonical</w:t>
-            </w:r>
-          </w:p>
-        </w:tc>
-      </w:tr>
-    </w:tbl>
-    <w:p>
-      <w:r>
-        <w:br w:type="page"/>
-      </w:r>
-    </w:p>
-    <w:p>
-      <w:pPr>
-        <w:pStyle w:val="Heading2"/>
-        <w:spacing w:after="160" w:before="320"/>
-      </w:pPr>
-      <w:r>
-        <w:rPr>
-          <w:rFonts w:ascii="Inter" w:cs="Inter" w:eastAsia="Inter" w:hAnsi="Inter"/>
-          <w:b/>
-          <w:bCs/>
-          <w:color w:val="B8722C"/>
-          <w:sz w:val="30"/>
-          <w:szCs w:val="30"/>
-        </w:rPr>
-        <w:t xml:space="preserve">Anatomy — what's on screen, left to right</w:t>
-      </w:r>
-    </w:p>
-    <w:p>
-      <w:pPr>
-        <w:pStyle w:val="Heading3"/>
-        <w:spacing w:after="120" w:before="240"/>
-      </w:pPr>
-      <w:r>
-        <w:rPr>
-          <w:rFonts w:ascii="Inter" w:cs="Inter" w:eastAsia="Inter" w:hAnsi="Inter"/>
-          <w:b/>
-          <w:bCs/>
-          <w:color w:val="1A1815"/>
-          <w:sz w:val="24"/>
-          <w:szCs w:val="24"/>
-        </w:rPr>
-        <w:t xml:space="preserve">⊢ Left rail: SOURCES</w:t>
-      </w:r>
-    </w:p>
-    <w:p>
-      <w:pPr>
-        <w:spacing w:after="120"/>
-      </w:pPr>
-      <w:r>
-        <w:rPr>
-          <w:rFonts w:ascii="Inter" w:cs="Inter" w:eastAsia="Inter" w:hAnsi="Inter"/>
-          <w:color w:val="1A1815"/>
-          <w:sz w:val="22"/>
-          <w:szCs w:val="22"/>
-        </w:rPr>
-        <w:t xml:space="preserve">The intake tracker. Counts files, transcripts, notes; shows ingestion progress; lists connected sources (Fireflies / Drive / HubSpot).</w:t>
-      </w:r>
-    </w:p>
-    <w:tbl>
-      <w:tblPr>
-        <w:tblW w:type="dxa" w:w="9360"/>
-        <w:tblBorders>
-          <w:top w:val="single" w:color="auto" w:sz="4"/>
-          <w:left w:val="single" w:color="auto" w:sz="4"/>
-          <w:bottom w:val="single" w:color="auto" w:sz="4"/>
-          <w:right w:val="single" w:color="auto" w:sz="4"/>
-          <w:insideH w:val="single" w:color="auto" w:sz="4"/>
-          <w:insideV w:val="single" w:color="auto" w:sz="4"/>
-        </w:tblBorders>
-      </w:tblPr>
-      <w:tblGrid>
-        <w:gridCol w:w="2800"/>
-        <w:gridCol w:w="6560"/>
-      </w:tblGrid>
-      <w:tr>
-        <w:tc>
-          <w:tcPr>
-            <w:tcW w:type="dxa" w:w="2800"/>
-            <w:tcBorders>
-              <w:top w:val="single" w:color="E8E2D5" w:sz="4"/>
-              <w:left w:val="single" w:color="E8E2D5" w:sz="4"/>
-              <w:bottom w:val="single" w:color="E8E2D5" w:sz="4"/>
-              <w:right w:val="single" w:color="E8E2D5" w:sz="4"/>
-            </w:tcBorders>
-            <w:shd w:fill="FAF6EE" w:val="clear"/>
-            <w:tcMar>
-              <w:top w:type="dxa" w:w="100"/>
-              <w:left w:type="dxa" w:w="160"/>
-              <w:bottom w:type="dxa" w:w="100"/>
-              <w:right w:type="dxa" w:w="160"/>
-            </w:tcMar>
-          </w:tcPr>
-          <w:p>
-            <w:pPr>
-              <w:jc w:val="left"/>
-            </w:pPr>
-            <w:r>
-              <w:rPr>
-                <w:rFonts w:ascii="Inter" w:cs="Inter" w:eastAsia="Inter" w:hAnsi="Inter"/>
-                <w:b/>
-                <w:bCs/>
-                <w:color w:val="1A1815"/>
-                <w:sz w:val="20"/>
-                <w:szCs w:val="20"/>
-              </w:rPr>
-              <w:t xml:space="preserve">Files / Transcripts / Notes</w:t>
-            </w:r>
-          </w:p>
-        </w:tc>
-        <w:tc>
-          <w:tcPr>
-            <w:tcW w:type="dxa" w:w="6560"/>
-            <w:tcBorders>
-              <w:top w:val="single" w:color="E8E2D5" w:sz="4"/>
-              <w:left w:val="single" w:color="E8E2D5" w:sz="4"/>
-              <w:bottom w:val="single" w:color="E8E2D5" w:sz="4"/>
-              <w:right w:val="single" w:color="E8E2D5" w:sz="4"/>
-            </w:tcBorders>
-            <w:shd w:fill="FFFFFF" w:val="clear"/>
-            <w:tcMar>
-              <w:top w:type="dxa" w:w="100"/>
-              <w:left w:type="dxa" w:w="160"/>
-              <w:bottom w:type="dxa" w:w="100"/>
-              <w:right w:type="dxa" w:w="160"/>
-            </w:tcMar>
-          </w:tcPr>
-          <w:p>
-            <w:pPr>
-              <w:jc w:val="left"/>
-            </w:pPr>
-            <w:r>
-              <w:rPr>
-                <w:rFonts w:ascii="Inter" w:cs="Inter" w:eastAsia="Inter" w:hAnsi="Inter"/>
-                <w:b w:val="false"/>
-                <w:bCs w:val="false"/>
-                <w:color w:val="1A1815"/>
-                <w:sz w:val="20"/>
-                <w:szCs w:val="20"/>
-              </w:rPr>
-              <w:t xml:space="preserve">Three counters across the top. OPTBOT: 9 files · 0 transcripts · 0 notes.</w:t>
-            </w:r>
-          </w:p>
-        </w:tc>
-      </w:tr>
-      <w:tr>
-        <w:tc>
-          <w:tcPr>
-            <w:tcW w:type="dxa" w:w="2800"/>
-            <w:tcBorders>
-              <w:top w:val="single" w:color="E8E2D5" w:sz="4"/>
-              <w:left w:val="single" w:color="E8E2D5" w:sz="4"/>
-              <w:bottom w:val="single" w:color="E8E2D5" w:sz="4"/>
-              <w:right w:val="single" w:color="E8E2D5" w:sz="4"/>
-            </w:tcBorders>
-            <w:shd w:fill="FAF6EE" w:val="clear"/>
-            <w:tcMar>
-              <w:top w:type="dxa" w:w="100"/>
-              <w:left w:type="dxa" w:w="160"/>
-              <w:bottom w:type="dxa" w:w="100"/>
-              <w:right w:type="dxa" w:w="160"/>
-            </w:tcMar>
-          </w:tcPr>
-          <w:p>
-            <w:pPr>
-              <w:jc w:val="left"/>
-            </w:pPr>
-            <w:r>
-              <w:rPr>
-                <w:rFonts w:ascii="Inter" w:cs="Inter" w:eastAsia="Inter" w:hAnsi="Inter"/>
-                <w:b/>
-                <w:bCs/>
-                <w:color w:val="1A1815"/>
-                <w:sz w:val="20"/>
-                <w:szCs w:val="20"/>
-              </w:rPr>
-              <w:t xml:space="preserve">INGESTION · N/M</w:t>
-            </w:r>
-          </w:p>
-        </w:tc>
-        <w:tc>
-          <w:tcPr>
-            <w:tcW w:type="dxa" w:w="6560"/>
-            <w:tcBorders>
-              <w:top w:val="single" w:color="E8E2D5" w:sz="4"/>
-              <w:left w:val="single" w:color="E8E2D5" w:sz="4"/>
-              <w:bottom w:val="single" w:color="E8E2D5" w:sz="4"/>
-              <w:right w:val="single" w:color="E8E2D5" w:sz="4"/>
-            </w:tcBorders>
-            <w:shd w:fill="FFFFFF" w:val="clear"/>
-            <w:tcMar>
-              <w:top w:type="dxa" w:w="100"/>
-              <w:left w:type="dxa" w:w="160"/>
-              <w:bottom w:type="dxa" w:w="100"/>
-              <w:right w:type="dxa" w:w="160"/>
-            </w:tcMar>
-          </w:tcPr>
-          <w:p>
-            <w:pPr>
-              <w:jc w:val="left"/>
-            </w:pPr>
-            <w:r>
-              <w:rPr>
-                <w:rFonts w:ascii="Inter" w:cs="Inter" w:eastAsia="Inter" w:hAnsi="Inter"/>
-                <w:b w:val="false"/>
-                <w:bCs w:val="false"/>
-                <w:color w:val="1A1815"/>
-                <w:sz w:val="20"/>
-                <w:szCs w:val="20"/>
-              </w:rPr>
-              <w:t xml:space="preserve">Strip showing Parsed / Processing / Queued / Failed. Should always read N/N on a healthy deal.</w:t>
-            </w:r>
-          </w:p>
-        </w:tc>
-      </w:tr>
-      <w:tr>
-        <w:tc>
-          <w:tcPr>
-            <w:tcW w:type="dxa" w:w="2800"/>
-            <w:tcBorders>
-              <w:top w:val="single" w:color="E8E2D5" w:sz="4"/>
-              <w:left w:val="single" w:color="E8E2D5" w:sz="4"/>
-              <w:bottom w:val="single" w:color="E8E2D5" w:sz="4"/>
-              <w:right w:val="single" w:color="E8E2D5" w:sz="4"/>
-            </w:tcBorders>
-            <w:shd w:fill="FAF6EE" w:val="clear"/>
-            <w:tcMar>
-              <w:top w:type="dxa" w:w="100"/>
-              <w:left w:type="dxa" w:w="160"/>
-              <w:bottom w:type="dxa" w:w="100"/>
-              <w:right w:type="dxa" w:w="160"/>
-            </w:tcMar>
-          </w:tcPr>
-          <w:p>
-            <w:pPr>
-              <w:jc w:val="left"/>
-            </w:pPr>
-            <w:r>
-              <w:rPr>
-                <w:rFonts w:ascii="Inter" w:cs="Inter" w:eastAsia="Inter" w:hAnsi="Inter"/>
-                <w:b/>
-                <w:bCs/>
-                <w:color w:val="1A1815"/>
-                <w:sz w:val="20"/>
-                <w:szCs w:val="20"/>
-              </w:rPr>
-              <w:t xml:space="preserve">Connected sources</w:t>
-            </w:r>
-          </w:p>
-        </w:tc>
-        <w:tc>
-          <w:tcPr>
-            <w:tcW w:type="dxa" w:w="6560"/>
-            <w:tcBorders>
-              <w:top w:val="single" w:color="E8E2D5" w:sz="4"/>
-              <w:left w:val="single" w:color="E8E2D5" w:sz="4"/>
-              <w:bottom w:val="single" w:color="E8E2D5" w:sz="4"/>
-              <w:right w:val="single" w:color="E8E2D5" w:sz="4"/>
-            </w:tcBorders>
-            <w:shd w:fill="FFFFFF" w:val="clear"/>
-            <w:tcMar>
-              <w:top w:type="dxa" w:w="100"/>
-              <w:left w:type="dxa" w:w="160"/>
-              <w:bottom w:type="dxa" w:w="100"/>
-              <w:right w:type="dxa" w:w="160"/>
-            </w:tcMar>
-          </w:tcPr>
-          <w:p>
-            <w:pPr>
-              <w:jc w:val="left"/>
-            </w:pPr>
-            <w:r>
-              <w:rPr>
-                <w:rFonts w:ascii="Inter" w:cs="Inter" w:eastAsia="Inter" w:hAnsi="Inter"/>
-                <w:b w:val="false"/>
-                <w:bCs w:val="false"/>
-                <w:color w:val="1A1815"/>
-                <w:sz w:val="20"/>
-                <w:szCs w:val="20"/>
-              </w:rPr>
-              <w:t xml:space="preserve">FF=Fireflies, GD=Drive, HS=HubSpot. "Manage →" opens the source picker.</w:t>
-            </w:r>
-          </w:p>
-        </w:tc>
-      </w:tr>
-      <w:tr>
-        <w:tc>
-          <w:tcPr>
-            <w:tcW w:type="dxa" w:w="2800"/>
-            <w:tcBorders>
-              <w:top w:val="single" w:color="E8E2D5" w:sz="4"/>
-              <w:left w:val="single" w:color="E8E2D5" w:sz="4"/>
-              <w:bottom w:val="single" w:color="E8E2D5" w:sz="4"/>
-              <w:right w:val="single" w:color="E8E2D5" w:sz="4"/>
-            </w:tcBorders>
-            <w:shd w:fill="FAF6EE" w:val="clear"/>
-            <w:tcMar>
-              <w:top w:type="dxa" w:w="100"/>
-              <w:left w:type="dxa" w:w="160"/>
-              <w:bottom w:type="dxa" w:w="100"/>
-              <w:right w:type="dxa" w:w="160"/>
-            </w:tcMar>
-          </w:tcPr>
-          <w:p>
-            <w:pPr>
-              <w:jc w:val="left"/>
-            </w:pPr>
-            <w:r>
-              <w:rPr>
-                <w:rFonts w:ascii="Inter" w:cs="Inter" w:eastAsia="Inter" w:hAnsi="Inter"/>
-                <w:b/>
-                <w:bCs/>
-                <w:color w:val="1A1815"/>
-                <w:sz w:val="20"/>
-                <w:szCs w:val="20"/>
-              </w:rPr>
-              <w:t xml:space="preserve">Inspect lineage</w:t>
-            </w:r>
-          </w:p>
-        </w:tc>
-        <w:tc>
-          <w:tcPr>
-            <w:tcW w:type="dxa" w:w="6560"/>
-            <w:tcBorders>
-              <w:top w:val="single" w:color="E8E2D5" w:sz="4"/>
-              <w:left w:val="single" w:color="E8E2D5" w:sz="4"/>
-              <w:bottom w:val="single" w:color="E8E2D5" w:sz="4"/>
-              <w:right w:val="single" w:color="E8E2D5" w:sz="4"/>
-            </w:tcBorders>
-            <w:shd w:fill="FFFFFF" w:val="clear"/>
-            <w:tcMar>
-              <w:top w:type="dxa" w:w="100"/>
-              <w:left w:type="dxa" w:w="160"/>
-              <w:bottom w:type="dxa" w:w="100"/>
-              <w:right w:type="dxa" w:w="160"/>
-            </w:tcMar>
-          </w:tcPr>
-          <w:p>
-            <w:pPr>
-              <w:jc w:val="left"/>
-            </w:pPr>
-            <w:r>
-              <w:rPr>
-                <w:rFonts w:ascii="Inter" w:cs="Inter" w:eastAsia="Inter" w:hAnsi="Inter"/>
-                <w:b w:val="false"/>
-                <w:bCs w:val="false"/>
-                <w:color w:val="1A1815"/>
-                <w:sz w:val="20"/>
-                <w:szCs w:val="20"/>
-              </w:rPr>
-              <w:t xml:space="preserve">Per-field provenance — which file/cell each atom came from. Audit trail for legal review.</w:t>
-            </w:r>
-          </w:p>
-        </w:tc>
-      </w:tr>
-    </w:tbl>
-    <w:p>
-      <w:r>
-        <w:br w:type="page"/>
-      </w:r>
-    </w:p>
-    <w:p>
-      <w:pPr>
-        <w:pStyle w:val="Heading3"/>
-        <w:spacing w:after="120" w:before="240"/>
-      </w:pPr>
-      <w:r>
-        <w:rPr>
-          <w:rFonts w:ascii="Inter" w:cs="Inter" w:eastAsia="Inter" w:hAnsi="Inter"/>
-          <w:b/>
-          <w:bCs/>
-          <w:color w:val="1A1815"/>
-          <w:sz w:val="24"/>
-          <w:szCs w:val="24"/>
-        </w:rPr>
-        <w:t xml:space="preserve">⊤ Top center: Compile snapshot</w:t>
-      </w:r>
-    </w:p>
-    <w:p>
-      <w:pPr>
-        <w:spacing w:after="120"/>
-      </w:pPr>
-      <w:r>
-        <w:rPr>
-          <w:rFonts w:ascii="Inter" w:cs="Inter" w:eastAsia="Inter" w:hAnsi="Inter"/>
-          <w:color w:val="1A1815"/>
-          <w:sz w:val="22"/>
-          <w:szCs w:val="22"/>
-        </w:rPr>
-        <w:t xml:space="preserve">Single status line confirming the latest compile. PM glances at this before reading anything else.</w:t>
-      </w:r>
-    </w:p>
-    <w:tbl>
-      <w:tblPr>
-        <w:tblW w:type="dxa" w:w="9360"/>
-        <w:tblBorders>
-          <w:top w:val="single" w:color="auto" w:sz="4"/>
-          <w:left w:val="single" w:color="auto" w:sz="4"/>
-          <w:bottom w:val="single" w:color="auto" w:sz="4"/>
-          <w:right w:val="single" w:color="auto" w:sz="4"/>
-          <w:insideH w:val="single" w:color="auto" w:sz="4"/>
-          <w:insideV w:val="single" w:color="auto" w:sz="4"/>
-        </w:tblBorders>
-      </w:tblPr>
-      <w:tblGrid>
-        <w:gridCol w:w="9360"/>
-      </w:tblGrid>
-      <w:tr>
-        <w:tc>
-          <w:tcPr>
-            <w:tcW w:type="dxa" w:w="9360"/>
-            <w:tcBorders>
-              <w:top w:val="single" w:color="C8BFA8" w:sz="4"/>
-              <w:left w:val="single" w:color="C8BFA8" w:sz="4"/>
-              <w:bottom w:val="single" w:color="C8BFA8" w:sz="4"/>
-              <w:right w:val="single" w:color="C8BFA8" w:sz="4"/>
-            </w:tcBorders>
-            <w:shd w:fill="F0E9DA" w:val="clear"/>
-            <w:tcMar>
-              <w:top w:type="dxa" w:w="180"/>
-              <w:left w:type="dxa" w:w="240"/>
-              <w:bottom w:type="dxa" w:w="180"/>
-              <w:right w:type="dxa" w:w="240"/>
-            </w:tcMar>
-          </w:tcPr>
-          <w:p>
-            <w:pPr>
-              <w:spacing w:after="80"/>
-            </w:pPr>
-            <w:r>
-              <w:rPr>
-                <w:rFonts w:ascii="Fraunces" w:cs="Fraunces" w:eastAsia="Fraunces" w:hAnsi="Fraunces"/>
-                <w:b/>
-                <w:bCs/>
-                <w:color w:val="1A1815"/>
-                <w:sz w:val="26"/>
-                <w:szCs w:val="26"/>
-              </w:rPr>
-              <w:t xml:space="preserve">000087 - (Test) OPTBOT - Atlanta Office Refresh</w:t>
-            </w:r>
-          </w:p>
-          <w:p>
-            <w:pPr>
-              <w:spacing w:after="100"/>
-            </w:pPr>
-            <w:r>
-              <w:rPr>
-                <w:rFonts w:ascii="JetBrains Mono" w:cs="JetBrains Mono" w:eastAsia="JetBrains Mono" w:hAnsi="JetBrains Mono"/>
-                <w:color w:val="9B9384"/>
-                <w:sz w:val="18"/>
-                <w:szCs w:val="18"/>
-              </w:rPr>
-              <w:t xml:space="preserve">deal 841ea7e0  ·  compile 83e8ae1a-24b  ·  generated 5/29/2026, 2:20 PM</w:t>
-            </w:r>
-          </w:p>
-          <w:p>
-            <w:r>
-              <w:rPr>
-                <w:rFonts w:ascii="JetBrains Mono" w:cs="JetBrains Mono" w:eastAsia="JetBrains Mono" w:hAnsi="JetBrains Mono"/>
-                <w:b/>
-                <w:bCs/>
-                <w:color w:val="2E7D5C"/>
-                <w:sz w:val="18"/>
-                <w:szCs w:val="18"/>
-                <w:shd w:fill="DEF0E5" w:val="clear"/>
-              </w:rPr>
-              <w:t xml:space="preserve"> ✓ Compile complete  </w:t>
-            </w:r>
-            <w:r>
-              <w:rPr>
-                <w:rFonts w:ascii="Inter" w:cs="Inter" w:eastAsia="Inter" w:hAnsi="Inter"/>
-                <w:sz w:val="18"/>
-                <w:szCs w:val="18"/>
-              </w:rPr>
-              <w:t xml:space="preserve">    </w:t>
-            </w:r>
-            <w:r>
-              <w:rPr>
-                <w:rFonts w:ascii="JetBrains Mono" w:cs="JetBrains Mono" w:eastAsia="JetBrains Mono" w:hAnsi="JetBrains Mono"/>
-                <w:b/>
-                <w:bCs/>
-                <w:color w:val="FFFFFF"/>
-                <w:sz w:val="18"/>
-                <w:szCs w:val="18"/>
-                <w:shd w:fill="1A1815" w:val="clear"/>
-              </w:rPr>
-              <w:t xml:space="preserve"> RE-PARSE </w:t>
-            </w:r>
-          </w:p>
-        </w:tc>
-      </w:tr>
-    </w:tbl>
-    <w:p>
-      <w:pPr>
-        <w:spacing w:after="160"/>
-      </w:pPr>
-      <w:r>
-        <w:rPr>
-          <w:rFonts w:ascii="Inter" w:cs="Inter" w:eastAsia="Inter" w:hAnsi="Inter"/>
-          <w:i/>
-          <w:iCs/>
-          <w:color w:val="9B9384"/>
-          <w:sz w:val="18"/>
-          <w:szCs w:val="18"/>
-        </w:rPr>
-        <w:t xml:space="preserve">Re-parse triggers the full parser-os pipeline again on the existing files. Use it when files change or after a parser version bump.</w:t>
-      </w:r>
-    </w:p>
-    <w:p>
-      <w:pPr>
-        <w:pStyle w:val="Heading3"/>
-        <w:spacing w:after="120" w:before="240"/>
-      </w:pPr>
-      <w:r>
-        <w:rPr>
-          <w:rFonts w:ascii="Inter" w:cs="Inter" w:eastAsia="Inter" w:hAnsi="Inter"/>
-          <w:b/>
-          <w:bCs/>
-          <w:color w:val="1A1815"/>
-          <w:sz w:val="24"/>
-          <w:szCs w:val="24"/>
-        </w:rPr>
-        <w:t xml:space="preserve">≣ Top right: Pipeline timeline (16 stages)</w:t>
-      </w:r>
-    </w:p>
-    <w:p>
-      <w:pPr>
-        <w:spacing w:after="120"/>
-      </w:pPr>
-      <w:r>
-        <w:rPr>
-          <w:rFonts w:ascii="Inter" w:cs="Inter" w:eastAsia="Inter" w:hAnsi="Inter"/>
-          <w:color w:val="1A1815"/>
-          <w:sz w:val="22"/>
-          <w:szCs w:val="22"/>
-        </w:rPr>
-        <w:t xml:space="preserve">Live progress while a compile runs; durations once it's done. Each tile = one parser-os stage. Click into a tile to see input/output counts.</w:t>
       </w:r>
     </w:p>
     <w:tbl>
@@ -3661,28 +2844,56 @@
               <w:bottom w:val="single" w:color="E8E2D5" w:sz="4"/>
               <w:right w:val="single" w:color="E8E2D5" w:sz="4"/>
             </w:tcBorders>
-            <w:shd w:fill="FAF6EE" w:val="clear"/>
-            <w:tcMar>
-              <w:top w:type="dxa" w:w="100"/>
-              <w:left w:type="dxa" w:w="160"/>
-              <w:bottom w:type="dxa" w:w="100"/>
-              <w:right w:type="dxa" w:w="160"/>
-            </w:tcMar>
-          </w:tcPr>
-          <w:p>
-            <w:pPr>
-              <w:jc w:val="center"/>
+            <w:shd w:fill="FFFFFF" w:val="clear"/>
+            <w:tcMar>
+              <w:top w:type="dxa" w:w="180"/>
+              <w:left w:type="dxa" w:w="200"/>
+              <w:bottom w:type="dxa" w:w="200"/>
+              <w:right w:type="dxa" w:w="200"/>
+            </w:tcMar>
+          </w:tcPr>
+          <w:p>
+            <w:pPr>
+              <w:spacing w:after="40"/>
             </w:pPr>
             <w:r>
               <w:rPr>
                 <w:rFonts w:ascii="JetBrains Mono" w:cs="JetBrains Mono" w:eastAsia="JetBrains Mono" w:hAnsi="JetBrains Mono"/>
-                <w:b w:val="false"/>
-                <w:bCs w:val="false"/>
+                <w:b/>
+                <w:bCs/>
+                <w:color w:val="9B9384"/>
+                <w:spacing w:val="40"/>
+                <w:sz w:val="16"/>
+                <w:szCs w:val="16"/>
+              </w:rPr>
+              <w:t xml:space="preserve">FILES</w:t>
+            </w:r>
+          </w:p>
+          <w:p>
+            <w:pPr>
+              <w:spacing w:after="40"/>
+            </w:pPr>
+            <w:r>
+              <w:rPr>
+                <w:rFonts w:ascii="Fraunces" w:cs="Fraunces" w:eastAsia="Fraunces" w:hAnsi="Fraunces"/>
+                <w:b/>
+                <w:bCs/>
+                <w:color w:val="1A1815"/>
+                <w:sz w:val="48"/>
+                <w:szCs w:val="48"/>
+              </w:rPr>
+              <w:t xml:space="preserve">9</w:t>
+            </w:r>
+          </w:p>
+          <w:p>
+            <w:r>
+              <w:rPr>
+                <w:rFonts w:ascii="Inter" w:cs="Inter" w:eastAsia="Inter" w:hAnsi="Inter"/>
                 <w:color w:val="9B9384"/>
                 <w:sz w:val="16"/>
                 <w:szCs w:val="16"/>
               </w:rPr>
-              <w:t xml:space="preserve">discover</w:t>
+              <w:t xml:space="preserve">5 pdf · 2 docx · 2 xlsx</w:t>
             </w:r>
           </w:p>
         </w:tc>
@@ -3695,28 +2906,56 @@
               <w:bottom w:val="single" w:color="E8E2D5" w:sz="4"/>
               <w:right w:val="single" w:color="E8E2D5" w:sz="4"/>
             </w:tcBorders>
-            <w:shd w:fill="FAF6EE" w:val="clear"/>
-            <w:tcMar>
-              <w:top w:type="dxa" w:w="100"/>
-              <w:left w:type="dxa" w:w="160"/>
-              <w:bottom w:type="dxa" w:w="100"/>
-              <w:right w:type="dxa" w:w="160"/>
-            </w:tcMar>
-          </w:tcPr>
-          <w:p>
-            <w:pPr>
-              <w:jc w:val="center"/>
+            <w:shd w:fill="FFFFFF" w:val="clear"/>
+            <w:tcMar>
+              <w:top w:type="dxa" w:w="180"/>
+              <w:left w:type="dxa" w:w="200"/>
+              <w:bottom w:type="dxa" w:w="200"/>
+              <w:right w:type="dxa" w:w="200"/>
+            </w:tcMar>
+          </w:tcPr>
+          <w:p>
+            <w:pPr>
+              <w:spacing w:after="40"/>
             </w:pPr>
             <w:r>
               <w:rPr>
                 <w:rFonts w:ascii="JetBrains Mono" w:cs="JetBrains Mono" w:eastAsia="JetBrains Mono" w:hAnsi="JetBrains Mono"/>
-                <w:b w:val="false"/>
-                <w:bCs w:val="false"/>
+                <w:b/>
+                <w:bCs/>
+                <w:color w:val="9B9384"/>
+                <w:spacing w:val="40"/>
+                <w:sz w:val="16"/>
+                <w:szCs w:val="16"/>
+              </w:rPr>
+              <w:t xml:space="preserve">PAGES</w:t>
+            </w:r>
+          </w:p>
+          <w:p>
+            <w:pPr>
+              <w:spacing w:after="40"/>
+            </w:pPr>
+            <w:r>
+              <w:rPr>
+                <w:rFonts w:ascii="Fraunces" w:cs="Fraunces" w:eastAsia="Fraunces" w:hAnsi="Fraunces"/>
+                <w:b/>
+                <w:bCs/>
+                <w:color w:val="1A1815"/>
+                <w:sz w:val="48"/>
+                <w:szCs w:val="48"/>
+              </w:rPr>
+              <w:t xml:space="preserve">23</w:t>
+            </w:r>
+          </w:p>
+          <w:p>
+            <w:r>
+              <w:rPr>
+                <w:rFonts w:ascii="Inter" w:cs="Inter" w:eastAsia="Inter" w:hAnsi="Inter"/>
                 <w:color w:val="9B9384"/>
                 <w:sz w:val="16"/>
                 <w:szCs w:val="16"/>
               </w:rPr>
-              <w:t xml:space="preserve">parse</w:t>
+              <w:t xml:space="preserve">total pages</w:t>
             </w:r>
           </w:p>
         </w:tc>
@@ -3729,28 +2968,56 @@
               <w:bottom w:val="single" w:color="E8E2D5" w:sz="4"/>
               <w:right w:val="single" w:color="E8E2D5" w:sz="4"/>
             </w:tcBorders>
-            <w:shd w:fill="FAF6EE" w:val="clear"/>
-            <w:tcMar>
-              <w:top w:type="dxa" w:w="100"/>
-              <w:left w:type="dxa" w:w="160"/>
-              <w:bottom w:type="dxa" w:w="100"/>
-              <w:right w:type="dxa" w:w="160"/>
-            </w:tcMar>
-          </w:tcPr>
-          <w:p>
-            <w:pPr>
-              <w:jc w:val="center"/>
+            <w:shd w:fill="FFFFFF" w:val="clear"/>
+            <w:tcMar>
+              <w:top w:type="dxa" w:w="180"/>
+              <w:left w:type="dxa" w:w="200"/>
+              <w:bottom w:type="dxa" w:w="200"/>
+              <w:right w:type="dxa" w:w="200"/>
+            </w:tcMar>
+          </w:tcPr>
+          <w:p>
+            <w:pPr>
+              <w:spacing w:after="40"/>
             </w:pPr>
             <w:r>
               <w:rPr>
                 <w:rFonts w:ascii="JetBrains Mono" w:cs="JetBrains Mono" w:eastAsia="JetBrains Mono" w:hAnsi="JetBrains Mono"/>
-                <w:b w:val="false"/>
-                <w:bCs w:val="false"/>
+                <w:b/>
+                <w:bCs/>
+                <w:color w:val="9B9384"/>
+                <w:spacing w:val="40"/>
+                <w:sz w:val="16"/>
+                <w:szCs w:val="16"/>
+              </w:rPr>
+              <w:t xml:space="preserve">ATOMS</w:t>
+            </w:r>
+          </w:p>
+          <w:p>
+            <w:pPr>
+              <w:spacing w:after="40"/>
+            </w:pPr>
+            <w:r>
+              <w:rPr>
+                <w:rFonts w:ascii="Fraunces" w:cs="Fraunces" w:eastAsia="Fraunces" w:hAnsi="Fraunces"/>
+                <w:b/>
+                <w:bCs/>
+                <w:color w:val="2E7D5C"/>
+                <w:sz w:val="48"/>
+                <w:szCs w:val="48"/>
+              </w:rPr>
+              <w:t xml:space="preserve">433</w:t>
+            </w:r>
+          </w:p>
+          <w:p>
+            <w:r>
+              <w:rPr>
+                <w:rFonts w:ascii="Inter" w:cs="Inter" w:eastAsia="Inter" w:hAnsi="Inter"/>
                 <w:color w:val="9B9384"/>
                 <w:sz w:val="16"/>
                 <w:szCs w:val="16"/>
               </w:rPr>
-              <w:t xml:space="preserve">adjudic</w:t>
+              <w:t xml:space="preserve">241 typed · 192 prose</w:t>
             </w:r>
           </w:p>
         </w:tc>
@@ -3763,28 +3030,56 @@
               <w:bottom w:val="single" w:color="E8E2D5" w:sz="4"/>
               <w:right w:val="single" w:color="E8E2D5" w:sz="4"/>
             </w:tcBorders>
-            <w:shd w:fill="FAF6EE" w:val="clear"/>
-            <w:tcMar>
-              <w:top w:type="dxa" w:w="100"/>
-              <w:left w:type="dxa" w:w="160"/>
-              <w:bottom w:type="dxa" w:w="100"/>
-              <w:right w:type="dxa" w:w="160"/>
-            </w:tcMar>
-          </w:tcPr>
-          <w:p>
-            <w:pPr>
-              <w:jc w:val="center"/>
+            <w:shd w:fill="FFFFFF" w:val="clear"/>
+            <w:tcMar>
+              <w:top w:type="dxa" w:w="180"/>
+              <w:left w:type="dxa" w:w="200"/>
+              <w:bottom w:type="dxa" w:w="200"/>
+              <w:right w:type="dxa" w:w="200"/>
+            </w:tcMar>
+          </w:tcPr>
+          <w:p>
+            <w:pPr>
+              <w:spacing w:after="40"/>
             </w:pPr>
             <w:r>
               <w:rPr>
                 <w:rFonts w:ascii="JetBrains Mono" w:cs="JetBrains Mono" w:eastAsia="JetBrains Mono" w:hAnsi="JetBrains Mono"/>
-                <w:b w:val="false"/>
-                <w:bCs w:val="false"/>
+                <w:b/>
+                <w:bCs/>
+                <w:color w:val="9B9384"/>
+                <w:spacing w:val="40"/>
+                <w:sz w:val="16"/>
+                <w:szCs w:val="16"/>
+              </w:rPr>
+              <w:t xml:space="preserve">ENTITIES</w:t>
+            </w:r>
+          </w:p>
+          <w:p>
+            <w:pPr>
+              <w:spacing w:after="40"/>
+            </w:pPr>
+            <w:r>
+              <w:rPr>
+                <w:rFonts w:ascii="Fraunces" w:cs="Fraunces" w:eastAsia="Fraunces" w:hAnsi="Fraunces"/>
+                <w:b/>
+                <w:bCs/>
+                <w:color w:val="1A1815"/>
+                <w:sz w:val="48"/>
+                <w:szCs w:val="48"/>
+              </w:rPr>
+              <w:t xml:space="preserve">155</w:t>
+            </w:r>
+          </w:p>
+          <w:p>
+            <w:r>
+              <w:rPr>
+                <w:rFonts w:ascii="Inter" w:cs="Inter" w:eastAsia="Inter" w:hAnsi="Inter"/>
                 <w:color w:val="9B9384"/>
                 <w:sz w:val="16"/>
                 <w:szCs w:val="16"/>
               </w:rPr>
-              <w:t xml:space="preserve">replay</w:t>
+              <w:t xml:space="preserve">device · money · stake.</w:t>
             </w:r>
           </w:p>
         </w:tc>
@@ -3797,28 +3092,56 @@
               <w:bottom w:val="single" w:color="E8E2D5" w:sz="4"/>
               <w:right w:val="single" w:color="E8E2D5" w:sz="4"/>
             </w:tcBorders>
-            <w:shd w:fill="FAF6EE" w:val="clear"/>
-            <w:tcMar>
-              <w:top w:type="dxa" w:w="100"/>
-              <w:left w:type="dxa" w:w="160"/>
-              <w:bottom w:type="dxa" w:w="100"/>
-              <w:right w:type="dxa" w:w="160"/>
-            </w:tcMar>
-          </w:tcPr>
-          <w:p>
-            <w:pPr>
-              <w:jc w:val="center"/>
+            <w:shd w:fill="FFFFFF" w:val="clear"/>
+            <w:tcMar>
+              <w:top w:type="dxa" w:w="180"/>
+              <w:left w:type="dxa" w:w="200"/>
+              <w:bottom w:type="dxa" w:w="200"/>
+              <w:right w:type="dxa" w:w="200"/>
+            </w:tcMar>
+          </w:tcPr>
+          <w:p>
+            <w:pPr>
+              <w:spacing w:after="40"/>
             </w:pPr>
             <w:r>
               <w:rPr>
                 <w:rFonts w:ascii="JetBrains Mono" w:cs="JetBrains Mono" w:eastAsia="JetBrains Mono" w:hAnsi="JetBrains Mono"/>
-                <w:b w:val="false"/>
-                <w:bCs w:val="false"/>
+                <w:b/>
+                <w:bCs/>
+                <w:color w:val="9B9384"/>
+                <w:spacing w:val="40"/>
+                <w:sz w:val="16"/>
+                <w:szCs w:val="16"/>
+              </w:rPr>
+              <w:t xml:space="preserve">EDGES</w:t>
+            </w:r>
+          </w:p>
+          <w:p>
+            <w:pPr>
+              <w:spacing w:after="40"/>
+            </w:pPr>
+            <w:r>
+              <w:rPr>
+                <w:rFonts w:ascii="Fraunces" w:cs="Fraunces" w:eastAsia="Fraunces" w:hAnsi="Fraunces"/>
+                <w:b/>
+                <w:bCs/>
+                <w:color w:val="1A1815"/>
+                <w:sz w:val="48"/>
+                <w:szCs w:val="48"/>
+              </w:rPr>
+              <w:t xml:space="preserve">182</w:t>
+            </w:r>
+          </w:p>
+          <w:p>
+            <w:r>
+              <w:rPr>
+                <w:rFonts w:ascii="Inter" w:cs="Inter" w:eastAsia="Inter" w:hAnsi="Inter"/>
                 <w:color w:val="9B9384"/>
                 <w:sz w:val="16"/>
                 <w:szCs w:val="16"/>
               </w:rPr>
-              <w:t xml:space="preserve">conf</w:t>
+              <w:t xml:space="preserve">127 cross-file</w:t>
             </w:r>
           </w:p>
         </w:tc>
@@ -3831,28 +3154,56 @@
               <w:bottom w:val="single" w:color="E8E2D5" w:sz="4"/>
               <w:right w:val="single" w:color="E8E2D5" w:sz="4"/>
             </w:tcBorders>
-            <w:shd w:fill="FAF6EE" w:val="clear"/>
-            <w:tcMar>
-              <w:top w:type="dxa" w:w="100"/>
-              <w:left w:type="dxa" w:w="160"/>
-              <w:bottom w:type="dxa" w:w="100"/>
-              <w:right w:type="dxa" w:w="160"/>
-            </w:tcMar>
-          </w:tcPr>
-          <w:p>
-            <w:pPr>
-              <w:jc w:val="center"/>
+            <w:shd w:fill="FFFFFF" w:val="clear"/>
+            <w:tcMar>
+              <w:top w:type="dxa" w:w="180"/>
+              <w:left w:type="dxa" w:w="200"/>
+              <w:bottom w:type="dxa" w:w="200"/>
+              <w:right w:type="dxa" w:w="200"/>
+            </w:tcMar>
+          </w:tcPr>
+          <w:p>
+            <w:pPr>
+              <w:spacing w:after="40"/>
             </w:pPr>
             <w:r>
               <w:rPr>
                 <w:rFonts w:ascii="JetBrains Mono" w:cs="JetBrains Mono" w:eastAsia="JetBrains Mono" w:hAnsi="JetBrains Mono"/>
-                <w:b w:val="false"/>
-                <w:bCs w:val="false"/>
+                <w:b/>
+                <w:bCs/>
+                <w:color w:val="9B9384"/>
+                <w:spacing w:val="40"/>
+                <w:sz w:val="16"/>
+                <w:szCs w:val="16"/>
+              </w:rPr>
+              <w:t xml:space="preserve">PACKETS</w:t>
+            </w:r>
+          </w:p>
+          <w:p>
+            <w:pPr>
+              <w:spacing w:after="40"/>
+            </w:pPr>
+            <w:r>
+              <w:rPr>
+                <w:rFonts w:ascii="Fraunces" w:cs="Fraunces" w:eastAsia="Fraunces" w:hAnsi="Fraunces"/>
+                <w:b/>
+                <w:bCs/>
+                <w:color w:val="1A1815"/>
+                <w:sz w:val="48"/>
+                <w:szCs w:val="48"/>
+              </w:rPr>
+              <w:t xml:space="preserve">31</w:t>
+            </w:r>
+          </w:p>
+          <w:p>
+            <w:r>
+              <w:rPr>
+                <w:rFonts w:ascii="Inter" w:cs="Inter" w:eastAsia="Inter" w:hAnsi="Inter"/>
                 <w:color w:val="9B9384"/>
                 <w:sz w:val="16"/>
                 <w:szCs w:val="16"/>
               </w:rPr>
-              <w:t xml:space="preserve">prose</w:t>
+              <w:t xml:space="preserve">scope bundles</w:t>
             </w:r>
           </w:p>
         </w:tc>
@@ -3865,748 +3216,56 @@
               <w:bottom w:val="single" w:color="E8E2D5" w:sz="4"/>
               <w:right w:val="single" w:color="E8E2D5" w:sz="4"/>
             </w:tcBorders>
-            <w:shd w:fill="FAF6EE" w:val="clear"/>
-            <w:tcMar>
-              <w:top w:type="dxa" w:w="100"/>
-              <w:left w:type="dxa" w:w="160"/>
-              <w:bottom w:type="dxa" w:w="100"/>
-              <w:right w:type="dxa" w:w="160"/>
-            </w:tcMar>
-          </w:tcPr>
-          <w:p>
-            <w:pPr>
-              <w:jc w:val="center"/>
+            <w:shd w:fill="FFFFFF" w:val="clear"/>
+            <w:tcMar>
+              <w:top w:type="dxa" w:w="180"/>
+              <w:left w:type="dxa" w:w="200"/>
+              <w:bottom w:type="dxa" w:w="200"/>
+              <w:right w:type="dxa" w:w="200"/>
+            </w:tcMar>
+          </w:tcPr>
+          <w:p>
+            <w:pPr>
+              <w:spacing w:after="40"/>
             </w:pPr>
             <w:r>
               <w:rPr>
                 <w:rFonts w:ascii="JetBrains Mono" w:cs="JetBrains Mono" w:eastAsia="JetBrains Mono" w:hAnsi="JetBrains Mono"/>
-                <w:b w:val="false"/>
-                <w:bCs w:val="false"/>
+                <w:b/>
+                <w:bCs/>
+                <w:color w:val="9B9384"/>
+                <w:spacing w:val="40"/>
+                <w:sz w:val="16"/>
+                <w:szCs w:val="16"/>
+              </w:rPr>
+              <w:t xml:space="preserve">PARSE</w:t>
+            </w:r>
+          </w:p>
+          <w:p>
+            <w:pPr>
+              <w:spacing w:after="40"/>
+            </w:pPr>
+            <w:r>
+              <w:rPr>
+                <w:rFonts w:ascii="Fraunces" w:cs="Fraunces" w:eastAsia="Fraunces" w:hAnsi="Fraunces"/>
+                <w:b/>
+                <w:bCs/>
+                <w:color w:val="2E7D5C"/>
+                <w:sz w:val="48"/>
+                <w:szCs w:val="48"/>
+              </w:rPr>
+              <w:t xml:space="preserve">OK</w:t>
+            </w:r>
+          </w:p>
+          <w:p>
+            <w:r>
+              <w:rPr>
+                <w:rFonts w:ascii="Inter" w:cs="Inter" w:eastAsia="Inter" w:hAnsi="Inter"/>
                 <w:color w:val="9B9384"/>
                 <w:sz w:val="16"/>
                 <w:szCs w:val="16"/>
               </w:rPr>
-              <w:t xml:space="preserve">enrich</w:t>
-            </w:r>
-          </w:p>
-        </w:tc>
-      </w:tr>
-      <w:tr>
-        <w:tc>
-          <w:tcPr>
-            <w:tcW w:type="dxa" w:w="1337"/>
-            <w:tcBorders>
-              <w:top w:val="single" w:color="E8E2D5" w:sz="4"/>
-              <w:left w:val="single" w:color="E8E2D5" w:sz="4"/>
-              <w:bottom w:val="single" w:color="E8E2D5" w:sz="4"/>
-              <w:right w:val="single" w:color="E8E2D5" w:sz="4"/>
-            </w:tcBorders>
-            <w:shd w:fill="FFFFFF" w:val="clear"/>
-            <w:tcMar>
-              <w:top w:type="dxa" w:w="100"/>
-              <w:left w:type="dxa" w:w="160"/>
-              <w:bottom w:type="dxa" w:w="100"/>
-              <w:right w:type="dxa" w:w="160"/>
-            </w:tcMar>
-          </w:tcPr>
-          <w:p>
-            <w:pPr>
-              <w:jc w:val="center"/>
-            </w:pPr>
-            <w:r>
-              <w:rPr>
-                <w:rFonts w:ascii="JetBrains Mono" w:cs="JetBrains Mono" w:eastAsia="JetBrains Mono" w:hAnsi="JetBrains Mono"/>
-                <w:b/>
-                <w:bCs/>
-                <w:color w:val="1A1815"/>
-                <w:sz w:val="18"/>
-                <w:szCs w:val="18"/>
-              </w:rPr>
-              <w:t xml:space="preserve">2ms</w:t>
-            </w:r>
-          </w:p>
-        </w:tc>
-        <w:tc>
-          <w:tcPr>
-            <w:tcW w:type="dxa" w:w="1337"/>
-            <w:tcBorders>
-              <w:top w:val="single" w:color="E8E2D5" w:sz="4"/>
-              <w:left w:val="single" w:color="E8E2D5" w:sz="4"/>
-              <w:bottom w:val="single" w:color="E8E2D5" w:sz="4"/>
-              <w:right w:val="single" w:color="E8E2D5" w:sz="4"/>
-            </w:tcBorders>
-            <w:shd w:fill="FFFFFF" w:val="clear"/>
-            <w:tcMar>
-              <w:top w:type="dxa" w:w="100"/>
-              <w:left w:type="dxa" w:w="160"/>
-              <w:bottom w:type="dxa" w:w="100"/>
-              <w:right w:type="dxa" w:w="160"/>
-            </w:tcMar>
-          </w:tcPr>
-          <w:p>
-            <w:pPr>
-              <w:jc w:val="center"/>
-            </w:pPr>
-            <w:r>
-              <w:rPr>
-                <w:rFonts w:ascii="JetBrains Mono" w:cs="JetBrains Mono" w:eastAsia="JetBrains Mono" w:hAnsi="JetBrains Mono"/>
-                <w:b/>
-                <w:bCs/>
-                <w:color w:val="1A1815"/>
-                <w:sz w:val="18"/>
-                <w:szCs w:val="18"/>
-              </w:rPr>
-              <w:t xml:space="preserve">2.4s</w:t>
-            </w:r>
-          </w:p>
-        </w:tc>
-        <w:tc>
-          <w:tcPr>
-            <w:tcW w:type="dxa" w:w="1337"/>
-            <w:tcBorders>
-              <w:top w:val="single" w:color="E8E2D5" w:sz="4"/>
-              <w:left w:val="single" w:color="E8E2D5" w:sz="4"/>
-              <w:bottom w:val="single" w:color="E8E2D5" w:sz="4"/>
-              <w:right w:val="single" w:color="E8E2D5" w:sz="4"/>
-            </w:tcBorders>
-            <w:shd w:fill="FFFFFF" w:val="clear"/>
-            <w:tcMar>
-              <w:top w:type="dxa" w:w="100"/>
-              <w:left w:type="dxa" w:w="160"/>
-              <w:bottom w:type="dxa" w:w="100"/>
-              <w:right w:type="dxa" w:w="160"/>
-            </w:tcMar>
-          </w:tcPr>
-          <w:p>
-            <w:pPr>
-              <w:jc w:val="center"/>
-            </w:pPr>
-            <w:r>
-              <w:rPr>
-                <w:rFonts w:ascii="JetBrains Mono" w:cs="JetBrains Mono" w:eastAsia="JetBrains Mono" w:hAnsi="JetBrains Mono"/>
-                <w:b/>
-                <w:bCs/>
-                <w:color w:val="1A1815"/>
-                <w:sz w:val="18"/>
-                <w:szCs w:val="18"/>
-              </w:rPr>
-              <w:t xml:space="preserve">0ms</w:t>
-            </w:r>
-          </w:p>
-        </w:tc>
-        <w:tc>
-          <w:tcPr>
-            <w:tcW w:type="dxa" w:w="1337"/>
-            <w:tcBorders>
-              <w:top w:val="single" w:color="E8E2D5" w:sz="4"/>
-              <w:left w:val="single" w:color="E8E2D5" w:sz="4"/>
-              <w:bottom w:val="single" w:color="E8E2D5" w:sz="4"/>
-              <w:right w:val="single" w:color="E8E2D5" w:sz="4"/>
-            </w:tcBorders>
-            <w:shd w:fill="FFFFFF" w:val="clear"/>
-            <w:tcMar>
-              <w:top w:type="dxa" w:w="100"/>
-              <w:left w:type="dxa" w:w="160"/>
-              <w:bottom w:type="dxa" w:w="100"/>
-              <w:right w:type="dxa" w:w="160"/>
-            </w:tcMar>
-          </w:tcPr>
-          <w:p>
-            <w:pPr>
-              <w:jc w:val="center"/>
-            </w:pPr>
-            <w:r>
-              <w:rPr>
-                <w:rFonts w:ascii="JetBrains Mono" w:cs="JetBrains Mono" w:eastAsia="JetBrains Mono" w:hAnsi="JetBrains Mono"/>
-                <w:b/>
-                <w:bCs/>
-                <w:color w:val="1A1815"/>
-                <w:sz w:val="18"/>
-                <w:szCs w:val="18"/>
-              </w:rPr>
-              <w:t xml:space="preserve">1.4s</w:t>
-            </w:r>
-          </w:p>
-        </w:tc>
-        <w:tc>
-          <w:tcPr>
-            <w:tcW w:type="dxa" w:w="1337"/>
-            <w:tcBorders>
-              <w:top w:val="single" w:color="E8E2D5" w:sz="4"/>
-              <w:left w:val="single" w:color="E8E2D5" w:sz="4"/>
-              <w:bottom w:val="single" w:color="E8E2D5" w:sz="4"/>
-              <w:right w:val="single" w:color="E8E2D5" w:sz="4"/>
-            </w:tcBorders>
-            <w:shd w:fill="FFFFFF" w:val="clear"/>
-            <w:tcMar>
-              <w:top w:type="dxa" w:w="100"/>
-              <w:left w:type="dxa" w:w="160"/>
-              <w:bottom w:type="dxa" w:w="100"/>
-              <w:right w:type="dxa" w:w="160"/>
-            </w:tcMar>
-          </w:tcPr>
-          <w:p>
-            <w:pPr>
-              <w:jc w:val="center"/>
-            </w:pPr>
-            <w:r>
-              <w:rPr>
-                <w:rFonts w:ascii="JetBrains Mono" w:cs="JetBrains Mono" w:eastAsia="JetBrains Mono" w:hAnsi="JetBrains Mono"/>
-                <w:b/>
-                <w:bCs/>
-                <w:color w:val="1A1815"/>
-                <w:sz w:val="18"/>
-                <w:szCs w:val="18"/>
-              </w:rPr>
-              <w:t xml:space="preserve">0ms</w:t>
-            </w:r>
-          </w:p>
-        </w:tc>
-        <w:tc>
-          <w:tcPr>
-            <w:tcW w:type="dxa" w:w="1337"/>
-            <w:tcBorders>
-              <w:top w:val="single" w:color="E8E2D5" w:sz="4"/>
-              <w:left w:val="single" w:color="E8E2D5" w:sz="4"/>
-              <w:bottom w:val="single" w:color="E8E2D5" w:sz="4"/>
-              <w:right w:val="single" w:color="E8E2D5" w:sz="4"/>
-            </w:tcBorders>
-            <w:shd w:fill="FFFFFF" w:val="clear"/>
-            <w:tcMar>
-              <w:top w:type="dxa" w:w="100"/>
-              <w:left w:type="dxa" w:w="160"/>
-              <w:bottom w:type="dxa" w:w="100"/>
-              <w:right w:type="dxa" w:w="160"/>
-            </w:tcMar>
-          </w:tcPr>
-          <w:p>
-            <w:pPr>
-              <w:jc w:val="center"/>
-            </w:pPr>
-            <w:r>
-              <w:rPr>
-                <w:rFonts w:ascii="JetBrains Mono" w:cs="JetBrains Mono" w:eastAsia="JetBrains Mono" w:hAnsi="JetBrains Mono"/>
-                <w:b/>
-                <w:bCs/>
-                <w:color w:val="1A1815"/>
-                <w:sz w:val="18"/>
-                <w:szCs w:val="18"/>
-              </w:rPr>
-              <w:t xml:space="preserve">1ms</w:t>
-            </w:r>
-          </w:p>
-        </w:tc>
-        <w:tc>
-          <w:tcPr>
-            <w:tcW w:type="dxa" w:w="1337"/>
-            <w:tcBorders>
-              <w:top w:val="single" w:color="E8E2D5" w:sz="4"/>
-              <w:left w:val="single" w:color="E8E2D5" w:sz="4"/>
-              <w:bottom w:val="single" w:color="E8E2D5" w:sz="4"/>
-              <w:right w:val="single" w:color="E8E2D5" w:sz="4"/>
-            </w:tcBorders>
-            <w:shd w:fill="FFFFFF" w:val="clear"/>
-            <w:tcMar>
-              <w:top w:type="dxa" w:w="100"/>
-              <w:left w:type="dxa" w:w="160"/>
-              <w:bottom w:type="dxa" w:w="100"/>
-              <w:right w:type="dxa" w:w="160"/>
-            </w:tcMar>
-          </w:tcPr>
-          <w:p>
-            <w:pPr>
-              <w:jc w:val="center"/>
-            </w:pPr>
-            <w:r>
-              <w:rPr>
-                <w:rFonts w:ascii="JetBrains Mono" w:cs="JetBrains Mono" w:eastAsia="JetBrains Mono" w:hAnsi="JetBrains Mono"/>
-                <w:b/>
-                <w:bCs/>
-                <w:color w:val="1A1815"/>
-                <w:sz w:val="18"/>
-                <w:szCs w:val="18"/>
-              </w:rPr>
-              <w:t xml:space="preserve">1m45s</w:t>
-            </w:r>
-          </w:p>
-        </w:tc>
-      </w:tr>
-      <w:tr>
-        <w:tc>
-          <w:tcPr>
-            <w:tcW w:type="dxa" w:w="1337"/>
-            <w:tcBorders>
-              <w:top w:val="single" w:color="E8E2D5" w:sz="4"/>
-              <w:left w:val="single" w:color="E8E2D5" w:sz="4"/>
-              <w:bottom w:val="single" w:color="E8E2D5" w:sz="4"/>
-              <w:right w:val="single" w:color="E8E2D5" w:sz="4"/>
-            </w:tcBorders>
-            <w:shd w:fill="FAF6EE" w:val="clear"/>
-            <w:tcMar>
-              <w:top w:type="dxa" w:w="100"/>
-              <w:left w:type="dxa" w:w="160"/>
-              <w:bottom w:type="dxa" w:w="100"/>
-              <w:right w:type="dxa" w:w="160"/>
-            </w:tcMar>
-          </w:tcPr>
-          <w:p>
-            <w:pPr>
-              <w:jc w:val="center"/>
-            </w:pPr>
-            <w:r>
-              <w:rPr>
-                <w:rFonts w:ascii="JetBrains Mono" w:cs="JetBrains Mono" w:eastAsia="JetBrains Mono" w:hAnsi="JetBrains Mono"/>
-                <w:b w:val="false"/>
-                <w:bCs w:val="false"/>
-                <w:color w:val="9B9384"/>
-                <w:sz w:val="16"/>
-                <w:szCs w:val="16"/>
-              </w:rPr>
-              <w:t xml:space="preserve">classify</w:t>
-            </w:r>
-          </w:p>
-        </w:tc>
-        <w:tc>
-          <w:tcPr>
-            <w:tcW w:type="dxa" w:w="1337"/>
-            <w:tcBorders>
-              <w:top w:val="single" w:color="E8E2D5" w:sz="4"/>
-              <w:left w:val="single" w:color="E8E2D5" w:sz="4"/>
-              <w:bottom w:val="single" w:color="E8E2D5" w:sz="4"/>
-              <w:right w:val="single" w:color="E8E2D5" w:sz="4"/>
-            </w:tcBorders>
-            <w:shd w:fill="FAF6EE" w:val="clear"/>
-            <w:tcMar>
-              <w:top w:type="dxa" w:w="100"/>
-              <w:left w:type="dxa" w:w="160"/>
-              <w:bottom w:type="dxa" w:w="100"/>
-              <w:right w:type="dxa" w:w="160"/>
-            </w:tcMar>
-          </w:tcPr>
-          <w:p>
-            <w:pPr>
-              <w:jc w:val="center"/>
-            </w:pPr>
-            <w:r>
-              <w:rPr>
-                <w:rFonts w:ascii="JetBrains Mono" w:cs="JetBrains Mono" w:eastAsia="JetBrains Mono" w:hAnsi="JetBrains Mono"/>
-                <w:b w:val="false"/>
-                <w:bCs w:val="false"/>
-                <w:color w:val="9B9384"/>
-                <w:sz w:val="16"/>
-                <w:szCs w:val="16"/>
-              </w:rPr>
-              <w:t xml:space="preserve">collapse</w:t>
-            </w:r>
-          </w:p>
-        </w:tc>
-        <w:tc>
-          <w:tcPr>
-            <w:tcW w:type="dxa" w:w="1337"/>
-            <w:tcBorders>
-              <w:top w:val="single" w:color="E8E2D5" w:sz="4"/>
-              <w:left w:val="single" w:color="E8E2D5" w:sz="4"/>
-              <w:bottom w:val="single" w:color="E8E2D5" w:sz="4"/>
-              <w:right w:val="single" w:color="E8E2D5" w:sz="4"/>
-            </w:tcBorders>
-            <w:shd w:fill="FAF6EE" w:val="clear"/>
-            <w:tcMar>
-              <w:top w:type="dxa" w:w="100"/>
-              <w:left w:type="dxa" w:w="160"/>
-              <w:bottom w:type="dxa" w:w="100"/>
-              <w:right w:type="dxa" w:w="160"/>
-            </w:tcMar>
-          </w:tcPr>
-          <w:p>
-            <w:pPr>
-              <w:jc w:val="center"/>
-            </w:pPr>
-            <w:r>
-              <w:rPr>
-                <w:rFonts w:ascii="JetBrains Mono" w:cs="JetBrains Mono" w:eastAsia="JetBrains Mono" w:hAnsi="JetBrains Mono"/>
-                <w:b w:val="false"/>
-                <w:bCs w:val="false"/>
-                <w:color w:val="9B9384"/>
-                <w:sz w:val="16"/>
-                <w:szCs w:val="16"/>
-              </w:rPr>
-              <w:t xml:space="preserve">dedup</w:t>
-            </w:r>
-          </w:p>
-        </w:tc>
-        <w:tc>
-          <w:tcPr>
-            <w:tcW w:type="dxa" w:w="1337"/>
-            <w:tcBorders>
-              <w:top w:val="single" w:color="E8E2D5" w:sz="4"/>
-              <w:left w:val="single" w:color="E8E2D5" w:sz="4"/>
-              <w:bottom w:val="single" w:color="E8E2D5" w:sz="4"/>
-              <w:right w:val="single" w:color="E8E2D5" w:sz="4"/>
-            </w:tcBorders>
-            <w:shd w:fill="FAF6EE" w:val="clear"/>
-            <w:tcMar>
-              <w:top w:type="dxa" w:w="100"/>
-              <w:left w:type="dxa" w:w="160"/>
-              <w:bottom w:type="dxa" w:w="100"/>
-              <w:right w:type="dxa" w:w="160"/>
-            </w:tcMar>
-          </w:tcPr>
-          <w:p>
-            <w:pPr>
-              <w:jc w:val="center"/>
-            </w:pPr>
-            <w:r>
-              <w:rPr>
-                <w:rFonts w:ascii="JetBrains Mono" w:cs="JetBrains Mono" w:eastAsia="JetBrains Mono" w:hAnsi="JetBrains Mono"/>
-                <w:b w:val="false"/>
-                <w:bCs w:val="false"/>
-                <w:color w:val="9B9384"/>
-                <w:sz w:val="16"/>
-                <w:szCs w:val="16"/>
-              </w:rPr>
-              <w:t xml:space="preserve">calib</w:t>
-            </w:r>
-          </w:p>
-        </w:tc>
-        <w:tc>
-          <w:tcPr>
-            <w:tcW w:type="dxa" w:w="1337"/>
-            <w:tcBorders>
-              <w:top w:val="single" w:color="E8E2D5" w:sz="4"/>
-              <w:left w:val="single" w:color="E8E2D5" w:sz="4"/>
-              <w:bottom w:val="single" w:color="E8E2D5" w:sz="4"/>
-              <w:right w:val="single" w:color="E8E2D5" w:sz="4"/>
-            </w:tcBorders>
-            <w:shd w:fill="FAF6EE" w:val="clear"/>
-            <w:tcMar>
-              <w:top w:type="dxa" w:w="100"/>
-              <w:left w:type="dxa" w:w="160"/>
-              <w:bottom w:type="dxa" w:w="100"/>
-              <w:right w:type="dxa" w:w="160"/>
-            </w:tcMar>
-          </w:tcPr>
-          <w:p>
-            <w:pPr>
-              <w:jc w:val="center"/>
-            </w:pPr>
-            <w:r>
-              <w:rPr>
-                <w:rFonts w:ascii="JetBrains Mono" w:cs="JetBrains Mono" w:eastAsia="JetBrains Mono" w:hAnsi="JetBrains Mono"/>
-                <w:b w:val="false"/>
-                <w:bCs w:val="false"/>
-                <w:color w:val="9B9384"/>
-                <w:sz w:val="16"/>
-                <w:szCs w:val="16"/>
-              </w:rPr>
-              <w:t xml:space="preserve">resolve</w:t>
-            </w:r>
-          </w:p>
-        </w:tc>
-        <w:tc>
-          <w:tcPr>
-            <w:tcW w:type="dxa" w:w="1337"/>
-            <w:tcBorders>
-              <w:top w:val="single" w:color="E8E2D5" w:sz="4"/>
-              <w:left w:val="single" w:color="E8E2D5" w:sz="4"/>
-              <w:bottom w:val="single" w:color="E8E2D5" w:sz="4"/>
-              <w:right w:val="single" w:color="E8E2D5" w:sz="4"/>
-            </w:tcBorders>
-            <w:shd w:fill="FAF6EE" w:val="clear"/>
-            <w:tcMar>
-              <w:top w:type="dxa" w:w="100"/>
-              <w:left w:type="dxa" w:w="160"/>
-              <w:bottom w:type="dxa" w:w="100"/>
-              <w:right w:type="dxa" w:w="160"/>
-            </w:tcMar>
-          </w:tcPr>
-          <w:p>
-            <w:pPr>
-              <w:jc w:val="center"/>
-            </w:pPr>
-            <w:r>
-              <w:rPr>
-                <w:rFonts w:ascii="JetBrains Mono" w:cs="JetBrains Mono" w:eastAsia="JetBrains Mono" w:hAnsi="JetBrains Mono"/>
-                <w:b w:val="false"/>
-                <w:bCs w:val="false"/>
-                <w:color w:val="9B9384"/>
-                <w:sz w:val="16"/>
-                <w:szCs w:val="16"/>
-              </w:rPr>
-              <w:t xml:space="preserve">graph</w:t>
-            </w:r>
-          </w:p>
-        </w:tc>
-        <w:tc>
-          <w:tcPr>
-            <w:tcW w:type="dxa" w:w="1337"/>
-            <w:tcBorders>
-              <w:top w:val="single" w:color="E8E2D5" w:sz="4"/>
-              <w:left w:val="single" w:color="E8E2D5" w:sz="4"/>
-              <w:bottom w:val="single" w:color="E8E2D5" w:sz="4"/>
-              <w:right w:val="single" w:color="E8E2D5" w:sz="4"/>
-            </w:tcBorders>
-            <w:shd w:fill="FAF6EE" w:val="clear"/>
-            <w:tcMar>
-              <w:top w:type="dxa" w:w="100"/>
-              <w:left w:type="dxa" w:w="160"/>
-              <w:bottom w:type="dxa" w:w="100"/>
-              <w:right w:type="dxa" w:w="160"/>
-            </w:tcMar>
-          </w:tcPr>
-          <w:p>
-            <w:pPr>
-              <w:jc w:val="center"/>
-            </w:pPr>
-            <w:r>
-              <w:rPr>
-                <w:rFonts w:ascii="JetBrains Mono" w:cs="JetBrains Mono" w:eastAsia="JetBrains Mono" w:hAnsi="JetBrains Mono"/>
-                <w:b w:val="false"/>
-                <w:bCs w:val="false"/>
-                <w:color w:val="9B9384"/>
-                <w:sz w:val="16"/>
-                <w:szCs w:val="16"/>
-              </w:rPr>
-              <w:t xml:space="preserve">packet</w:t>
-            </w:r>
-          </w:p>
-        </w:tc>
-      </w:tr>
-      <w:tr>
-        <w:tc>
-          <w:tcPr>
-            <w:tcW w:type="dxa" w:w="1337"/>
-            <w:tcBorders>
-              <w:top w:val="single" w:color="E8E2D5" w:sz="4"/>
-              <w:left w:val="single" w:color="E8E2D5" w:sz="4"/>
-              <w:bottom w:val="single" w:color="E8E2D5" w:sz="4"/>
-              <w:right w:val="single" w:color="E8E2D5" w:sz="4"/>
-            </w:tcBorders>
-            <w:shd w:fill="FFFFFF" w:val="clear"/>
-            <w:tcMar>
-              <w:top w:type="dxa" w:w="100"/>
-              <w:left w:type="dxa" w:w="160"/>
-              <w:bottom w:type="dxa" w:w="100"/>
-              <w:right w:type="dxa" w:w="160"/>
-            </w:tcMar>
-          </w:tcPr>
-          <w:p>
-            <w:pPr>
-              <w:jc w:val="center"/>
-            </w:pPr>
-            <w:r>
-              <w:rPr>
-                <w:rFonts w:ascii="JetBrains Mono" w:cs="JetBrains Mono" w:eastAsia="JetBrains Mono" w:hAnsi="JetBrains Mono"/>
-                <w:b/>
-                <w:bCs/>
-                <w:color w:val="1A1815"/>
-                <w:sz w:val="18"/>
-                <w:szCs w:val="18"/>
-              </w:rPr>
-              <w:t xml:space="preserve">1m49s</w:t>
-            </w:r>
-          </w:p>
-        </w:tc>
-        <w:tc>
-          <w:tcPr>
-            <w:tcW w:type="dxa" w:w="1337"/>
-            <w:tcBorders>
-              <w:top w:val="single" w:color="E8E2D5" w:sz="4"/>
-              <w:left w:val="single" w:color="E8E2D5" w:sz="4"/>
-              <w:bottom w:val="single" w:color="E8E2D5" w:sz="4"/>
-              <w:right w:val="single" w:color="E8E2D5" w:sz="4"/>
-            </w:tcBorders>
-            <w:shd w:fill="FFFFFF" w:val="clear"/>
-            <w:tcMar>
-              <w:top w:type="dxa" w:w="100"/>
-              <w:left w:type="dxa" w:w="160"/>
-              <w:bottom w:type="dxa" w:w="100"/>
-              <w:right w:type="dxa" w:w="160"/>
-            </w:tcMar>
-          </w:tcPr>
-          <w:p>
-            <w:pPr>
-              <w:jc w:val="center"/>
-            </w:pPr>
-            <w:r>
-              <w:rPr>
-                <w:rFonts w:ascii="JetBrains Mono" w:cs="JetBrains Mono" w:eastAsia="JetBrains Mono" w:hAnsi="JetBrains Mono"/>
-                <w:b/>
-                <w:bCs/>
-                <w:color w:val="1A1815"/>
-                <w:sz w:val="18"/>
-                <w:szCs w:val="18"/>
-              </w:rPr>
-              <w:t xml:space="preserve">2ms</w:t>
-            </w:r>
-          </w:p>
-        </w:tc>
-        <w:tc>
-          <w:tcPr>
-            <w:tcW w:type="dxa" w:w="1337"/>
-            <w:tcBorders>
-              <w:top w:val="single" w:color="E8E2D5" w:sz="4"/>
-              <w:left w:val="single" w:color="E8E2D5" w:sz="4"/>
-              <w:bottom w:val="single" w:color="E8E2D5" w:sz="4"/>
-              <w:right w:val="single" w:color="E8E2D5" w:sz="4"/>
-            </w:tcBorders>
-            <w:shd w:fill="FFFFFF" w:val="clear"/>
-            <w:tcMar>
-              <w:top w:type="dxa" w:w="100"/>
-              <w:left w:type="dxa" w:w="160"/>
-              <w:bottom w:type="dxa" w:w="100"/>
-              <w:right w:type="dxa" w:w="160"/>
-            </w:tcMar>
-          </w:tcPr>
-          <w:p>
-            <w:pPr>
-              <w:jc w:val="center"/>
-            </w:pPr>
-            <w:r>
-              <w:rPr>
-                <w:rFonts w:ascii="JetBrains Mono" w:cs="JetBrains Mono" w:eastAsia="JetBrains Mono" w:hAnsi="JetBrains Mono"/>
-                <w:b/>
-                <w:bCs/>
-                <w:color w:val="1A1815"/>
-                <w:sz w:val="18"/>
-                <w:szCs w:val="18"/>
-              </w:rPr>
-              <w:t xml:space="preserve">7ms</w:t>
-            </w:r>
-          </w:p>
-        </w:tc>
-        <w:tc>
-          <w:tcPr>
-            <w:tcW w:type="dxa" w:w="1337"/>
-            <w:tcBorders>
-              <w:top w:val="single" w:color="E8E2D5" w:sz="4"/>
-              <w:left w:val="single" w:color="E8E2D5" w:sz="4"/>
-              <w:bottom w:val="single" w:color="E8E2D5" w:sz="4"/>
-              <w:right w:val="single" w:color="E8E2D5" w:sz="4"/>
-            </w:tcBorders>
-            <w:shd w:fill="FFFFFF" w:val="clear"/>
-            <w:tcMar>
-              <w:top w:type="dxa" w:w="100"/>
-              <w:left w:type="dxa" w:w="160"/>
-              <w:bottom w:type="dxa" w:w="100"/>
-              <w:right w:type="dxa" w:w="160"/>
-            </w:tcMar>
-          </w:tcPr>
-          <w:p>
-            <w:pPr>
-              <w:jc w:val="center"/>
-            </w:pPr>
-            <w:r>
-              <w:rPr>
-                <w:rFonts w:ascii="JetBrains Mono" w:cs="JetBrains Mono" w:eastAsia="JetBrains Mono" w:hAnsi="JetBrains Mono"/>
-                <w:b/>
-                <w:bCs/>
-                <w:color w:val="1A1815"/>
-                <w:sz w:val="18"/>
-                <w:szCs w:val="18"/>
-              </w:rPr>
-              <w:t xml:space="preserve">4ms</w:t>
-            </w:r>
-          </w:p>
-        </w:tc>
-        <w:tc>
-          <w:tcPr>
-            <w:tcW w:type="dxa" w:w="1337"/>
-            <w:tcBorders>
-              <w:top w:val="single" w:color="E8E2D5" w:sz="4"/>
-              <w:left w:val="single" w:color="E8E2D5" w:sz="4"/>
-              <w:bottom w:val="single" w:color="E8E2D5" w:sz="4"/>
-              <w:right w:val="single" w:color="E8E2D5" w:sz="4"/>
-            </w:tcBorders>
-            <w:shd w:fill="FFFFFF" w:val="clear"/>
-            <w:tcMar>
-              <w:top w:type="dxa" w:w="100"/>
-              <w:left w:type="dxa" w:w="160"/>
-              <w:bottom w:type="dxa" w:w="100"/>
-              <w:right w:type="dxa" w:w="160"/>
-            </w:tcMar>
-          </w:tcPr>
-          <w:p>
-            <w:pPr>
-              <w:jc w:val="center"/>
-            </w:pPr>
-            <w:r>
-              <w:rPr>
-                <w:rFonts w:ascii="JetBrains Mono" w:cs="JetBrains Mono" w:eastAsia="JetBrains Mono" w:hAnsi="JetBrains Mono"/>
-                <w:b/>
-                <w:bCs/>
-                <w:color w:val="1A1815"/>
-                <w:sz w:val="18"/>
-                <w:szCs w:val="18"/>
-              </w:rPr>
-              <w:t xml:space="preserve">10.4s</w:t>
-            </w:r>
-          </w:p>
-        </w:tc>
-        <w:tc>
-          <w:tcPr>
-            <w:tcW w:type="dxa" w:w="1337"/>
-            <w:tcBorders>
-              <w:top w:val="single" w:color="E8E2D5" w:sz="4"/>
-              <w:left w:val="single" w:color="E8E2D5" w:sz="4"/>
-              <w:bottom w:val="single" w:color="E8E2D5" w:sz="4"/>
-              <w:right w:val="single" w:color="E8E2D5" w:sz="4"/>
-            </w:tcBorders>
-            <w:shd w:fill="FFFFFF" w:val="clear"/>
-            <w:tcMar>
-              <w:top w:type="dxa" w:w="100"/>
-              <w:left w:type="dxa" w:w="160"/>
-              <w:bottom w:type="dxa" w:w="100"/>
-              <w:right w:type="dxa" w:w="160"/>
-            </w:tcMar>
-          </w:tcPr>
-          <w:p>
-            <w:pPr>
-              <w:jc w:val="center"/>
-            </w:pPr>
-            <w:r>
-              <w:rPr>
-                <w:rFonts w:ascii="JetBrains Mono" w:cs="JetBrains Mono" w:eastAsia="JetBrains Mono" w:hAnsi="JetBrains Mono"/>
-                <w:b/>
-                <w:bCs/>
-                <w:color w:val="1A1815"/>
-                <w:sz w:val="18"/>
-                <w:szCs w:val="18"/>
-              </w:rPr>
-              <w:t xml:space="preserve">615ms</w:t>
-            </w:r>
-          </w:p>
-        </w:tc>
-        <w:tc>
-          <w:tcPr>
-            <w:tcW w:type="dxa" w:w="1337"/>
-            <w:tcBorders>
-              <w:top w:val="single" w:color="E8E2D5" w:sz="4"/>
-              <w:left w:val="single" w:color="E8E2D5" w:sz="4"/>
-              <w:bottom w:val="single" w:color="E8E2D5" w:sz="4"/>
-              <w:right w:val="single" w:color="E8E2D5" w:sz="4"/>
-            </w:tcBorders>
-            <w:shd w:fill="FFFFFF" w:val="clear"/>
-            <w:tcMar>
-              <w:top w:type="dxa" w:w="100"/>
-              <w:left w:type="dxa" w:w="160"/>
-              <w:bottom w:type="dxa" w:w="100"/>
-              <w:right w:type="dxa" w:w="160"/>
-            </w:tcMar>
-          </w:tcPr>
-          <w:p>
-            <w:pPr>
-              <w:jc w:val="center"/>
-            </w:pPr>
-            <w:r>
-              <w:rPr>
-                <w:rFonts w:ascii="JetBrains Mono" w:cs="JetBrains Mono" w:eastAsia="JetBrains Mono" w:hAnsi="JetBrains Mono"/>
-                <w:b/>
-                <w:bCs/>
-                <w:color w:val="1A1815"/>
-                <w:sz w:val="18"/>
-                <w:szCs w:val="18"/>
-              </w:rPr>
-              <w:t xml:space="preserve">50ms</w:t>
+              <w:t xml:space="preserve">no degraded</w:t>
             </w:r>
           </w:p>
         </w:tc>
@@ -4614,29 +3273,13 @@
     </w:tbl>
     <w:p>
       <w:pPr>
-        <w:spacing w:after="160"/>
+        <w:spacing w:after="200"/>
       </w:pPr>
-      <w:r>
-        <w:rPr>
-          <w:rFonts w:ascii="Inter" w:cs="Inter" w:eastAsia="Inter" w:hAnsi="Inter"/>
-          <w:i/>
-          <w:iCs/>
-          <w:color w:val="9B9384"/>
-          <w:sz w:val="18"/>
-          <w:szCs w:val="18"/>
-        </w:rPr>
-        <w:t xml:space="preserve">OPTBOT total: 3m49s. The two LLM-heavy stages (enrich · classify) dominate; everything else is structural and runs in milliseconds.</w:t>
-      </w:r>
-    </w:p>
-    <w:p>
-      <w:r>
-        <w:br w:type="page"/>
-      </w:r>
     </w:p>
     <w:p>
       <w:pPr>
         <w:pStyle w:val="Heading3"/>
-        <w:spacing w:after="120" w:before="240"/>
+        <w:spacing w:after="120" w:before="280"/>
       </w:pPr>
       <w:r>
         <w:rPr>
@@ -4644,10 +3287,10 @@
           <w:b/>
           <w:bCs/>
           <w:color w:val="1A1815"/>
-          <w:sz w:val="24"/>
-          <w:szCs w:val="24"/>
+          <w:sz w:val="26"/>
+          <w:szCs w:val="26"/>
         </w:rPr>
-        <w:t xml:space="preserve">⊟ Stat strip: the 7 numbers PMs check first</w:t>
+        <w:t xml:space="preserve">Compile status banner</w:t>
       </w:r>
     </w:p>
     <w:tbl>
@@ -4663,739 +3306,224 @@
         </w:tblBorders>
       </w:tblPr>
       <w:tblGrid>
-        <w:gridCol w:w="2200"/>
-        <w:gridCol w:w="1400"/>
-        <w:gridCol w:w="5760"/>
+        <w:gridCol w:w="9360"/>
       </w:tblGrid>
       <w:tr>
         <w:tc>
           <w:tcPr>
-            <w:tcW w:type="dxa" w:w="2200"/>
-            <w:tcBorders>
-              <w:top w:val="single" w:color="E8E2D5" w:sz="4"/>
-              <w:left w:val="single" w:color="E8E2D5" w:sz="4"/>
-              <w:bottom w:val="single" w:color="E8E2D5" w:sz="4"/>
-              <w:right w:val="single" w:color="E8E2D5" w:sz="4"/>
-            </w:tcBorders>
-            <w:shd w:fill="FAF6EE" w:val="clear"/>
-            <w:tcMar>
-              <w:top w:type="dxa" w:w="100"/>
-              <w:left w:type="dxa" w:w="160"/>
-              <w:bottom w:type="dxa" w:w="100"/>
-              <w:right w:type="dxa" w:w="160"/>
-            </w:tcMar>
-          </w:tcPr>
-          <w:p>
-            <w:pPr>
-              <w:jc w:val="left"/>
+            <w:tcW w:type="dxa" w:w="9360"/>
+            <w:tcBorders>
+              <w:top w:val="single" w:color="C8BFA8" w:sz="4"/>
+              <w:left w:val="single" w:color="C8BFA8" w:sz="4"/>
+              <w:bottom w:val="single" w:color="C8BFA8" w:sz="4"/>
+              <w:right w:val="single" w:color="C8BFA8" w:sz="4"/>
+            </w:tcBorders>
+            <w:shd w:fill="F5F1EA" w:val="clear"/>
+            <w:tcMar>
+              <w:top w:type="dxa" w:w="220"/>
+              <w:left w:type="dxa" w:w="280"/>
+              <w:bottom w:type="dxa" w:w="220"/>
+              <w:right w:type="dxa" w:w="280"/>
+            </w:tcMar>
+          </w:tcPr>
+          <w:p>
+            <w:pPr>
+              <w:spacing w:after="100"/>
+            </w:pPr>
+            <w:r>
+              <w:rPr>
+                <w:rFonts w:ascii="Fraunces" w:cs="Fraunces" w:eastAsia="Fraunces" w:hAnsi="Fraunces"/>
+                <w:b/>
+                <w:bCs/>
+                <w:color w:val="1A1815"/>
+                <w:sz w:val="28"/>
+                <w:szCs w:val="28"/>
+              </w:rPr>
+              <w:t xml:space="preserve">000087 — (Test) OPTBOT — Atlanta Office Refresh</w:t>
+            </w:r>
+          </w:p>
+          <w:p>
+            <w:pPr>
+              <w:spacing w:after="160"/>
             </w:pPr>
             <w:r>
               <w:rPr>
                 <w:rFonts w:ascii="JetBrains Mono" w:cs="JetBrains Mono" w:eastAsia="JetBrains Mono" w:hAnsi="JetBrains Mono"/>
-                <w:b/>
-                <w:bCs/>
                 <w:color w:val="9B9384"/>
                 <w:sz w:val="18"/>
                 <w:szCs w:val="18"/>
               </w:rPr>
-              <w:t xml:space="preserve">FILES</w:t>
-            </w:r>
-          </w:p>
-        </w:tc>
-        <w:tc>
-          <w:tcPr>
-            <w:tcW w:type="dxa" w:w="1400"/>
-            <w:tcBorders>
-              <w:top w:val="single" w:color="E8E2D5" w:sz="4"/>
-              <w:left w:val="single" w:color="E8E2D5" w:sz="4"/>
-              <w:bottom w:val="single" w:color="E8E2D5" w:sz="4"/>
-              <w:right w:val="single" w:color="E8E2D5" w:sz="4"/>
-            </w:tcBorders>
-            <w:shd w:fill="FAF6EE" w:val="clear"/>
-            <w:tcMar>
-              <w:top w:type="dxa" w:w="100"/>
-              <w:left w:type="dxa" w:w="160"/>
-              <w:bottom w:type="dxa" w:w="100"/>
-              <w:right w:type="dxa" w:w="160"/>
-            </w:tcMar>
-          </w:tcPr>
-          <w:p>
-            <w:pPr>
-              <w:jc w:val="center"/>
-            </w:pPr>
+              <w:t xml:space="preserve">deal 841ea7e0   ·   compile 83e8ae1a-24b   ·   generated 5/29/2026, 2:20 PM</w:t>
+            </w:r>
+          </w:p>
+          <w:p>
             <w:r>
               <w:rPr>
                 <w:rFonts w:ascii="JetBrains Mono" w:cs="JetBrains Mono" w:eastAsia="JetBrains Mono" w:hAnsi="JetBrains Mono"/>
                 <w:b/>
                 <w:bCs/>
-                <w:color w:val="B8722C"/>
-                <w:sz w:val="26"/>
-                <w:szCs w:val="26"/>
-              </w:rPr>
-              <w:t xml:space="preserve">9</w:t>
-            </w:r>
-          </w:p>
-        </w:tc>
-        <w:tc>
-          <w:tcPr>
-            <w:tcW w:type="dxa" w:w="5760"/>
-            <w:tcBorders>
-              <w:top w:val="single" w:color="E8E2D5" w:sz="4"/>
-              <w:left w:val="single" w:color="E8E2D5" w:sz="4"/>
-              <w:bottom w:val="single" w:color="E8E2D5" w:sz="4"/>
-              <w:right w:val="single" w:color="E8E2D5" w:sz="4"/>
-            </w:tcBorders>
-            <w:shd w:fill="FFFFFF" w:val="clear"/>
-            <w:tcMar>
-              <w:top w:type="dxa" w:w="100"/>
-              <w:left w:type="dxa" w:w="160"/>
-              <w:bottom w:type="dxa" w:w="100"/>
-              <w:right w:type="dxa" w:w="160"/>
-            </w:tcMar>
-          </w:tcPr>
-          <w:p>
-            <w:pPr>
-              <w:jc w:val="left"/>
-            </w:pPr>
-            <w:r>
-              <w:rPr>
-                <w:rFonts w:ascii="Inter" w:cs="Inter" w:eastAsia="Inter" w:hAnsi="Inter"/>
-                <w:b w:val="false"/>
-                <w:bCs w:val="false"/>
-                <w:color w:val="1A1815"/>
+                <w:color w:val="2E7D5C"/>
                 <w:sz w:val="20"/>
                 <w:szCs w:val="20"/>
-              </w:rPr>
-              <w:t xml:space="preserve">How many source documents (PDFs, DOCX, XLSX) the parser consumed.</w:t>
-            </w:r>
-          </w:p>
-        </w:tc>
-      </w:tr>
-      <w:tr>
-        <w:tc>
-          <w:tcPr>
-            <w:tcW w:type="dxa" w:w="2200"/>
-            <w:tcBorders>
-              <w:top w:val="single" w:color="E8E2D5" w:sz="4"/>
-              <w:left w:val="single" w:color="E8E2D5" w:sz="4"/>
-              <w:bottom w:val="single" w:color="E8E2D5" w:sz="4"/>
-              <w:right w:val="single" w:color="E8E2D5" w:sz="4"/>
-            </w:tcBorders>
-            <w:shd w:fill="FAF6EE" w:val="clear"/>
-            <w:tcMar>
-              <w:top w:type="dxa" w:w="100"/>
-              <w:left w:type="dxa" w:w="160"/>
-              <w:bottom w:type="dxa" w:w="100"/>
-              <w:right w:type="dxa" w:w="160"/>
-            </w:tcMar>
-          </w:tcPr>
-          <w:p>
-            <w:pPr>
-              <w:jc w:val="left"/>
-            </w:pPr>
-            <w:r>
-              <w:rPr>
-                <w:rFonts w:ascii="JetBrains Mono" w:cs="JetBrains Mono" w:eastAsia="JetBrains Mono" w:hAnsi="JetBrains Mono"/>
-                <w:b/>
-                <w:bCs/>
-                <w:color w:val="9B9384"/>
-                <w:sz w:val="18"/>
-                <w:szCs w:val="18"/>
-              </w:rPr>
-              <w:t xml:space="preserve">PAGES</w:t>
-            </w:r>
-          </w:p>
-        </w:tc>
-        <w:tc>
-          <w:tcPr>
-            <w:tcW w:type="dxa" w:w="1400"/>
-            <w:tcBorders>
-              <w:top w:val="single" w:color="E8E2D5" w:sz="4"/>
-              <w:left w:val="single" w:color="E8E2D5" w:sz="4"/>
-              <w:bottom w:val="single" w:color="E8E2D5" w:sz="4"/>
-              <w:right w:val="single" w:color="E8E2D5" w:sz="4"/>
-            </w:tcBorders>
-            <w:shd w:fill="FAF6EE" w:val="clear"/>
-            <w:tcMar>
-              <w:top w:type="dxa" w:w="100"/>
-              <w:left w:type="dxa" w:w="160"/>
-              <w:bottom w:type="dxa" w:w="100"/>
-              <w:right w:type="dxa" w:w="160"/>
-            </w:tcMar>
-          </w:tcPr>
-          <w:p>
-            <w:pPr>
-              <w:jc w:val="center"/>
-            </w:pPr>
-            <w:r>
-              <w:rPr>
-                <w:rFonts w:ascii="JetBrains Mono" w:cs="JetBrains Mono" w:eastAsia="JetBrains Mono" w:hAnsi="JetBrains Mono"/>
-                <w:b/>
-                <w:bCs/>
-                <w:color w:val="B8722C"/>
-                <w:sz w:val="26"/>
-                <w:szCs w:val="26"/>
-              </w:rPr>
-              <w:t xml:space="preserve">23</w:t>
-            </w:r>
-          </w:p>
-        </w:tc>
-        <w:tc>
-          <w:tcPr>
-            <w:tcW w:type="dxa" w:w="5760"/>
-            <w:tcBorders>
-              <w:top w:val="single" w:color="E8E2D5" w:sz="4"/>
-              <w:left w:val="single" w:color="E8E2D5" w:sz="4"/>
-              <w:bottom w:val="single" w:color="E8E2D5" w:sz="4"/>
-              <w:right w:val="single" w:color="E8E2D5" w:sz="4"/>
-            </w:tcBorders>
-            <w:shd w:fill="FFFFFF" w:val="clear"/>
-            <w:tcMar>
-              <w:top w:type="dxa" w:w="100"/>
-              <w:left w:type="dxa" w:w="160"/>
-              <w:bottom w:type="dxa" w:w="100"/>
-              <w:right w:type="dxa" w:w="160"/>
-            </w:tcMar>
-          </w:tcPr>
-          <w:p>
-            <w:pPr>
-              <w:jc w:val="left"/>
-            </w:pPr>
-            <w:r>
-              <w:rPr>
-                <w:rFonts w:ascii="Inter" w:cs="Inter" w:eastAsia="Inter" w:hAnsi="Inter"/>
-                <w:b w:val="false"/>
-                <w:bCs w:val="false"/>
-                <w:color w:val="1A1815"/>
+                <w:shd w:fill="DDEEE3" w:val="clear"/>
+              </w:rPr>
+              <w:t xml:space="preserve">  ✓  Compile complete  </w:t>
+            </w:r>
+            <w:r>
+              <w:rPr>
+                <w:rFonts w:ascii="Inter" w:cs="Inter" w:eastAsia="Inter" w:hAnsi="Inter"/>
                 <w:sz w:val="20"/>
                 <w:szCs w:val="20"/>
               </w:rPr>
-              <w:t xml:space="preserve">Total pages across all files — gives you a rough volume signal.</w:t>
-            </w:r>
-          </w:p>
-        </w:tc>
-      </w:tr>
-      <w:tr>
-        <w:tc>
-          <w:tcPr>
-            <w:tcW w:type="dxa" w:w="2200"/>
-            <w:tcBorders>
-              <w:top w:val="single" w:color="E8E2D5" w:sz="4"/>
-              <w:left w:val="single" w:color="E8E2D5" w:sz="4"/>
-              <w:bottom w:val="single" w:color="E8E2D5" w:sz="4"/>
-              <w:right w:val="single" w:color="E8E2D5" w:sz="4"/>
-            </w:tcBorders>
-            <w:shd w:fill="FAF6EE" w:val="clear"/>
-            <w:tcMar>
-              <w:top w:type="dxa" w:w="100"/>
-              <w:left w:type="dxa" w:w="160"/>
-              <w:bottom w:type="dxa" w:w="100"/>
-              <w:right w:type="dxa" w:w="160"/>
-            </w:tcMar>
-          </w:tcPr>
-          <w:p>
-            <w:pPr>
-              <w:jc w:val="left"/>
-            </w:pPr>
+              <w:t xml:space="preserve">                    </w:t>
+            </w:r>
             <w:r>
               <w:rPr>
                 <w:rFonts w:ascii="JetBrains Mono" w:cs="JetBrains Mono" w:eastAsia="JetBrains Mono" w:hAnsi="JetBrains Mono"/>
                 <w:b/>
                 <w:bCs/>
-                <w:color w:val="9B9384"/>
-                <w:sz w:val="18"/>
-                <w:szCs w:val="18"/>
-              </w:rPr>
-              <w:t xml:space="preserve">ATOMS</w:t>
-            </w:r>
-          </w:p>
-        </w:tc>
-        <w:tc>
-          <w:tcPr>
-            <w:tcW w:type="dxa" w:w="1400"/>
-            <w:tcBorders>
-              <w:top w:val="single" w:color="E8E2D5" w:sz="4"/>
-              <w:left w:val="single" w:color="E8E2D5" w:sz="4"/>
-              <w:bottom w:val="single" w:color="E8E2D5" w:sz="4"/>
-              <w:right w:val="single" w:color="E8E2D5" w:sz="4"/>
-            </w:tcBorders>
-            <w:shd w:fill="FAF6EE" w:val="clear"/>
-            <w:tcMar>
-              <w:top w:type="dxa" w:w="100"/>
-              <w:left w:type="dxa" w:w="160"/>
-              <w:bottom w:type="dxa" w:w="100"/>
-              <w:right w:type="dxa" w:w="160"/>
-            </w:tcMar>
-          </w:tcPr>
-          <w:p>
-            <w:pPr>
-              <w:jc w:val="center"/>
-            </w:pPr>
-            <w:r>
-              <w:rPr>
-                <w:rFonts w:ascii="JetBrains Mono" w:cs="JetBrains Mono" w:eastAsia="JetBrains Mono" w:hAnsi="JetBrains Mono"/>
-                <w:b/>
-                <w:bCs/>
-                <w:color w:val="B8722C"/>
-                <w:sz w:val="26"/>
-                <w:szCs w:val="26"/>
-              </w:rPr>
-              <w:t xml:space="preserve">433</w:t>
-            </w:r>
-          </w:p>
-        </w:tc>
-        <w:tc>
-          <w:tcPr>
-            <w:tcW w:type="dxa" w:w="5760"/>
-            <w:tcBorders>
-              <w:top w:val="single" w:color="E8E2D5" w:sz="4"/>
-              <w:left w:val="single" w:color="E8E2D5" w:sz="4"/>
-              <w:bottom w:val="single" w:color="E8E2D5" w:sz="4"/>
-              <w:right w:val="single" w:color="E8E2D5" w:sz="4"/>
-            </w:tcBorders>
-            <w:shd w:fill="FFFFFF" w:val="clear"/>
-            <w:tcMar>
-              <w:top w:type="dxa" w:w="100"/>
-              <w:left w:type="dxa" w:w="160"/>
-              <w:bottom w:type="dxa" w:w="100"/>
-              <w:right w:type="dxa" w:w="160"/>
-            </w:tcMar>
-          </w:tcPr>
-          <w:p>
-            <w:pPr>
-              <w:jc w:val="left"/>
-            </w:pPr>
-            <w:r>
-              <w:rPr>
-                <w:rFonts w:ascii="Inter" w:cs="Inter" w:eastAsia="Inter" w:hAnsi="Inter"/>
-                <w:b w:val="false"/>
-                <w:bCs w:val="false"/>
-                <w:color w:val="1A1815"/>
+                <w:color w:val="FFFFFF"/>
                 <w:sz w:val="20"/>
                 <w:szCs w:val="20"/>
-              </w:rPr>
-              <w:t xml:space="preserve">Smallest unit of meaning. "241 typed · 192 prose": typed = classified, prose = raw text. Higher typed-ratio = richer extraction.</w:t>
-            </w:r>
-          </w:p>
-        </w:tc>
-      </w:tr>
-      <w:tr>
-        <w:tc>
-          <w:tcPr>
-            <w:tcW w:type="dxa" w:w="2200"/>
-            <w:tcBorders>
-              <w:top w:val="single" w:color="E8E2D5" w:sz="4"/>
-              <w:left w:val="single" w:color="E8E2D5" w:sz="4"/>
-              <w:bottom w:val="single" w:color="E8E2D5" w:sz="4"/>
-              <w:right w:val="single" w:color="E8E2D5" w:sz="4"/>
-            </w:tcBorders>
-            <w:shd w:fill="FAF6EE" w:val="clear"/>
-            <w:tcMar>
-              <w:top w:type="dxa" w:w="100"/>
-              <w:left w:type="dxa" w:w="160"/>
-              <w:bottom w:type="dxa" w:w="100"/>
-              <w:right w:type="dxa" w:w="160"/>
-            </w:tcMar>
-          </w:tcPr>
-          <w:p>
-            <w:pPr>
-              <w:jc w:val="left"/>
-            </w:pPr>
-            <w:r>
-              <w:rPr>
-                <w:rFonts w:ascii="JetBrains Mono" w:cs="JetBrains Mono" w:eastAsia="JetBrains Mono" w:hAnsi="JetBrains Mono"/>
-                <w:b/>
-                <w:bCs/>
-                <w:color w:val="9B9384"/>
-                <w:sz w:val="18"/>
-                <w:szCs w:val="18"/>
-              </w:rPr>
-              <w:t xml:space="preserve">ENTITIES</w:t>
-            </w:r>
-          </w:p>
-        </w:tc>
-        <w:tc>
-          <w:tcPr>
-            <w:tcW w:type="dxa" w:w="1400"/>
-            <w:tcBorders>
-              <w:top w:val="single" w:color="E8E2D5" w:sz="4"/>
-              <w:left w:val="single" w:color="E8E2D5" w:sz="4"/>
-              <w:bottom w:val="single" w:color="E8E2D5" w:sz="4"/>
-              <w:right w:val="single" w:color="E8E2D5" w:sz="4"/>
-            </w:tcBorders>
-            <w:shd w:fill="FAF6EE" w:val="clear"/>
-            <w:tcMar>
-              <w:top w:type="dxa" w:w="100"/>
-              <w:left w:type="dxa" w:w="160"/>
-              <w:bottom w:type="dxa" w:w="100"/>
-              <w:right w:type="dxa" w:w="160"/>
-            </w:tcMar>
-          </w:tcPr>
-          <w:p>
-            <w:pPr>
-              <w:jc w:val="center"/>
-            </w:pPr>
-            <w:r>
-              <w:rPr>
-                <w:rFonts w:ascii="JetBrains Mono" w:cs="JetBrains Mono" w:eastAsia="JetBrains Mono" w:hAnsi="JetBrains Mono"/>
-                <w:b/>
-                <w:bCs/>
-                <w:color w:val="B8722C"/>
-                <w:sz w:val="26"/>
-                <w:szCs w:val="26"/>
-              </w:rPr>
-              <w:t xml:space="preserve">155</w:t>
-            </w:r>
-          </w:p>
-        </w:tc>
-        <w:tc>
-          <w:tcPr>
-            <w:tcW w:type="dxa" w:w="5760"/>
-            <w:tcBorders>
-              <w:top w:val="single" w:color="E8E2D5" w:sz="4"/>
-              <w:left w:val="single" w:color="E8E2D5" w:sz="4"/>
-              <w:bottom w:val="single" w:color="E8E2D5" w:sz="4"/>
-              <w:right w:val="single" w:color="E8E2D5" w:sz="4"/>
-            </w:tcBorders>
-            <w:shd w:fill="FFFFFF" w:val="clear"/>
-            <w:tcMar>
-              <w:top w:type="dxa" w:w="100"/>
-              <w:left w:type="dxa" w:w="160"/>
-              <w:bottom w:type="dxa" w:w="100"/>
-              <w:right w:type="dxa" w:w="160"/>
-            </w:tcMar>
-          </w:tcPr>
-          <w:p>
-            <w:pPr>
-              <w:jc w:val="left"/>
-            </w:pPr>
-            <w:r>
-              <w:rPr>
-                <w:rFonts w:ascii="Inter" w:cs="Inter" w:eastAsia="Inter" w:hAnsi="Inter"/>
-                <w:b w:val="false"/>
-                <w:bCs w:val="false"/>
-                <w:color w:val="1A1815"/>
-                <w:sz w:val="20"/>
-                <w:szCs w:val="20"/>
-              </w:rPr>
-              <w:t xml:space="preserve">Named things — devices, dates, money, sites, people. The hover hints them: 26 device · 18 money · 16 milestone · 11 stakeholder…</w:t>
-            </w:r>
-          </w:p>
-        </w:tc>
-      </w:tr>
-      <w:tr>
-        <w:tc>
-          <w:tcPr>
-            <w:tcW w:type="dxa" w:w="2200"/>
-            <w:tcBorders>
-              <w:top w:val="single" w:color="E8E2D5" w:sz="4"/>
-              <w:left w:val="single" w:color="E8E2D5" w:sz="4"/>
-              <w:bottom w:val="single" w:color="E8E2D5" w:sz="4"/>
-              <w:right w:val="single" w:color="E8E2D5" w:sz="4"/>
-            </w:tcBorders>
-            <w:shd w:fill="FAF6EE" w:val="clear"/>
-            <w:tcMar>
-              <w:top w:type="dxa" w:w="100"/>
-              <w:left w:type="dxa" w:w="160"/>
-              <w:bottom w:type="dxa" w:w="100"/>
-              <w:right w:type="dxa" w:w="160"/>
-            </w:tcMar>
-          </w:tcPr>
-          <w:p>
-            <w:pPr>
-              <w:jc w:val="left"/>
-            </w:pPr>
-            <w:r>
-              <w:rPr>
-                <w:rFonts w:ascii="JetBrains Mono" w:cs="JetBrains Mono" w:eastAsia="JetBrains Mono" w:hAnsi="JetBrains Mono"/>
-                <w:b/>
-                <w:bCs/>
-                <w:color w:val="9B9384"/>
-                <w:sz w:val="18"/>
-                <w:szCs w:val="18"/>
-              </w:rPr>
-              <w:t xml:space="preserve">EDGES</w:t>
-            </w:r>
-          </w:p>
-        </w:tc>
-        <w:tc>
-          <w:tcPr>
-            <w:tcW w:type="dxa" w:w="1400"/>
-            <w:tcBorders>
-              <w:top w:val="single" w:color="E8E2D5" w:sz="4"/>
-              <w:left w:val="single" w:color="E8E2D5" w:sz="4"/>
-              <w:bottom w:val="single" w:color="E8E2D5" w:sz="4"/>
-              <w:right w:val="single" w:color="E8E2D5" w:sz="4"/>
-            </w:tcBorders>
-            <w:shd w:fill="FAF6EE" w:val="clear"/>
-            <w:tcMar>
-              <w:top w:type="dxa" w:w="100"/>
-              <w:left w:type="dxa" w:w="160"/>
-              <w:bottom w:type="dxa" w:w="100"/>
-              <w:right w:type="dxa" w:w="160"/>
-            </w:tcMar>
-          </w:tcPr>
-          <w:p>
-            <w:pPr>
-              <w:jc w:val="center"/>
-            </w:pPr>
-            <w:r>
-              <w:rPr>
-                <w:rFonts w:ascii="JetBrains Mono" w:cs="JetBrains Mono" w:eastAsia="JetBrains Mono" w:hAnsi="JetBrains Mono"/>
-                <w:b/>
-                <w:bCs/>
-                <w:color w:val="B8722C"/>
-                <w:sz w:val="26"/>
-                <w:szCs w:val="26"/>
-              </w:rPr>
-              <w:t xml:space="preserve">182</w:t>
-            </w:r>
-          </w:p>
-        </w:tc>
-        <w:tc>
-          <w:tcPr>
-            <w:tcW w:type="dxa" w:w="5760"/>
-            <w:tcBorders>
-              <w:top w:val="single" w:color="E8E2D5" w:sz="4"/>
-              <w:left w:val="single" w:color="E8E2D5" w:sz="4"/>
-              <w:bottom w:val="single" w:color="E8E2D5" w:sz="4"/>
-              <w:right w:val="single" w:color="E8E2D5" w:sz="4"/>
-            </w:tcBorders>
-            <w:shd w:fill="FFFFFF" w:val="clear"/>
-            <w:tcMar>
-              <w:top w:type="dxa" w:w="100"/>
-              <w:left w:type="dxa" w:w="160"/>
-              <w:bottom w:type="dxa" w:w="100"/>
-              <w:right w:type="dxa" w:w="160"/>
-            </w:tcMar>
-          </w:tcPr>
-          <w:p>
-            <w:pPr>
-              <w:jc w:val="left"/>
-            </w:pPr>
-            <w:r>
-              <w:rPr>
-                <w:rFonts w:ascii="Inter" w:cs="Inter" w:eastAsia="Inter" w:hAnsi="Inter"/>
-                <w:b w:val="false"/>
-                <w:bCs w:val="false"/>
-                <w:color w:val="1A1815"/>
-                <w:sz w:val="20"/>
-                <w:szCs w:val="20"/>
-              </w:rPr>
-              <w:t xml:space="preserve">Relations between atoms and entities. 127 cross-file means the parser tied facts in different files together (e.g. site A in the BOM = site A in the schedule).</w:t>
-            </w:r>
-          </w:p>
-        </w:tc>
-      </w:tr>
-      <w:tr>
-        <w:tc>
-          <w:tcPr>
-            <w:tcW w:type="dxa" w:w="2200"/>
-            <w:tcBorders>
-              <w:top w:val="single" w:color="E8E2D5" w:sz="4"/>
-              <w:left w:val="single" w:color="E8E2D5" w:sz="4"/>
-              <w:bottom w:val="single" w:color="E8E2D5" w:sz="4"/>
-              <w:right w:val="single" w:color="E8E2D5" w:sz="4"/>
-            </w:tcBorders>
-            <w:shd w:fill="FAF6EE" w:val="clear"/>
-            <w:tcMar>
-              <w:top w:type="dxa" w:w="100"/>
-              <w:left w:type="dxa" w:w="160"/>
-              <w:bottom w:type="dxa" w:w="100"/>
-              <w:right w:type="dxa" w:w="160"/>
-            </w:tcMar>
-          </w:tcPr>
-          <w:p>
-            <w:pPr>
-              <w:jc w:val="left"/>
-            </w:pPr>
-            <w:r>
-              <w:rPr>
-                <w:rFonts w:ascii="JetBrains Mono" w:cs="JetBrains Mono" w:eastAsia="JetBrains Mono" w:hAnsi="JetBrains Mono"/>
-                <w:b/>
-                <w:bCs/>
-                <w:color w:val="9B9384"/>
-                <w:sz w:val="18"/>
-                <w:szCs w:val="18"/>
-              </w:rPr>
-              <w:t xml:space="preserve">PACKETS</w:t>
-            </w:r>
-          </w:p>
-        </w:tc>
-        <w:tc>
-          <w:tcPr>
-            <w:tcW w:type="dxa" w:w="1400"/>
-            <w:tcBorders>
-              <w:top w:val="single" w:color="E8E2D5" w:sz="4"/>
-              <w:left w:val="single" w:color="E8E2D5" w:sz="4"/>
-              <w:bottom w:val="single" w:color="E8E2D5" w:sz="4"/>
-              <w:right w:val="single" w:color="E8E2D5" w:sz="4"/>
-            </w:tcBorders>
-            <w:shd w:fill="FAF6EE" w:val="clear"/>
-            <w:tcMar>
-              <w:top w:type="dxa" w:w="100"/>
-              <w:left w:type="dxa" w:w="160"/>
-              <w:bottom w:type="dxa" w:w="100"/>
-              <w:right w:type="dxa" w:w="160"/>
-            </w:tcMar>
-          </w:tcPr>
-          <w:p>
-            <w:pPr>
-              <w:jc w:val="center"/>
-            </w:pPr>
-            <w:r>
-              <w:rPr>
-                <w:rFonts w:ascii="JetBrains Mono" w:cs="JetBrains Mono" w:eastAsia="JetBrains Mono" w:hAnsi="JetBrains Mono"/>
-                <w:b/>
-                <w:bCs/>
-                <w:color w:val="B8722C"/>
-                <w:sz w:val="26"/>
-                <w:szCs w:val="26"/>
-              </w:rPr>
-              <w:t xml:space="preserve">31</w:t>
-            </w:r>
-          </w:p>
-        </w:tc>
-        <w:tc>
-          <w:tcPr>
-            <w:tcW w:type="dxa" w:w="5760"/>
-            <w:tcBorders>
-              <w:top w:val="single" w:color="E8E2D5" w:sz="4"/>
-              <w:left w:val="single" w:color="E8E2D5" w:sz="4"/>
-              <w:bottom w:val="single" w:color="E8E2D5" w:sz="4"/>
-              <w:right w:val="single" w:color="E8E2D5" w:sz="4"/>
-            </w:tcBorders>
-            <w:shd w:fill="FFFFFF" w:val="clear"/>
-            <w:tcMar>
-              <w:top w:type="dxa" w:w="100"/>
-              <w:left w:type="dxa" w:w="160"/>
-              <w:bottom w:type="dxa" w:w="100"/>
-              <w:right w:type="dxa" w:w="160"/>
-            </w:tcMar>
-          </w:tcPr>
-          <w:p>
-            <w:pPr>
-              <w:jc w:val="left"/>
-            </w:pPr>
-            <w:r>
-              <w:rPr>
-                <w:rFonts w:ascii="Inter" w:cs="Inter" w:eastAsia="Inter" w:hAnsi="Inter"/>
-                <w:b w:val="false"/>
-                <w:bCs w:val="false"/>
-                <w:color w:val="1A1815"/>
-                <w:sz w:val="20"/>
-                <w:szCs w:val="20"/>
-              </w:rPr>
-              <w:t xml:space="preserve">Bundled scope units — "this site + these atoms + this BOM line" — ready for the SOW to render.</w:t>
-            </w:r>
-          </w:p>
-        </w:tc>
-      </w:tr>
-      <w:tr>
-        <w:tc>
-          <w:tcPr>
-            <w:tcW w:type="dxa" w:w="2200"/>
-            <w:tcBorders>
-              <w:top w:val="single" w:color="E8E2D5" w:sz="4"/>
-              <w:left w:val="single" w:color="E8E2D5" w:sz="4"/>
-              <w:bottom w:val="single" w:color="E8E2D5" w:sz="4"/>
-              <w:right w:val="single" w:color="E8E2D5" w:sz="4"/>
-            </w:tcBorders>
-            <w:shd w:fill="FAF6EE" w:val="clear"/>
-            <w:tcMar>
-              <w:top w:type="dxa" w:w="100"/>
-              <w:left w:type="dxa" w:w="160"/>
-              <w:bottom w:type="dxa" w:w="100"/>
-              <w:right w:type="dxa" w:w="160"/>
-            </w:tcMar>
-          </w:tcPr>
-          <w:p>
-            <w:pPr>
-              <w:jc w:val="left"/>
-            </w:pPr>
-            <w:r>
-              <w:rPr>
-                <w:rFonts w:ascii="JetBrains Mono" w:cs="JetBrains Mono" w:eastAsia="JetBrains Mono" w:hAnsi="JetBrains Mono"/>
-                <w:b/>
-                <w:bCs/>
-                <w:color w:val="9B9384"/>
-                <w:sz w:val="18"/>
-                <w:szCs w:val="18"/>
-              </w:rPr>
-              <w:t xml:space="preserve">PARSE</w:t>
-            </w:r>
-          </w:p>
-        </w:tc>
-        <w:tc>
-          <w:tcPr>
-            <w:tcW w:type="dxa" w:w="1400"/>
-            <w:tcBorders>
-              <w:top w:val="single" w:color="E8E2D5" w:sz="4"/>
-              <w:left w:val="single" w:color="E8E2D5" w:sz="4"/>
-              <w:bottom w:val="single" w:color="E8E2D5" w:sz="4"/>
-              <w:right w:val="single" w:color="E8E2D5" w:sz="4"/>
-            </w:tcBorders>
-            <w:shd w:fill="FAF6EE" w:val="clear"/>
-            <w:tcMar>
-              <w:top w:type="dxa" w:w="100"/>
-              <w:left w:type="dxa" w:w="160"/>
-              <w:bottom w:type="dxa" w:w="100"/>
-              <w:right w:type="dxa" w:w="160"/>
-            </w:tcMar>
-          </w:tcPr>
-          <w:p>
-            <w:pPr>
-              <w:jc w:val="center"/>
-            </w:pPr>
-            <w:r>
-              <w:rPr>
-                <w:rFonts w:ascii="JetBrains Mono" w:cs="JetBrains Mono" w:eastAsia="JetBrains Mono" w:hAnsi="JetBrains Mono"/>
-                <w:b/>
-                <w:bCs/>
-                <w:color w:val="B8722C"/>
-                <w:sz w:val="26"/>
-                <w:szCs w:val="26"/>
-              </w:rPr>
-              <w:t xml:space="preserve">OK</w:t>
-            </w:r>
-          </w:p>
-        </w:tc>
-        <w:tc>
-          <w:tcPr>
-            <w:tcW w:type="dxa" w:w="5760"/>
-            <w:tcBorders>
-              <w:top w:val="single" w:color="E8E2D5" w:sz="4"/>
-              <w:left w:val="single" w:color="E8E2D5" w:sz="4"/>
-              <w:bottom w:val="single" w:color="E8E2D5" w:sz="4"/>
-              <w:right w:val="single" w:color="E8E2D5" w:sz="4"/>
-            </w:tcBorders>
-            <w:shd w:fill="FFFFFF" w:val="clear"/>
-            <w:tcMar>
-              <w:top w:type="dxa" w:w="100"/>
-              <w:left w:type="dxa" w:w="160"/>
-              <w:bottom w:type="dxa" w:w="100"/>
-              <w:right w:type="dxa" w:w="160"/>
-            </w:tcMar>
-          </w:tcPr>
-          <w:p>
-            <w:pPr>
-              <w:jc w:val="left"/>
-            </w:pPr>
-            <w:r>
-              <w:rPr>
-                <w:rFonts w:ascii="Inter" w:cs="Inter" w:eastAsia="Inter" w:hAnsi="Inter"/>
-                <w:b w:val="false"/>
-                <w:bCs w:val="false"/>
-                <w:color w:val="1A1815"/>
-                <w:sz w:val="20"/>
-                <w:szCs w:val="20"/>
-              </w:rPr>
-              <w:t xml:space="preserve">If anything failed, you'd see N issue here in amber/red.</w:t>
+                <w:shd w:fill="1A1815" w:val="clear"/>
+              </w:rPr>
+              <w:t xml:space="preserve">   RE-PARSE   </w:t>
             </w:r>
           </w:p>
         </w:tc>
       </w:tr>
     </w:tbl>
+    <w:p>
+      <w:pPr>
+        <w:spacing w:after="200"/>
+        <w:jc w:val="center"/>
+      </w:pPr>
+      <w:r>
+        <w:rPr>
+          <w:rFonts w:ascii="Inter" w:cs="Inter" w:eastAsia="Inter" w:hAnsi="Inter"/>
+          <w:i/>
+          <w:iCs/>
+          <w:color w:val="9B9384"/>
+          <w:sz w:val="18"/>
+          <w:szCs w:val="18"/>
+        </w:rPr>
+        <w:t xml:space="preserve">Single line — deal id, compile id, when generated, the green ✓ badge, and the RE-PARSE button right there.</w:t>
+      </w:r>
+    </w:p>
+    <w:p>
+      <w:r>
+        <w:br w:type="page"/>
+      </w:r>
+    </w:p>
+    <w:p>
+      <w:pPr>
+        <w:pStyle w:val="Heading2"/>
+        <w:spacing w:after="160" w:before="320"/>
+      </w:pPr>
+      <w:r>
+        <w:rPr>
+          <w:rFonts w:ascii="Inter" w:cs="Inter" w:eastAsia="Inter" w:hAnsi="Inter"/>
+          <w:b/>
+          <w:bCs/>
+          <w:color w:val="1A1815"/>
+          <w:sz w:val="32"/>
+          <w:szCs w:val="32"/>
+        </w:rPr>
+        <w:t xml:space="preserve">The 14-stage parser pipeline</w:t>
+      </w:r>
+    </w:p>
+    <w:p>
+      <w:pPr>
+        <w:spacing w:after="100" w:before="0"/>
+      </w:pPr>
+      <w:r>
+        <w:rPr>
+          <w:rFonts w:ascii="Inter" w:cs="Inter" w:eastAsia="Inter" w:hAnsi="Inter"/>
+          <w:color w:val="1A1815"/>
+          <w:sz w:val="22"/>
+          <w:szCs w:val="22"/>
+        </w:rPr>
+        <w:t xml:space="preserve">Below the status banner, the live pipeline timeline shows every stage's duration. Each tile is one parser-os step. Real screenshot from OPTBOT below:</w:t>
+      </w:r>
+    </w:p>
+    <w:p>
+      <w:pPr>
+        <w:spacing w:after="80" w:before="120"/>
+        <w:jc w:val="center"/>
+      </w:pPr>
+      <w:r>
+        <w:drawing>
+          <wp:inline distT="0" distB="0" distL="0" distR="0">
+            <wp:extent cx="5715000" cy="476250"/>
+            <wp:effectExtent t="0" r="0" b="0" l="0"/>
+            <wp:docPr id="1" name="PipelineScreenshot" descr="Real screenshot from OPTBOT artifacts page showing the 14-stage parser-os pipeline with durations." title="Pipeline timeline"/>
+            <wp:cNvGraphicFramePr>
+              <a:graphicFrameLocks xmlns:a="http://schemas.openxmlformats.org/drawingml/2006/main" noChangeAspect="1"/>
+            </wp:cNvGraphicFramePr>
+            <a:graphic xmlns:a="http://schemas.openxmlformats.org/drawingml/2006/main">
+              <a:graphicData uri="http://schemas.openxmlformats.org/drawingml/2006/picture">
+                <pic:pic xmlns:pic="http://schemas.openxmlformats.org/drawingml/2006/picture">
+                  <pic:nvPicPr>
+                    <pic:cNvPr id="0" name="" descr=""/>
+                    <pic:cNvPicPr>
+                      <a:picLocks noChangeAspect="1" noChangeArrowheads="1"/>
+                    </pic:cNvPicPr>
+                  </pic:nvPicPr>
+                  <pic:blipFill>
+                    <a:blip r:embed="rId9" cstate="none"/>
+                    <a:srcRect/>
+                    <a:stretch>
+                      <a:fillRect/>
+                    </a:stretch>
+                  </pic:blipFill>
+                  <pic:spPr bwMode="auto">
+                    <a:xfrm>
+                      <a:off x="0" y="0"/>
+                      <a:ext cx="5715000" cy="476250"/>
+                    </a:xfrm>
+                    <a:prstGeom prst="rect">
+                      <a:avLst/>
+                    </a:prstGeom>
+                  </pic:spPr>
+                </pic:pic>
+              </a:graphicData>
+            </a:graphic>
+          </wp:inline>
+        </w:drawing>
+      </w:r>
+    </w:p>
+    <w:p>
+      <w:pPr>
+        <w:spacing w:after="100"/>
+        <w:jc w:val="center"/>
+      </w:pPr>
+      <w:r>
+        <w:rPr>
+          <w:rFonts w:ascii="JetBrains Mono" w:cs="JetBrains Mono" w:eastAsia="JetBrains Mono" w:hAnsi="JetBrains Mono"/>
+          <w:color w:val="9B9384"/>
+          <w:sz w:val="16"/>
+          <w:szCs w:val="16"/>
+        </w:rPr>
+        <w:t xml:space="preserve">↑ actual UI · OPTBOT · 14 stages · 3 min 49 sec total · 5/29/2026</w:t>
+      </w:r>
+    </w:p>
+    <w:p>
+      <w:pPr>
+        <w:spacing w:after="200"/>
+        <w:jc w:val="center"/>
+      </w:pPr>
+      <w:r>
+        <w:rPr>
+          <w:rFonts w:ascii="Inter" w:cs="Inter" w:eastAsia="Inter" w:hAnsi="Inter"/>
+          <w:i/>
+          <w:iCs/>
+          <w:color w:val="9B9384"/>
+          <w:sz w:val="18"/>
+          <w:szCs w:val="18"/>
+        </w:rPr>
+        <w:t xml:space="preserve">Two LLM-heavy stages (enrich 1m45s · classify 1m49s) dominate the wall time. Everything else runs in milliseconds.</w:t>
+      </w:r>
+    </w:p>
     <w:p>
       <w:r>
         <w:br w:type="page"/>
@@ -5404,7 +3532,7 @@
     <w:p>
       <w:pPr>
         <w:pStyle w:val="Heading3"/>
-        <w:spacing w:after="120" w:before="240"/>
+        <w:spacing w:after="120" w:before="280"/>
       </w:pPr>
       <w:r>
         <w:rPr>
@@ -5412,38 +3540,10 @@
           <w:b/>
           <w:bCs/>
           <w:color w:val="1A1815"/>
-          <w:sz w:val="24"/>
-          <w:szCs w:val="24"/>
+          <w:sz w:val="26"/>
+          <w:szCs w:val="26"/>
         </w:rPr>
-        <w:t xml:space="preserve">⌬ Atom type pills — click to filter the inspector</w:t>
-      </w:r>
-    </w:p>
-    <w:p>
-      <w:pPr>
-        <w:spacing w:after="120"/>
-      </w:pPr>
-      <w:r>
-        <w:rPr>
-          <w:rFonts w:ascii="Inter" w:cs="Inter" w:eastAsia="Inter" w:hAnsi="Inter"/>
-          <w:color w:val="1A1815"/>
-          <w:sz w:val="22"/>
-          <w:szCs w:val="22"/>
-        </w:rPr>
-        <w:t xml:space="preserve">Below the stat strip, the atom-type filter pills. Click one to filter the source file table and the right-pane inspector.</w:t>
-      </w:r>
-    </w:p>
-    <w:p>
-      <w:pPr>
-        <w:spacing w:after="120"/>
-      </w:pPr>
-      <w:r>
-        <w:rPr>
-          <w:rFonts w:ascii="Inter" w:cs="Inter" w:eastAsia="Inter" w:hAnsi="Inter"/>
-          <w:color w:val="1A1815"/>
-          <w:sz w:val="22"/>
-          <w:szCs w:val="22"/>
-        </w:rPr>
-        <w:t xml:space="preserve">OPTBOT's top types (out of 38 distinct types extracted):</w:t>
+        <w:t xml:space="preserve">The 7 numbers — what each one means</w:t>
       </w:r>
     </w:p>
     <w:tbl>
@@ -5459,21 +3559,21 @@
         </w:tblBorders>
       </w:tblPr>
       <w:tblGrid>
-        <w:gridCol w:w="3120"/>
+        <w:gridCol w:w="2000"/>
         <w:gridCol w:w="1400"/>
-        <w:gridCol w:w="4840"/>
+        <w:gridCol w:w="5960"/>
       </w:tblGrid>
       <w:tr>
         <w:tc>
           <w:tcPr>
-            <w:tcW w:type="dxa" w:w="3120"/>
-            <w:tcBorders>
-              <w:top w:val="single" w:color="E8E2D5" w:sz="4"/>
-              <w:left w:val="single" w:color="E8E2D5" w:sz="4"/>
-              <w:bottom w:val="single" w:color="E8E2D5" w:sz="4"/>
-              <w:right w:val="single" w:color="E8E2D5" w:sz="4"/>
-            </w:tcBorders>
-            <w:shd w:fill="FFFFFF" w:val="clear"/>
+            <w:tcW w:type="dxa" w:w="2000"/>
+            <w:tcBorders>
+              <w:top w:val="single" w:color="E8E2D5" w:sz="4"/>
+              <w:left w:val="single" w:color="E8E2D5" w:sz="4"/>
+              <w:bottom w:val="single" w:color="E8E2D5" w:sz="4"/>
+              <w:right w:val="single" w:color="E8E2D5" w:sz="4"/>
+            </w:tcBorders>
+            <w:shd w:fill="FAF6EE" w:val="clear"/>
             <w:tcMar>
               <w:top w:type="dxa" w:w="100"/>
               <w:left w:type="dxa" w:w="160"/>
@@ -5490,11 +3590,11 @@
                 <w:rFonts w:ascii="JetBrains Mono" w:cs="JetBrains Mono" w:eastAsia="JetBrains Mono" w:hAnsi="JetBrains Mono"/>
                 <w:b/>
                 <w:bCs/>
-                <w:color w:val="1A1815"/>
+                <w:color w:val="9B9384"/>
                 <w:sz w:val="18"/>
                 <w:szCs w:val="18"/>
               </w:rPr>
-              <w:t xml:space="preserve">raw_table_row</w:t>
+              <w:t xml:space="preserve">FILES</w:t>
             </w:r>
           </w:p>
         </w:tc>
@@ -5507,7 +3607,7 @@
               <w:bottom w:val="single" w:color="E8E2D5" w:sz="4"/>
               <w:right w:val="single" w:color="E8E2D5" w:sz="4"/>
             </w:tcBorders>
-            <w:shd w:fill="FFFFFF" w:val="clear"/>
+            <w:shd w:fill="FAF6EE" w:val="clear"/>
             <w:tcMar>
               <w:top w:type="dxa" w:w="100"/>
               <w:left w:type="dxa" w:w="160"/>
@@ -5525,16 +3625,120 @@
                 <w:b/>
                 <w:bCs/>
                 <w:color w:val="B8722C"/>
+                <w:sz w:val="28"/>
+                <w:szCs w:val="28"/>
+              </w:rPr>
+              <w:t xml:space="preserve">9</w:t>
+            </w:r>
+          </w:p>
+        </w:tc>
+        <w:tc>
+          <w:tcPr>
+            <w:tcW w:type="dxa" w:w="5960"/>
+            <w:tcBorders>
+              <w:top w:val="single" w:color="E8E2D5" w:sz="4"/>
+              <w:left w:val="single" w:color="E8E2D5" w:sz="4"/>
+              <w:bottom w:val="single" w:color="E8E2D5" w:sz="4"/>
+              <w:right w:val="single" w:color="E8E2D5" w:sz="4"/>
+            </w:tcBorders>
+            <w:shd w:fill="FFFFFF" w:val="clear"/>
+            <w:tcMar>
+              <w:top w:type="dxa" w:w="100"/>
+              <w:left w:type="dxa" w:w="160"/>
+              <w:bottom w:type="dxa" w:w="100"/>
+              <w:right w:type="dxa" w:w="160"/>
+            </w:tcMar>
+          </w:tcPr>
+          <w:p>
+            <w:pPr>
+              <w:jc w:val="left"/>
+            </w:pPr>
+            <w:r>
+              <w:rPr>
+                <w:rFonts w:ascii="Inter" w:cs="Inter" w:eastAsia="Inter" w:hAnsi="Inter"/>
+                <w:b w:val="false"/>
+                <w:bCs w:val="false"/>
+                <w:color w:val="1A1815"/>
                 <w:sz w:val="20"/>
                 <w:szCs w:val="20"/>
               </w:rPr>
-              <w:t xml:space="preserve">98</w:t>
-            </w:r>
-          </w:p>
-        </w:tc>
-        <w:tc>
-          <w:tcPr>
-            <w:tcW w:type="dxa" w:w="4840"/>
+              <w:t xml:space="preserve">Source documents the parser consumed (PDFs, DOCX, XLSX).</w:t>
+            </w:r>
+          </w:p>
+        </w:tc>
+      </w:tr>
+      <w:tr>
+        <w:tc>
+          <w:tcPr>
+            <w:tcW w:type="dxa" w:w="2000"/>
+            <w:tcBorders>
+              <w:top w:val="single" w:color="E8E2D5" w:sz="4"/>
+              <w:left w:val="single" w:color="E8E2D5" w:sz="4"/>
+              <w:bottom w:val="single" w:color="E8E2D5" w:sz="4"/>
+              <w:right w:val="single" w:color="E8E2D5" w:sz="4"/>
+            </w:tcBorders>
+            <w:shd w:fill="FAF6EE" w:val="clear"/>
+            <w:tcMar>
+              <w:top w:type="dxa" w:w="100"/>
+              <w:left w:type="dxa" w:w="160"/>
+              <w:bottom w:type="dxa" w:w="100"/>
+              <w:right w:type="dxa" w:w="160"/>
+            </w:tcMar>
+          </w:tcPr>
+          <w:p>
+            <w:pPr>
+              <w:jc w:val="left"/>
+            </w:pPr>
+            <w:r>
+              <w:rPr>
+                <w:rFonts w:ascii="JetBrains Mono" w:cs="JetBrains Mono" w:eastAsia="JetBrains Mono" w:hAnsi="JetBrains Mono"/>
+                <w:b/>
+                <w:bCs/>
+                <w:color w:val="9B9384"/>
+                <w:sz w:val="18"/>
+                <w:szCs w:val="18"/>
+              </w:rPr>
+              <w:t xml:space="preserve">PAGES</w:t>
+            </w:r>
+          </w:p>
+        </w:tc>
+        <w:tc>
+          <w:tcPr>
+            <w:tcW w:type="dxa" w:w="1400"/>
+            <w:tcBorders>
+              <w:top w:val="single" w:color="E8E2D5" w:sz="4"/>
+              <w:left w:val="single" w:color="E8E2D5" w:sz="4"/>
+              <w:bottom w:val="single" w:color="E8E2D5" w:sz="4"/>
+              <w:right w:val="single" w:color="E8E2D5" w:sz="4"/>
+            </w:tcBorders>
+            <w:shd w:fill="FAF6EE" w:val="clear"/>
+            <w:tcMar>
+              <w:top w:type="dxa" w:w="100"/>
+              <w:left w:type="dxa" w:w="160"/>
+              <w:bottom w:type="dxa" w:w="100"/>
+              <w:right w:type="dxa" w:w="160"/>
+            </w:tcMar>
+          </w:tcPr>
+          <w:p>
+            <w:pPr>
+              <w:jc w:val="center"/>
+            </w:pPr>
+            <w:r>
+              <w:rPr>
+                <w:rFonts w:ascii="JetBrains Mono" w:cs="JetBrains Mono" w:eastAsia="JetBrains Mono" w:hAnsi="JetBrains Mono"/>
+                <w:b/>
+                <w:bCs/>
+                <w:color w:val="B8722C"/>
+                <w:sz w:val="28"/>
+                <w:szCs w:val="28"/>
+              </w:rPr>
+              <w:t xml:space="preserve">23</w:t>
+            </w:r>
+          </w:p>
+        </w:tc>
+        <w:tc>
+          <w:tcPr>
+            <w:tcW w:type="dxa" w:w="5960"/>
             <w:tcBorders>
               <w:top w:val="single" w:color="E8E2D5" w:sz="4"/>
               <w:left w:val="single" w:color="E8E2D5" w:sz="4"/>
@@ -5562,7 +3766,7 @@
                 <w:sz w:val="20"/>
                 <w:szCs w:val="20"/>
               </w:rPr>
-              <w:t xml:space="preserve">Direct rows from a structured table — typically BOM / pricing / site rosters.</w:t>
+              <w:t xml:space="preserve">Total pages across all files — rough volume signal.</w:t>
             </w:r>
           </w:p>
         </w:tc>
@@ -5570,14 +3774,14 @@
       <w:tr>
         <w:tc>
           <w:tcPr>
-            <w:tcW w:type="dxa" w:w="3120"/>
-            <w:tcBorders>
-              <w:top w:val="single" w:color="E8E2D5" w:sz="4"/>
-              <w:left w:val="single" w:color="E8E2D5" w:sz="4"/>
-              <w:bottom w:val="single" w:color="E8E2D5" w:sz="4"/>
-              <w:right w:val="single" w:color="E8E2D5" w:sz="4"/>
-            </w:tcBorders>
-            <w:shd w:fill="FFFFFF" w:val="clear"/>
+            <w:tcW w:type="dxa" w:w="2000"/>
+            <w:tcBorders>
+              <w:top w:val="single" w:color="E8E2D5" w:sz="4"/>
+              <w:left w:val="single" w:color="E8E2D5" w:sz="4"/>
+              <w:bottom w:val="single" w:color="E8E2D5" w:sz="4"/>
+              <w:right w:val="single" w:color="E8E2D5" w:sz="4"/>
+            </w:tcBorders>
+            <w:shd w:fill="FAF6EE" w:val="clear"/>
             <w:tcMar>
               <w:top w:type="dxa" w:w="100"/>
               <w:left w:type="dxa" w:w="160"/>
@@ -5594,11 +3798,11 @@
                 <w:rFonts w:ascii="JetBrains Mono" w:cs="JetBrains Mono" w:eastAsia="JetBrains Mono" w:hAnsi="JetBrains Mono"/>
                 <w:b/>
                 <w:bCs/>
-                <w:color w:val="1A1815"/>
+                <w:color w:val="9B9384"/>
                 <w:sz w:val="18"/>
                 <w:szCs w:val="18"/>
               </w:rPr>
-              <w:t xml:space="preserve">scope_item</w:t>
+              <w:t xml:space="preserve">ATOMS</w:t>
             </w:r>
           </w:p>
         </w:tc>
@@ -5611,7 +3815,7 @@
               <w:bottom w:val="single" w:color="E8E2D5" w:sz="4"/>
               <w:right w:val="single" w:color="E8E2D5" w:sz="4"/>
             </w:tcBorders>
-            <w:shd w:fill="FFFFFF" w:val="clear"/>
+            <w:shd w:fill="FAF6EE" w:val="clear"/>
             <w:tcMar>
               <w:top w:type="dxa" w:w="100"/>
               <w:left w:type="dxa" w:w="160"/>
@@ -5629,16 +3833,120 @@
                 <w:b/>
                 <w:bCs/>
                 <w:color w:val="B8722C"/>
+                <w:sz w:val="28"/>
+                <w:szCs w:val="28"/>
+              </w:rPr>
+              <w:t xml:space="preserve">433</w:t>
+            </w:r>
+          </w:p>
+        </w:tc>
+        <w:tc>
+          <w:tcPr>
+            <w:tcW w:type="dxa" w:w="5960"/>
+            <w:tcBorders>
+              <w:top w:val="single" w:color="E8E2D5" w:sz="4"/>
+              <w:left w:val="single" w:color="E8E2D5" w:sz="4"/>
+              <w:bottom w:val="single" w:color="E8E2D5" w:sz="4"/>
+              <w:right w:val="single" w:color="E8E2D5" w:sz="4"/>
+            </w:tcBorders>
+            <w:shd w:fill="FFFFFF" w:val="clear"/>
+            <w:tcMar>
+              <w:top w:type="dxa" w:w="100"/>
+              <w:left w:type="dxa" w:w="160"/>
+              <w:bottom w:type="dxa" w:w="100"/>
+              <w:right w:type="dxa" w:w="160"/>
+            </w:tcMar>
+          </w:tcPr>
+          <w:p>
+            <w:pPr>
+              <w:jc w:val="left"/>
+            </w:pPr>
+            <w:r>
+              <w:rPr>
+                <w:rFonts w:ascii="Inter" w:cs="Inter" w:eastAsia="Inter" w:hAnsi="Inter"/>
+                <w:b w:val="false"/>
+                <w:bCs w:val="false"/>
+                <w:color w:val="1A1815"/>
                 <w:sz w:val="20"/>
                 <w:szCs w:val="20"/>
               </w:rPr>
-              <w:t xml:space="preserve">94</w:t>
-            </w:r>
-          </w:p>
-        </w:tc>
-        <w:tc>
-          <w:tcPr>
-            <w:tcW w:type="dxa" w:w="4840"/>
+              <w:t xml:space="preserve">Smallest unit of meaning. "241 typed · 192 prose": typed = classified, prose = raw. Higher typed-ratio = richer extraction.</w:t>
+            </w:r>
+          </w:p>
+        </w:tc>
+      </w:tr>
+      <w:tr>
+        <w:tc>
+          <w:tcPr>
+            <w:tcW w:type="dxa" w:w="2000"/>
+            <w:tcBorders>
+              <w:top w:val="single" w:color="E8E2D5" w:sz="4"/>
+              <w:left w:val="single" w:color="E8E2D5" w:sz="4"/>
+              <w:bottom w:val="single" w:color="E8E2D5" w:sz="4"/>
+              <w:right w:val="single" w:color="E8E2D5" w:sz="4"/>
+            </w:tcBorders>
+            <w:shd w:fill="FAF6EE" w:val="clear"/>
+            <w:tcMar>
+              <w:top w:type="dxa" w:w="100"/>
+              <w:left w:type="dxa" w:w="160"/>
+              <w:bottom w:type="dxa" w:w="100"/>
+              <w:right w:type="dxa" w:w="160"/>
+            </w:tcMar>
+          </w:tcPr>
+          <w:p>
+            <w:pPr>
+              <w:jc w:val="left"/>
+            </w:pPr>
+            <w:r>
+              <w:rPr>
+                <w:rFonts w:ascii="JetBrains Mono" w:cs="JetBrains Mono" w:eastAsia="JetBrains Mono" w:hAnsi="JetBrains Mono"/>
+                <w:b/>
+                <w:bCs/>
+                <w:color w:val="9B9384"/>
+                <w:sz w:val="18"/>
+                <w:szCs w:val="18"/>
+              </w:rPr>
+              <w:t xml:space="preserve">ENTITIES</w:t>
+            </w:r>
+          </w:p>
+        </w:tc>
+        <w:tc>
+          <w:tcPr>
+            <w:tcW w:type="dxa" w:w="1400"/>
+            <w:tcBorders>
+              <w:top w:val="single" w:color="E8E2D5" w:sz="4"/>
+              <w:left w:val="single" w:color="E8E2D5" w:sz="4"/>
+              <w:bottom w:val="single" w:color="E8E2D5" w:sz="4"/>
+              <w:right w:val="single" w:color="E8E2D5" w:sz="4"/>
+            </w:tcBorders>
+            <w:shd w:fill="FAF6EE" w:val="clear"/>
+            <w:tcMar>
+              <w:top w:type="dxa" w:w="100"/>
+              <w:left w:type="dxa" w:w="160"/>
+              <w:bottom w:type="dxa" w:w="100"/>
+              <w:right w:type="dxa" w:w="160"/>
+            </w:tcMar>
+          </w:tcPr>
+          <w:p>
+            <w:pPr>
+              <w:jc w:val="center"/>
+            </w:pPr>
+            <w:r>
+              <w:rPr>
+                <w:rFonts w:ascii="JetBrains Mono" w:cs="JetBrains Mono" w:eastAsia="JetBrains Mono" w:hAnsi="JetBrains Mono"/>
+                <w:b/>
+                <w:bCs/>
+                <w:color w:val="B8722C"/>
+                <w:sz w:val="28"/>
+                <w:szCs w:val="28"/>
+              </w:rPr>
+              <w:t xml:space="preserve">155</w:t>
+            </w:r>
+          </w:p>
+        </w:tc>
+        <w:tc>
+          <w:tcPr>
+            <w:tcW w:type="dxa" w:w="5960"/>
             <w:tcBorders>
               <w:top w:val="single" w:color="E8E2D5" w:sz="4"/>
               <w:left w:val="single" w:color="E8E2D5" w:sz="4"/>
@@ -5666,7 +3974,7 @@
                 <w:sz w:val="20"/>
                 <w:szCs w:val="20"/>
               </w:rPr>
-              <w:t xml:space="preserve">A discrete deliverable, requirement, or commitment in prose.</w:t>
+              <w:t xml:space="preserve">Named things — devices, dates, money, sites, people. Hover hints them: 26 device · 18 money · 16 milestone · 11 stakeholder…</w:t>
             </w:r>
           </w:p>
         </w:tc>
@@ -5674,14 +3982,14 @@
       <w:tr>
         <w:tc>
           <w:tcPr>
-            <w:tcW w:type="dxa" w:w="3120"/>
-            <w:tcBorders>
-              <w:top w:val="single" w:color="E8E2D5" w:sz="4"/>
-              <w:left w:val="single" w:color="E8E2D5" w:sz="4"/>
-              <w:bottom w:val="single" w:color="E8E2D5" w:sz="4"/>
-              <w:right w:val="single" w:color="E8E2D5" w:sz="4"/>
-            </w:tcBorders>
-            <w:shd w:fill="FFFFFF" w:val="clear"/>
+            <w:tcW w:type="dxa" w:w="2000"/>
+            <w:tcBorders>
+              <w:top w:val="single" w:color="E8E2D5" w:sz="4"/>
+              <w:left w:val="single" w:color="E8E2D5" w:sz="4"/>
+              <w:bottom w:val="single" w:color="E8E2D5" w:sz="4"/>
+              <w:right w:val="single" w:color="E8E2D5" w:sz="4"/>
+            </w:tcBorders>
+            <w:shd w:fill="FAF6EE" w:val="clear"/>
             <w:tcMar>
               <w:top w:type="dxa" w:w="100"/>
               <w:left w:type="dxa" w:w="160"/>
@@ -5698,11 +4006,11 @@
                 <w:rFonts w:ascii="JetBrains Mono" w:cs="JetBrains Mono" w:eastAsia="JetBrains Mono" w:hAnsi="JetBrains Mono"/>
                 <w:b/>
                 <w:bCs/>
-                <w:color w:val="1A1815"/>
+                <w:color w:val="9B9384"/>
                 <w:sz w:val="18"/>
                 <w:szCs w:val="18"/>
               </w:rPr>
-              <w:t xml:space="preserve">site_allocation</w:t>
+              <w:t xml:space="preserve">EDGES</w:t>
             </w:r>
           </w:p>
         </w:tc>
@@ -5715,7 +4023,7 @@
               <w:bottom w:val="single" w:color="E8E2D5" w:sz="4"/>
               <w:right w:val="single" w:color="E8E2D5" w:sz="4"/>
             </w:tcBorders>
-            <w:shd w:fill="FFFFFF" w:val="clear"/>
+            <w:shd w:fill="FAF6EE" w:val="clear"/>
             <w:tcMar>
               <w:top w:type="dxa" w:w="100"/>
               <w:left w:type="dxa" w:w="160"/>
@@ -5733,16 +4041,120 @@
                 <w:b/>
                 <w:bCs/>
                 <w:color w:val="B8722C"/>
+                <w:sz w:val="28"/>
+                <w:szCs w:val="28"/>
+              </w:rPr>
+              <w:t xml:space="preserve">182</w:t>
+            </w:r>
+          </w:p>
+        </w:tc>
+        <w:tc>
+          <w:tcPr>
+            <w:tcW w:type="dxa" w:w="5960"/>
+            <w:tcBorders>
+              <w:top w:val="single" w:color="E8E2D5" w:sz="4"/>
+              <w:left w:val="single" w:color="E8E2D5" w:sz="4"/>
+              <w:bottom w:val="single" w:color="E8E2D5" w:sz="4"/>
+              <w:right w:val="single" w:color="E8E2D5" w:sz="4"/>
+            </w:tcBorders>
+            <w:shd w:fill="FFFFFF" w:val="clear"/>
+            <w:tcMar>
+              <w:top w:type="dxa" w:w="100"/>
+              <w:left w:type="dxa" w:w="160"/>
+              <w:bottom w:type="dxa" w:w="100"/>
+              <w:right w:type="dxa" w:w="160"/>
+            </w:tcMar>
+          </w:tcPr>
+          <w:p>
+            <w:pPr>
+              <w:jc w:val="left"/>
+            </w:pPr>
+            <w:r>
+              <w:rPr>
+                <w:rFonts w:ascii="Inter" w:cs="Inter" w:eastAsia="Inter" w:hAnsi="Inter"/>
+                <w:b w:val="false"/>
+                <w:bCs w:val="false"/>
+                <w:color w:val="1A1815"/>
                 <w:sz w:val="20"/>
                 <w:szCs w:val="20"/>
               </w:rPr>
-              <w:t xml:space="preserve">30</w:t>
-            </w:r>
-          </w:p>
-        </w:tc>
-        <w:tc>
-          <w:tcPr>
-            <w:tcW w:type="dxa" w:w="4840"/>
+              <w:t xml:space="preserve">Relations between atoms and entities. 127 cross-file means parser tied facts across different files (BOM site A = schedule site A).</w:t>
+            </w:r>
+          </w:p>
+        </w:tc>
+      </w:tr>
+      <w:tr>
+        <w:tc>
+          <w:tcPr>
+            <w:tcW w:type="dxa" w:w="2000"/>
+            <w:tcBorders>
+              <w:top w:val="single" w:color="E8E2D5" w:sz="4"/>
+              <w:left w:val="single" w:color="E8E2D5" w:sz="4"/>
+              <w:bottom w:val="single" w:color="E8E2D5" w:sz="4"/>
+              <w:right w:val="single" w:color="E8E2D5" w:sz="4"/>
+            </w:tcBorders>
+            <w:shd w:fill="FAF6EE" w:val="clear"/>
+            <w:tcMar>
+              <w:top w:type="dxa" w:w="100"/>
+              <w:left w:type="dxa" w:w="160"/>
+              <w:bottom w:type="dxa" w:w="100"/>
+              <w:right w:type="dxa" w:w="160"/>
+            </w:tcMar>
+          </w:tcPr>
+          <w:p>
+            <w:pPr>
+              <w:jc w:val="left"/>
+            </w:pPr>
+            <w:r>
+              <w:rPr>
+                <w:rFonts w:ascii="JetBrains Mono" w:cs="JetBrains Mono" w:eastAsia="JetBrains Mono" w:hAnsi="JetBrains Mono"/>
+                <w:b/>
+                <w:bCs/>
+                <w:color w:val="9B9384"/>
+                <w:sz w:val="18"/>
+                <w:szCs w:val="18"/>
+              </w:rPr>
+              <w:t xml:space="preserve">PACKETS</w:t>
+            </w:r>
+          </w:p>
+        </w:tc>
+        <w:tc>
+          <w:tcPr>
+            <w:tcW w:type="dxa" w:w="1400"/>
+            <w:tcBorders>
+              <w:top w:val="single" w:color="E8E2D5" w:sz="4"/>
+              <w:left w:val="single" w:color="E8E2D5" w:sz="4"/>
+              <w:bottom w:val="single" w:color="E8E2D5" w:sz="4"/>
+              <w:right w:val="single" w:color="E8E2D5" w:sz="4"/>
+            </w:tcBorders>
+            <w:shd w:fill="FAF6EE" w:val="clear"/>
+            <w:tcMar>
+              <w:top w:type="dxa" w:w="100"/>
+              <w:left w:type="dxa" w:w="160"/>
+              <w:bottom w:type="dxa" w:w="100"/>
+              <w:right w:type="dxa" w:w="160"/>
+            </w:tcMar>
+          </w:tcPr>
+          <w:p>
+            <w:pPr>
+              <w:jc w:val="center"/>
+            </w:pPr>
+            <w:r>
+              <w:rPr>
+                <w:rFonts w:ascii="JetBrains Mono" w:cs="JetBrains Mono" w:eastAsia="JetBrains Mono" w:hAnsi="JetBrains Mono"/>
+                <w:b/>
+                <w:bCs/>
+                <w:color w:val="B8722C"/>
+                <w:sz w:val="28"/>
+                <w:szCs w:val="28"/>
+              </w:rPr>
+              <w:t xml:space="preserve">31</w:t>
+            </w:r>
+          </w:p>
+        </w:tc>
+        <w:tc>
+          <w:tcPr>
+            <w:tcW w:type="dxa" w:w="5960"/>
             <w:tcBorders>
               <w:top w:val="single" w:color="E8E2D5" w:sz="4"/>
               <w:left w:val="single" w:color="E8E2D5" w:sz="4"/>
@@ -5770,7 +4182,7 @@
                 <w:sz w:val="20"/>
                 <w:szCs w:val="20"/>
               </w:rPr>
-              <w:t xml:space="preserve">Which site gets which scope/quantity.</w:t>
+              <w:t xml:space="preserve">Bundled scope units — "this site + these atoms + this BOM line" — ready for the SOW to render.</w:t>
             </w:r>
           </w:p>
         </w:tc>
@@ -5778,14 +4190,14 @@
       <w:tr>
         <w:tc>
           <w:tcPr>
-            <w:tcW w:type="dxa" w:w="3120"/>
-            <w:tcBorders>
-              <w:top w:val="single" w:color="E8E2D5" w:sz="4"/>
-              <w:left w:val="single" w:color="E8E2D5" w:sz="4"/>
-              <w:bottom w:val="single" w:color="E8E2D5" w:sz="4"/>
-              <w:right w:val="single" w:color="E8E2D5" w:sz="4"/>
-            </w:tcBorders>
-            <w:shd w:fill="FFFFFF" w:val="clear"/>
+            <w:tcW w:type="dxa" w:w="2000"/>
+            <w:tcBorders>
+              <w:top w:val="single" w:color="E8E2D5" w:sz="4"/>
+              <w:left w:val="single" w:color="E8E2D5" w:sz="4"/>
+              <w:bottom w:val="single" w:color="E8E2D5" w:sz="4"/>
+              <w:right w:val="single" w:color="E8E2D5" w:sz="4"/>
+            </w:tcBorders>
+            <w:shd w:fill="FAF6EE" w:val="clear"/>
             <w:tcMar>
               <w:top w:type="dxa" w:w="100"/>
               <w:left w:type="dxa" w:w="160"/>
@@ -5802,11 +4214,11 @@
                 <w:rFonts w:ascii="JetBrains Mono" w:cs="JetBrains Mono" w:eastAsia="JetBrains Mono" w:hAnsi="JetBrains Mono"/>
                 <w:b/>
                 <w:bCs/>
-                <w:color w:val="1A1815"/>
+                <w:color w:val="9B9384"/>
                 <w:sz w:val="18"/>
                 <w:szCs w:val="18"/>
               </w:rPr>
-              <w:t xml:space="preserve">vendor_line_item</w:t>
+              <w:t xml:space="preserve">PARSE</w:t>
             </w:r>
           </w:p>
         </w:tc>
@@ -5819,7 +4231,7 @@
               <w:bottom w:val="single" w:color="E8E2D5" w:sz="4"/>
               <w:right w:val="single" w:color="E8E2D5" w:sz="4"/>
             </w:tcBorders>
-            <w:shd w:fill="FFFFFF" w:val="clear"/>
+            <w:shd w:fill="FAF6EE" w:val="clear"/>
             <w:tcMar>
               <w:top w:type="dxa" w:w="100"/>
               <w:left w:type="dxa" w:w="160"/>
@@ -5837,772 +4249,44 @@
                 <w:b/>
                 <w:bCs/>
                 <w:color w:val="B8722C"/>
+                <w:sz w:val="28"/>
+                <w:szCs w:val="28"/>
+              </w:rPr>
+              <w:t xml:space="preserve">OK</w:t>
+            </w:r>
+          </w:p>
+        </w:tc>
+        <w:tc>
+          <w:tcPr>
+            <w:tcW w:type="dxa" w:w="5960"/>
+            <w:tcBorders>
+              <w:top w:val="single" w:color="E8E2D5" w:sz="4"/>
+              <w:left w:val="single" w:color="E8E2D5" w:sz="4"/>
+              <w:bottom w:val="single" w:color="E8E2D5" w:sz="4"/>
+              <w:right w:val="single" w:color="E8E2D5" w:sz="4"/>
+            </w:tcBorders>
+            <w:shd w:fill="FFFFFF" w:val="clear"/>
+            <w:tcMar>
+              <w:top w:type="dxa" w:w="100"/>
+              <w:left w:type="dxa" w:w="160"/>
+              <w:bottom w:type="dxa" w:w="100"/>
+              <w:right w:type="dxa" w:w="160"/>
+            </w:tcMar>
+          </w:tcPr>
+          <w:p>
+            <w:pPr>
+              <w:jc w:val="left"/>
+            </w:pPr>
+            <w:r>
+              <w:rPr>
+                <w:rFonts w:ascii="Inter" w:cs="Inter" w:eastAsia="Inter" w:hAnsi="Inter"/>
+                <w:b w:val="false"/>
+                <w:bCs w:val="false"/>
+                <w:color w:val="1A1815"/>
                 <w:sz w:val="20"/>
                 <w:szCs w:val="20"/>
               </w:rPr>
-              <w:t xml:space="preserve">16</w:t>
-            </w:r>
-          </w:p>
-        </w:tc>
-        <w:tc>
-          <w:tcPr>
-            <w:tcW w:type="dxa" w:w="4840"/>
-            <w:tcBorders>
-              <w:top w:val="single" w:color="E8E2D5" w:sz="4"/>
-              <w:left w:val="single" w:color="E8E2D5" w:sz="4"/>
-              <w:bottom w:val="single" w:color="E8E2D5" w:sz="4"/>
-              <w:right w:val="single" w:color="E8E2D5" w:sz="4"/>
-            </w:tcBorders>
-            <w:shd w:fill="FFFFFF" w:val="clear"/>
-            <w:tcMar>
-              <w:top w:type="dxa" w:w="100"/>
-              <w:left w:type="dxa" w:w="160"/>
-              <w:bottom w:type="dxa" w:w="100"/>
-              <w:right w:type="dxa" w:w="160"/>
-            </w:tcMar>
-          </w:tcPr>
-          <w:p>
-            <w:pPr>
-              <w:jc w:val="left"/>
-            </w:pPr>
-            <w:r>
-              <w:rPr>
-                <w:rFonts w:ascii="Inter" w:cs="Inter" w:eastAsia="Inter" w:hAnsi="Inter"/>
-                <w:b w:val="false"/>
-                <w:bCs w:val="false"/>
-                <w:color w:val="1A1815"/>
-                <w:sz w:val="20"/>
-                <w:szCs w:val="20"/>
-              </w:rPr>
-              <w:t xml:space="preserve">Pricing line — quantity + sku + price.</w:t>
-            </w:r>
-          </w:p>
-        </w:tc>
-      </w:tr>
-      <w:tr>
-        <w:tc>
-          <w:tcPr>
-            <w:tcW w:type="dxa" w:w="3120"/>
-            <w:tcBorders>
-              <w:top w:val="single" w:color="E8E2D5" w:sz="4"/>
-              <w:left w:val="single" w:color="E8E2D5" w:sz="4"/>
-              <w:bottom w:val="single" w:color="E8E2D5" w:sz="4"/>
-              <w:right w:val="single" w:color="E8E2D5" w:sz="4"/>
-            </w:tcBorders>
-            <w:shd w:fill="FFFFFF" w:val="clear"/>
-            <w:tcMar>
-              <w:top w:type="dxa" w:w="100"/>
-              <w:left w:type="dxa" w:w="160"/>
-              <w:bottom w:type="dxa" w:w="100"/>
-              <w:right w:type="dxa" w:w="160"/>
-            </w:tcMar>
-          </w:tcPr>
-          <w:p>
-            <w:pPr>
-              <w:jc w:val="left"/>
-            </w:pPr>
-            <w:r>
-              <w:rPr>
-                <w:rFonts w:ascii="JetBrains Mono" w:cs="JetBrains Mono" w:eastAsia="JetBrains Mono" w:hAnsi="JetBrains Mono"/>
-                <w:b/>
-                <w:bCs/>
-                <w:color w:val="1A1815"/>
-                <w:sz w:val="18"/>
-                <w:szCs w:val="18"/>
-              </w:rPr>
-              <w:t xml:space="preserve">task / dependency / quantity</w:t>
-            </w:r>
-          </w:p>
-        </w:tc>
-        <w:tc>
-          <w:tcPr>
-            <w:tcW w:type="dxa" w:w="1400"/>
-            <w:tcBorders>
-              <w:top w:val="single" w:color="E8E2D5" w:sz="4"/>
-              <w:left w:val="single" w:color="E8E2D5" w:sz="4"/>
-              <w:bottom w:val="single" w:color="E8E2D5" w:sz="4"/>
-              <w:right w:val="single" w:color="E8E2D5" w:sz="4"/>
-            </w:tcBorders>
-            <w:shd w:fill="FFFFFF" w:val="clear"/>
-            <w:tcMar>
-              <w:top w:type="dxa" w:w="100"/>
-              <w:left w:type="dxa" w:w="160"/>
-              <w:bottom w:type="dxa" w:w="100"/>
-              <w:right w:type="dxa" w:w="160"/>
-            </w:tcMar>
-          </w:tcPr>
-          <w:p>
-            <w:pPr>
-              <w:jc w:val="center"/>
-            </w:pPr>
-            <w:r>
-              <w:rPr>
-                <w:rFonts w:ascii="JetBrains Mono" w:cs="JetBrains Mono" w:eastAsia="JetBrains Mono" w:hAnsi="JetBrains Mono"/>
-                <w:b/>
-                <w:bCs/>
-                <w:color w:val="B8722C"/>
-                <w:sz w:val="20"/>
-                <w:szCs w:val="20"/>
-              </w:rPr>
-              <w:t xml:space="preserve">15 each</w:t>
-            </w:r>
-          </w:p>
-        </w:tc>
-        <w:tc>
-          <w:tcPr>
-            <w:tcW w:type="dxa" w:w="4840"/>
-            <w:tcBorders>
-              <w:top w:val="single" w:color="E8E2D5" w:sz="4"/>
-              <w:left w:val="single" w:color="E8E2D5" w:sz="4"/>
-              <w:bottom w:val="single" w:color="E8E2D5" w:sz="4"/>
-              <w:right w:val="single" w:color="E8E2D5" w:sz="4"/>
-            </w:tcBorders>
-            <w:shd w:fill="FFFFFF" w:val="clear"/>
-            <w:tcMar>
-              <w:top w:type="dxa" w:w="100"/>
-              <w:left w:type="dxa" w:w="160"/>
-              <w:bottom w:type="dxa" w:w="100"/>
-              <w:right w:type="dxa" w:w="160"/>
-            </w:tcMar>
-          </w:tcPr>
-          <w:p>
-            <w:pPr>
-              <w:jc w:val="left"/>
-            </w:pPr>
-            <w:r>
-              <w:rPr>
-                <w:rFonts w:ascii="Inter" w:cs="Inter" w:eastAsia="Inter" w:hAnsi="Inter"/>
-                <w:b w:val="false"/>
-                <w:bCs w:val="false"/>
-                <w:color w:val="1A1815"/>
-                <w:sz w:val="20"/>
-                <w:szCs w:val="20"/>
-              </w:rPr>
-              <w:t xml:space="preserve">Project schedule rows — what to do, what blocks it, how many.</w:t>
-            </w:r>
-          </w:p>
-        </w:tc>
-      </w:tr>
-      <w:tr>
-        <w:tc>
-          <w:tcPr>
-            <w:tcW w:type="dxa" w:w="3120"/>
-            <w:tcBorders>
-              <w:top w:val="single" w:color="E8E2D5" w:sz="4"/>
-              <w:left w:val="single" w:color="E8E2D5" w:sz="4"/>
-              <w:bottom w:val="single" w:color="E8E2D5" w:sz="4"/>
-              <w:right w:val="single" w:color="E8E2D5" w:sz="4"/>
-            </w:tcBorders>
-            <w:shd w:fill="FFFFFF" w:val="clear"/>
-            <w:tcMar>
-              <w:top w:type="dxa" w:w="100"/>
-              <w:left w:type="dxa" w:w="160"/>
-              <w:bottom w:type="dxa" w:w="100"/>
-              <w:right w:type="dxa" w:w="160"/>
-            </w:tcMar>
-          </w:tcPr>
-          <w:p>
-            <w:pPr>
-              <w:jc w:val="left"/>
-            </w:pPr>
-            <w:r>
-              <w:rPr>
-                <w:rFonts w:ascii="JetBrains Mono" w:cs="JetBrains Mono" w:eastAsia="JetBrains Mono" w:hAnsi="JetBrains Mono"/>
-                <w:b/>
-                <w:bCs/>
-                <w:color w:val="1A1815"/>
-                <w:sz w:val="18"/>
-                <w:szCs w:val="18"/>
-              </w:rPr>
-              <w:t xml:space="preserve">milestone_phase</w:t>
-            </w:r>
-          </w:p>
-        </w:tc>
-        <w:tc>
-          <w:tcPr>
-            <w:tcW w:type="dxa" w:w="1400"/>
-            <w:tcBorders>
-              <w:top w:val="single" w:color="E8E2D5" w:sz="4"/>
-              <w:left w:val="single" w:color="E8E2D5" w:sz="4"/>
-              <w:bottom w:val="single" w:color="E8E2D5" w:sz="4"/>
-              <w:right w:val="single" w:color="E8E2D5" w:sz="4"/>
-            </w:tcBorders>
-            <w:shd w:fill="FFFFFF" w:val="clear"/>
-            <w:tcMar>
-              <w:top w:type="dxa" w:w="100"/>
-              <w:left w:type="dxa" w:w="160"/>
-              <w:bottom w:type="dxa" w:w="100"/>
-              <w:right w:type="dxa" w:w="160"/>
-            </w:tcMar>
-          </w:tcPr>
-          <w:p>
-            <w:pPr>
-              <w:jc w:val="center"/>
-            </w:pPr>
-            <w:r>
-              <w:rPr>
-                <w:rFonts w:ascii="JetBrains Mono" w:cs="JetBrains Mono" w:eastAsia="JetBrains Mono" w:hAnsi="JetBrains Mono"/>
-                <w:b/>
-                <w:bCs/>
-                <w:color w:val="B8722C"/>
-                <w:sz w:val="20"/>
-                <w:szCs w:val="20"/>
-              </w:rPr>
-              <w:t xml:space="preserve">14</w:t>
-            </w:r>
-          </w:p>
-        </w:tc>
-        <w:tc>
-          <w:tcPr>
-            <w:tcW w:type="dxa" w:w="4840"/>
-            <w:tcBorders>
-              <w:top w:val="single" w:color="E8E2D5" w:sz="4"/>
-              <w:left w:val="single" w:color="E8E2D5" w:sz="4"/>
-              <w:bottom w:val="single" w:color="E8E2D5" w:sz="4"/>
-              <w:right w:val="single" w:color="E8E2D5" w:sz="4"/>
-            </w:tcBorders>
-            <w:shd w:fill="FFFFFF" w:val="clear"/>
-            <w:tcMar>
-              <w:top w:type="dxa" w:w="100"/>
-              <w:left w:type="dxa" w:w="160"/>
-              <w:bottom w:type="dxa" w:w="100"/>
-              <w:right w:type="dxa" w:w="160"/>
-            </w:tcMar>
-          </w:tcPr>
-          <w:p>
-            <w:pPr>
-              <w:jc w:val="left"/>
-            </w:pPr>
-            <w:r>
-              <w:rPr>
-                <w:rFonts w:ascii="Inter" w:cs="Inter" w:eastAsia="Inter" w:hAnsi="Inter"/>
-                <w:b w:val="false"/>
-                <w:bCs w:val="false"/>
-                <w:color w:val="1A1815"/>
-                <w:sz w:val="20"/>
-                <w:szCs w:val="20"/>
-              </w:rPr>
-              <w:t xml:space="preserve">Gate dates in the project timeline.</w:t>
-            </w:r>
-          </w:p>
-        </w:tc>
-      </w:tr>
-      <w:tr>
-        <w:tc>
-          <w:tcPr>
-            <w:tcW w:type="dxa" w:w="3120"/>
-            <w:tcBorders>
-              <w:top w:val="single" w:color="E8E2D5" w:sz="4"/>
-              <w:left w:val="single" w:color="E8E2D5" w:sz="4"/>
-              <w:bottom w:val="single" w:color="E8E2D5" w:sz="4"/>
-              <w:right w:val="single" w:color="E8E2D5" w:sz="4"/>
-            </w:tcBorders>
-            <w:shd w:fill="FFFFFF" w:val="clear"/>
-            <w:tcMar>
-              <w:top w:type="dxa" w:w="100"/>
-              <w:left w:type="dxa" w:w="160"/>
-              <w:bottom w:type="dxa" w:w="100"/>
-              <w:right w:type="dxa" w:w="160"/>
-            </w:tcMar>
-          </w:tcPr>
-          <w:p>
-            <w:pPr>
-              <w:jc w:val="left"/>
-            </w:pPr>
-            <w:r>
-              <w:rPr>
-                <w:rFonts w:ascii="JetBrains Mono" w:cs="JetBrains Mono" w:eastAsia="JetBrains Mono" w:hAnsi="JetBrains Mono"/>
-                <w:b/>
-                <w:bCs/>
-                <w:color w:val="1A1815"/>
-                <w:sz w:val="18"/>
-                <w:szCs w:val="18"/>
-              </w:rPr>
-              <w:t xml:space="preserve">bom_line</w:t>
-            </w:r>
-          </w:p>
-        </w:tc>
-        <w:tc>
-          <w:tcPr>
-            <w:tcW w:type="dxa" w:w="1400"/>
-            <w:tcBorders>
-              <w:top w:val="single" w:color="E8E2D5" w:sz="4"/>
-              <w:left w:val="single" w:color="E8E2D5" w:sz="4"/>
-              <w:bottom w:val="single" w:color="E8E2D5" w:sz="4"/>
-              <w:right w:val="single" w:color="E8E2D5" w:sz="4"/>
-            </w:tcBorders>
-            <w:shd w:fill="FFFFFF" w:val="clear"/>
-            <w:tcMar>
-              <w:top w:type="dxa" w:w="100"/>
-              <w:left w:type="dxa" w:w="160"/>
-              <w:bottom w:type="dxa" w:w="100"/>
-              <w:right w:type="dxa" w:w="160"/>
-            </w:tcMar>
-          </w:tcPr>
-          <w:p>
-            <w:pPr>
-              <w:jc w:val="center"/>
-            </w:pPr>
-            <w:r>
-              <w:rPr>
-                <w:rFonts w:ascii="JetBrains Mono" w:cs="JetBrains Mono" w:eastAsia="JetBrains Mono" w:hAnsi="JetBrains Mono"/>
-                <w:b/>
-                <w:bCs/>
-                <w:color w:val="B8722C"/>
-                <w:sz w:val="20"/>
-                <w:szCs w:val="20"/>
-              </w:rPr>
-              <w:t xml:space="preserve">13</w:t>
-            </w:r>
-          </w:p>
-        </w:tc>
-        <w:tc>
-          <w:tcPr>
-            <w:tcW w:type="dxa" w:w="4840"/>
-            <w:tcBorders>
-              <w:top w:val="single" w:color="E8E2D5" w:sz="4"/>
-              <w:left w:val="single" w:color="E8E2D5" w:sz="4"/>
-              <w:bottom w:val="single" w:color="E8E2D5" w:sz="4"/>
-              <w:right w:val="single" w:color="E8E2D5" w:sz="4"/>
-            </w:tcBorders>
-            <w:shd w:fill="FFFFFF" w:val="clear"/>
-            <w:tcMar>
-              <w:top w:type="dxa" w:w="100"/>
-              <w:left w:type="dxa" w:w="160"/>
-              <w:bottom w:type="dxa" w:w="100"/>
-              <w:right w:type="dxa" w:w="160"/>
-            </w:tcMar>
-          </w:tcPr>
-          <w:p>
-            <w:pPr>
-              <w:jc w:val="left"/>
-            </w:pPr>
-            <w:r>
-              <w:rPr>
-                <w:rFonts w:ascii="Inter" w:cs="Inter" w:eastAsia="Inter" w:hAnsi="Inter"/>
-                <w:b w:val="false"/>
-                <w:bCs w:val="false"/>
-                <w:color w:val="1A1815"/>
-                <w:sz w:val="20"/>
-                <w:szCs w:val="20"/>
-              </w:rPr>
-              <w:t xml:space="preserve">Pure BOM rows (vs. raw_table_row, which is unclassified).</w:t>
-            </w:r>
-          </w:p>
-        </w:tc>
-      </w:tr>
-      <w:tr>
-        <w:tc>
-          <w:tcPr>
-            <w:tcW w:type="dxa" w:w="3120"/>
-            <w:tcBorders>
-              <w:top w:val="single" w:color="E8E2D5" w:sz="4"/>
-              <w:left w:val="single" w:color="E8E2D5" w:sz="4"/>
-              <w:bottom w:val="single" w:color="E8E2D5" w:sz="4"/>
-              <w:right w:val="single" w:color="E8E2D5" w:sz="4"/>
-            </w:tcBorders>
-            <w:shd w:fill="FFFFFF" w:val="clear"/>
-            <w:tcMar>
-              <w:top w:type="dxa" w:w="100"/>
-              <w:left w:type="dxa" w:w="160"/>
-              <w:bottom w:type="dxa" w:w="100"/>
-              <w:right w:type="dxa" w:w="160"/>
-            </w:tcMar>
-          </w:tcPr>
-          <w:p>
-            <w:pPr>
-              <w:jc w:val="left"/>
-            </w:pPr>
-            <w:r>
-              <w:rPr>
-                <w:rFonts w:ascii="JetBrains Mono" w:cs="JetBrains Mono" w:eastAsia="JetBrains Mono" w:hAnsi="JetBrains Mono"/>
-                <w:b/>
-                <w:bCs/>
-                <w:color w:val="1A1815"/>
-                <w:sz w:val="18"/>
-                <w:szCs w:val="18"/>
-              </w:rPr>
-              <w:t xml:space="preserve">lead_time_constraint</w:t>
-            </w:r>
-          </w:p>
-        </w:tc>
-        <w:tc>
-          <w:tcPr>
-            <w:tcW w:type="dxa" w:w="1400"/>
-            <w:tcBorders>
-              <w:top w:val="single" w:color="E8E2D5" w:sz="4"/>
-              <w:left w:val="single" w:color="E8E2D5" w:sz="4"/>
-              <w:bottom w:val="single" w:color="E8E2D5" w:sz="4"/>
-              <w:right w:val="single" w:color="E8E2D5" w:sz="4"/>
-            </w:tcBorders>
-            <w:shd w:fill="FFFFFF" w:val="clear"/>
-            <w:tcMar>
-              <w:top w:type="dxa" w:w="100"/>
-              <w:left w:type="dxa" w:w="160"/>
-              <w:bottom w:type="dxa" w:w="100"/>
-              <w:right w:type="dxa" w:w="160"/>
-            </w:tcMar>
-          </w:tcPr>
-          <w:p>
-            <w:pPr>
-              <w:jc w:val="center"/>
-            </w:pPr>
-            <w:r>
-              <w:rPr>
-                <w:rFonts w:ascii="JetBrains Mono" w:cs="JetBrains Mono" w:eastAsia="JetBrains Mono" w:hAnsi="JetBrains Mono"/>
-                <w:b/>
-                <w:bCs/>
-                <w:color w:val="B8722C"/>
-                <w:sz w:val="20"/>
-                <w:szCs w:val="20"/>
-              </w:rPr>
-              <w:t xml:space="preserve">12</w:t>
-            </w:r>
-          </w:p>
-        </w:tc>
-        <w:tc>
-          <w:tcPr>
-            <w:tcW w:type="dxa" w:w="4840"/>
-            <w:tcBorders>
-              <w:top w:val="single" w:color="E8E2D5" w:sz="4"/>
-              <w:left w:val="single" w:color="E8E2D5" w:sz="4"/>
-              <w:bottom w:val="single" w:color="E8E2D5" w:sz="4"/>
-              <w:right w:val="single" w:color="E8E2D5" w:sz="4"/>
-            </w:tcBorders>
-            <w:shd w:fill="FFFFFF" w:val="clear"/>
-            <w:tcMar>
-              <w:top w:type="dxa" w:w="100"/>
-              <w:left w:type="dxa" w:w="160"/>
-              <w:bottom w:type="dxa" w:w="100"/>
-              <w:right w:type="dxa" w:w="160"/>
-            </w:tcMar>
-          </w:tcPr>
-          <w:p>
-            <w:pPr>
-              <w:jc w:val="left"/>
-            </w:pPr>
-            <w:r>
-              <w:rPr>
-                <w:rFonts w:ascii="Inter" w:cs="Inter" w:eastAsia="Inter" w:hAnsi="Inter"/>
-                <w:b w:val="false"/>
-                <w:bCs w:val="false"/>
-                <w:color w:val="1A1815"/>
-                <w:sz w:val="20"/>
-                <w:szCs w:val="20"/>
-              </w:rPr>
-              <w:t xml:space="preserve">Vendor lead times the SOW must respect.</w:t>
-            </w:r>
-          </w:p>
-        </w:tc>
-      </w:tr>
-      <w:tr>
-        <w:tc>
-          <w:tcPr>
-            <w:tcW w:type="dxa" w:w="3120"/>
-            <w:tcBorders>
-              <w:top w:val="single" w:color="E8E2D5" w:sz="4"/>
-              <w:left w:val="single" w:color="E8E2D5" w:sz="4"/>
-              <w:bottom w:val="single" w:color="E8E2D5" w:sz="4"/>
-              <w:right w:val="single" w:color="E8E2D5" w:sz="4"/>
-            </w:tcBorders>
-            <w:shd w:fill="FFFFFF" w:val="clear"/>
-            <w:tcMar>
-              <w:top w:type="dxa" w:w="100"/>
-              <w:left w:type="dxa" w:w="160"/>
-              <w:bottom w:type="dxa" w:w="100"/>
-              <w:right w:type="dxa" w:w="160"/>
-            </w:tcMar>
-          </w:tcPr>
-          <w:p>
-            <w:pPr>
-              <w:jc w:val="left"/>
-            </w:pPr>
-            <w:r>
-              <w:rPr>
-                <w:rFonts w:ascii="JetBrains Mono" w:cs="JetBrains Mono" w:eastAsia="JetBrains Mono" w:hAnsi="JetBrains Mono"/>
-                <w:b/>
-                <w:bCs/>
-                <w:color w:val="1A1815"/>
-                <w:sz w:val="18"/>
-                <w:szCs w:val="18"/>
-              </w:rPr>
-              <w:t xml:space="preserve">stakeholder</w:t>
-            </w:r>
-          </w:p>
-        </w:tc>
-        <w:tc>
-          <w:tcPr>
-            <w:tcW w:type="dxa" w:w="1400"/>
-            <w:tcBorders>
-              <w:top w:val="single" w:color="E8E2D5" w:sz="4"/>
-              <w:left w:val="single" w:color="E8E2D5" w:sz="4"/>
-              <w:bottom w:val="single" w:color="E8E2D5" w:sz="4"/>
-              <w:right w:val="single" w:color="E8E2D5" w:sz="4"/>
-            </w:tcBorders>
-            <w:shd w:fill="FFFFFF" w:val="clear"/>
-            <w:tcMar>
-              <w:top w:type="dxa" w:w="100"/>
-              <w:left w:type="dxa" w:w="160"/>
-              <w:bottom w:type="dxa" w:w="100"/>
-              <w:right w:type="dxa" w:w="160"/>
-            </w:tcMar>
-          </w:tcPr>
-          <w:p>
-            <w:pPr>
-              <w:jc w:val="center"/>
-            </w:pPr>
-            <w:r>
-              <w:rPr>
-                <w:rFonts w:ascii="JetBrains Mono" w:cs="JetBrains Mono" w:eastAsia="JetBrains Mono" w:hAnsi="JetBrains Mono"/>
-                <w:b/>
-                <w:bCs/>
-                <w:color w:val="B8722C"/>
-                <w:sz w:val="20"/>
-                <w:szCs w:val="20"/>
-              </w:rPr>
-              <w:t xml:space="preserve">11</w:t>
-            </w:r>
-          </w:p>
-        </w:tc>
-        <w:tc>
-          <w:tcPr>
-            <w:tcW w:type="dxa" w:w="4840"/>
-            <w:tcBorders>
-              <w:top w:val="single" w:color="E8E2D5" w:sz="4"/>
-              <w:left w:val="single" w:color="E8E2D5" w:sz="4"/>
-              <w:bottom w:val="single" w:color="E8E2D5" w:sz="4"/>
-              <w:right w:val="single" w:color="E8E2D5" w:sz="4"/>
-            </w:tcBorders>
-            <w:shd w:fill="FFFFFF" w:val="clear"/>
-            <w:tcMar>
-              <w:top w:type="dxa" w:w="100"/>
-              <w:left w:type="dxa" w:w="160"/>
-              <w:bottom w:type="dxa" w:w="100"/>
-              <w:right w:type="dxa" w:w="160"/>
-            </w:tcMar>
-          </w:tcPr>
-          <w:p>
-            <w:pPr>
-              <w:jc w:val="left"/>
-            </w:pPr>
-            <w:r>
-              <w:rPr>
-                <w:rFonts w:ascii="Inter" w:cs="Inter" w:eastAsia="Inter" w:hAnsi="Inter"/>
-                <w:b w:val="false"/>
-                <w:bCs w:val="false"/>
-                <w:color w:val="1A1815"/>
-                <w:sz w:val="20"/>
-                <w:szCs w:val="20"/>
-              </w:rPr>
-              <w:t xml:space="preserve">Person + role + contact.</w:t>
-            </w:r>
-          </w:p>
-        </w:tc>
-      </w:tr>
-      <w:tr>
-        <w:tc>
-          <w:tcPr>
-            <w:tcW w:type="dxa" w:w="3120"/>
-            <w:tcBorders>
-              <w:top w:val="single" w:color="E8E2D5" w:sz="4"/>
-              <w:left w:val="single" w:color="E8E2D5" w:sz="4"/>
-              <w:bottom w:val="single" w:color="E8E2D5" w:sz="4"/>
-              <w:right w:val="single" w:color="E8E2D5" w:sz="4"/>
-            </w:tcBorders>
-            <w:shd w:fill="FFFFFF" w:val="clear"/>
-            <w:tcMar>
-              <w:top w:type="dxa" w:w="100"/>
-              <w:left w:type="dxa" w:w="160"/>
-              <w:bottom w:type="dxa" w:w="100"/>
-              <w:right w:type="dxa" w:w="160"/>
-            </w:tcMar>
-          </w:tcPr>
-          <w:p>
-            <w:pPr>
-              <w:jc w:val="left"/>
-            </w:pPr>
-            <w:r>
-              <w:rPr>
-                <w:rFonts w:ascii="JetBrains Mono" w:cs="JetBrains Mono" w:eastAsia="JetBrains Mono" w:hAnsi="JetBrains Mono"/>
-                <w:b/>
-                <w:bCs/>
-                <w:color w:val="1A1815"/>
-                <w:sz w:val="18"/>
-                <w:szCs w:val="18"/>
-              </w:rPr>
-              <w:t xml:space="preserve">risk + mitigation</w:t>
-            </w:r>
-          </w:p>
-        </w:tc>
-        <w:tc>
-          <w:tcPr>
-            <w:tcW w:type="dxa" w:w="1400"/>
-            <w:tcBorders>
-              <w:top w:val="single" w:color="E8E2D5" w:sz="4"/>
-              <w:left w:val="single" w:color="E8E2D5" w:sz="4"/>
-              <w:bottom w:val="single" w:color="E8E2D5" w:sz="4"/>
-              <w:right w:val="single" w:color="E8E2D5" w:sz="4"/>
-            </w:tcBorders>
-            <w:shd w:fill="FFFFFF" w:val="clear"/>
-            <w:tcMar>
-              <w:top w:type="dxa" w:w="100"/>
-              <w:left w:type="dxa" w:w="160"/>
-              <w:bottom w:type="dxa" w:w="100"/>
-              <w:right w:type="dxa" w:w="160"/>
-            </w:tcMar>
-          </w:tcPr>
-          <w:p>
-            <w:pPr>
-              <w:jc w:val="center"/>
-            </w:pPr>
-            <w:r>
-              <w:rPr>
-                <w:rFonts w:ascii="JetBrains Mono" w:cs="JetBrains Mono" w:eastAsia="JetBrains Mono" w:hAnsi="JetBrains Mono"/>
-                <w:b/>
-                <w:bCs/>
-                <w:color w:val="B8722C"/>
-                <w:sz w:val="20"/>
-                <w:szCs w:val="20"/>
-              </w:rPr>
-              <w:t xml:space="preserve">10 + 5</w:t>
-            </w:r>
-          </w:p>
-        </w:tc>
-        <w:tc>
-          <w:tcPr>
-            <w:tcW w:type="dxa" w:w="4840"/>
-            <w:tcBorders>
-              <w:top w:val="single" w:color="E8E2D5" w:sz="4"/>
-              <w:left w:val="single" w:color="E8E2D5" w:sz="4"/>
-              <w:bottom w:val="single" w:color="E8E2D5" w:sz="4"/>
-              <w:right w:val="single" w:color="E8E2D5" w:sz="4"/>
-            </w:tcBorders>
-            <w:shd w:fill="FFFFFF" w:val="clear"/>
-            <w:tcMar>
-              <w:top w:type="dxa" w:w="100"/>
-              <w:left w:type="dxa" w:w="160"/>
-              <w:bottom w:type="dxa" w:w="100"/>
-              <w:right w:type="dxa" w:w="160"/>
-            </w:tcMar>
-          </w:tcPr>
-          <w:p>
-            <w:pPr>
-              <w:jc w:val="left"/>
-            </w:pPr>
-            <w:r>
-              <w:rPr>
-                <w:rFonts w:ascii="Inter" w:cs="Inter" w:eastAsia="Inter" w:hAnsi="Inter"/>
-                <w:b w:val="false"/>
-                <w:bCs w:val="false"/>
-                <w:color w:val="1A1815"/>
-                <w:sz w:val="20"/>
-                <w:szCs w:val="20"/>
-              </w:rPr>
-              <w:t xml:space="preserve">Risk register, with proposed mitigations.</w:t>
-            </w:r>
-          </w:p>
-        </w:tc>
-      </w:tr>
-      <w:tr>
-        <w:tc>
-          <w:tcPr>
-            <w:tcW w:type="dxa" w:w="3120"/>
-            <w:tcBorders>
-              <w:top w:val="single" w:color="E8E2D5" w:sz="4"/>
-              <w:left w:val="single" w:color="E8E2D5" w:sz="4"/>
-              <w:bottom w:val="single" w:color="E8E2D5" w:sz="4"/>
-              <w:right w:val="single" w:color="E8E2D5" w:sz="4"/>
-            </w:tcBorders>
-            <w:shd w:fill="FFFFFF" w:val="clear"/>
-            <w:tcMar>
-              <w:top w:type="dxa" w:w="100"/>
-              <w:left w:type="dxa" w:w="160"/>
-              <w:bottom w:type="dxa" w:w="100"/>
-              <w:right w:type="dxa" w:w="160"/>
-            </w:tcMar>
-          </w:tcPr>
-          <w:p>
-            <w:pPr>
-              <w:jc w:val="left"/>
-            </w:pPr>
-            <w:r>
-              <w:rPr>
-                <w:rFonts w:ascii="JetBrains Mono" w:cs="JetBrains Mono" w:eastAsia="JetBrains Mono" w:hAnsi="JetBrains Mono"/>
-                <w:b/>
-                <w:bCs/>
-                <w:color w:val="1A1815"/>
-                <w:sz w:val="18"/>
-                <w:szCs w:val="18"/>
-              </w:rPr>
-              <w:t xml:space="preserve">site_access_window</w:t>
-            </w:r>
-          </w:p>
-        </w:tc>
-        <w:tc>
-          <w:tcPr>
-            <w:tcW w:type="dxa" w:w="1400"/>
-            <w:tcBorders>
-              <w:top w:val="single" w:color="E8E2D5" w:sz="4"/>
-              <w:left w:val="single" w:color="E8E2D5" w:sz="4"/>
-              <w:bottom w:val="single" w:color="E8E2D5" w:sz="4"/>
-              <w:right w:val="single" w:color="E8E2D5" w:sz="4"/>
-            </w:tcBorders>
-            <w:shd w:fill="FFFFFF" w:val="clear"/>
-            <w:tcMar>
-              <w:top w:type="dxa" w:w="100"/>
-              <w:left w:type="dxa" w:w="160"/>
-              <w:bottom w:type="dxa" w:w="100"/>
-              <w:right w:type="dxa" w:w="160"/>
-            </w:tcMar>
-          </w:tcPr>
-          <w:p>
-            <w:pPr>
-              <w:jc w:val="center"/>
-            </w:pPr>
-            <w:r>
-              <w:rPr>
-                <w:rFonts w:ascii="JetBrains Mono" w:cs="JetBrains Mono" w:eastAsia="JetBrains Mono" w:hAnsi="JetBrains Mono"/>
-                <w:b/>
-                <w:bCs/>
-                <w:color w:val="B8722C"/>
-                <w:sz w:val="20"/>
-                <w:szCs w:val="20"/>
-              </w:rPr>
-              <w:t xml:space="preserve">8</w:t>
-            </w:r>
-          </w:p>
-        </w:tc>
-        <w:tc>
-          <w:tcPr>
-            <w:tcW w:type="dxa" w:w="4840"/>
-            <w:tcBorders>
-              <w:top w:val="single" w:color="E8E2D5" w:sz="4"/>
-              <w:left w:val="single" w:color="E8E2D5" w:sz="4"/>
-              <w:bottom w:val="single" w:color="E8E2D5" w:sz="4"/>
-              <w:right w:val="single" w:color="E8E2D5" w:sz="4"/>
-            </w:tcBorders>
-            <w:shd w:fill="FFFFFF" w:val="clear"/>
-            <w:tcMar>
-              <w:top w:type="dxa" w:w="100"/>
-              <w:left w:type="dxa" w:w="160"/>
-              <w:bottom w:type="dxa" w:w="100"/>
-              <w:right w:type="dxa" w:w="160"/>
-            </w:tcMar>
-          </w:tcPr>
-          <w:p>
-            <w:pPr>
-              <w:jc w:val="left"/>
-            </w:pPr>
-            <w:r>
-              <w:rPr>
-                <w:rFonts w:ascii="Inter" w:cs="Inter" w:eastAsia="Inter" w:hAnsi="Inter"/>
-                <w:b w:val="false"/>
-                <w:bCs w:val="false"/>
-                <w:color w:val="1A1815"/>
-                <w:sz w:val="20"/>
-                <w:szCs w:val="20"/>
-              </w:rPr>
-              <w:t xml:space="preserve">When techs can be on-site.</w:t>
+              <w:t xml:space="preserve">If anything failed, you'd see N issue in amber/red here.</w:t>
             </w:r>
           </w:p>
         </w:tc>
@@ -6616,7 +4300,7 @@
     <w:p>
       <w:pPr>
         <w:pStyle w:val="Heading3"/>
-        <w:spacing w:after="120" w:before="240"/>
+        <w:spacing w:after="120" w:before="280"/>
       </w:pPr>
       <w:r>
         <w:rPr>
@@ -6624,15 +4308,15 @@
           <w:b/>
           <w:bCs/>
           <w:color w:val="1A1815"/>
-          <w:sz w:val="24"/>
-          <w:szCs w:val="24"/>
+          <w:sz w:val="26"/>
+          <w:szCs w:val="26"/>
         </w:rPr>
-        <w:t xml:space="preserve">⊕ Site readiness — canonical sites extracted</w:t>
+        <w:t xml:space="preserve">Site readiness — 5 canonical sites for OPTBOT</w:t>
       </w:r>
     </w:p>
     <w:p>
       <w:pPr>
-        <w:spacing w:after="120"/>
+        <w:spacing w:after="100" w:before="0"/>
       </w:pPr>
       <w:r>
         <w:rPr>
@@ -6641,7 +4325,7 @@
           <w:sz w:val="22"/>
           <w:szCs w:val="22"/>
         </w:rPr>
-        <w:t xml:space="preserve">Bottom-left of the panel. The parser reconciles the same site mentioned in different files ("OPTBOT HQ", "Atlanta HQ", "1200 Peachtree") into one canonical record with confidence.</w:t>
+        <w:t xml:space="preserve">The parser reconciles the same site mentioned in different files ("OPTBOT HQ", "Atlanta HQ", "1200 Peachtree") into one canonical record with confidence:</w:t>
       </w:r>
     </w:p>
     <w:tbl>
@@ -6690,8 +4374,8 @@
                 <w:b/>
                 <w:bCs/>
                 <w:color w:val="FFFFFF"/>
-                <w:sz w:val="16"/>
-                <w:szCs w:val="16"/>
+                <w:sz w:val="14"/>
+                <w:szCs w:val="14"/>
               </w:rPr>
               <w:t xml:space="preserve">SITE ID</w:t>
             </w:r>
@@ -6724,8 +4408,8 @@
                 <w:b/>
                 <w:bCs/>
                 <w:color w:val="FFFFFF"/>
-                <w:sz w:val="16"/>
-                <w:szCs w:val="16"/>
+                <w:sz w:val="14"/>
+                <w:szCs w:val="14"/>
               </w:rPr>
               <w:t xml:space="preserve">NAME · ADDRESS</w:t>
             </w:r>
@@ -6758,8 +4442,8 @@
                 <w:b/>
                 <w:bCs/>
                 <w:color w:val="FFFFFF"/>
-                <w:sz w:val="16"/>
-                <w:szCs w:val="16"/>
+                <w:sz w:val="14"/>
+                <w:szCs w:val="14"/>
               </w:rPr>
               <w:t xml:space="preserve">CONF</w:t>
             </w:r>
@@ -6792,8 +4476,8 @@
                 <w:b/>
                 <w:bCs/>
                 <w:color w:val="FFFFFF"/>
-                <w:sz w:val="16"/>
-                <w:szCs w:val="16"/>
+                <w:sz w:val="14"/>
+                <w:szCs w:val="14"/>
               </w:rPr>
               <w:t xml:space="preserve">STATUS</w:t>
             </w:r>
@@ -6810,7 +4494,7 @@
               <w:bottom w:val="single" w:color="E8E2D5" w:sz="4"/>
               <w:right w:val="single" w:color="E8E2D5" w:sz="4"/>
             </w:tcBorders>
-            <w:shd w:fill="FAF6EE" w:val="clear"/>
+            <w:shd w:fill="F5F1EA" w:val="clear"/>
             <w:tcMar>
               <w:top w:type="dxa" w:w="100"/>
               <w:left w:type="dxa" w:w="160"/>
@@ -6825,11 +4509,11 @@
             <w:r>
               <w:rPr>
                 <w:rFonts w:ascii="JetBrains Mono" w:cs="JetBrains Mono" w:eastAsia="JetBrains Mono" w:hAnsi="JetBrains Mono"/>
-                <w:b w:val="false"/>
-                <w:bCs w:val="false"/>
-                <w:color w:val="1A1815"/>
-                <w:sz w:val="20"/>
-                <w:szCs w:val="20"/>
+                <w:b/>
+                <w:bCs/>
+                <w:color w:val="1A1815"/>
+                <w:sz w:val="19"/>
+                <w:szCs w:val="19"/>
               </w:rPr>
               <w:t xml:space="preserve">ATL-HQ-01</w:t>
             </w:r>
@@ -6844,26 +4528,26 @@
               <w:bottom w:val="single" w:color="E8E2D5" w:sz="4"/>
               <w:right w:val="single" w:color="E8E2D5" w:sz="4"/>
             </w:tcBorders>
-            <w:shd w:fill="FAF6EE" w:val="clear"/>
-            <w:tcMar>
-              <w:top w:type="dxa" w:w="100"/>
-              <w:left w:type="dxa" w:w="160"/>
-              <w:bottom w:type="dxa" w:w="100"/>
-              <w:right w:type="dxa" w:w="160"/>
-            </w:tcMar>
-          </w:tcPr>
-          <w:p>
-            <w:pPr>
-              <w:jc w:val="left"/>
-            </w:pPr>
-            <w:r>
-              <w:rPr>
-                <w:rFonts w:ascii="Inter" w:cs="Inter" w:eastAsia="Inter" w:hAnsi="Inter"/>
-                <w:b w:val="false"/>
-                <w:bCs w:val="false"/>
-                <w:color w:val="1A1815"/>
-                <w:sz w:val="20"/>
-                <w:szCs w:val="20"/>
+            <w:shd w:fill="F5F1EA" w:val="clear"/>
+            <w:tcMar>
+              <w:top w:type="dxa" w:w="100"/>
+              <w:left w:type="dxa" w:w="160"/>
+              <w:bottom w:type="dxa" w:w="100"/>
+              <w:right w:type="dxa" w:w="160"/>
+            </w:tcMar>
+          </w:tcPr>
+          <w:p>
+            <w:pPr>
+              <w:jc w:val="left"/>
+            </w:pPr>
+            <w:r>
+              <w:rPr>
+                <w:rFonts w:ascii="Inter" w:cs="Inter" w:eastAsia="Inter" w:hAnsi="Inter"/>
+                <w:b w:val="false"/>
+                <w:bCs w:val="false"/>
+                <w:color w:val="1A1815"/>
+                <w:sz w:val="19"/>
+                <w:szCs w:val="19"/>
               </w:rPr>
               <w:t xml:space="preserve">OPTBOT Atlanta HQ · 1200 Peachtree St NE</w:t>
             </w:r>
@@ -6878,7 +4562,7 @@
               <w:bottom w:val="single" w:color="E8E2D5" w:sz="4"/>
               <w:right w:val="single" w:color="E8E2D5" w:sz="4"/>
             </w:tcBorders>
-            <w:shd w:fill="FAF6EE" w:val="clear"/>
+            <w:shd w:fill="F5F1EA" w:val="clear"/>
             <w:tcMar>
               <w:top w:type="dxa" w:w="100"/>
               <w:left w:type="dxa" w:w="160"/>
@@ -6896,8 +4580,8 @@
                 <w:b w:val="false"/>
                 <w:bCs w:val="false"/>
                 <w:color w:val="1A1815"/>
-                <w:sz w:val="20"/>
-                <w:szCs w:val="20"/>
+                <w:sz w:val="19"/>
+                <w:szCs w:val="19"/>
               </w:rPr>
               <w:t xml:space="preserve">0.90</w:t>
             </w:r>
@@ -6912,7 +4596,7 @@
               <w:bottom w:val="single" w:color="E8E2D5" w:sz="4"/>
               <w:right w:val="single" w:color="E8E2D5" w:sz="4"/>
             </w:tcBorders>
-            <w:shd w:fill="FAF6EE" w:val="clear"/>
+            <w:shd w:fill="F5F1EA" w:val="clear"/>
             <w:tcMar>
               <w:top w:type="dxa" w:w="100"/>
               <w:left w:type="dxa" w:w="160"/>
@@ -6929,9 +4613,9 @@
                 <w:rFonts w:ascii="Inter" w:cs="Inter" w:eastAsia="Inter" w:hAnsi="Inter"/>
                 <w:b w:val="false"/>
                 <w:bCs w:val="false"/>
-                <w:color w:val="1A1815"/>
-                <w:sz w:val="20"/>
-                <w:szCs w:val="20"/>
+                <w:color w:val="2E7D5C"/>
+                <w:sz w:val="19"/>
+                <w:szCs w:val="19"/>
               </w:rPr>
               <w:t xml:space="preserve">high</w:t>
             </w:r>
@@ -6963,11 +4647,11 @@
             <w:r>
               <w:rPr>
                 <w:rFonts w:ascii="JetBrains Mono" w:cs="JetBrains Mono" w:eastAsia="JetBrains Mono" w:hAnsi="JetBrains Mono"/>
-                <w:b w:val="false"/>
-                <w:bCs w:val="false"/>
-                <w:color w:val="1A1815"/>
-                <w:sz w:val="20"/>
-                <w:szCs w:val="20"/>
+                <w:b/>
+                <w:bCs/>
+                <w:color w:val="1A1815"/>
+                <w:sz w:val="19"/>
+                <w:szCs w:val="19"/>
               </w:rPr>
               <w:t xml:space="preserve">ATL-WEST-02</w:t>
             </w:r>
@@ -7000,8 +4684,8 @@
                 <w:b w:val="false"/>
                 <w:bCs w:val="false"/>
                 <w:color w:val="1A1815"/>
-                <w:sz w:val="20"/>
-                <w:szCs w:val="20"/>
+                <w:sz w:val="19"/>
+                <w:szCs w:val="19"/>
               </w:rPr>
               <w:t xml:space="preserve">OPTBOT West Campus · 3100 Interstate N Pkwy</w:t>
             </w:r>
@@ -7034,8 +4718,8 @@
                 <w:b w:val="false"/>
                 <w:bCs w:val="false"/>
                 <w:color w:val="1A1815"/>
-                <w:sz w:val="20"/>
-                <w:szCs w:val="20"/>
+                <w:sz w:val="19"/>
+                <w:szCs w:val="19"/>
               </w:rPr>
               <w:t xml:space="preserve">0.85</w:t>
             </w:r>
@@ -7067,9 +4751,9 @@
                 <w:rFonts w:ascii="Inter" w:cs="Inter" w:eastAsia="Inter" w:hAnsi="Inter"/>
                 <w:b w:val="false"/>
                 <w:bCs w:val="false"/>
-                <w:color w:val="1A1815"/>
-                <w:sz w:val="20"/>
-                <w:szCs w:val="20"/>
+                <w:color w:val="2E7D5C"/>
+                <w:sz w:val="19"/>
+                <w:szCs w:val="19"/>
               </w:rPr>
               <w:t xml:space="preserve">high</w:t>
             </w:r>
@@ -7086,7 +4770,7 @@
               <w:bottom w:val="single" w:color="E8E2D5" w:sz="4"/>
               <w:right w:val="single" w:color="E8E2D5" w:sz="4"/>
             </w:tcBorders>
-            <w:shd w:fill="FAF6EE" w:val="clear"/>
+            <w:shd w:fill="F5F1EA" w:val="clear"/>
             <w:tcMar>
               <w:top w:type="dxa" w:w="100"/>
               <w:left w:type="dxa" w:w="160"/>
@@ -7101,11 +4785,11 @@
             <w:r>
               <w:rPr>
                 <w:rFonts w:ascii="JetBrains Mono" w:cs="JetBrains Mono" w:eastAsia="JetBrains Mono" w:hAnsi="JetBrains Mono"/>
-                <w:b w:val="false"/>
-                <w:bCs w:val="false"/>
-                <w:color w:val="1A1815"/>
-                <w:sz w:val="20"/>
-                <w:szCs w:val="20"/>
+                <w:b/>
+                <w:bCs/>
+                <w:color w:val="1A1815"/>
+                <w:sz w:val="19"/>
+                <w:szCs w:val="19"/>
               </w:rPr>
               <w:t xml:space="preserve">ATL-AIR-03</w:t>
             </w:r>
@@ -7120,26 +4804,26 @@
               <w:bottom w:val="single" w:color="E8E2D5" w:sz="4"/>
               <w:right w:val="single" w:color="E8E2D5" w:sz="4"/>
             </w:tcBorders>
-            <w:shd w:fill="FAF6EE" w:val="clear"/>
-            <w:tcMar>
-              <w:top w:type="dxa" w:w="100"/>
-              <w:left w:type="dxa" w:w="160"/>
-              <w:bottom w:type="dxa" w:w="100"/>
-              <w:right w:type="dxa" w:w="160"/>
-            </w:tcMar>
-          </w:tcPr>
-          <w:p>
-            <w:pPr>
-              <w:jc w:val="left"/>
-            </w:pPr>
-            <w:r>
-              <w:rPr>
-                <w:rFonts w:ascii="Inter" w:cs="Inter" w:eastAsia="Inter" w:hAnsi="Inter"/>
-                <w:b w:val="false"/>
-                <w:bCs w:val="false"/>
-                <w:color w:val="1A1815"/>
-                <w:sz w:val="20"/>
-                <w:szCs w:val="20"/>
+            <w:shd w:fill="F5F1EA" w:val="clear"/>
+            <w:tcMar>
+              <w:top w:type="dxa" w:w="100"/>
+              <w:left w:type="dxa" w:w="160"/>
+              <w:bottom w:type="dxa" w:w="100"/>
+              <w:right w:type="dxa" w:w="160"/>
+            </w:tcMar>
+          </w:tcPr>
+          <w:p>
+            <w:pPr>
+              <w:jc w:val="left"/>
+            </w:pPr>
+            <w:r>
+              <w:rPr>
+                <w:rFonts w:ascii="Inter" w:cs="Inter" w:eastAsia="Inter" w:hAnsi="Inter"/>
+                <w:b w:val="false"/>
+                <w:bCs w:val="false"/>
+                <w:color w:val="1A1815"/>
+                <w:sz w:val="19"/>
+                <w:szCs w:val="19"/>
               </w:rPr>
               <w:t xml:space="preserve">OPTBOT Airport Logistics · 6000 N Terminal Pkwy</w:t>
             </w:r>
@@ -7154,7 +4838,7 @@
               <w:bottom w:val="single" w:color="E8E2D5" w:sz="4"/>
               <w:right w:val="single" w:color="E8E2D5" w:sz="4"/>
             </w:tcBorders>
-            <w:shd w:fill="FAF6EE" w:val="clear"/>
+            <w:shd w:fill="F5F1EA" w:val="clear"/>
             <w:tcMar>
               <w:top w:type="dxa" w:w="100"/>
               <w:left w:type="dxa" w:w="160"/>
@@ -7172,8 +4856,8 @@
                 <w:b w:val="false"/>
                 <w:bCs w:val="false"/>
                 <w:color w:val="1A1815"/>
-                <w:sz w:val="20"/>
-                <w:szCs w:val="20"/>
+                <w:sz w:val="19"/>
+                <w:szCs w:val="19"/>
               </w:rPr>
               <w:t xml:space="preserve">0.90</w:t>
             </w:r>
@@ -7188,7 +4872,7 @@
               <w:bottom w:val="single" w:color="E8E2D5" w:sz="4"/>
               <w:right w:val="single" w:color="E8E2D5" w:sz="4"/>
             </w:tcBorders>
-            <w:shd w:fill="FAF6EE" w:val="clear"/>
+            <w:shd w:fill="F5F1EA" w:val="clear"/>
             <w:tcMar>
               <w:top w:type="dxa" w:w="100"/>
               <w:left w:type="dxa" w:w="160"/>
@@ -7205,9 +4889,9 @@
                 <w:rFonts w:ascii="Inter" w:cs="Inter" w:eastAsia="Inter" w:hAnsi="Inter"/>
                 <w:b w:val="false"/>
                 <w:bCs w:val="false"/>
-                <w:color w:val="1A1815"/>
-                <w:sz w:val="20"/>
-                <w:szCs w:val="20"/>
+                <w:color w:val="2E7D5C"/>
+                <w:sz w:val="19"/>
+                <w:szCs w:val="19"/>
               </w:rPr>
               <w:t xml:space="preserve">high</w:t>
             </w:r>
@@ -7239,11 +4923,11 @@
             <w:r>
               <w:rPr>
                 <w:rFonts w:ascii="JetBrains Mono" w:cs="JetBrains Mono" w:eastAsia="JetBrains Mono" w:hAnsi="JetBrains Mono"/>
-                <w:b w:val="false"/>
-                <w:bCs w:val="false"/>
-                <w:color w:val="1A1815"/>
-                <w:sz w:val="20"/>
-                <w:szCs w:val="20"/>
+                <w:b/>
+                <w:bCs/>
+                <w:color w:val="1A1815"/>
+                <w:sz w:val="19"/>
+                <w:szCs w:val="19"/>
               </w:rPr>
               <w:t xml:space="preserve">ATL-047-04</w:t>
             </w:r>
@@ -7276,8 +4960,8 @@
                 <w:b w:val="false"/>
                 <w:bCs w:val="false"/>
                 <w:color w:val="1A1815"/>
-                <w:sz w:val="20"/>
-                <w:szCs w:val="20"/>
+                <w:sz w:val="19"/>
+                <w:szCs w:val="19"/>
               </w:rPr>
               <w:t xml:space="preserve">OPTBOT Brady Training · 047 Brady Ave NW</w:t>
             </w:r>
@@ -7310,8 +4994,8 @@
                 <w:b w:val="false"/>
                 <w:bCs w:val="false"/>
                 <w:color w:val="1A1815"/>
-                <w:sz w:val="20"/>
-                <w:szCs w:val="20"/>
+                <w:sz w:val="19"/>
+                <w:szCs w:val="19"/>
               </w:rPr>
               <w:t xml:space="preserve">0.90</w:t>
             </w:r>
@@ -7343,9 +5027,9 @@
                 <w:rFonts w:ascii="Inter" w:cs="Inter" w:eastAsia="Inter" w:hAnsi="Inter"/>
                 <w:b w:val="false"/>
                 <w:bCs w:val="false"/>
-                <w:color w:val="1A1815"/>
-                <w:sz w:val="20"/>
-                <w:szCs w:val="20"/>
+                <w:color w:val="2E7D5C"/>
+                <w:sz w:val="19"/>
+                <w:szCs w:val="19"/>
               </w:rPr>
               <w:t xml:space="preserve">high</w:t>
             </w:r>
@@ -7362,7 +5046,7 @@
               <w:bottom w:val="single" w:color="E8E2D5" w:sz="4"/>
               <w:right w:val="single" w:color="E8E2D5" w:sz="4"/>
             </w:tcBorders>
-            <w:shd w:fill="FAF6EE" w:val="clear"/>
+            <w:shd w:fill="F5F1EA" w:val="clear"/>
             <w:tcMar>
               <w:top w:type="dxa" w:w="100"/>
               <w:left w:type="dxa" w:w="160"/>
@@ -7377,11 +5061,11 @@
             <w:r>
               <w:rPr>
                 <w:rFonts w:ascii="JetBrains Mono" w:cs="JetBrains Mono" w:eastAsia="JetBrains Mono" w:hAnsi="JetBrains Mono"/>
-                <w:b w:val="false"/>
-                <w:bCs w:val="false"/>
-                <w:color w:val="1A1815"/>
-                <w:sz w:val="20"/>
-                <w:szCs w:val="20"/>
+                <w:b/>
+                <w:bCs/>
+                <w:color w:val="1A1815"/>
+                <w:sz w:val="19"/>
+                <w:szCs w:val="19"/>
               </w:rPr>
               <w:t xml:space="preserve">ATL-CP-05</w:t>
             </w:r>
@@ -7396,26 +5080,26 @@
               <w:bottom w:val="single" w:color="E8E2D5" w:sz="4"/>
               <w:right w:val="single" w:color="E8E2D5" w:sz="4"/>
             </w:tcBorders>
-            <w:shd w:fill="FAF6EE" w:val="clear"/>
-            <w:tcMar>
-              <w:top w:type="dxa" w:w="100"/>
-              <w:left w:type="dxa" w:w="160"/>
-              <w:bottom w:type="dxa" w:w="100"/>
-              <w:right w:type="dxa" w:w="160"/>
-            </w:tcMar>
-          </w:tcPr>
-          <w:p>
-            <w:pPr>
-              <w:jc w:val="left"/>
-            </w:pPr>
-            <w:r>
-              <w:rPr>
-                <w:rFonts w:ascii="Inter" w:cs="Inter" w:eastAsia="Inter" w:hAnsi="Inter"/>
-                <w:b w:val="false"/>
-                <w:bCs w:val="false"/>
-                <w:color w:val="1A1815"/>
-                <w:sz w:val="20"/>
-                <w:szCs w:val="20"/>
+            <w:shd w:fill="F5F1EA" w:val="clear"/>
+            <w:tcMar>
+              <w:top w:type="dxa" w:w="100"/>
+              <w:left w:type="dxa" w:w="160"/>
+              <w:bottom w:type="dxa" w:w="100"/>
+              <w:right w:type="dxa" w:w="160"/>
+            </w:tcMar>
+          </w:tcPr>
+          <w:p>
+            <w:pPr>
+              <w:jc w:val="left"/>
+            </w:pPr>
+            <w:r>
+              <w:rPr>
+                <w:rFonts w:ascii="Inter" w:cs="Inter" w:eastAsia="Inter" w:hAnsi="Inter"/>
+                <w:b w:val="false"/>
+                <w:bCs w:val="false"/>
+                <w:color w:val="1A1815"/>
+                <w:sz w:val="19"/>
+                <w:szCs w:val="19"/>
               </w:rPr>
               <w:t xml:space="preserve">OPTBOT College Park S · 1850 Sullivan Rd</w:t>
             </w:r>
@@ -7430,7 +5114,7 @@
               <w:bottom w:val="single" w:color="E8E2D5" w:sz="4"/>
               <w:right w:val="single" w:color="E8E2D5" w:sz="4"/>
             </w:tcBorders>
-            <w:shd w:fill="FAF6EE" w:val="clear"/>
+            <w:shd w:fill="F5F1EA" w:val="clear"/>
             <w:tcMar>
               <w:top w:type="dxa" w:w="100"/>
               <w:left w:type="dxa" w:w="160"/>
@@ -7448,8 +5132,8 @@
                 <w:b w:val="false"/>
                 <w:bCs w:val="false"/>
                 <w:color w:val="1A1815"/>
-                <w:sz w:val="20"/>
-                <w:szCs w:val="20"/>
+                <w:sz w:val="19"/>
+                <w:szCs w:val="19"/>
               </w:rPr>
               <w:t xml:space="preserve">0.90</w:t>
             </w:r>
@@ -7464,7 +5148,7 @@
               <w:bottom w:val="single" w:color="E8E2D5" w:sz="4"/>
               <w:right w:val="single" w:color="E8E2D5" w:sz="4"/>
             </w:tcBorders>
-            <w:shd w:fill="FAF6EE" w:val="clear"/>
+            <w:shd w:fill="F5F1EA" w:val="clear"/>
             <w:tcMar>
               <w:top w:type="dxa" w:w="100"/>
               <w:left w:type="dxa" w:w="160"/>
@@ -7481,9 +5165,9 @@
                 <w:rFonts w:ascii="Inter" w:cs="Inter" w:eastAsia="Inter" w:hAnsi="Inter"/>
                 <w:b w:val="false"/>
                 <w:bCs w:val="false"/>
-                <w:color w:val="1A1815"/>
-                <w:sz w:val="20"/>
-                <w:szCs w:val="20"/>
+                <w:color w:val="2E7D5C"/>
+                <w:sz w:val="19"/>
+                <w:szCs w:val="19"/>
               </w:rPr>
               <w:t xml:space="preserve">high</w:t>
             </w:r>
@@ -7491,6 +5175,23 @@
         </w:tc>
       </w:tr>
     </w:tbl>
+    <w:p>
+      <w:pPr>
+        <w:spacing w:after="200"/>
+        <w:jc w:val="center"/>
+      </w:pPr>
+      <w:r>
+        <w:rPr>
+          <w:rFonts w:ascii="Inter" w:cs="Inter" w:eastAsia="Inter" w:hAnsi="Inter"/>
+          <w:i/>
+          <w:iCs/>
+          <w:color w:val="9B9384"/>
+          <w:sz w:val="18"/>
+          <w:szCs w:val="18"/>
+        </w:rPr>
+        <w:t xml:space="preserve">"conf 0.90" = 90% confident. Below 0.70 → flagged for SA review.</w:t>
+      </w:r>
+    </w:p>
     <w:p>
       <w:r>
         <w:br w:type="page"/>
@@ -7499,7 +5200,7 @@
     <w:p>
       <w:pPr>
         <w:pStyle w:val="Heading3"/>
-        <w:spacing w:after="120" w:before="240"/>
+        <w:spacing w:after="120" w:before="280"/>
       </w:pPr>
       <w:r>
         <w:rPr>
@@ -7507,24 +5208,10 @@
           <w:b/>
           <w:bCs/>
           <w:color w:val="1A1815"/>
-          <w:sz w:val="24"/>
-          <w:szCs w:val="24"/>
+          <w:sz w:val="26"/>
+          <w:szCs w:val="26"/>
         </w:rPr>
-        <w:t xml:space="preserve">⊞ Source files table — click a row, see its atoms</w:t>
-      </w:r>
-    </w:p>
-    <w:p>
-      <w:pPr>
-        <w:spacing w:after="120"/>
-      </w:pPr>
-      <w:r>
-        <w:rPr>
-          <w:rFonts w:ascii="Inter" w:cs="Inter" w:eastAsia="Inter" w:hAnsi="Inter"/>
-          <w:color w:val="1A1815"/>
-          <w:sz w:val="22"/>
-          <w:szCs w:val="22"/>
-        </w:rPr>
-        <w:t xml:space="preserve">OPTBOT's 9 files, sorted by atom count:</w:t>
+        <w:t xml:space="preserve">The 9 source files (OPTBOT)</w:t>
       </w:r>
     </w:p>
     <w:tbl>
@@ -7541,9 +5228,9 @@
       </w:tblPr>
       <w:tblGrid>
         <w:gridCol w:w="4800"/>
+        <w:gridCol w:w="1000"/>
         <w:gridCol w:w="1100"/>
-        <w:gridCol w:w="1100"/>
-        <w:gridCol w:w="2360"/>
+        <w:gridCol w:w="2460"/>
       </w:tblGrid>
       <w:tr>
         <w:tc>
@@ -7582,7 +5269,7 @@
         </w:tc>
         <w:tc>
           <w:tcPr>
-            <w:tcW w:type="dxa" w:w="1100"/>
+            <w:tcW w:type="dxa" w:w="1000"/>
             <w:tcBorders>
               <w:top w:val="single" w:color="E8E2D5" w:sz="4"/>
               <w:left w:val="single" w:color="E8E2D5" w:sz="4"/>
@@ -7603,7 +5290,7 @@
             </w:pPr>
             <w:r>
               <w:rPr>
-                <w:rFonts w:ascii="JetBrains Mono" w:cs="JetBrains Mono" w:eastAsia="JetBrains Mono" w:hAnsi="JetBrains Mono"/>
+                <w:rFonts w:ascii="Inter" w:cs="Inter" w:eastAsia="Inter" w:hAnsi="Inter"/>
                 <w:b/>
                 <w:bCs/>
                 <w:color w:val="FFFFFF"/>
@@ -7637,7 +5324,7 @@
             </w:pPr>
             <w:r>
               <w:rPr>
-                <w:rFonts w:ascii="JetBrains Mono" w:cs="JetBrains Mono" w:eastAsia="JetBrains Mono" w:hAnsi="JetBrains Mono"/>
+                <w:rFonts w:ascii="Inter" w:cs="Inter" w:eastAsia="Inter" w:hAnsi="Inter"/>
                 <w:b/>
                 <w:bCs/>
                 <w:color w:val="FFFFFF"/>
@@ -7650,7 +5337,7 @@
         </w:tc>
         <w:tc>
           <w:tcPr>
-            <w:tcW w:type="dxa" w:w="2360"/>
+            <w:tcW w:type="dxa" w:w="2460"/>
             <w:tcBorders>
               <w:top w:val="single" w:color="E8E2D5" w:sz="4"/>
               <w:left w:val="single" w:color="E8E2D5" w:sz="4"/>
@@ -7693,7 +5380,7 @@
               <w:bottom w:val="single" w:color="E8E2D5" w:sz="4"/>
               <w:right w:val="single" w:color="E8E2D5" w:sz="4"/>
             </w:tcBorders>
-            <w:shd w:fill="FAF6EE" w:val="clear"/>
+            <w:shd w:fill="F5F1EA" w:val="clear"/>
             <w:tcMar>
               <w:top w:type="dxa" w:w="100"/>
               <w:left w:type="dxa" w:w="160"/>
@@ -7714,20 +5401,20 @@
                 <w:sz w:val="18"/>
                 <w:szCs w:val="18"/>
               </w:rPr>
-              <w:t xml:space="preserve">04_hardware_bill_of_materials.xlsx (14.8 KB)</w:t>
-            </w:r>
-          </w:p>
-        </w:tc>
-        <w:tc>
-          <w:tcPr>
-            <w:tcW w:type="dxa" w:w="1100"/>
-            <w:tcBorders>
-              <w:top w:val="single" w:color="E8E2D5" w:sz="4"/>
-              <w:left w:val="single" w:color="E8E2D5" w:sz="4"/>
-              <w:bottom w:val="single" w:color="E8E2D5" w:sz="4"/>
-              <w:right w:val="single" w:color="E8E2D5" w:sz="4"/>
-            </w:tcBorders>
-            <w:shd w:fill="FAF6EE" w:val="clear"/>
+              <w:t xml:space="preserve">04_hardware_bill_of_materials.xlsx</w:t>
+            </w:r>
+          </w:p>
+        </w:tc>
+        <w:tc>
+          <w:tcPr>
+            <w:tcW w:type="dxa" w:w="1000"/>
+            <w:tcBorders>
+              <w:top w:val="single" w:color="E8E2D5" w:sz="4"/>
+              <w:left w:val="single" w:color="E8E2D5" w:sz="4"/>
+              <w:bottom w:val="single" w:color="E8E2D5" w:sz="4"/>
+              <w:right w:val="single" w:color="E8E2D5" w:sz="4"/>
+            </w:tcBorders>
+            <w:shd w:fill="F5F1EA" w:val="clear"/>
             <w:tcMar>
               <w:top w:type="dxa" w:w="100"/>
               <w:left w:type="dxa" w:w="160"/>
@@ -7761,7 +5448,7 @@
               <w:bottom w:val="single" w:color="E8E2D5" w:sz="4"/>
               <w:right w:val="single" w:color="E8E2D5" w:sz="4"/>
             </w:tcBorders>
-            <w:shd w:fill="FAF6EE" w:val="clear"/>
+            <w:shd w:fill="F5F1EA" w:val="clear"/>
             <w:tcMar>
               <w:top w:type="dxa" w:w="100"/>
               <w:left w:type="dxa" w:w="160"/>
@@ -7775,7 +5462,7 @@
             </w:pPr>
             <w:r>
               <w:rPr>
-                <w:rFonts w:ascii="JetBrains Mono" w:cs="JetBrains Mono" w:eastAsia="JetBrains Mono" w:hAnsi="JetBrains Mono"/>
+                <w:rFonts w:ascii="Inter" w:cs="Inter" w:eastAsia="Inter" w:hAnsi="Inter"/>
                 <w:b w:val="false"/>
                 <w:bCs w:val="false"/>
                 <w:color w:val="1A1815"/>
@@ -7788,14 +5475,14 @@
         </w:tc>
         <w:tc>
           <w:tcPr>
-            <w:tcW w:type="dxa" w:w="2360"/>
-            <w:tcBorders>
-              <w:top w:val="single" w:color="E8E2D5" w:sz="4"/>
-              <w:left w:val="single" w:color="E8E2D5" w:sz="4"/>
-              <w:bottom w:val="single" w:color="E8E2D5" w:sz="4"/>
-              <w:right w:val="single" w:color="E8E2D5" w:sz="4"/>
-            </w:tcBorders>
-            <w:shd w:fill="FAF6EE" w:val="clear"/>
+            <w:tcW w:type="dxa" w:w="2460"/>
+            <w:tcBorders>
+              <w:top w:val="single" w:color="E8E2D5" w:sz="4"/>
+              <w:left w:val="single" w:color="E8E2D5" w:sz="4"/>
+              <w:bottom w:val="single" w:color="E8E2D5" w:sz="4"/>
+              <w:right w:val="single" w:color="E8E2D5" w:sz="4"/>
+            </w:tcBorders>
+            <w:shd w:fill="F5F1EA" w:val="clear"/>
             <w:tcMar>
               <w:top w:type="dxa" w:w="100"/>
               <w:left w:type="dxa" w:w="160"/>
@@ -7852,13 +5539,13 @@
                 <w:sz w:val="18"/>
                 <w:szCs w:val="18"/>
               </w:rPr>
-              <w:t xml:space="preserve">02_statement_of_work.docx (39.5 KB)</w:t>
-            </w:r>
-          </w:p>
-        </w:tc>
-        <w:tc>
-          <w:tcPr>
-            <w:tcW w:type="dxa" w:w="1100"/>
+              <w:t xml:space="preserve">02_statement_of_work.docx</w:t>
+            </w:r>
+          </w:p>
+        </w:tc>
+        <w:tc>
+          <w:tcPr>
+            <w:tcW w:type="dxa" w:w="1000"/>
             <w:tcBorders>
               <w:top w:val="single" w:color="E8E2D5" w:sz="4"/>
               <w:left w:val="single" w:color="E8E2D5" w:sz="4"/>
@@ -7913,7 +5600,7 @@
             </w:pPr>
             <w:r>
               <w:rPr>
-                <w:rFonts w:ascii="JetBrains Mono" w:cs="JetBrains Mono" w:eastAsia="JetBrains Mono" w:hAnsi="JetBrains Mono"/>
+                <w:rFonts w:ascii="Inter" w:cs="Inter" w:eastAsia="Inter" w:hAnsi="Inter"/>
                 <w:b w:val="false"/>
                 <w:bCs w:val="false"/>
                 <w:color w:val="1A1815"/>
@@ -7926,7 +5613,7 @@
         </w:tc>
         <w:tc>
           <w:tcPr>
-            <w:tcW w:type="dxa" w:w="2360"/>
+            <w:tcW w:type="dxa" w:w="2460"/>
             <w:tcBorders>
               <w:top w:val="single" w:color="E8E2D5" w:sz="4"/>
               <w:left w:val="single" w:color="E8E2D5" w:sz="4"/>
@@ -7969,7 +5656,7 @@
               <w:bottom w:val="single" w:color="E8E2D5" w:sz="4"/>
               <w:right w:val="single" w:color="E8E2D5" w:sz="4"/>
             </w:tcBorders>
-            <w:shd w:fill="FAF6EE" w:val="clear"/>
+            <w:shd w:fill="F5F1EA" w:val="clear"/>
             <w:tcMar>
               <w:top w:type="dxa" w:w="100"/>
               <w:left w:type="dxa" w:w="160"/>
@@ -7990,20 +5677,20 @@
                 <w:sz w:val="18"/>
                 <w:szCs w:val="18"/>
               </w:rPr>
-              <w:t xml:space="preserve">03_site_surveys_and_requirements.docx (38.3 KB)</w:t>
-            </w:r>
-          </w:p>
-        </w:tc>
-        <w:tc>
-          <w:tcPr>
-            <w:tcW w:type="dxa" w:w="1100"/>
-            <w:tcBorders>
-              <w:top w:val="single" w:color="E8E2D5" w:sz="4"/>
-              <w:left w:val="single" w:color="E8E2D5" w:sz="4"/>
-              <w:bottom w:val="single" w:color="E8E2D5" w:sz="4"/>
-              <w:right w:val="single" w:color="E8E2D5" w:sz="4"/>
-            </w:tcBorders>
-            <w:shd w:fill="FAF6EE" w:val="clear"/>
+              <w:t xml:space="preserve">03_site_surveys_and_requirements.docx</w:t>
+            </w:r>
+          </w:p>
+        </w:tc>
+        <w:tc>
+          <w:tcPr>
+            <w:tcW w:type="dxa" w:w="1000"/>
+            <w:tcBorders>
+              <w:top w:val="single" w:color="E8E2D5" w:sz="4"/>
+              <w:left w:val="single" w:color="E8E2D5" w:sz="4"/>
+              <w:bottom w:val="single" w:color="E8E2D5" w:sz="4"/>
+              <w:right w:val="single" w:color="E8E2D5" w:sz="4"/>
+            </w:tcBorders>
+            <w:shd w:fill="F5F1EA" w:val="clear"/>
             <w:tcMar>
               <w:top w:type="dxa" w:w="100"/>
               <w:left w:type="dxa" w:w="160"/>
@@ -8037,7 +5724,7 @@
               <w:bottom w:val="single" w:color="E8E2D5" w:sz="4"/>
               <w:right w:val="single" w:color="E8E2D5" w:sz="4"/>
             </w:tcBorders>
-            <w:shd w:fill="FAF6EE" w:val="clear"/>
+            <w:shd w:fill="F5F1EA" w:val="clear"/>
             <w:tcMar>
               <w:top w:type="dxa" w:w="100"/>
               <w:left w:type="dxa" w:w="160"/>
@@ -8051,7 +5738,7 @@
             </w:pPr>
             <w:r>
               <w:rPr>
-                <w:rFonts w:ascii="JetBrains Mono" w:cs="JetBrains Mono" w:eastAsia="JetBrains Mono" w:hAnsi="JetBrains Mono"/>
+                <w:rFonts w:ascii="Inter" w:cs="Inter" w:eastAsia="Inter" w:hAnsi="Inter"/>
                 <w:b w:val="false"/>
                 <w:bCs w:val="false"/>
                 <w:color w:val="1A1815"/>
@@ -8064,14 +5751,14 @@
         </w:tc>
         <w:tc>
           <w:tcPr>
-            <w:tcW w:type="dxa" w:w="2360"/>
-            <w:tcBorders>
-              <w:top w:val="single" w:color="E8E2D5" w:sz="4"/>
-              <w:left w:val="single" w:color="E8E2D5" w:sz="4"/>
-              <w:bottom w:val="single" w:color="E8E2D5" w:sz="4"/>
-              <w:right w:val="single" w:color="E8E2D5" w:sz="4"/>
-            </w:tcBorders>
-            <w:shd w:fill="FAF6EE" w:val="clear"/>
+            <w:tcW w:type="dxa" w:w="2460"/>
+            <w:tcBorders>
+              <w:top w:val="single" w:color="E8E2D5" w:sz="4"/>
+              <w:left w:val="single" w:color="E8E2D5" w:sz="4"/>
+              <w:bottom w:val="single" w:color="E8E2D5" w:sz="4"/>
+              <w:right w:val="single" w:color="E8E2D5" w:sz="4"/>
+            </w:tcBorders>
+            <w:shd w:fill="F5F1EA" w:val="clear"/>
             <w:tcMar>
               <w:top w:type="dxa" w:w="100"/>
               <w:left w:type="dxa" w:w="160"/>
@@ -8128,13 +5815,13 @@
                 <w:sz w:val="18"/>
                 <w:szCs w:val="18"/>
               </w:rPr>
-              <w:t xml:space="preserve">05_project_schedule_and_cutover_plan.xlsx (15.1 KB)</w:t>
-            </w:r>
-          </w:p>
-        </w:tc>
-        <w:tc>
-          <w:tcPr>
-            <w:tcW w:type="dxa" w:w="1100"/>
+              <w:t xml:space="preserve">05_project_schedule_and_cutover_plan.xlsx</w:t>
+            </w:r>
+          </w:p>
+        </w:tc>
+        <w:tc>
+          <w:tcPr>
+            <w:tcW w:type="dxa" w:w="1000"/>
             <w:tcBorders>
               <w:top w:val="single" w:color="E8E2D5" w:sz="4"/>
               <w:left w:val="single" w:color="E8E2D5" w:sz="4"/>
@@ -8189,7 +5876,7 @@
             </w:pPr>
             <w:r>
               <w:rPr>
-                <w:rFonts w:ascii="JetBrains Mono" w:cs="JetBrains Mono" w:eastAsia="JetBrains Mono" w:hAnsi="JetBrains Mono"/>
+                <w:rFonts w:ascii="Inter" w:cs="Inter" w:eastAsia="Inter" w:hAnsi="Inter"/>
                 <w:b w:val="false"/>
                 <w:bCs w:val="false"/>
                 <w:color w:val="1A1815"/>
@@ -8202,7 +5889,7 @@
         </w:tc>
         <w:tc>
           <w:tcPr>
-            <w:tcW w:type="dxa" w:w="2360"/>
+            <w:tcW w:type="dxa" w:w="2460"/>
             <w:tcBorders>
               <w:top w:val="single" w:color="E8E2D5" w:sz="4"/>
               <w:left w:val="single" w:color="E8E2D5" w:sz="4"/>
@@ -8245,7 +5932,7 @@
               <w:bottom w:val="single" w:color="E8E2D5" w:sz="4"/>
               <w:right w:val="single" w:color="E8E2D5" w:sz="4"/>
             </w:tcBorders>
-            <w:shd w:fill="FAF6EE" w:val="clear"/>
+            <w:shd w:fill="F5F1EA" w:val="clear"/>
             <w:tcMar>
               <w:top w:type="dxa" w:w="100"/>
               <w:left w:type="dxa" w:w="160"/>
@@ -8266,20 +5953,20 @@
                 <w:sz w:val="18"/>
                 <w:szCs w:val="18"/>
               </w:rPr>
-              <w:t xml:space="preserve">09_commercial_pricing_acceptance_…final.pdf (4.5 KB)</w:t>
-            </w:r>
-          </w:p>
-        </w:tc>
-        <w:tc>
-          <w:tcPr>
-            <w:tcW w:type="dxa" w:w="1100"/>
-            <w:tcBorders>
-              <w:top w:val="single" w:color="E8E2D5" w:sz="4"/>
-              <w:left w:val="single" w:color="E8E2D5" w:sz="4"/>
-              <w:bottom w:val="single" w:color="E8E2D5" w:sz="4"/>
-              <w:right w:val="single" w:color="E8E2D5" w:sz="4"/>
-            </w:tcBorders>
-            <w:shd w:fill="FAF6EE" w:val="clear"/>
+              <w:t xml:space="preserve">09_commercial_pricing_..._final.pdf</w:t>
+            </w:r>
+          </w:p>
+        </w:tc>
+        <w:tc>
+          <w:tcPr>
+            <w:tcW w:type="dxa" w:w="1000"/>
+            <w:tcBorders>
+              <w:top w:val="single" w:color="E8E2D5" w:sz="4"/>
+              <w:left w:val="single" w:color="E8E2D5" w:sz="4"/>
+              <w:bottom w:val="single" w:color="E8E2D5" w:sz="4"/>
+              <w:right w:val="single" w:color="E8E2D5" w:sz="4"/>
+            </w:tcBorders>
+            <w:shd w:fill="F5F1EA" w:val="clear"/>
             <w:tcMar>
               <w:top w:type="dxa" w:w="100"/>
               <w:left w:type="dxa" w:w="160"/>
@@ -8313,7 +6000,7 @@
               <w:bottom w:val="single" w:color="E8E2D5" w:sz="4"/>
               <w:right w:val="single" w:color="E8E2D5" w:sz="4"/>
             </w:tcBorders>
-            <w:shd w:fill="FAF6EE" w:val="clear"/>
+            <w:shd w:fill="F5F1EA" w:val="clear"/>
             <w:tcMar>
               <w:top w:type="dxa" w:w="100"/>
               <w:left w:type="dxa" w:w="160"/>
@@ -8327,7 +6014,7 @@
             </w:pPr>
             <w:r>
               <w:rPr>
-                <w:rFonts w:ascii="JetBrains Mono" w:cs="JetBrains Mono" w:eastAsia="JetBrains Mono" w:hAnsi="JetBrains Mono"/>
+                <w:rFonts w:ascii="Inter" w:cs="Inter" w:eastAsia="Inter" w:hAnsi="Inter"/>
                 <w:b w:val="false"/>
                 <w:bCs w:val="false"/>
                 <w:color w:val="1A1815"/>
@@ -8340,14 +6027,14 @@
         </w:tc>
         <w:tc>
           <w:tcPr>
-            <w:tcW w:type="dxa" w:w="2360"/>
-            <w:tcBorders>
-              <w:top w:val="single" w:color="E8E2D5" w:sz="4"/>
-              <w:left w:val="single" w:color="E8E2D5" w:sz="4"/>
-              <w:bottom w:val="single" w:color="E8E2D5" w:sz="4"/>
-              <w:right w:val="single" w:color="E8E2D5" w:sz="4"/>
-            </w:tcBorders>
-            <w:shd w:fill="FAF6EE" w:val="clear"/>
+            <w:tcW w:type="dxa" w:w="2460"/>
+            <w:tcBorders>
+              <w:top w:val="single" w:color="E8E2D5" w:sz="4"/>
+              <w:left w:val="single" w:color="E8E2D5" w:sz="4"/>
+              <w:bottom w:val="single" w:color="E8E2D5" w:sz="4"/>
+              <w:right w:val="single" w:color="E8E2D5" w:sz="4"/>
+            </w:tcBorders>
+            <w:shd w:fill="F5F1EA" w:val="clear"/>
             <w:tcMar>
               <w:top w:type="dxa" w:w="100"/>
               <w:left w:type="dxa" w:w="160"/>
@@ -8404,13 +6091,13 @@
                 <w:sz w:val="18"/>
                 <w:szCs w:val="18"/>
               </w:rPr>
-              <w:t xml:space="preserve">01_deal_overview_executive_brief.pdf (7.8 KB)</w:t>
-            </w:r>
-          </w:p>
-        </w:tc>
-        <w:tc>
-          <w:tcPr>
-            <w:tcW w:type="dxa" w:w="1100"/>
+              <w:t xml:space="preserve">01_deal_overview_executive_brief.pdf</w:t>
+            </w:r>
+          </w:p>
+        </w:tc>
+        <w:tc>
+          <w:tcPr>
+            <w:tcW w:type="dxa" w:w="1000"/>
             <w:tcBorders>
               <w:top w:val="single" w:color="E8E2D5" w:sz="4"/>
               <w:left w:val="single" w:color="E8E2D5" w:sz="4"/>
@@ -8465,7 +6152,7 @@
             </w:pPr>
             <w:r>
               <w:rPr>
-                <w:rFonts w:ascii="JetBrains Mono" w:cs="JetBrains Mono" w:eastAsia="JetBrains Mono" w:hAnsi="JetBrains Mono"/>
+                <w:rFonts w:ascii="Inter" w:cs="Inter" w:eastAsia="Inter" w:hAnsi="Inter"/>
                 <w:b w:val="false"/>
                 <w:bCs w:val="false"/>
                 <w:color w:val="1A1815"/>
@@ -8478,7 +6165,7 @@
         </w:tc>
         <w:tc>
           <w:tcPr>
-            <w:tcW w:type="dxa" w:w="2360"/>
+            <w:tcW w:type="dxa" w:w="2460"/>
             <w:tcBorders>
               <w:top w:val="single" w:color="E8E2D5" w:sz="4"/>
               <w:left w:val="single" w:color="E8E2D5" w:sz="4"/>
@@ -8521,7 +6208,7 @@
               <w:bottom w:val="single" w:color="E8E2D5" w:sz="4"/>
               <w:right w:val="single" w:color="E8E2D5" w:sz="4"/>
             </w:tcBorders>
-            <w:shd w:fill="FAF6EE" w:val="clear"/>
+            <w:shd w:fill="F5F1EA" w:val="clear"/>
             <w:tcMar>
               <w:top w:type="dxa" w:w="100"/>
               <w:left w:type="dxa" w:w="160"/>
@@ -8542,20 +6229,20 @@
                 <w:sz w:val="18"/>
                 <w:szCs w:val="18"/>
               </w:rPr>
-              <w:t xml:space="preserve">08_site_roster_and_facilities_authoritative.pdf (3.3 KB)</w:t>
-            </w:r>
-          </w:p>
-        </w:tc>
-        <w:tc>
-          <w:tcPr>
-            <w:tcW w:type="dxa" w:w="1100"/>
-            <w:tcBorders>
-              <w:top w:val="single" w:color="E8E2D5" w:sz="4"/>
-              <w:left w:val="single" w:color="E8E2D5" w:sz="4"/>
-              <w:bottom w:val="single" w:color="E8E2D5" w:sz="4"/>
-              <w:right w:val="single" w:color="E8E2D5" w:sz="4"/>
-            </w:tcBorders>
-            <w:shd w:fill="FAF6EE" w:val="clear"/>
+              <w:t xml:space="preserve">08_site_roster_and_facilities_auth.pdf</w:t>
+            </w:r>
+          </w:p>
+        </w:tc>
+        <w:tc>
+          <w:tcPr>
+            <w:tcW w:type="dxa" w:w="1000"/>
+            <w:tcBorders>
+              <w:top w:val="single" w:color="E8E2D5" w:sz="4"/>
+              <w:left w:val="single" w:color="E8E2D5" w:sz="4"/>
+              <w:bottom w:val="single" w:color="E8E2D5" w:sz="4"/>
+              <w:right w:val="single" w:color="E8E2D5" w:sz="4"/>
+            </w:tcBorders>
+            <w:shd w:fill="F5F1EA" w:val="clear"/>
             <w:tcMar>
               <w:top w:type="dxa" w:w="100"/>
               <w:left w:type="dxa" w:w="160"/>
@@ -8589,7 +6276,7 @@
               <w:bottom w:val="single" w:color="E8E2D5" w:sz="4"/>
               <w:right w:val="single" w:color="E8E2D5" w:sz="4"/>
             </w:tcBorders>
-            <w:shd w:fill="FAF6EE" w:val="clear"/>
+            <w:shd w:fill="F5F1EA" w:val="clear"/>
             <w:tcMar>
               <w:top w:type="dxa" w:w="100"/>
               <w:left w:type="dxa" w:w="160"/>
@@ -8603,7 +6290,7 @@
             </w:pPr>
             <w:r>
               <w:rPr>
-                <w:rFonts w:ascii="JetBrains Mono" w:cs="JetBrains Mono" w:eastAsia="JetBrains Mono" w:hAnsi="JetBrains Mono"/>
+                <w:rFonts w:ascii="Inter" w:cs="Inter" w:eastAsia="Inter" w:hAnsi="Inter"/>
                 <w:b w:val="false"/>
                 <w:bCs w:val="false"/>
                 <w:color w:val="1A1815"/>
@@ -8616,14 +6303,14 @@
         </w:tc>
         <w:tc>
           <w:tcPr>
-            <w:tcW w:type="dxa" w:w="2360"/>
-            <w:tcBorders>
-              <w:top w:val="single" w:color="E8E2D5" w:sz="4"/>
-              <w:left w:val="single" w:color="E8E2D5" w:sz="4"/>
-              <w:bottom w:val="single" w:color="E8E2D5" w:sz="4"/>
-              <w:right w:val="single" w:color="E8E2D5" w:sz="4"/>
-            </w:tcBorders>
-            <w:shd w:fill="FAF6EE" w:val="clear"/>
+            <w:tcW w:type="dxa" w:w="2460"/>
+            <w:tcBorders>
+              <w:top w:val="single" w:color="E8E2D5" w:sz="4"/>
+              <w:left w:val="single" w:color="E8E2D5" w:sz="4"/>
+              <w:bottom w:val="single" w:color="E8E2D5" w:sz="4"/>
+              <w:right w:val="single" w:color="E8E2D5" w:sz="4"/>
+            </w:tcBorders>
+            <w:shd w:fill="F5F1EA" w:val="clear"/>
             <w:tcMar>
               <w:top w:type="dxa" w:w="100"/>
               <w:left w:type="dxa" w:w="160"/>
@@ -8680,13 +6367,13 @@
                 <w:sz w:val="18"/>
                 <w:szCs w:val="18"/>
               </w:rPr>
-              <w:t xml:space="preserve">07_contracting_procurement_packet.pdf (4.9 KB)</w:t>
-            </w:r>
-          </w:p>
-        </w:tc>
-        <w:tc>
-          <w:tcPr>
-            <w:tcW w:type="dxa" w:w="1100"/>
+              <w:t xml:space="preserve">07_contracting_procurement_packet.pdf</w:t>
+            </w:r>
+          </w:p>
+        </w:tc>
+        <w:tc>
+          <w:tcPr>
+            <w:tcW w:type="dxa" w:w="1000"/>
             <w:tcBorders>
               <w:top w:val="single" w:color="E8E2D5" w:sz="4"/>
               <w:left w:val="single" w:color="E8E2D5" w:sz="4"/>
@@ -8741,7 +6428,7 @@
             </w:pPr>
             <w:r>
               <w:rPr>
-                <w:rFonts w:ascii="JetBrains Mono" w:cs="JetBrains Mono" w:eastAsia="JetBrains Mono" w:hAnsi="JetBrains Mono"/>
+                <w:rFonts w:ascii="Inter" w:cs="Inter" w:eastAsia="Inter" w:hAnsi="Inter"/>
                 <w:b w:val="false"/>
                 <w:bCs w:val="false"/>
                 <w:color w:val="1A1815"/>
@@ -8754,7 +6441,7 @@
         </w:tc>
         <w:tc>
           <w:tcPr>
-            <w:tcW w:type="dxa" w:w="2360"/>
+            <w:tcW w:type="dxa" w:w="2460"/>
             <w:tcBorders>
               <w:top w:val="single" w:color="E8E2D5" w:sz="4"/>
               <w:left w:val="single" w:color="E8E2D5" w:sz="4"/>
@@ -8797,7 +6484,7 @@
               <w:bottom w:val="single" w:color="E8E2D5" w:sz="4"/>
               <w:right w:val="single" w:color="E8E2D5" w:sz="4"/>
             </w:tcBorders>
-            <w:shd w:fill="FAF6EE" w:val="clear"/>
+            <w:shd w:fill="F5F1EA" w:val="clear"/>
             <w:tcMar>
               <w:top w:type="dxa" w:w="100"/>
               <w:left w:type="dxa" w:w="160"/>
@@ -8824,14 +6511,14 @@
         </w:tc>
         <w:tc>
           <w:tcPr>
-            <w:tcW w:type="dxa" w:w="1100"/>
-            <w:tcBorders>
-              <w:top w:val="single" w:color="E8E2D5" w:sz="4"/>
-              <w:left w:val="single" w:color="E8E2D5" w:sz="4"/>
-              <w:bottom w:val="single" w:color="E8E2D5" w:sz="4"/>
-              <w:right w:val="single" w:color="E8E2D5" w:sz="4"/>
-            </w:tcBorders>
-            <w:shd w:fill="FAF6EE" w:val="clear"/>
+            <w:tcW w:type="dxa" w:w="1000"/>
+            <w:tcBorders>
+              <w:top w:val="single" w:color="E8E2D5" w:sz="4"/>
+              <w:left w:val="single" w:color="E8E2D5" w:sz="4"/>
+              <w:bottom w:val="single" w:color="E8E2D5" w:sz="4"/>
+              <w:right w:val="single" w:color="E8E2D5" w:sz="4"/>
+            </w:tcBorders>
+            <w:shd w:fill="F5F1EA" w:val="clear"/>
             <w:tcMar>
               <w:top w:type="dxa" w:w="100"/>
               <w:left w:type="dxa" w:w="160"/>
@@ -8865,7 +6552,7 @@
               <w:bottom w:val="single" w:color="E8E2D5" w:sz="4"/>
               <w:right w:val="single" w:color="E8E2D5" w:sz="4"/>
             </w:tcBorders>
-            <w:shd w:fill="FAF6EE" w:val="clear"/>
+            <w:shd w:fill="F5F1EA" w:val="clear"/>
             <w:tcMar>
               <w:top w:type="dxa" w:w="100"/>
               <w:left w:type="dxa" w:w="160"/>
@@ -8879,7 +6566,7 @@
             </w:pPr>
             <w:r>
               <w:rPr>
-                <w:rFonts w:ascii="JetBrains Mono" w:cs="JetBrains Mono" w:eastAsia="JetBrains Mono" w:hAnsi="JetBrains Mono"/>
+                <w:rFonts w:ascii="Inter" w:cs="Inter" w:eastAsia="Inter" w:hAnsi="Inter"/>
                 <w:b w:val="false"/>
                 <w:bCs w:val="false"/>
                 <w:color w:val="1A1815"/>
@@ -8892,14 +6579,14 @@
         </w:tc>
         <w:tc>
           <w:tcPr>
-            <w:tcW w:type="dxa" w:w="2360"/>
-            <w:tcBorders>
-              <w:top w:val="single" w:color="E8E2D5" w:sz="4"/>
-              <w:left w:val="single" w:color="E8E2D5" w:sz="4"/>
-              <w:bottom w:val="single" w:color="E8E2D5" w:sz="4"/>
-              <w:right w:val="single" w:color="E8E2D5" w:sz="4"/>
-            </w:tcBorders>
-            <w:shd w:fill="FAF6EE" w:val="clear"/>
+            <w:tcW w:type="dxa" w:w="2460"/>
+            <w:tcBorders>
+              <w:top w:val="single" w:color="E8E2D5" w:sz="4"/>
+              <w:left w:val="single" w:color="E8E2D5" w:sz="4"/>
+              <w:bottom w:val="single" w:color="E8E2D5" w:sz="4"/>
+              <w:right w:val="single" w:color="E8E2D5" w:sz="4"/>
+            </w:tcBorders>
+            <w:shd w:fill="F5F1EA" w:val="clear"/>
             <w:tcMar>
               <w:top w:type="dxa" w:w="100"/>
               <w:left w:type="dxa" w:w="160"/>
@@ -8928,7 +6615,8 @@
     </w:tbl>
     <w:p>
       <w:pPr>
-        <w:spacing w:after="160"/>
+        <w:spacing w:after="200"/>
+        <w:jc w:val="center"/>
       </w:pPr>
       <w:r>
         <w:rPr>
@@ -8939,7 +6627,7 @@
           <w:sz w:val="18"/>
           <w:szCs w:val="18"/>
         </w:rPr>
-        <w:t xml:space="preserve">Click any row → right pane shows the file's atoms with full text, atom_type, confidence, entity_keys, and source page.</w:t>
+        <w:t xml:space="preserve">Sorted by atom yield. Click any row → right pane shows that file's atoms with text, atom_type, confidence, entity_keys, source page.</w:t>
       </w:r>
     </w:p>
     <w:p>
@@ -8948,171 +6636,13 @@
       </w:r>
     </w:p>
     <w:p>
-      <w:pPr>
-        <w:pStyle w:val="Heading3"/>
-        <w:spacing w:after="120" w:before="240"/>
-      </w:pPr>
-      <w:r>
-        <w:rPr>
-          <w:rFonts w:ascii="Inter" w:cs="Inter" w:eastAsia="Inter" w:hAnsi="Inter"/>
-          <w:b/>
-          <w:bCs/>
-          <w:color w:val="1A1815"/>
-          <w:sz w:val="24"/>
-          <w:szCs w:val="24"/>
-        </w:rPr>
-        <w:t xml:space="preserve">⌽ Atom inspector — every atom in plain text</w:t>
-      </w:r>
-    </w:p>
-    <w:p>
-      <w:pPr>
-        <w:spacing w:after="120"/>
-      </w:pPr>
-      <w:r>
-        <w:rPr>
-          <w:rFonts w:ascii="Inter" w:cs="Inter" w:eastAsia="Inter" w:hAnsi="Inter"/>
-          <w:color w:val="1A1815"/>
-          <w:sz w:val="22"/>
-          <w:szCs w:val="22"/>
-        </w:rPr>
-        <w:t xml:space="preserve">Right side of the page once you select a file. Each atom is one card showing what was extracted from where.</w:t>
-      </w:r>
-    </w:p>
-    <w:tbl>
-      <w:tblPr>
-        <w:tblW w:type="dxa" w:w="9360"/>
-        <w:tblBorders>
-          <w:top w:val="single" w:color="auto" w:sz="4"/>
-          <w:left w:val="single" w:color="auto" w:sz="4"/>
-          <w:bottom w:val="single" w:color="auto" w:sz="4"/>
-          <w:right w:val="single" w:color="auto" w:sz="4"/>
-          <w:insideH w:val="single" w:color="auto" w:sz="4"/>
-          <w:insideV w:val="single" w:color="auto" w:sz="4"/>
-        </w:tblBorders>
-      </w:tblPr>
-      <w:tblGrid>
-        <w:gridCol w:w="9360"/>
-      </w:tblGrid>
-      <w:tr>
-        <w:tc>
-          <w:tcPr>
-            <w:tcBorders>
-              <w:top w:val="single" w:color="C8BFA8" w:sz="4"/>
-              <w:left w:val="single" w:color="C8BFA8" w:sz="4"/>
-              <w:bottom w:val="single" w:color="C8BFA8" w:sz="4"/>
-              <w:right w:val="single" w:color="C8BFA8" w:sz="4"/>
-            </w:tcBorders>
-            <w:shd w:fill="FFFFFF" w:val="clear"/>
-            <w:tcMar>
-              <w:top w:type="dxa" w:w="160"/>
-              <w:left w:type="dxa" w:w="200"/>
-              <w:bottom w:type="dxa" w:w="160"/>
-              <w:right w:type="dxa" w:w="200"/>
-            </w:tcMar>
-          </w:tcPr>
-          <w:p>
-            <w:pPr>
-              <w:spacing w:after="80"/>
-            </w:pPr>
-            <w:r>
-              <w:rPr>
-                <w:rFonts w:ascii="JetBrains Mono" w:cs="JetBrains Mono" w:eastAsia="JetBrains Mono" w:hAnsi="JetBrains Mono"/>
-                <w:b/>
-                <w:bCs/>
-                <w:color w:val="FFFFFF"/>
-                <w:sz w:val="16"/>
-                <w:szCs w:val="16"/>
-                <w:shd w:fill="B8722C" w:val="clear"/>
-              </w:rPr>
-              <w:t xml:space="preserve"> scope_item </w:t>
-            </w:r>
-            <w:r>
-              <w:rPr>
-                <w:rFonts w:ascii="JetBrains Mono" w:cs="JetBrains Mono" w:eastAsia="JetBrains Mono" w:hAnsi="JetBrains Mono"/>
-                <w:color w:val="9B9384"/>
-                <w:sz w:val="16"/>
-                <w:szCs w:val="16"/>
-              </w:rPr>
-              <w:t xml:space="preserve">    conf 0.78  ·  verified</w:t>
-            </w:r>
-          </w:p>
-          <w:p>
-            <w:pPr>
-              <w:spacing w:after="60"/>
-            </w:pPr>
-            <w:r>
-              <w:rPr>
-                <w:rFonts w:ascii="Inter" w:cs="Inter" w:eastAsia="Inter" w:hAnsi="Inter"/>
-                <w:color w:val="1A1815"/>
-                <w:sz w:val="20"/>
-                <w:szCs w:val="20"/>
-              </w:rPr>
-              <w:t xml:space="preserve">Property has 23 dwellings, approx 8 have second story (walking stairs, no elevator). Programming is pretty easy, but not via thumb drive — several categories and menus within TV to manually set the IP addressing.</w:t>
-            </w:r>
-          </w:p>
-          <w:p>
-            <w:r>
-              <w:rPr>
-                <w:rFonts w:ascii="JetBrains Mono" w:cs="JetBrains Mono" w:eastAsia="JetBrains Mono" w:hAnsi="JetBrains Mono"/>
-                <w:color w:val="5C5648"/>
-                <w:sz w:val="14"/>
-                <w:szCs w:val="14"/>
-                <w:shd w:fill="F0E9DA" w:val="clear"/>
-              </w:rPr>
-              <w:t xml:space="preserve"> device:display </w:t>
-            </w:r>
-            <w:r>
-              <w:rPr>
-                <w:rFonts w:ascii="JetBrains Mono" w:cs="JetBrains Mono" w:eastAsia="JetBrains Mono" w:hAnsi="JetBrains Mono"/>
-                <w:color w:val="9B9384"/>
-                <w:sz w:val="14"/>
-                <w:szCs w:val="14"/>
-              </w:rPr>
-              <w:t xml:space="preserve">      page 3</w:t>
-            </w:r>
-          </w:p>
-        </w:tc>
-      </w:tr>
-    </w:tbl>
-    <w:p>
-      <w:pPr>
-        <w:spacing w:after="160"/>
-      </w:pPr>
-      <w:r>
-        <w:rPr>
-          <w:rFonts w:ascii="Inter" w:cs="Inter" w:eastAsia="Inter" w:hAnsi="Inter"/>
-          <w:i/>
-          <w:iCs/>
-          <w:color w:val="9B9384"/>
-          <w:sz w:val="18"/>
-          <w:szCs w:val="18"/>
-        </w:rPr>
-        <w:t xml:space="preserve">This is a real atom from the parser. atom_type pill on top-left, confidence/verification status on the right, the extracted text in the body, entity_keys + source page at the bottom.</w:t>
-      </w:r>
-    </w:p>
-    <w:p>
-      <w:r>
-        <w:br w:type="page"/>
-      </w:r>
-    </w:p>
-    <w:p>
-      <w:bookmarkStart w:name="sec4" w:id="1"/>
-      <w:r>
-        <w:t xml:space="preserve"/>
-      </w:r>
-      <w:bookmarkEnd w:id="1"/>
-    </w:p>
-    <w:p>
-      <w:pPr>
-        <w:spacing w:after="0" w:before="0"/>
-      </w:pPr>
       <w:r>
         <w:rPr>
           <w:rFonts w:ascii="JetBrains Mono" w:cs="JetBrains Mono" w:eastAsia="JetBrains Mono" w:hAnsi="JetBrains Mono"/>
           <w:b/>
           <w:bCs/>
           <w:color w:val="B8722C"/>
-          <w:spacing w:val="60"/>
+          <w:spacing w:val="80"/>
           <w:sz w:val="18"/>
           <w:szCs w:val="18"/>
         </w:rPr>
@@ -9122,49 +6652,34 @@
     <w:p>
       <w:pPr>
         <w:pStyle w:val="Heading1"/>
-        <w:spacing w:after="200" w:before="360"/>
+        <w:spacing w:after="240" w:before="400"/>
       </w:pPr>
       <w:r>
         <w:rPr>
-          <w:rFonts w:ascii="Inter" w:cs="Inter" w:eastAsia="Inter" w:hAnsi="Inter"/>
+          <w:rFonts w:ascii="Fraunces" w:cs="Fraunces" w:eastAsia="Fraunces" w:hAnsi="Fraunces"/>
           <w:b/>
           <w:bCs/>
           <w:color w:val="1A1815"/>
-          <w:sz w:val="40"/>
-          <w:szCs w:val="40"/>
+          <w:sz w:val="52"/>
+          <w:szCs w:val="52"/>
         </w:rPr>
         <w:t xml:space="preserve">OrbitBrief — the LLM brief</w:t>
       </w:r>
     </w:p>
     <w:p>
       <w:pPr>
-        <w:spacing w:after="120"/>
+        <w:spacing w:after="200"/>
       </w:pPr>
       <w:r>
         <w:rPr>
           <w:rFonts w:ascii="Inter" w:cs="Inter" w:eastAsia="Inter" w:hAnsi="Inter"/>
-          <w:color w:val="1A1815"/>
-          <w:sz w:val="22"/>
-          <w:szCs w:val="22"/>
+          <w:i w:val="false"/>
+          <w:iCs w:val="false"/>
+          <w:color w:val="6B6557"/>
+          <w:sz w:val="24"/>
+          <w:szCs w:val="24"/>
         </w:rPr>
-        <w:t xml:space="preserve">Same source atoms, packaged for PM consumption: "what's the deal about · what's missing · what should I ask the customer · what should the SA focus on."</w:t>
-      </w:r>
-    </w:p>
-    <w:p>
-      <w:pPr>
-        <w:pStyle w:val="Heading2"/>
-        <w:spacing w:after="160" w:before="320"/>
-      </w:pPr>
-      <w:r>
-        <w:rPr>
-          <w:rFonts w:ascii="Inter" w:cs="Inter" w:eastAsia="Inter" w:hAnsi="Inter"/>
-          <w:b/>
-          <w:bCs/>
-          <w:color w:val="1A1815"/>
-          <w:sz w:val="30"/>
-          <w:szCs w:val="30"/>
-        </w:rPr>
-        <w:t xml:space="preserve">What you'll see when you click into OrbitBrief</w:t>
+        <w:t xml:space="preserve">Same source atoms, packaged for PM consumption: "what's the deal · what's missing · what to ask · what should the SA focus on."</w:t>
       </w:r>
     </w:p>
     <w:tbl>
@@ -9248,7 +6763,7 @@
                 <w:sz w:val="20"/>
                 <w:szCs w:val="20"/>
               </w:rPr>
-              <w:t xml:space="preserve">Red / amber / green. Derived from gap-coverage, risk count, and scope completeness. OPTBOT today: RED (still missing CFO signoff packet).</w:t>
+              <w:t xml:space="preserve">Red / amber / green. Derived from gap-coverage, risk count, scope completeness. OPTBOT today: RED (missing CFO signoff packet).</w:t>
             </w:r>
           </w:p>
         </w:tc>
@@ -9318,7 +6833,7 @@
                 <w:sz w:val="20"/>
                 <w:szCs w:val="20"/>
               </w:rPr>
-              <w:t xml:space="preserve">Single sentence headline: "5-site Atlanta office refresh, ~$1.5M, May 31 close, awaiting CFO approval for procurement."</w:t>
+              <w:t xml:space="preserve">Single headline: "5-site Atlanta office refresh, ~$1.5M, May 31 close, awaiting CFO approval for procurement."</w:t>
             </w:r>
           </w:p>
         </w:tc>
@@ -9388,7 +6903,7 @@
                 <w:sz w:val="20"/>
                 <w:szCs w:val="20"/>
               </w:rPr>
-              <w:t xml:space="preserve">What scope buckets this deal spans (audio_visual, network, low_voltage, etc). OPTBOT touches audio_visual + procurement.</w:t>
+              <w:t xml:space="preserve">Scope buckets this deal spans (audio_visual, network, low_voltage). OPTBOT: audio_visual + procurement.</w:t>
             </w:r>
           </w:p>
         </w:tc>
@@ -9528,7 +7043,7 @@
                 <w:sz w:val="20"/>
                 <w:szCs w:val="20"/>
               </w:rPr>
-              <w:t xml:space="preserve">The auto-generated question list. "Confirm the model # for the displays at College Park", "Does the West Campus circuit upgrade need to wait on landlord approval?" — etc.</w:t>
+              <w:t xml:space="preserve">Auto-generated. "Confirm the model # for the displays at College Park" · "Does West Campus need landlord approval first?"</w:t>
             </w:r>
           </w:p>
         </w:tc>
@@ -9598,7 +7113,7 @@
                 <w:sz w:val="20"/>
                 <w:szCs w:val="20"/>
               </w:rPr>
-              <w:t xml:space="preserve">Required scope categories not yet covered. Each gap links back to the atoms that suggest it.</w:t>
+              <w:t xml:space="preserve">Required scope categories not yet covered. Each gap links back to the atoms that triggered it.</w:t>
             </w:r>
           </w:p>
         </w:tc>
@@ -9752,7 +7267,7 @@
     <w:p>
       <w:pPr>
         <w:pStyle w:val="Heading3"/>
-        <w:spacing w:after="120" w:before="240"/>
+        <w:spacing w:after="120" w:before="280"/>
       </w:pPr>
       <w:r>
         <w:rPr>
@@ -9760,8 +7275,8 @@
           <w:b/>
           <w:bCs/>
           <w:color w:val="1A1815"/>
-          <w:sz w:val="24"/>
-          <w:szCs w:val="24"/>
+          <w:sz w:val="26"/>
+          <w:szCs w:val="26"/>
         </w:rPr>
         <w:t xml:space="preserve">The three Re- buttons</w:t>
       </w:r>
@@ -9810,10 +7325,80 @@
                 <w:b/>
                 <w:bCs/>
                 <w:color w:val="FFFFFF"/>
+                <w:sz w:val="22"/>
+                <w:szCs w:val="22"/>
+              </w:rPr>
+              <w:t xml:space="preserve">Re-parse</w:t>
+            </w:r>
+          </w:p>
+        </w:tc>
+        <w:tc>
+          <w:tcPr>
+            <w:tcW w:type="dxa" w:w="6960"/>
+            <w:tcBorders>
+              <w:top w:val="single" w:color="E8E2D5" w:sz="4"/>
+              <w:left w:val="single" w:color="E8E2D5" w:sz="4"/>
+              <w:bottom w:val="single" w:color="E8E2D5" w:sz="4"/>
+              <w:right w:val="single" w:color="E8E2D5" w:sz="4"/>
+            </w:tcBorders>
+            <w:shd w:fill="FFFFFF" w:val="clear"/>
+            <w:tcMar>
+              <w:top w:type="dxa" w:w="100"/>
+              <w:left w:type="dxa" w:w="160"/>
+              <w:bottom w:type="dxa" w:w="100"/>
+              <w:right w:type="dxa" w:w="160"/>
+            </w:tcMar>
+          </w:tcPr>
+          <w:p>
+            <w:pPr>
+              <w:jc w:val="left"/>
+            </w:pPr>
+            <w:r>
+              <w:rPr>
+                <w:rFonts w:ascii="Inter" w:cs="Inter" w:eastAsia="Inter" w:hAnsi="Inter"/>
+                <w:b w:val="false"/>
+                <w:bCs w:val="false"/>
+                <w:color w:val="1A1815"/>
                 <w:sz w:val="20"/>
                 <w:szCs w:val="20"/>
               </w:rPr>
-              <w:t xml:space="preserve">Re-parse</w:t>
+              <w:t xml:space="preserve">Only re-runs parser-os. Use when files changed but context didn't. ~7s on small deals, ~10 min on big ones.</w:t>
+            </w:r>
+          </w:p>
+        </w:tc>
+      </w:tr>
+      <w:tr>
+        <w:tc>
+          <w:tcPr>
+            <w:tcW w:type="dxa" w:w="2400"/>
+            <w:tcBorders>
+              <w:top w:val="single" w:color="E8E2D5" w:sz="4"/>
+              <w:left w:val="single" w:color="E8E2D5" w:sz="4"/>
+              <w:bottom w:val="single" w:color="E8E2D5" w:sz="4"/>
+              <w:right w:val="single" w:color="E8E2D5" w:sz="4"/>
+            </w:tcBorders>
+            <w:shd w:fill="1A1815" w:val="clear"/>
+            <w:tcMar>
+              <w:top w:type="dxa" w:w="100"/>
+              <w:left w:type="dxa" w:w="160"/>
+              <w:bottom w:type="dxa" w:w="100"/>
+              <w:right w:type="dxa" w:w="160"/>
+            </w:tcMar>
+          </w:tcPr>
+          <w:p>
+            <w:pPr>
+              <w:jc w:val="left"/>
+            </w:pPr>
+            <w:r>
+              <w:rPr>
+                <w:rFonts w:ascii="JetBrains Mono" w:cs="JetBrains Mono" w:eastAsia="JetBrains Mono" w:hAnsi="JetBrains Mono"/>
+                <w:b/>
+                <w:bCs/>
+                <w:color w:val="FFFFFF"/>
+                <w:sz w:val="22"/>
+                <w:szCs w:val="22"/>
+              </w:rPr>
+              <w:t xml:space="preserve">Re-brief</w:t>
             </w:r>
           </w:p>
         </w:tc>
@@ -9847,7 +7432,7 @@
                 <w:sz w:val="20"/>
                 <w:szCs w:val="20"/>
               </w:rPr>
-              <w:t xml:space="preserve">Only re-runs parser-os. Use when files changed but the deal context didn't. ~7s on small deals, ~10 min on big ones.</w:t>
+              <w:t xml:space="preserve">Skip parser-os, regenerate the LLM brief from existing envelope. ~90s. Use when the brief looks off.</w:t>
             </w:r>
           </w:p>
         </w:tc>
@@ -9880,114 +7465,44 @@
                 <w:b/>
                 <w:bCs/>
                 <w:color w:val="FFFFFF"/>
+                <w:sz w:val="22"/>
+                <w:szCs w:val="22"/>
+              </w:rPr>
+              <w:t xml:space="preserve">Re-render SOW</w:t>
+            </w:r>
+          </w:p>
+        </w:tc>
+        <w:tc>
+          <w:tcPr>
+            <w:tcW w:type="dxa" w:w="6960"/>
+            <w:tcBorders>
+              <w:top w:val="single" w:color="E8E2D5" w:sz="4"/>
+              <w:left w:val="single" w:color="E8E2D5" w:sz="4"/>
+              <w:bottom w:val="single" w:color="E8E2D5" w:sz="4"/>
+              <w:right w:val="single" w:color="E8E2D5" w:sz="4"/>
+            </w:tcBorders>
+            <w:shd w:fill="FFFFFF" w:val="clear"/>
+            <w:tcMar>
+              <w:top w:type="dxa" w:w="100"/>
+              <w:left w:type="dxa" w:w="160"/>
+              <w:bottom w:type="dxa" w:w="100"/>
+              <w:right w:type="dxa" w:w="160"/>
+            </w:tcMar>
+          </w:tcPr>
+          <w:p>
+            <w:pPr>
+              <w:jc w:val="left"/>
+            </w:pPr>
+            <w:r>
+              <w:rPr>
+                <w:rFonts w:ascii="Inter" w:cs="Inter" w:eastAsia="Inter" w:hAnsi="Inter"/>
+                <w:b w:val="false"/>
+                <w:bCs w:val="false"/>
+                <w:color w:val="1A1815"/>
                 <w:sz w:val="20"/>
                 <w:szCs w:val="20"/>
               </w:rPr>
-              <w:t xml:space="preserve">Re-brief</w:t>
-            </w:r>
-          </w:p>
-        </w:tc>
-        <w:tc>
-          <w:tcPr>
-            <w:tcW w:type="dxa" w:w="6960"/>
-            <w:tcBorders>
-              <w:top w:val="single" w:color="E8E2D5" w:sz="4"/>
-              <w:left w:val="single" w:color="E8E2D5" w:sz="4"/>
-              <w:bottom w:val="single" w:color="E8E2D5" w:sz="4"/>
-              <w:right w:val="single" w:color="E8E2D5" w:sz="4"/>
-            </w:tcBorders>
-            <w:shd w:fill="FFFFFF" w:val="clear"/>
-            <w:tcMar>
-              <w:top w:type="dxa" w:w="100"/>
-              <w:left w:type="dxa" w:w="160"/>
-              <w:bottom w:type="dxa" w:w="100"/>
-              <w:right w:type="dxa" w:w="160"/>
-            </w:tcMar>
-          </w:tcPr>
-          <w:p>
-            <w:pPr>
-              <w:jc w:val="left"/>
-            </w:pPr>
-            <w:r>
-              <w:rPr>
-                <w:rFonts w:ascii="Inter" w:cs="Inter" w:eastAsia="Inter" w:hAnsi="Inter"/>
-                <w:b w:val="false"/>
-                <w:bCs w:val="false"/>
-                <w:color w:val="1A1815"/>
-                <w:sz w:val="20"/>
-                <w:szCs w:val="20"/>
-              </w:rPr>
-              <w:t xml:space="preserve">Skip parser-os, regenerate the LLM brief from the existing envelope. ~90s. Use when the brief looks off but you trust the atoms.</w:t>
-            </w:r>
-          </w:p>
-        </w:tc>
-      </w:tr>
-      <w:tr>
-        <w:tc>
-          <w:tcPr>
-            <w:tcW w:type="dxa" w:w="2400"/>
-            <w:tcBorders>
-              <w:top w:val="single" w:color="E8E2D5" w:sz="4"/>
-              <w:left w:val="single" w:color="E8E2D5" w:sz="4"/>
-              <w:bottom w:val="single" w:color="E8E2D5" w:sz="4"/>
-              <w:right w:val="single" w:color="E8E2D5" w:sz="4"/>
-            </w:tcBorders>
-            <w:shd w:fill="1A1815" w:val="clear"/>
-            <w:tcMar>
-              <w:top w:type="dxa" w:w="100"/>
-              <w:left w:type="dxa" w:w="160"/>
-              <w:bottom w:type="dxa" w:w="100"/>
-              <w:right w:type="dxa" w:w="160"/>
-            </w:tcMar>
-          </w:tcPr>
-          <w:p>
-            <w:pPr>
-              <w:jc w:val="left"/>
-            </w:pPr>
-            <w:r>
-              <w:rPr>
-                <w:rFonts w:ascii="JetBrains Mono" w:cs="JetBrains Mono" w:eastAsia="JetBrains Mono" w:hAnsi="JetBrains Mono"/>
-                <w:b/>
-                <w:bCs/>
-                <w:color w:val="FFFFFF"/>
-                <w:sz w:val="20"/>
-                <w:szCs w:val="20"/>
-              </w:rPr>
-              <w:t xml:space="preserve">Re-render SOW</w:t>
-            </w:r>
-          </w:p>
-        </w:tc>
-        <w:tc>
-          <w:tcPr>
-            <w:tcW w:type="dxa" w:w="6960"/>
-            <w:tcBorders>
-              <w:top w:val="single" w:color="E8E2D5" w:sz="4"/>
-              <w:left w:val="single" w:color="E8E2D5" w:sz="4"/>
-              <w:bottom w:val="single" w:color="E8E2D5" w:sz="4"/>
-              <w:right w:val="single" w:color="E8E2D5" w:sz="4"/>
-            </w:tcBorders>
-            <w:shd w:fill="FFFFFF" w:val="clear"/>
-            <w:tcMar>
-              <w:top w:type="dxa" w:w="100"/>
-              <w:left w:type="dxa" w:w="160"/>
-              <w:bottom w:type="dxa" w:w="100"/>
-              <w:right w:type="dxa" w:w="160"/>
-            </w:tcMar>
-          </w:tcPr>
-          <w:p>
-            <w:pPr>
-              <w:jc w:val="left"/>
-            </w:pPr>
-            <w:r>
-              <w:rPr>
-                <w:rFonts w:ascii="Inter" w:cs="Inter" w:eastAsia="Inter" w:hAnsi="Inter"/>
-                <w:b w:val="false"/>
-                <w:bCs w:val="false"/>
-                <w:color w:val="1A1815"/>
-                <w:sz w:val="20"/>
-                <w:szCs w:val="20"/>
-              </w:rPr>
-              <w:t xml:space="preserve">Skip parser + brief; just re-render the SOW Word doc from the latest atoms. Sub-second once envelope exists.</w:t>
+              <w:t xml:space="preserve">Skip parser + brief; re-render the SOW Word doc from the latest atoms. Sub-second once envelope exists.</w:t>
             </w:r>
           </w:p>
         </w:tc>
@@ -9999,23 +7514,13 @@
       </w:r>
     </w:p>
     <w:p>
-      <w:bookmarkStart w:name="sec5" w:id="1"/>
-      <w:r>
-        <w:t xml:space="preserve"/>
-      </w:r>
-      <w:bookmarkEnd w:id="1"/>
-    </w:p>
-    <w:p>
-      <w:pPr>
-        <w:spacing w:after="0" w:before="0"/>
-      </w:pPr>
       <w:r>
         <w:rPr>
           <w:rFonts w:ascii="JetBrains Mono" w:cs="JetBrains Mono" w:eastAsia="JetBrains Mono" w:hAnsi="JetBrains Mono"/>
           <w:b/>
           <w:bCs/>
           <w:color w:val="B8722C"/>
-          <w:spacing w:val="60"/>
+          <w:spacing w:val="80"/>
           <w:sz w:val="18"/>
           <w:szCs w:val="18"/>
         </w:rPr>
@@ -10025,7 +7530,40 @@
     <w:p>
       <w:pPr>
         <w:pStyle w:val="Heading1"/>
-        <w:spacing w:after="200" w:before="360"/>
+        <w:spacing w:after="240" w:before="400"/>
+      </w:pPr>
+      <w:r>
+        <w:rPr>
+          <w:rFonts w:ascii="Fraunces" w:cs="Fraunces" w:eastAsia="Fraunces" w:hAnsi="Fraunces"/>
+          <w:b/>
+          <w:bCs/>
+          <w:color w:val="1A1815"/>
+          <w:sz w:val="52"/>
+          <w:szCs w:val="52"/>
+        </w:rPr>
+        <w:t xml:space="preserve">SowSmith &amp; SOW Versions</w:t>
+      </w:r>
+    </w:p>
+    <w:p>
+      <w:pPr>
+        <w:spacing w:after="200"/>
+      </w:pPr>
+      <w:r>
+        <w:rPr>
+          <w:rFonts w:ascii="Inter" w:cs="Inter" w:eastAsia="Inter" w:hAnsi="Inter"/>
+          <w:i w:val="false"/>
+          <w:iCs w:val="false"/>
+          <w:color w:val="6B6557"/>
+          <w:sz w:val="24"/>
+          <w:szCs w:val="24"/>
+        </w:rPr>
+        <w:t xml:space="preserve">Close the loop. SowSmith builds the SOW; SOW Versions tracks drafts.</w:t>
+      </w:r>
+    </w:p>
+    <w:p>
+      <w:pPr>
+        <w:pStyle w:val="Heading3"/>
+        <w:spacing w:after="120" w:before="280"/>
       </w:pPr>
       <w:r>
         <w:rPr>
@@ -10033,55 +7571,10 @@
           <w:b/>
           <w:bCs/>
           <w:color w:val="1A1815"/>
-          <w:sz w:val="40"/>
-          <w:szCs w:val="40"/>
+          <w:sz w:val="26"/>
+          <w:szCs w:val="26"/>
         </w:rPr>
-        <w:t xml:space="preserve">SowSmith &amp; SOW Versions</w:t>
-      </w:r>
-    </w:p>
-    <w:p>
-      <w:pPr>
-        <w:spacing w:after="120"/>
-      </w:pPr>
-      <w:r>
-        <w:rPr>
-          <w:rFonts w:ascii="Inter" w:cs="Inter" w:eastAsia="Inter" w:hAnsi="Inter"/>
-          <w:color w:val="1A1815"/>
-          <w:sz w:val="22"/>
-          <w:szCs w:val="22"/>
-        </w:rPr>
-        <w:t xml:space="preserve">Two tabs that close the loop. SowSmith builds the SOW; SOW Versions tracks drafts.</w:t>
-      </w:r>
-    </w:p>
-    <w:p>
-      <w:pPr>
-        <w:pStyle w:val="Heading2"/>
-        <w:spacing w:after="160" w:before="320"/>
-      </w:pPr>
-      <w:r>
-        <w:rPr>
-          <w:rFonts w:ascii="Inter" w:cs="Inter" w:eastAsia="Inter" w:hAnsi="Inter"/>
-          <w:b/>
-          <w:bCs/>
-          <w:color w:val="1A1815"/>
-          <w:sz w:val="30"/>
-          <w:szCs w:val="30"/>
-        </w:rPr>
-        <w:t xml:space="preserve">SowSmith tab</w:t>
-      </w:r>
-    </w:p>
-    <w:p>
-      <w:pPr>
-        <w:spacing w:after="120"/>
-      </w:pPr>
-      <w:r>
-        <w:rPr>
-          <w:rFonts w:ascii="Inter" w:cs="Inter" w:eastAsia="Inter" w:hAnsi="Inter"/>
-          <w:color w:val="1A1815"/>
-          <w:sz w:val="22"/>
-          <w:szCs w:val="22"/>
-        </w:rPr>
-        <w:t xml:space="preserve">Preview pane on the left, action buttons on the right.</w:t>
+        <w:t xml:space="preserve">SowSmith</w:t>
       </w:r>
     </w:p>
     <w:p>
@@ -10181,8 +7674,8 @@
     </w:p>
     <w:p>
       <w:pPr>
-        <w:pStyle w:val="Heading2"/>
-        <w:spacing w:after="160" w:before="320"/>
+        <w:pStyle w:val="Heading3"/>
+        <w:spacing w:after="120" w:before="280"/>
       </w:pPr>
       <w:r>
         <w:rPr>
@@ -10190,15 +7683,15 @@
           <w:b/>
           <w:bCs/>
           <w:color w:val="1A1815"/>
-          <w:sz w:val="30"/>
-          <w:szCs w:val="30"/>
+          <w:sz w:val="26"/>
+          <w:szCs w:val="26"/>
         </w:rPr>
-        <w:t xml:space="preserve">SOW Versions tab</w:t>
+        <w:t xml:space="preserve">SOW Versions</w:t>
       </w:r>
     </w:p>
     <w:p>
       <w:pPr>
-        <w:spacing w:after="120"/>
+        <w:spacing w:after="100" w:before="0"/>
       </w:pPr>
       <w:r>
         <w:rPr>
@@ -10207,7 +7700,7 @@
           <w:sz w:val="22"/>
           <w:szCs w:val="22"/>
         </w:rPr>
-        <w:t xml:space="preserve">Side-by-side compare of any two versions, with rolled-back highlights.</w:t>
+        <w:t xml:space="preserve">Side-by-side compare of any two versions, with rollback highlights:</w:t>
       </w:r>
     </w:p>
     <w:p>
@@ -10287,22 +7780,22 @@
           <w:tcPr>
             <w:tcW w:type="dxa" w:w="9360"/>
             <w:tcBorders>
-              <w:top w:val="single" w:color="2E7D5C" w:sz="24"/>
+              <w:top w:val="single" w:color="2E7D5C" w:sz="28"/>
               <w:left w:val="single" w:color="2E7D5C" w:sz="6"/>
               <w:bottom w:val="single" w:color="2E7D5C" w:sz="6"/>
               <w:right w:val="single" w:color="2E7D5C" w:sz="6"/>
             </w:tcBorders>
-            <w:shd w:fill="E8F0EA" w:val="clear"/>
-            <w:tcMar>
-              <w:top w:type="dxa" w:w="200"/>
-              <w:left w:type="dxa" w:w="240"/>
-              <w:bottom w:type="dxa" w:w="200"/>
-              <w:right w:type="dxa" w:w="240"/>
-            </w:tcMar>
-          </w:tcPr>
-          <w:p>
-            <w:pPr>
-              <w:spacing w:after="100"/>
+            <w:shd w:fill="DDEEE3" w:val="clear"/>
+            <w:tcMar>
+              <w:top w:type="dxa" w:w="220"/>
+              <w:left w:type="dxa" w:w="260"/>
+              <w:bottom w:type="dxa" w:w="220"/>
+              <w:right w:type="dxa" w:w="260"/>
+            </w:tcMar>
+          </w:tcPr>
+          <w:p>
+            <w:pPr>
+              <w:spacing w:after="120"/>
             </w:pPr>
             <w:r>
               <w:rPr>
@@ -10310,26 +7803,28 @@
                 <w:b/>
                 <w:bCs/>
                 <w:color w:val="2E7D5C"/>
+                <w:sz w:val="24"/>
+                <w:szCs w:val="24"/>
+              </w:rPr>
+              <w:t xml:space="preserve">How the three flow together</w:t>
+            </w:r>
+          </w:p>
+          <w:p>
+            <w:r>
+              <w:rPr>
+                <w:rFonts w:ascii="Inter" w:cs="Inter" w:eastAsia="Inter" w:hAnsi="Inter"/>
+                <w:b/>
+                <w:bCs/>
+                <w:color w:val="1A1815"/>
                 <w:sz w:val="22"/>
                 <w:szCs w:val="22"/>
               </w:rPr>
-              <w:t xml:space="preserve">SowSmith vs OrbitBrief vs Deal Artifacts — the data flow</w:t>
-            </w:r>
-          </w:p>
-          <w:p>
-            <w:r>
-              <w:rPr>
-                <w:rFonts w:ascii="Inter" w:cs="Inter" w:eastAsia="Inter" w:hAnsi="Inter"/>
-                <w:color w:val="1A1815"/>
-                <w:sz w:val="20"/>
-                <w:szCs w:val="20"/>
-              </w:rPr>
-              <w:t xml:space="preserve">Deal Artifacts → atoms.  OrbitBrief → digested brief.  SowSmith → rendered SOW.</w:t>
-            </w:r>
-          </w:p>
-          <w:p>
-            <w:pPr>
-              <w:spacing w:before="80"/>
+              <w:t xml:space="preserve">Deal Artifacts → atoms.  OrbitBrief → brief.  SowSmith → SOW.</w:t>
+            </w:r>
+          </w:p>
+          <w:p>
+            <w:pPr>
+              <w:spacing w:before="120"/>
             </w:pPr>
             <w:r>
               <w:rPr>
@@ -10337,10 +7832,10 @@
                 <w:i/>
                 <w:iCs/>
                 <w:color w:val="1A1815"/>
-                <w:sz w:val="20"/>
-                <w:szCs w:val="20"/>
-              </w:rPr>
-              <w:t xml:space="preserve">All three read from the SAME envelope.json. Edit upstream (Re-parse), and SowSmith picks it up automatically on Re-render. Never directly edit a SOW — change the source.</w:t>
+                <w:sz w:val="22"/>
+                <w:szCs w:val="22"/>
+              </w:rPr>
+              <w:t xml:space="preserve">All three read from the SAME envelope.json. Edit upstream (Re-parse), and SowSmith picks it up on Re-render. Never edit a SOW directly — change the source.</w:t>
             </w:r>
           </w:p>
         </w:tc>
@@ -10352,23 +7847,13 @@
       </w:r>
     </w:p>
     <w:p>
-      <w:bookmarkStart w:name="sec6" w:id="1"/>
-      <w:r>
-        <w:t xml:space="preserve"/>
-      </w:r>
-      <w:bookmarkEnd w:id="1"/>
-    </w:p>
-    <w:p>
-      <w:pPr>
-        <w:spacing w:after="0" w:before="0"/>
-      </w:pPr>
       <w:r>
         <w:rPr>
           <w:rFonts w:ascii="JetBrains Mono" w:cs="JetBrains Mono" w:eastAsia="JetBrains Mono" w:hAnsi="JetBrains Mono"/>
           <w:b/>
           <w:bCs/>
           <w:color w:val="B8722C"/>
-          <w:spacing w:val="60"/>
+          <w:spacing w:val="80"/>
           <w:sz w:val="18"/>
           <w:szCs w:val="18"/>
         </w:rPr>
@@ -10378,7 +7863,40 @@
     <w:p>
       <w:pPr>
         <w:pStyle w:val="Heading1"/>
-        <w:spacing w:after="200" w:before="360"/>
+        <w:spacing w:after="240" w:before="400"/>
+      </w:pPr>
+      <w:r>
+        <w:rPr>
+          <w:rFonts w:ascii="Fraunces" w:cs="Fraunces" w:eastAsia="Fraunces" w:hAnsi="Fraunces"/>
+          <w:b/>
+          <w:bCs/>
+          <w:color w:val="1A1815"/>
+          <w:sz w:val="52"/>
+          <w:szCs w:val="52"/>
+        </w:rPr>
+        <w:t xml:space="preserve">How to report a bug</w:t>
+      </w:r>
+    </w:p>
+    <w:p>
+      <w:pPr>
+        <w:spacing w:after="200"/>
+      </w:pPr>
+      <w:r>
+        <w:rPr>
+          <w:rFonts w:ascii="Inter" w:cs="Inter" w:eastAsia="Inter" w:hAnsi="Inter"/>
+          <w:i w:val="false"/>
+          <w:iCs w:val="false"/>
+          <w:color w:val="6B6557"/>
+          <w:sz w:val="24"/>
+          <w:szCs w:val="24"/>
+        </w:rPr>
+        <w:t xml:space="preserve">Good reports get fixed same-day. Bad reports become "could you screenshot it?" delays. Use this template.</w:t>
+      </w:r>
+    </w:p>
+    <w:p>
+      <w:pPr>
+        <w:pStyle w:val="Heading3"/>
+        <w:spacing w:after="120" w:before="280"/>
       </w:pPr>
       <w:r>
         <w:rPr>
@@ -10386,39 +7904,8 @@
           <w:b/>
           <w:bCs/>
           <w:color w:val="1A1815"/>
-          <w:sz w:val="40"/>
-          <w:szCs w:val="40"/>
-        </w:rPr>
-        <w:t xml:space="preserve">How to report a bug</w:t>
-      </w:r>
-    </w:p>
-    <w:p>
-      <w:pPr>
-        <w:spacing w:after="120"/>
-      </w:pPr>
-      <w:r>
-        <w:rPr>
-          <w:rFonts w:ascii="Inter" w:cs="Inter" w:eastAsia="Inter" w:hAnsi="Inter"/>
-          <w:color w:val="1A1815"/>
-          <w:sz w:val="22"/>
-          <w:szCs w:val="22"/>
-        </w:rPr>
-        <w:t xml:space="preserve">The dev team treats every bug report as a chance to improve the parser. Good reports get fixed same-day. Bad reports become "could you screenshot it?" delays. Use this template.</w:t>
-      </w:r>
-    </w:p>
-    <w:p>
-      <w:pPr>
-        <w:pStyle w:val="Heading2"/>
-        <w:spacing w:after="160" w:before="320"/>
-      </w:pPr>
-      <w:r>
-        <w:rPr>
-          <w:rFonts w:ascii="Inter" w:cs="Inter" w:eastAsia="Inter" w:hAnsi="Inter"/>
-          <w:b/>
-          <w:bCs/>
-          <w:color w:val="1A1815"/>
-          <w:sz w:val="30"/>
-          <w:szCs w:val="30"/>
+          <w:sz w:val="26"/>
+          <w:szCs w:val="26"/>
         </w:rPr>
         <w:t xml:space="preserve">The bug report template</w:t>
       </w:r>
@@ -10504,7 +7991,7 @@
                 <w:sz w:val="20"/>
                 <w:szCs w:val="20"/>
               </w:rPr>
-              <w:t xml:space="preserve">1 sentence. "Clicked Re-parse on OPTBOT after re-uploading the BOM."</w:t>
+              <w:t xml:space="preserve">One sentence. "Clicked Re-parse on OPTBOT after re-uploading the BOM."</w:t>
             </w:r>
           </w:p>
         </w:tc>
@@ -10574,7 +8061,7 @@
                 <w:sz w:val="20"/>
                 <w:szCs w:val="20"/>
               </w:rPr>
-              <w:t xml:space="preserve">1 sentence. "Pipeline should rerun and show 9 files parsed."</w:t>
+              <w:t xml:space="preserve">One sentence. "Pipeline should rerun, show 9 files parsed."</w:t>
             </w:r>
           </w:p>
         </w:tc>
@@ -10644,7 +8131,7 @@
                 <w:sz w:val="20"/>
                 <w:szCs w:val="20"/>
               </w:rPr>
-              <w:t xml:space="preserve">1 sentence. "Pipeline stuck at 0/14 stages for 3 minutes."</w:t>
+              <w:t xml:space="preserve">One sentence. "Pipeline stuck at 0/14 stages for 3 minutes."</w:t>
             </w:r>
           </w:p>
         </w:tc>
@@ -10750,7 +8237,7 @@
                 <w:sz w:val="20"/>
                 <w:szCs w:val="20"/>
               </w:rPr>
-              <w:t xml:space="preserve">Deal ID (8-char prefix)</w:t>
+              <w:t xml:space="preserve">Deal ID</w:t>
             </w:r>
           </w:p>
         </w:tc>
@@ -10784,7 +8271,7 @@
                 <w:sz w:val="20"/>
                 <w:szCs w:val="20"/>
               </w:rPr>
-              <w:t xml:space="preserve">Find on the page: "deal 841ea7e0 …".</w:t>
+              <w:t xml:space="preserve">Find it on the page: "deal 841ea7e0 …"</w:t>
             </w:r>
           </w:p>
         </w:tc>
@@ -10820,7 +8307,7 @@
                 <w:sz w:val="20"/>
                 <w:szCs w:val="20"/>
               </w:rPr>
-              <w:t xml:space="preserve">Compile ID (12-char prefix)</w:t>
+              <w:t xml:space="preserve">Compile ID</w:t>
             </w:r>
           </w:p>
         </w:tc>
@@ -10854,7 +8341,7 @@
                 <w:sz w:val="20"/>
                 <w:szCs w:val="20"/>
               </w:rPr>
-              <w:t xml:space="preserve">Find on the page: "compile 83e8ae1a-24b".</w:t>
+              <w:t xml:space="preserve">Find it on the page: "compile 83e8ae1a-24b …"</w:t>
             </w:r>
           </w:p>
         </w:tc>
@@ -10994,7 +8481,7 @@
                 <w:sz w:val="20"/>
                 <w:szCs w:val="20"/>
               </w:rPr>
-              <w:t xml:space="preserve">Required if the bug is visual. Include the full page chrome.</w:t>
+              <w:t xml:space="preserve">Required if visual. Include the full page chrome.</w:t>
             </w:r>
           </w:p>
         </w:tc>
@@ -11030,7 +8517,7 @@
                 <w:sz w:val="20"/>
                 <w:szCs w:val="20"/>
               </w:rPr>
-              <w:t xml:space="preserve">Console errors (if any)</w:t>
+              <w:t xml:space="preserve">Console errors</w:t>
             </w:r>
           </w:p>
         </w:tc>
@@ -11064,7 +8551,7 @@
                 <w:sz w:val="20"/>
                 <w:szCs w:val="20"/>
               </w:rPr>
-              <w:t xml:space="preserve">Open DevTools (F12) → Console tab → screenshot any red text.</w:t>
+              <w:t xml:space="preserve">Open DevTools (F12) → Console → screenshot any red text.</w:t>
             </w:r>
           </w:p>
         </w:tc>
@@ -11073,7 +8560,7 @@
     <w:p>
       <w:pPr>
         <w:pStyle w:val="Heading3"/>
-        <w:spacing w:after="120" w:before="240"/>
+        <w:spacing w:after="120" w:before="280"/>
       </w:pPr>
       <w:r>
         <w:rPr>
@@ -11081,8 +8568,8 @@
           <w:b/>
           <w:bCs/>
           <w:color w:val="1A1815"/>
-          <w:sz w:val="24"/>
-          <w:szCs w:val="24"/>
+          <w:sz w:val="26"/>
+          <w:szCs w:val="26"/>
         </w:rPr>
         <w:t xml:space="preserve">Where to send it</w:t>
       </w:r>
@@ -11141,13 +8628,13 @@
           <w:sz w:val="22"/>
           <w:szCs w:val="22"/>
         </w:rPr>
-        <w:t xml:space="preserve">Or: paste the template into the deal's Discussion tab. Devs subscribe to deal-level mentions.</w:t>
+        <w:t xml:space="preserve">Or paste the template into the deal's Discussion tab — devs subscribe to deal-level mentions.</w:t>
       </w:r>
     </w:p>
     <w:p>
       <w:pPr>
-        <w:pStyle w:val="Heading2"/>
-        <w:spacing w:after="160" w:before="320"/>
+        <w:pStyle w:val="Heading3"/>
+        <w:spacing w:after="120" w:before="280"/>
       </w:pPr>
       <w:r>
         <w:rPr>
@@ -11155,10 +8642,10 @@
           <w:b/>
           <w:bCs/>
           <w:color w:val="1A1815"/>
-          <w:sz w:val="30"/>
-          <w:szCs w:val="30"/>
+          <w:sz w:val="26"/>
+          <w:szCs w:val="26"/>
         </w:rPr>
-        <w:t xml:space="preserve">What gets fixed fastest</w:t>
+        <w:t xml:space="preserve">Severity ladder — what gets fixed fastest</w:t>
       </w:r>
     </w:p>
     <w:tbl>
@@ -11208,7 +8695,7 @@
                 <w:sz w:val="18"/>
                 <w:szCs w:val="18"/>
               </w:rPr>
-              <w:t xml:space="preserve">★★★ SAME DAY</w:t>
+              <w:t xml:space="preserve">★★★  SAME DAY</w:t>
             </w:r>
           </w:p>
         </w:tc>
@@ -11278,7 +8765,7 @@
                 <w:sz w:val="18"/>
                 <w:szCs w:val="18"/>
               </w:rPr>
-              <w:t xml:space="preserve">★★ THIS WEEK</w:t>
+              <w:t xml:space="preserve">★★  THIS WEEK</w:t>
             </w:r>
           </w:p>
         </w:tc>
@@ -11348,7 +8835,7 @@
                 <w:sz w:val="18"/>
                 <w:szCs w:val="18"/>
               </w:rPr>
-              <w:t xml:space="preserve">★ NEXT SPRINT</w:t>
+              <w:t xml:space="preserve">★  NEXT SPRINT</w:t>
             </w:r>
           </w:p>
         </w:tc>
@@ -11382,7 +8869,7 @@
                 <w:sz w:val="20"/>
                 <w:szCs w:val="20"/>
               </w:rPr>
-              <w:t xml:space="preserve">Cosmetic / wording / 0-value tile labels · new feature requests</w:t>
+              <w:t xml:space="preserve">Cosmetic · wording · 0-value tile labels · new feature requests</w:t>
             </w:r>
           </w:p>
         </w:tc>
@@ -11391,7 +8878,7 @@
     <w:p>
       <w:pPr>
         <w:pStyle w:val="Heading3"/>
-        <w:spacing w:after="120" w:before="240"/>
+        <w:spacing w:after="120" w:before="280"/>
       </w:pPr>
       <w:r>
         <w:rPr>
@@ -11399,10 +8886,10 @@
           <w:b/>
           <w:bCs/>
           <w:color w:val="1A1815"/>
-          <w:sz w:val="24"/>
-          <w:szCs w:val="24"/>
+          <w:sz w:val="26"/>
+          <w:szCs w:val="26"/>
         </w:rPr>
-        <w:t xml:space="preserve">Self-service recovery (before you file a bug)</w:t>
+        <w:t xml:space="preserve">Self-service recovery (try before filing)</w:t>
       </w:r>
     </w:p>
     <w:p>
@@ -11501,22 +8988,22 @@
           <w:tcPr>
             <w:tcW w:type="dxa" w:w="9360"/>
             <w:tcBorders>
-              <w:top w:val="single" w:color="9B9384" w:sz="24"/>
+              <w:top w:val="single" w:color="9B9384" w:sz="28"/>
               <w:left w:val="single" w:color="9B9384" w:sz="6"/>
               <w:bottom w:val="single" w:color="9B9384" w:sz="6"/>
               <w:right w:val="single" w:color="9B9384" w:sz="6"/>
             </w:tcBorders>
             <w:shd w:fill="FAF6EE" w:val="clear"/>
             <w:tcMar>
-              <w:top w:type="dxa" w:w="200"/>
-              <w:left w:type="dxa" w:w="240"/>
-              <w:bottom w:type="dxa" w:w="200"/>
-              <w:right w:type="dxa" w:w="240"/>
-            </w:tcMar>
-          </w:tcPr>
-          <w:p>
-            <w:pPr>
-              <w:spacing w:after="100"/>
+              <w:top w:type="dxa" w:w="220"/>
+              <w:left w:type="dxa" w:w="260"/>
+              <w:bottom w:type="dxa" w:w="220"/>
+              <w:right w:type="dxa" w:w="260"/>
+            </w:tcMar>
+          </w:tcPr>
+          <w:p>
+            <w:pPr>
+              <w:spacing w:after="120"/>
             </w:pPr>
             <w:r>
               <w:rPr>
@@ -11524,65 +9011,54 @@
                 <w:b/>
                 <w:bCs/>
                 <w:color w:val="9B9384"/>
+                <w:sz w:val="24"/>
+                <w:szCs w:val="24"/>
+              </w:rPr>
+              <w:t xml:space="preserve">Things that look like bugs but aren't</w:t>
+            </w:r>
+          </w:p>
+          <w:p>
+            <w:r>
+              <w:rPr>
+                <w:rFonts w:ascii="Inter" w:cs="Inter" w:eastAsia="Inter" w:hAnsi="Inter"/>
+                <w:color w:val="1A1815"/>
                 <w:sz w:val="22"/>
                 <w:szCs w:val="22"/>
               </w:rPr>
-              <w:t xml:space="preserve">Things that look like bugs but aren't</w:t>
-            </w:r>
-          </w:p>
-          <w:p>
-            <w:r>
-              <w:rPr>
-                <w:rFonts w:ascii="Inter" w:cs="Inter" w:eastAsia="Inter" w:hAnsi="Inter"/>
-                <w:color w:val="1A1815"/>
-                <w:sz w:val="20"/>
-                <w:szCs w:val="20"/>
-              </w:rPr>
-              <w:t xml:space="preserve">• EDGES: 0 + "single-file scope"  →  Only one file means no inter-file relations. Not broken.</w:t>
-            </w:r>
-          </w:p>
-          <w:p>
-            <w:r>
-              <w:rPr>
-                <w:rFonts w:ascii="Inter" w:cs="Inter" w:eastAsia="Inter" w:hAnsi="Inter"/>
-                <w:color w:val="1A1815"/>
-                <w:sz w:val="20"/>
-                <w:szCs w:val="20"/>
-              </w:rPr>
-              <w:t xml:space="preserve">• ENTITIES: 0 + "thin input"  →  Source files have no devices/sites/orgs to extract. Not broken.</w:t>
-            </w:r>
-          </w:p>
-          <w:p>
-            <w:r>
-              <w:rPr>
-                <w:rFonts w:ascii="Inter" w:cs="Inter" w:eastAsia="Inter" w:hAnsi="Inter"/>
-                <w:color w:val="1A1815"/>
-                <w:sz w:val="20"/>
-                <w:szCs w:val="20"/>
-              </w:rPr>
-              <w:t xml:space="preserve">• Tailscale OFFLINE in smoke test  →  Stale heartbeat. If compiles succeed, Ollama is fine.</w:t>
-            </w:r>
-          </w:p>
-          <w:p>
-            <w:r>
-              <w:rPr>
-                <w:rFonts w:ascii="Inter" w:cs="Inter" w:eastAsia="Inter" w:hAnsi="Inter"/>
-                <w:color w:val="1A1815"/>
-                <w:sz w:val="20"/>
-                <w:szCs w:val="20"/>
-              </w:rPr>
-              <w:t xml:space="preserve">• Compile takes 8+ minutes on a real RFP  →  LLM classify stage is slow; that's normal.</w:t>
-            </w:r>
-          </w:p>
-          <w:p>
-            <w:r>
-              <w:rPr>
-                <w:rFonts w:ascii="Inter" w:cs="Inter" w:eastAsia="Inter" w:hAnsi="Inter"/>
-                <w:color w:val="1A1815"/>
-                <w:sz w:val="20"/>
-                <w:szCs w:val="20"/>
-              </w:rPr>
-              <w:t xml:space="preserve">• "This deal is not available in PurPulse"  →  Deal is archived in HubSpot. Restore from HubSpot side.</w:t>
+              <w:t xml:space="preserve">•  EDGES: 0 + "single-file scope"   →  one file → no inter-file relations. Not broken.</w:t>
+            </w:r>
+          </w:p>
+          <w:p>
+            <w:r>
+              <w:rPr>
+                <w:rFonts w:ascii="Inter" w:cs="Inter" w:eastAsia="Inter" w:hAnsi="Inter"/>
+                <w:color w:val="1A1815"/>
+                <w:sz w:val="22"/>
+                <w:szCs w:val="22"/>
+              </w:rPr>
+              <w:t xml:space="preserve">•  ENTITIES: 0 + "thin input"   →  source has no devices/sites/orgs to extract. Not broken.</w:t>
+            </w:r>
+          </w:p>
+          <w:p>
+            <w:r>
+              <w:rPr>
+                <w:rFonts w:ascii="Inter" w:cs="Inter" w:eastAsia="Inter" w:hAnsi="Inter"/>
+                <w:color w:val="1A1815"/>
+                <w:sz w:val="22"/>
+                <w:szCs w:val="22"/>
+              </w:rPr>
+              <w:t xml:space="preserve">•  Compile takes 8+ min on a real RFP   →  LLM classify is slow; normal.</w:t>
+            </w:r>
+          </w:p>
+          <w:p>
+            <w:r>
+              <w:rPr>
+                <w:rFonts w:ascii="Inter" w:cs="Inter" w:eastAsia="Inter" w:hAnsi="Inter"/>
+                <w:color w:val="1A1815"/>
+                <w:sz w:val="22"/>
+                <w:szCs w:val="22"/>
+              </w:rPr>
+              <w:t xml:space="preserve">•  "This deal is not available in PurPulse"   →  archived in HubSpot. Restore from HubSpot.</w:t>
             </w:r>
           </w:p>
         </w:tc>
@@ -11594,16 +9070,13 @@
       </w:r>
     </w:p>
     <w:p>
-      <w:pPr>
-        <w:spacing w:after="0" w:before="0"/>
-      </w:pPr>
       <w:r>
         <w:rPr>
           <w:rFonts w:ascii="JetBrains Mono" w:cs="JetBrains Mono" w:eastAsia="JetBrains Mono" w:hAnsi="JetBrains Mono"/>
           <w:b/>
           <w:bCs/>
           <w:color w:val="B8722C"/>
-          <w:spacing w:val="60"/>
+          <w:spacing w:val="80"/>
           <w:sz w:val="18"/>
           <w:szCs w:val="18"/>
         </w:rPr>
@@ -11613,7 +9086,24 @@
     <w:p>
       <w:pPr>
         <w:pStyle w:val="Heading1"/>
-        <w:spacing w:after="200" w:before="360"/>
+        <w:spacing w:after="240" w:before="400"/>
+      </w:pPr>
+      <w:r>
+        <w:rPr>
+          <w:rFonts w:ascii="Fraunces" w:cs="Fraunces" w:eastAsia="Fraunces" w:hAnsi="Fraunces"/>
+          <w:b/>
+          <w:bCs/>
+          <w:color w:val="1A1815"/>
+          <w:sz w:val="52"/>
+          <w:szCs w:val="52"/>
+        </w:rPr>
+        <w:t xml:space="preserve">Quick reference</w:t>
+      </w:r>
+    </w:p>
+    <w:p>
+      <w:pPr>
+        <w:pStyle w:val="Heading3"/>
+        <w:spacing w:after="120" w:before="280"/>
       </w:pPr>
       <w:r>
         <w:rPr>
@@ -11621,32 +9111,15 @@
           <w:b/>
           <w:bCs/>
           <w:color w:val="1A1815"/>
-          <w:sz w:val="40"/>
-          <w:szCs w:val="40"/>
+          <w:sz w:val="26"/>
+          <w:szCs w:val="26"/>
         </w:rPr>
-        <w:t xml:space="preserve">Quick reference</w:t>
+        <w:t xml:space="preserve">The 38 atom types</w:t>
       </w:r>
     </w:p>
     <w:p>
       <w:pPr>
-        <w:pStyle w:val="Heading3"/>
-        <w:spacing w:after="120" w:before="240"/>
-      </w:pPr>
-      <w:r>
-        <w:rPr>
-          <w:rFonts w:ascii="Inter" w:cs="Inter" w:eastAsia="Inter" w:hAnsi="Inter"/>
-          <w:b/>
-          <w:bCs/>
-          <w:color w:val="1A1815"/>
-          <w:sz w:val="24"/>
-          <w:szCs w:val="24"/>
-        </w:rPr>
-        <w:t xml:space="preserve">The 38 atom types — alphabetical</w:t>
-      </w:r>
-    </w:p>
-    <w:p>
-      <w:pPr>
-        <w:spacing w:after="120"/>
+        <w:spacing w:after="100" w:before="0"/>
       </w:pPr>
       <w:r>
         <w:rPr>
@@ -11655,12 +9128,12 @@
           <w:sz w:val="22"/>
           <w:szCs w:val="22"/>
         </w:rPr>
-        <w:t xml:space="preserve">Click any pill to filter the inspector. Most-common first:</w:t>
+        <w:t xml:space="preserve">Most-common first. Click any pill in the UI to filter the inspector:</w:t>
       </w:r>
     </w:p>
     <w:p>
       <w:pPr>
-        <w:spacing w:after="200"/>
+        <w:spacing w:after="240"/>
       </w:pPr>
       <w:r>
         <w:rPr>
@@ -11675,7 +9148,7 @@
     <w:p>
       <w:pPr>
         <w:pStyle w:val="Heading3"/>
-        <w:spacing w:after="120" w:before="240"/>
+        <w:spacing w:after="120" w:before="280"/>
       </w:pPr>
       <w:r>
         <w:rPr>
@@ -11683,10 +9156,10 @@
           <w:b/>
           <w:bCs/>
           <w:color w:val="1A1815"/>
-          <w:sz w:val="24"/>
-          <w:szCs w:val="24"/>
+          <w:sz w:val="26"/>
+          <w:szCs w:val="26"/>
         </w:rPr>
-        <w:t xml:space="preserve">Pipeline stages (parser-os) — what each does</w:t>
+        <w:t xml:space="preserve">Pipeline stages explained</w:t>
       </w:r>
     </w:p>
     <w:tbl>
@@ -11819,7 +9292,7 @@
               <w:bottom w:val="single" w:color="E8E2D5" w:sz="4"/>
               <w:right w:val="single" w:color="E8E2D5" w:sz="4"/>
             </w:tcBorders>
-            <w:shd w:fill="FAF6EE" w:val="clear"/>
+            <w:shd w:fill="F5F1EA" w:val="clear"/>
             <w:tcMar>
               <w:top w:type="dxa" w:w="100"/>
               <w:left w:type="dxa" w:w="160"/>
@@ -11840,7 +9313,7 @@
                 <w:sz w:val="19"/>
                 <w:szCs w:val="19"/>
               </w:rPr>
-              <w:t xml:space="preserve">Per-file: PDF page extraction, DOCX table walking, XLSX cell scanning. Produces raw atoms.</w:t>
+              <w:t xml:space="preserve">Per-file: PDF page extraction, DOCX table walking, XLSX cell scanning. Raw atoms.</w:t>
             </w:r>
           </w:p>
         </w:tc>
@@ -11959,7 +9432,7 @@
               <w:bottom w:val="single" w:color="E8E2D5" w:sz="4"/>
               <w:right w:val="single" w:color="E8E2D5" w:sz="4"/>
             </w:tcBorders>
-            <w:shd w:fill="FAF6EE" w:val="clear"/>
+            <w:shd w:fill="F5F1EA" w:val="clear"/>
             <w:tcMar>
               <w:top w:type="dxa" w:w="100"/>
               <w:left w:type="dxa" w:w="160"/>
@@ -12099,7 +9572,7 @@
               <w:bottom w:val="single" w:color="E8E2D5" w:sz="4"/>
               <w:right w:val="single" w:color="E8E2D5" w:sz="4"/>
             </w:tcBorders>
-            <w:shd w:fill="FAF6EE" w:val="clear"/>
+            <w:shd w:fill="F5F1EA" w:val="clear"/>
             <w:tcMar>
               <w:top w:type="dxa" w:w="100"/>
               <w:left w:type="dxa" w:w="160"/>
@@ -12190,7 +9663,7 @@
                 <w:sz w:val="19"/>
                 <w:szCs w:val="19"/>
               </w:rPr>
-              <w:t xml:space="preserve">LLM entity extraction — device · date · money · site · stakeholder names from text.</w:t>
+              <w:t xml:space="preserve">LLM entity extraction — device · date · money · site · stakeholder from text.</w:t>
             </w:r>
           </w:p>
         </w:tc>
@@ -12239,7 +9712,7 @@
               <w:bottom w:val="single" w:color="E8E2D5" w:sz="4"/>
               <w:right w:val="single" w:color="E8E2D5" w:sz="4"/>
             </w:tcBorders>
-            <w:shd w:fill="FAF6EE" w:val="clear"/>
+            <w:shd w:fill="F5F1EA" w:val="clear"/>
             <w:tcMar>
               <w:top w:type="dxa" w:w="100"/>
               <w:left w:type="dxa" w:w="160"/>
@@ -12379,7 +9852,7 @@
               <w:bottom w:val="single" w:color="E8E2D5" w:sz="4"/>
               <w:right w:val="single" w:color="E8E2D5" w:sz="4"/>
             </w:tcBorders>
-            <w:shd w:fill="FAF6EE" w:val="clear"/>
+            <w:shd w:fill="F5F1EA" w:val="clear"/>
             <w:tcMar>
               <w:top w:type="dxa" w:w="100"/>
               <w:left w:type="dxa" w:w="160"/>
@@ -12519,7 +9992,7 @@
               <w:bottom w:val="single" w:color="E8E2D5" w:sz="4"/>
               <w:right w:val="single" w:color="E8E2D5" w:sz="4"/>
             </w:tcBorders>
-            <w:shd w:fill="FAF6EE" w:val="clear"/>
+            <w:shd w:fill="F5F1EA" w:val="clear"/>
             <w:tcMar>
               <w:top w:type="dxa" w:w="100"/>
               <w:left w:type="dxa" w:w="160"/>
@@ -12659,7 +10132,7 @@
               <w:bottom w:val="single" w:color="E8E2D5" w:sz="4"/>
               <w:right w:val="single" w:color="E8E2D5" w:sz="4"/>
             </w:tcBorders>
-            <w:shd w:fill="FAF6EE" w:val="clear"/>
+            <w:shd w:fill="F5F1EA" w:val="clear"/>
             <w:tcMar>
               <w:top w:type="dxa" w:w="100"/>
               <w:left w:type="dxa" w:w="160"/>
@@ -12694,7 +10167,7 @@
     <w:p>
       <w:pPr>
         <w:pStyle w:val="Heading3"/>
-        <w:spacing w:after="120" w:before="240"/>
+        <w:spacing w:after="120" w:before="280"/>
       </w:pPr>
       <w:r>
         <w:rPr>
@@ -12702,10 +10175,10 @@
           <w:b/>
           <w:bCs/>
           <w:color w:val="1A1815"/>
-          <w:sz w:val="24"/>
-          <w:szCs w:val="24"/>
+          <w:sz w:val="26"/>
+          <w:szCs w:val="26"/>
         </w:rPr>
-        <w:t xml:space="preserve">Known-good test deals (for sanity-checking)</w:t>
+        <w:t xml:space="preserve">Known-good test deals</w:t>
       </w:r>
     </w:p>
     <w:tbl>
@@ -12721,14 +10194,14 @@
         </w:tblBorders>
       </w:tblPr>
       <w:tblGrid>
-        <w:gridCol w:w="2400"/>
-        <w:gridCol w:w="1600"/>
-        <w:gridCol w:w="5360"/>
+        <w:gridCol w:w="2800"/>
+        <w:gridCol w:w="1800"/>
+        <w:gridCol w:w="4760"/>
       </w:tblGrid>
       <w:tr>
         <w:tc>
           <w:tcPr>
-            <w:tcW w:type="dxa" w:w="2400"/>
+            <w:tcW w:type="dxa" w:w="2800"/>
             <w:tcBorders>
               <w:top w:val="single" w:color="E8E2D5" w:sz="4"/>
               <w:left w:val="single" w:color="E8E2D5" w:sz="4"/>
@@ -12753,8 +10226,8 @@
                 <w:b/>
                 <w:bCs/>
                 <w:color w:val="FFFFFF"/>
-                <w:sz w:val="16"/>
-                <w:szCs w:val="16"/>
+                <w:sz w:val="14"/>
+                <w:szCs w:val="14"/>
               </w:rPr>
               <w:t xml:space="preserve">DEAL</w:t>
             </w:r>
@@ -12762,7 +10235,7 @@
         </w:tc>
         <w:tc>
           <w:tcPr>
-            <w:tcW w:type="dxa" w:w="1600"/>
+            <w:tcW w:type="dxa" w:w="1800"/>
             <w:tcBorders>
               <w:top w:val="single" w:color="E8E2D5" w:sz="4"/>
               <w:left w:val="single" w:color="E8E2D5" w:sz="4"/>
@@ -12787,8 +10260,8 @@
                 <w:b/>
                 <w:bCs/>
                 <w:color w:val="FFFFFF"/>
-                <w:sz w:val="16"/>
-                <w:szCs w:val="16"/>
+                <w:sz w:val="14"/>
+                <w:szCs w:val="14"/>
               </w:rPr>
               <w:t xml:space="preserve">EXPECTED</w:t>
             </w:r>
@@ -12796,7 +10269,7 @@
         </w:tc>
         <w:tc>
           <w:tcPr>
-            <w:tcW w:type="dxa" w:w="5360"/>
+            <w:tcW w:type="dxa" w:w="4760"/>
             <w:tcBorders>
               <w:top w:val="single" w:color="E8E2D5" w:sz="4"/>
               <w:left w:val="single" w:color="E8E2D5" w:sz="4"/>
@@ -12821,10 +10294,10 @@
                 <w:b/>
                 <w:bCs/>
                 <w:color w:val="FFFFFF"/>
-                <w:sz w:val="16"/>
-                <w:szCs w:val="16"/>
-              </w:rPr>
-              <w:t xml:space="preserve">WHEN TO USE</w:t>
+                <w:sz w:val="14"/>
+                <w:szCs w:val="14"/>
+              </w:rPr>
+              <w:t xml:space="preserve">USE FOR</w:t>
             </w:r>
           </w:p>
         </w:tc>
@@ -12832,7 +10305,7 @@
       <w:tr>
         <w:tc>
           <w:tcPr>
-            <w:tcW w:type="dxa" w:w="2400"/>
+            <w:tcW w:type="dxa" w:w="2800"/>
             <w:tcBorders>
               <w:top w:val="single" w:color="E8E2D5" w:sz="4"/>
               <w:left w:val="single" w:color="E8E2D5" w:sz="4"/>
@@ -12860,13 +10333,13 @@
                 <w:sz w:val="19"/>
                 <w:szCs w:val="19"/>
               </w:rPr>
-              <w:t xml:space="preserve">OPTBOT / 841ea7e0</w:t>
-            </w:r>
-          </w:p>
-        </w:tc>
-        <w:tc>
-          <w:tcPr>
-            <w:tcW w:type="dxa" w:w="1600"/>
+              <w:t xml:space="preserve">OPTBOT  ·  841ea7e0</w:t>
+            </w:r>
+          </w:p>
+        </w:tc>
+        <w:tc>
+          <w:tcPr>
+            <w:tcW w:type="dxa" w:w="1800"/>
             <w:tcBorders>
               <w:top w:val="single" w:color="E8E2D5" w:sz="4"/>
               <w:left w:val="single" w:color="E8E2D5" w:sz="4"/>
@@ -12900,7 +10373,7 @@
         </w:tc>
         <w:tc>
           <w:tcPr>
-            <w:tcW w:type="dxa" w:w="5360"/>
+            <w:tcW w:type="dxa" w:w="4760"/>
             <w:tcBorders>
               <w:top w:val="single" w:color="E8E2D5" w:sz="4"/>
               <w:left w:val="single" w:color="E8E2D5" w:sz="4"/>
@@ -12928,7 +10401,7 @@
                 <w:sz w:val="19"/>
                 <w:szCs w:val="19"/>
               </w:rPr>
-              <w:t xml:space="preserve">Real RFP — multi-site, multi-file. The reference deal.</w:t>
+              <w:t xml:space="preserve">Real RFP — multi-site, multi-file. Reference deal.</w:t>
             </w:r>
           </w:p>
         </w:tc>
@@ -12936,7 +10409,7 @@
       <w:tr>
         <w:tc>
           <w:tcPr>
-            <w:tcW w:type="dxa" w:w="2400"/>
+            <w:tcW w:type="dxa" w:w="2800"/>
             <w:tcBorders>
               <w:top w:val="single" w:color="E8E2D5" w:sz="4"/>
               <w:left w:val="single" w:color="E8E2D5" w:sz="4"/>
@@ -12964,13 +10437,13 @@
                 <w:sz w:val="19"/>
                 <w:szCs w:val="19"/>
               </w:rPr>
-              <w:t xml:space="preserve">Yonah Sapir / 1bf0c10e</w:t>
-            </w:r>
-          </w:p>
-        </w:tc>
-        <w:tc>
-          <w:tcPr>
-            <w:tcW w:type="dxa" w:w="1600"/>
+              <w:t xml:space="preserve">Yonah Sapir  ·  1bf0c10e</w:t>
+            </w:r>
+          </w:p>
+        </w:tc>
+        <w:tc>
+          <w:tcPr>
+            <w:tcW w:type="dxa" w:w="1800"/>
             <w:tcBorders>
               <w:top w:val="single" w:color="E8E2D5" w:sz="4"/>
               <w:left w:val="single" w:color="E8E2D5" w:sz="4"/>
@@ -13004,7 +10477,7 @@
         </w:tc>
         <w:tc>
           <w:tcPr>
-            <w:tcW w:type="dxa" w:w="5360"/>
+            <w:tcW w:type="dxa" w:w="4760"/>
             <w:tcBorders>
               <w:top w:val="single" w:color="E8E2D5" w:sz="4"/>
               <w:left w:val="single" w:color="E8E2D5" w:sz="4"/>
@@ -13032,7 +10505,7 @@
                 <w:sz w:val="19"/>
                 <w:szCs w:val="19"/>
               </w:rPr>
-              <w:t xml:space="preserve">Thin input — single notes PDF. Use to test thin-input handling.</w:t>
+              <w:t xml:space="preserve">Thin input — single notes PDF. Tests thin-input handling.</w:t>
             </w:r>
           </w:p>
         </w:tc>
@@ -13040,7 +10513,7 @@
       <w:tr>
         <w:tc>
           <w:tcPr>
-            <w:tcW w:type="dxa" w:w="2400"/>
+            <w:tcW w:type="dxa" w:w="2800"/>
             <w:tcBorders>
               <w:top w:val="single" w:color="E8E2D5" w:sz="4"/>
               <w:left w:val="single" w:color="E8E2D5" w:sz="4"/>
@@ -13068,13 +10541,13 @@
                 <w:sz w:val="19"/>
                 <w:szCs w:val="19"/>
               </w:rPr>
-              <w:t xml:space="preserve">AP swap qty 101 / 02557291</w:t>
-            </w:r>
-          </w:p>
-        </w:tc>
-        <w:tc>
-          <w:tcPr>
-            <w:tcW w:type="dxa" w:w="1600"/>
+              <w:t xml:space="preserve">AP swap qty 101  ·  02557291</w:t>
+            </w:r>
+          </w:p>
+        </w:tc>
+        <w:tc>
+          <w:tcPr>
+            <w:tcW w:type="dxa" w:w="1800"/>
             <w:tcBorders>
               <w:top w:val="single" w:color="E8E2D5" w:sz="4"/>
               <w:left w:val="single" w:color="E8E2D5" w:sz="4"/>
@@ -13108,7 +10581,7 @@
         </w:tc>
         <w:tc>
           <w:tcPr>
-            <w:tcW w:type="dxa" w:w="5360"/>
+            <w:tcW w:type="dxa" w:w="4760"/>
             <w:tcBorders>
               <w:top w:val="single" w:color="E8E2D5" w:sz="4"/>
               <w:left w:val="single" w:color="E8E2D5" w:sz="4"/>
@@ -13152,7 +10625,6 @@
         <w:pBdr>
           <w:bottom w:val="single" w:color="E8E2D5" w:sz="8" w:space="1"/>
         </w:pBdr>
-        <w:spacing w:after="80" w:before="80"/>
       </w:pPr>
       <w:r>
         <w:t xml:space="preserve"/>
@@ -13170,7 +10642,7 @@
           <w:sz w:val="18"/>
           <w:szCs w:val="18"/>
         </w:rPr>
-        <w:t xml:space="preserve">PurPulse · OrbitBrief PM Field Guide v57.11</w:t>
+        <w:t xml:space="preserve">PurPulse · OrbitBrief PM Field Guide  ·  v57.13</w:t>
       </w:r>
     </w:p>
     <w:p>
@@ -13274,19 +10746,7 @@
         <w:sz w:val="16"/>
         <w:szCs w:val="16"/>
       </w:rPr>
-      <w:t xml:space="preserve"> of </w:t>
-    </w:r>
-    <w:r>
-      <w:rPr>
-        <w:rFonts w:ascii="JetBrains Mono" w:cs="JetBrains Mono" w:eastAsia="JetBrains Mono" w:hAnsi="JetBrains Mono"/>
-        <w:color w:val="9B9384"/>
-        <w:sz w:val="16"/>
-        <w:szCs w:val="16"/>
-      </w:rPr>
-      <w:fldChar w:fldCharType="begin"/>
-      <w:instrText xml:space="preserve">NUMPAGES</w:instrText>
-      <w:fldChar w:fldCharType="separate"/>
-      <w:fldChar w:fldCharType="end"/>
+      <w:t xml:space="preserve"> · PurPulse OrbitBrief</w:t>
     </w:r>
   </w:p>
 </w:ftr>
@@ -13346,7 +10806,7 @@
         <w:sz w:val="16"/>
         <w:szCs w:val="16"/>
       </w:rPr>
-      <w:t xml:space="preserve">OrbitBrief · PM Field Guide</w:t>
+      <w:t xml:space="preserve">OrbitBrief  ·  PM Field Guide</w:t>
     </w:r>
   </w:p>
 </w:hdr>
@@ -13446,7 +10906,7 @@
       <w:lvlText w:val="•"/>
       <w:lvlJc w:val="left"/>
       <w:pPr>
-        <w:ind w:left="540" w:hanging="360"/>
+        <w:ind w:left="560" w:hanging="360"/>
       </w:pPr>
       <w:rPr>
         <w:rFonts w:ascii="Inter" w:cs="Inter" w:eastAsia="Inter" w:hAnsi="Inter"/>
@@ -13464,7 +10924,7 @@
       <w:lvlText w:val="%1."/>
       <w:lvlJc w:val="left"/>
       <w:pPr>
-        <w:ind w:left="540" w:hanging="360"/>
+        <w:ind w:left="560" w:hanging="360"/>
       </w:pPr>
       <w:rPr>
         <w:rFonts w:ascii="Inter" w:cs="Inter" w:eastAsia="Inter" w:hAnsi="Inter"/>
@@ -13687,7 +11147,7 @@
     <w:next w:val="Normal"/>
     <w:qFormat/>
     <w:pPr>
-      <w:spacing w:after="200" w:before="400"/>
+      <w:spacing w:after="240" w:before="400"/>
       <w:outlineLvl w:val="0"/>
     </w:pPr>
     <w:rPr>
@@ -13695,8 +11155,8 @@
       <w:b/>
       <w:bCs/>
       <w:color w:val="1A1815"/>
-      <w:sz w:val="44"/>
-      <w:szCs w:val="44"/>
+      <w:sz w:val="52"/>
+      <w:szCs w:val="52"/>
     </w:rPr>
   </w:style>
   <w:style w:type="paragraph" w:styleId="Heading2">
@@ -13723,7 +11183,7 @@
     <w:next w:val="Normal"/>
     <w:qFormat/>
     <w:pPr>
-      <w:spacing w:after="120" w:before="240"/>
+      <w:spacing w:after="120" w:before="280"/>
       <w:outlineLvl w:val="2"/>
     </w:pPr>
     <w:rPr>
@@ -13731,8 +11191,8 @@
       <w:b/>
       <w:bCs/>
       <w:color w:val="1A1815"/>
-      <w:sz w:val="24"/>
-      <w:szCs w:val="24"/>
+      <w:sz w:val="26"/>
+      <w:szCs w:val="26"/>
     </w:rPr>
   </w:style>
 </w:styles>
